--- a/Quotations/27_28_December/Quotation Without Budget.docx
+++ b/Quotations/27_28_December/Quotation Without Budget.docx
@@ -256,10 +256,9 @@
             </w:r>
             <w:r>
               <w:rPr>
-                <w:rStyle w:val="IntenseEmphasis"/>
                 <w:rFonts w:asciiTheme="minorHAnsi" w:hAnsiTheme="minorHAnsi" w:cstheme="minorHAnsi"/>
-                <w:i w:val="0"/>
-                <w:iCs w:val="0"/>
+                <w:b w:val="0"/>
+                <w:bCs w:val="0"/>
                 <w:color w:val="000000" w:themeColor="text1"/>
                 <w:sz w:val="28"/>
                 <w:szCs w:val="28"/>
@@ -274,14 +273,13 @@
                   <w14:round/>
                 </w14:textOutline>
               </w:rPr>
-              <w:t>9</w:t>
-            </w:r>
-            <w:r>
-              <w:rPr>
-                <w:rStyle w:val="IntenseEmphasis"/>
+              <w:t>27</w:t>
+            </w:r>
+            <w:r>
+              <w:rPr>
                 <w:rFonts w:asciiTheme="minorHAnsi" w:hAnsiTheme="minorHAnsi" w:cstheme="minorHAnsi"/>
-                <w:i w:val="0"/>
-                <w:iCs w:val="0"/>
+                <w:b w:val="0"/>
+                <w:bCs w:val="0"/>
                 <w:color w:val="000000" w:themeColor="text1"/>
                 <w:sz w:val="28"/>
                 <w:szCs w:val="28"/>
@@ -297,14 +295,13 @@
                   <w14:round/>
                 </w14:textOutline>
               </w:rPr>
-              <w:t>th</w:t>
-            </w:r>
-            <w:r>
-              <w:rPr>
-                <w:rStyle w:val="IntenseEmphasis"/>
+              <w:t>TH</w:t>
+            </w:r>
+            <w:r>
+              <w:rPr>
                 <w:rFonts w:asciiTheme="minorHAnsi" w:hAnsiTheme="minorHAnsi" w:cstheme="minorHAnsi"/>
-                <w:i w:val="0"/>
-                <w:iCs w:val="0"/>
+                <w:b w:val="0"/>
+                <w:bCs w:val="0"/>
                 <w:color w:val="000000" w:themeColor="text1"/>
                 <w:sz w:val="28"/>
                 <w:szCs w:val="28"/>
@@ -319,74 +316,50 @@
                   <w14:round/>
                 </w14:textOutline>
               </w:rPr>
-              <w:t xml:space="preserve"> </w:t>
-            </w:r>
-            <w:r>
-              <w:rPr>
-                <w:rStyle w:val="IntenseEmphasis"/>
+              <w:t xml:space="preserve"> &amp; 28</w:t>
+            </w:r>
+            <w:r>
+              <w:rPr>
                 <w:rFonts w:asciiTheme="minorHAnsi" w:hAnsiTheme="minorHAnsi" w:cstheme="minorHAnsi"/>
-                <w:i w:val="0"/>
-                <w:iCs w:val="0"/>
+                <w:b w:val="0"/>
+                <w:bCs w:val="0"/>
                 <w:color w:val="000000" w:themeColor="text1"/>
                 <w:sz w:val="28"/>
                 <w:szCs w:val="28"/>
-                <w14:shadow w14:blurRad="38100" w14:dist="19050" w14:dir="2700000" w14:sx="100000" w14:sy="100000" w14:kx="0" w14:ky="0" w14:algn="tl">
-                  <w14:schemeClr w14:val="dk1">
-                    <w14:alpha w14:val="60000"/>
-                  </w14:schemeClr>
-                </w14:shadow>
-                <w14:textOutline w14:w="0" w14:cap="flat" w14:cmpd="sng" w14:algn="ctr">
-                  <w14:noFill/>
-                  <w14:prstDash w14:val="solid"/>
-                  <w14:round/>
-                </w14:textOutline>
-              </w:rPr>
-              <w:t>&amp; 10</w:t>
-            </w:r>
-            <w:r>
-              <w:rPr>
-                <w:rStyle w:val="IntenseEmphasis"/>
+                <w:vertAlign w:val="superscript"/>
+                <w14:shadow w14:blurRad="38100" w14:dist="19050" w14:dir="2700000" w14:sx="100000" w14:sy="100000" w14:kx="0" w14:ky="0" w14:algn="tl">
+                  <w14:schemeClr w14:val="dk1">
+                    <w14:alpha w14:val="60000"/>
+                  </w14:schemeClr>
+                </w14:shadow>
+                <w14:textOutline w14:w="0" w14:cap="flat" w14:cmpd="sng" w14:algn="ctr">
+                  <w14:noFill/>
+                  <w14:prstDash w14:val="solid"/>
+                  <w14:round/>
+                </w14:textOutline>
+              </w:rPr>
+              <w:t>TH</w:t>
+            </w:r>
+            <w:r>
+              <w:rPr>
                 <w:rFonts w:asciiTheme="minorHAnsi" w:hAnsiTheme="minorHAnsi" w:cstheme="minorHAnsi"/>
-                <w:i w:val="0"/>
-                <w:iCs w:val="0"/>
+                <w:b w:val="0"/>
+                <w:bCs w:val="0"/>
                 <w:color w:val="000000" w:themeColor="text1"/>
                 <w:sz w:val="28"/>
                 <w:szCs w:val="28"/>
-                <w:vertAlign w:val="superscript"/>
-                <w14:shadow w14:blurRad="38100" w14:dist="19050" w14:dir="2700000" w14:sx="100000" w14:sy="100000" w14:kx="0" w14:ky="0" w14:algn="tl">
-                  <w14:schemeClr w14:val="dk1">
-                    <w14:alpha w14:val="60000"/>
-                  </w14:schemeClr>
-                </w14:shadow>
-                <w14:textOutline w14:w="0" w14:cap="flat" w14:cmpd="sng" w14:algn="ctr">
-                  <w14:noFill/>
-                  <w14:prstDash w14:val="solid"/>
-                  <w14:round/>
-                </w14:textOutline>
-              </w:rPr>
-              <w:t>th</w:t>
-            </w:r>
-            <w:r>
-              <w:rPr>
-                <w:rStyle w:val="IntenseEmphasis"/>
-                <w:rFonts w:asciiTheme="minorHAnsi" w:hAnsiTheme="minorHAnsi" w:cstheme="minorHAnsi"/>
-                <w:i w:val="0"/>
-                <w:iCs w:val="0"/>
-                <w:color w:val="000000" w:themeColor="text1"/>
-                <w:sz w:val="28"/>
-                <w:szCs w:val="28"/>
-                <w14:shadow w14:blurRad="38100" w14:dist="19050" w14:dir="2700000" w14:sx="100000" w14:sy="100000" w14:kx="0" w14:ky="0" w14:algn="tl">
-                  <w14:schemeClr w14:val="dk1">
-                    <w14:alpha w14:val="60000"/>
-                  </w14:schemeClr>
-                </w14:shadow>
-                <w14:textOutline w14:w="0" w14:cap="flat" w14:cmpd="sng" w14:algn="ctr">
-                  <w14:noFill/>
-                  <w14:prstDash w14:val="solid"/>
-                  <w14:round/>
-                </w14:textOutline>
-              </w:rPr>
-              <w:t xml:space="preserve"> February 2026</w:t>
+                <w14:shadow w14:blurRad="38100" w14:dist="19050" w14:dir="2700000" w14:sx="100000" w14:sy="100000" w14:kx="0" w14:ky="0" w14:algn="tl">
+                  <w14:schemeClr w14:val="dk1">
+                    <w14:alpha w14:val="60000"/>
+                  </w14:schemeClr>
+                </w14:shadow>
+                <w14:textOutline w14:w="0" w14:cap="flat" w14:cmpd="sng" w14:algn="ctr">
+                  <w14:noFill/>
+                  <w14:prstDash w14:val="solid"/>
+                  <w14:round/>
+                </w14:textOutline>
+              </w:rPr>
+              <w:t xml:space="preserve"> DECEMBER 2025</w:t>
             </w:r>
           </w:p>
         </w:tc>
@@ -472,7 +445,7 @@
                   <w14:round/>
                 </w14:textOutline>
               </w:rPr>
-              <w:t xml:space="preserve">Date     </w:t>
+              <w:t xml:space="preserve">Date </w:t>
             </w:r>
             <w:r>
               <w:rPr>
@@ -492,26 +465,68 @@
                   <w14:round/>
                 </w14:textOutline>
               </w:rPr>
-              <w:t>9</w:t>
+              <w:t xml:space="preserve">    </w:t>
             </w:r>
             <w:r>
               <w:rPr>
                 <w:rFonts w:ascii="Abadi" w:eastAsiaTheme="majorEastAsia" w:hAnsi="Abadi" w:cs="Aharoni"/>
+                <w:bCs/>
+                <w:color w:val="385623" w:themeColor="accent6" w:themeShade="80"/>
+                <w:sz w:val="36"/>
+                <w:szCs w:val="36"/>
+                <w14:shadow w14:blurRad="38100" w14:dist="19050" w14:dir="2700000" w14:sx="100000" w14:sy="100000" w14:kx="0" w14:ky="0" w14:algn="tl">
+                  <w14:schemeClr w14:val="dk1">
+                    <w14:alpha w14:val="60000"/>
+                  </w14:schemeClr>
+                </w14:shadow>
+                <w14:textOutline w14:w="0" w14:cap="flat" w14:cmpd="sng" w14:algn="ctr">
+                  <w14:noFill/>
+                  <w14:prstDash w14:val="solid"/>
+                  <w14:round/>
+                </w14:textOutline>
+              </w:rPr>
+              <w:t>27</w:t>
+            </w:r>
+            <w:r>
+              <w:rPr>
+                <w:rFonts w:ascii="Abadi" w:eastAsiaTheme="majorEastAsia" w:hAnsi="Abadi" w:cs="Aharoni"/>
+                <w:bCs/>
                 <w:color w:val="385623" w:themeColor="accent6" w:themeShade="80"/>
                 <w:sz w:val="36"/>
                 <w:szCs w:val="36"/>
                 <w:vertAlign w:val="superscript"/>
+                <w14:shadow w14:blurRad="38100" w14:dist="19050" w14:dir="2700000" w14:sx="100000" w14:sy="100000" w14:kx="0" w14:ky="0" w14:algn="tl">
+                  <w14:schemeClr w14:val="dk1">
+                    <w14:alpha w14:val="60000"/>
+                  </w14:schemeClr>
+                </w14:shadow>
+                <w14:textOutline w14:w="0" w14:cap="flat" w14:cmpd="sng" w14:algn="ctr">
+                  <w14:noFill/>
+                  <w14:prstDash w14:val="solid"/>
+                  <w14:round/>
+                </w14:textOutline>
               </w:rPr>
               <w:t>th</w:t>
             </w:r>
             <w:r>
               <w:rPr>
-                <w:rFonts w:ascii="Abadi" w:eastAsiaTheme="majorEastAsia" w:hAnsi="Abadi" w:cs="Aharoni"/>
+                <w:rFonts w:ascii="Abadi" w:eastAsiaTheme="majorEastAsia" w:hAnsi="Abadi" w:cs="ADLaM Display"/>
+                <w:bCs/>
                 <w:color w:val="385623" w:themeColor="accent6" w:themeShade="80"/>
                 <w:sz w:val="36"/>
                 <w:szCs w:val="36"/>
-              </w:rPr>
-              <w:t xml:space="preserve"> February 2026</w:t>
+                <w14:shadow w14:blurRad="38100" w14:dist="19050" w14:dir="2700000" w14:sx="100000" w14:sy="100000" w14:kx="0" w14:ky="0" w14:algn="tl">
+                  <w14:schemeClr w14:val="dk1">
+                    <w14:alpha w14:val="60000"/>
+                  </w14:schemeClr>
+                </w14:shadow>
+                <w14:textOutline w14:w="0" w14:cap="flat" w14:cmpd="sng" w14:algn="ctr">
+                  <w14:noFill/>
+                  <w14:prstDash w14:val="solid"/>
+                  <w14:round/>
+                </w14:textOutline>
+              </w:rPr>
+              <w:t xml:space="preserve"> December 2025</w:t>
             </w:r>
           </w:p>
           <w:p>
@@ -788,24 +803,14 @@
                 <w:bCs w:val="0"/>
                 <w:i w:val="0"/>
                 <w:iCs w:val="0"/>
-                <w:color w:val="000000" w:themeColor="text1"/>
-                <w:sz w:val="28"/>
-                <w:szCs w:val="28"/>
-                <w14:shadow w14:blurRad="38100" w14:dist="19050" w14:dir="2700000" w14:sx="100000" w14:sy="100000" w14:kx="0" w14:ky="0" w14:algn="tl">
-                  <w14:schemeClr w14:val="dk1">
-                    <w14:alpha w14:val="60000"/>
-                  </w14:schemeClr>
-                </w14:shadow>
-                <w14:textOutline w14:w="0" w14:cap="flat" w14:cmpd="sng" w14:algn="ctr">
-                  <w14:noFill/>
-                  <w14:prstDash w14:val="solid"/>
-                  <w14:round/>
-                </w14:textOutline>
-              </w:rPr>
-              <w:t xml:space="preserve">Professional </w:t>
-            </w:r>
-            <w:proofErr w:type="spellStart"/>
-            <w:r>
+                <w:sz w:val="28"/>
+                <w:szCs w:val="28"/>
+              </w:rPr>
+              <w:t xml:space="preserve">Sound Setup </w:t>
+            </w:r>
+          </w:p>
+          <w:p>
+            <w:pPr>
               <w:rPr>
                 <w:rStyle w:val="IntenseEmphasis"/>
                 <w:rFonts w:eastAsia="Calibri Light"/>
@@ -813,47 +818,10 @@
                 <w:bCs w:val="0"/>
                 <w:i w:val="0"/>
                 <w:iCs w:val="0"/>
-                <w:color w:val="000000" w:themeColor="text1"/>
-                <w:sz w:val="28"/>
-                <w:szCs w:val="28"/>
-                <w14:shadow w14:blurRad="38100" w14:dist="19050" w14:dir="2700000" w14:sx="100000" w14:sy="100000" w14:kx="0" w14:ky="0" w14:algn="tl">
-                  <w14:schemeClr w14:val="dk1">
-                    <w14:alpha w14:val="60000"/>
-                  </w14:schemeClr>
-                </w14:shadow>
-                <w14:textOutline w14:w="0" w14:cap="flat" w14:cmpd="sng" w14:algn="ctr">
-                  <w14:noFill/>
-                  <w14:prstDash w14:val="solid"/>
-                  <w14:round/>
-                </w14:textOutline>
-              </w:rPr>
-              <w:t>Dholies</w:t>
-            </w:r>
-            <w:proofErr w:type="spellEnd"/>
-            <w:r>
-              <w:rPr>
-                <w:rStyle w:val="IntenseEmphasis"/>
-                <w:rFonts w:eastAsia="Calibri Light"/>
-                <w:b w:val="0"/>
-                <w:bCs w:val="0"/>
-                <w:i w:val="0"/>
-                <w:iCs w:val="0"/>
-                <w:color w:val="000000" w:themeColor="text1"/>
-                <w:sz w:val="28"/>
-                <w:szCs w:val="28"/>
-                <w14:shadow w14:blurRad="38100" w14:dist="19050" w14:dir="2700000" w14:sx="100000" w14:sy="100000" w14:kx="0" w14:ky="0" w14:algn="tl">
-                  <w14:schemeClr w14:val="dk1">
-                    <w14:alpha w14:val="60000"/>
-                  </w14:schemeClr>
-                </w14:shadow>
-                <w14:textOutline w14:w="0" w14:cap="flat" w14:cmpd="sng" w14:algn="ctr">
-                  <w14:noFill/>
-                  <w14:prstDash w14:val="solid"/>
-                  <w14:round/>
-                </w14:textOutline>
-              </w:rPr>
-              <w:t xml:space="preserve"> Team [4] </w:t>
-            </w:r>
+                <w:sz w:val="28"/>
+                <w:szCs w:val="28"/>
+              </w:rPr>
+            </w:pPr>
           </w:p>
           <w:p>
             <w:pPr>
@@ -869,19 +837,8 @@
                 <w:bCs w:val="0"/>
                 <w:i w:val="0"/>
                 <w:iCs w:val="0"/>
-                <w:color w:val="000000" w:themeColor="text1"/>
-                <w:sz w:val="28"/>
-                <w:szCs w:val="28"/>
-                <w14:shadow w14:blurRad="38100" w14:dist="19050" w14:dir="2700000" w14:sx="100000" w14:sy="100000" w14:kx="0" w14:ky="0" w14:algn="tl">
-                  <w14:schemeClr w14:val="dk1">
-                    <w14:alpha w14:val="60000"/>
-                  </w14:schemeClr>
-                </w14:shadow>
-                <w14:textOutline w14:w="0" w14:cap="flat" w14:cmpd="sng" w14:algn="ctr">
-                  <w14:noFill/>
-                  <w14:prstDash w14:val="solid"/>
-                  <w14:round/>
-                </w14:textOutline>
+                <w:sz w:val="28"/>
+                <w:szCs w:val="28"/>
               </w:rPr>
             </w:pPr>
             <w:r>
@@ -892,21 +849,10 @@
                 <w:bCs w:val="0"/>
                 <w:i w:val="0"/>
                 <w:iCs w:val="0"/>
-                <w:color w:val="000000" w:themeColor="text1"/>
-                <w:sz w:val="28"/>
-                <w:szCs w:val="28"/>
-                <w14:shadow w14:blurRad="38100" w14:dist="19050" w14:dir="2700000" w14:sx="100000" w14:sy="100000" w14:kx="0" w14:ky="0" w14:algn="tl">
-                  <w14:schemeClr w14:val="dk1">
-                    <w14:alpha w14:val="60000"/>
-                  </w14:schemeClr>
-                </w14:shadow>
-                <w14:textOutline w14:w="0" w14:cap="flat" w14:cmpd="sng" w14:algn="ctr">
-                  <w14:noFill/>
-                  <w14:prstDash w14:val="solid"/>
-                  <w14:round/>
-                </w14:textOutline>
-              </w:rPr>
-              <w:t xml:space="preserve">Name </w:t>
+                <w:sz w:val="28"/>
+                <w:szCs w:val="28"/>
+              </w:rPr>
+              <w:t xml:space="preserve">Professional </w:t>
             </w:r>
             <w:r>
               <w:rPr>
@@ -916,21 +862,10 @@
                 <w:bCs w:val="0"/>
                 <w:i w:val="0"/>
                 <w:iCs w:val="0"/>
-                <w:color w:val="000000" w:themeColor="text1"/>
-                <w:sz w:val="28"/>
-                <w:szCs w:val="28"/>
-                <w14:shadow w14:blurRad="38100" w14:dist="19050" w14:dir="2700000" w14:sx="100000" w14:sy="100000" w14:kx="0" w14:ky="0" w14:algn="tl">
-                  <w14:schemeClr w14:val="dk1">
-                    <w14:alpha w14:val="60000"/>
-                  </w14:schemeClr>
-                </w14:shadow>
-                <w14:textOutline w14:w="0" w14:cap="flat" w14:cmpd="sng" w14:algn="ctr">
-                  <w14:noFill/>
-                  <w14:prstDash w14:val="solid"/>
-                  <w14:round/>
-                </w14:textOutline>
-              </w:rPr>
-              <w:t>Hoarding</w:t>
+                <w:sz w:val="28"/>
+                <w:szCs w:val="28"/>
+              </w:rPr>
+              <w:t xml:space="preserve">DJ </w:t>
             </w:r>
             <w:r>
               <w:rPr>
@@ -940,21 +875,10 @@
                 <w:bCs w:val="0"/>
                 <w:i w:val="0"/>
                 <w:iCs w:val="0"/>
-                <w:color w:val="000000" w:themeColor="text1"/>
-                <w:sz w:val="28"/>
-                <w:szCs w:val="28"/>
-                <w14:shadow w14:blurRad="38100" w14:dist="19050" w14:dir="2700000" w14:sx="100000" w14:sy="100000" w14:kx="0" w14:ky="0" w14:algn="tl">
-                  <w14:schemeClr w14:val="dk1">
-                    <w14:alpha w14:val="60000"/>
-                  </w14:schemeClr>
-                </w14:shadow>
-                <w14:textOutline w14:w="0" w14:cap="flat" w14:cmpd="sng" w14:algn="ctr">
-                  <w14:noFill/>
-                  <w14:prstDash w14:val="solid"/>
-                  <w14:round/>
-                </w14:textOutline>
-              </w:rPr>
-              <w:t xml:space="preserve"> Boys</w:t>
+                <w:sz w:val="28"/>
+                <w:szCs w:val="28"/>
+              </w:rPr>
+              <w:t>Jockey</w:t>
             </w:r>
             <w:r>
               <w:rPr>
@@ -964,23 +888,14 @@
                 <w:bCs w:val="0"/>
                 <w:i w:val="0"/>
                 <w:iCs w:val="0"/>
-                <w:color w:val="000000" w:themeColor="text1"/>
-                <w:sz w:val="28"/>
-                <w:szCs w:val="28"/>
-                <w14:shadow w14:blurRad="38100" w14:dist="19050" w14:dir="2700000" w14:sx="100000" w14:sy="100000" w14:kx="0" w14:ky="0" w14:algn="tl">
-                  <w14:schemeClr w14:val="dk1">
-                    <w14:alpha w14:val="60000"/>
-                  </w14:schemeClr>
-                </w14:shadow>
-                <w14:textOutline w14:w="0" w14:cap="flat" w14:cmpd="sng" w14:algn="ctr">
-                  <w14:noFill/>
-                  <w14:prstDash w14:val="solid"/>
-                  <w14:round/>
-                </w14:textOutline>
-              </w:rPr>
-              <w:t xml:space="preserve"> </w:t>
-            </w:r>
-            <w:r>
+                <w:sz w:val="28"/>
+                <w:szCs w:val="28"/>
+              </w:rPr>
+              <w:t xml:space="preserve"> [In House]</w:t>
+            </w:r>
+          </w:p>
+          <w:p>
+            <w:pPr>
               <w:rPr>
                 <w:rStyle w:val="IntenseEmphasis"/>
                 <w:rFonts w:eastAsia="Calibri Light"/>
@@ -988,22 +903,57 @@
                 <w:bCs w:val="0"/>
                 <w:i w:val="0"/>
                 <w:iCs w:val="0"/>
-                <w:color w:val="000000" w:themeColor="text1"/>
-                <w:sz w:val="28"/>
-                <w:szCs w:val="28"/>
-                <w14:shadow w14:blurRad="38100" w14:dist="19050" w14:dir="2700000" w14:sx="100000" w14:sy="100000" w14:kx="0" w14:ky="0" w14:algn="tl">
-                  <w14:schemeClr w14:val="dk1">
-                    <w14:alpha w14:val="60000"/>
-                  </w14:schemeClr>
-                </w14:shadow>
-                <w14:textOutline w14:w="0" w14:cap="flat" w14:cmpd="sng" w14:algn="ctr">
-                  <w14:noFill/>
-                  <w14:prstDash w14:val="solid"/>
-                  <w14:round/>
-                </w14:textOutline>
-              </w:rPr>
-              <w:t>(2)</w:t>
-            </w:r>
+                <w:sz w:val="28"/>
+                <w:szCs w:val="28"/>
+              </w:rPr>
+            </w:pPr>
+          </w:p>
+          <w:p>
+            <w:pPr>
+              <w:pStyle w:val="ListParagraph"/>
+              <w:numPr>
+                <w:ilvl w:val="0"/>
+                <w:numId w:val="28"/>
+              </w:numPr>
+              <w:rPr>
+                <w:rStyle w:val="IntenseEmphasis"/>
+                <w:rFonts w:eastAsia="Calibri Light"/>
+                <w:b w:val="0"/>
+                <w:bCs w:val="0"/>
+                <w:i w:val="0"/>
+                <w:iCs w:val="0"/>
+                <w:sz w:val="28"/>
+                <w:szCs w:val="28"/>
+              </w:rPr>
+            </w:pPr>
+            <w:r>
+              <w:rPr>
+                <w:rStyle w:val="IntenseEmphasis"/>
+                <w:rFonts w:eastAsia="Calibri Light"/>
+                <w:b w:val="0"/>
+                <w:bCs w:val="0"/>
+                <w:i w:val="0"/>
+                <w:iCs w:val="0"/>
+                <w:sz w:val="28"/>
+                <w:szCs w:val="28"/>
+              </w:rPr>
+              <w:t>Microphones [2]</w:t>
+            </w:r>
+          </w:p>
+          <w:p>
+            <w:pPr>
+              <w:pStyle w:val="ListParagraph"/>
+              <w:rPr>
+                <w:rStyle w:val="IntenseEmphasis"/>
+                <w:rFonts w:eastAsia="Calibri Light"/>
+                <w:b w:val="0"/>
+                <w:bCs w:val="0"/>
+                <w:i w:val="0"/>
+                <w:iCs w:val="0"/>
+                <w:sz w:val="28"/>
+                <w:szCs w:val="28"/>
+              </w:rPr>
+            </w:pPr>
           </w:p>
           <w:p>
             <w:pPr>
@@ -1031,6 +981,46 @@
           <w:color w:val="538135" w:themeColor="accent6" w:themeShade="BF"/>
           <w:sz w:val="28"/>
           <w:szCs w:val="28"/>
+        </w:rPr>
+      </w:pPr>
+    </w:p>
+    <w:p>
+      <w:pPr>
+        <w:rPr>
+          <w:rFonts w:asciiTheme="majorHAnsi" w:eastAsiaTheme="majorEastAsia" w:hAnsiTheme="majorHAnsi" w:cstheme="majorBidi"/>
+          <w:b/>
+          <w:bCs/>
+          <w:color w:val="538135" w:themeColor="accent6" w:themeShade="BF"/>
+        </w:rPr>
+      </w:pPr>
+    </w:p>
+    <w:p>
+      <w:pPr>
+        <w:rPr>
+          <w:rFonts w:asciiTheme="majorHAnsi" w:eastAsiaTheme="majorEastAsia" w:hAnsiTheme="majorHAnsi" w:cstheme="majorBidi"/>
+          <w:b/>
+          <w:bCs/>
+          <w:color w:val="538135" w:themeColor="accent6" w:themeShade="BF"/>
+        </w:rPr>
+      </w:pPr>
+    </w:p>
+    <w:p>
+      <w:pPr>
+        <w:rPr>
+          <w:rFonts w:asciiTheme="majorHAnsi" w:eastAsiaTheme="majorEastAsia" w:hAnsiTheme="majorHAnsi" w:cstheme="majorBidi"/>
+          <w:b/>
+          <w:bCs/>
+          <w:color w:val="538135" w:themeColor="accent6" w:themeShade="BF"/>
+        </w:rPr>
+      </w:pPr>
+    </w:p>
+    <w:p>
+      <w:pPr>
+        <w:rPr>
+          <w:rFonts w:asciiTheme="majorHAnsi" w:eastAsiaTheme="majorEastAsia" w:hAnsiTheme="majorHAnsi" w:cstheme="majorBidi"/>
+          <w:b/>
+          <w:bCs/>
+          <w:color w:val="538135" w:themeColor="accent6" w:themeShade="BF"/>
         </w:rPr>
       </w:pPr>
     </w:p>
@@ -1166,8 +1156,7 @@
                   <w14:round/>
                 </w14:textOutline>
               </w:rPr>
-              <w:lastRenderedPageBreak/>
-              <w:t xml:space="preserve">Date     </w:t>
+              <w:t xml:space="preserve">Date </w:t>
             </w:r>
             <w:r>
               <w:rPr>
@@ -1187,30 +1176,50 @@
                   <w14:round/>
                 </w14:textOutline>
               </w:rPr>
-              <w:t>9</w:t>
+              <w:t xml:space="preserve">    </w:t>
             </w:r>
             <w:r>
               <w:rPr>
                 <w:rFonts w:ascii="Abadi" w:eastAsiaTheme="majorEastAsia" w:hAnsi="Abadi" w:cs="Aharoni"/>
+                <w:bCs/>
+                <w:color w:val="385623" w:themeColor="accent6" w:themeShade="80"/>
+                <w:sz w:val="36"/>
+                <w:szCs w:val="36"/>
+                <w14:shadow w14:blurRad="38100" w14:dist="19050" w14:dir="2700000" w14:sx="100000" w14:sy="100000" w14:kx="0" w14:ky="0" w14:algn="tl">
+                  <w14:schemeClr w14:val="dk1">
+                    <w14:alpha w14:val="60000"/>
+                  </w14:schemeClr>
+                </w14:shadow>
+                <w14:textOutline w14:w="0" w14:cap="flat" w14:cmpd="sng" w14:algn="ctr">
+                  <w14:noFill/>
+                  <w14:prstDash w14:val="solid"/>
+                  <w14:round/>
+                </w14:textOutline>
+              </w:rPr>
+              <w:t>27</w:t>
+            </w:r>
+            <w:r>
+              <w:rPr>
+                <w:rFonts w:ascii="Abadi" w:eastAsiaTheme="majorEastAsia" w:hAnsi="Abadi" w:cs="Aharoni"/>
+                <w:bCs/>
                 <w:color w:val="385623" w:themeColor="accent6" w:themeShade="80"/>
                 <w:sz w:val="36"/>
                 <w:szCs w:val="36"/>
                 <w:vertAlign w:val="superscript"/>
+                <w14:shadow w14:blurRad="38100" w14:dist="19050" w14:dir="2700000" w14:sx="100000" w14:sy="100000" w14:kx="0" w14:ky="0" w14:algn="tl">
+                  <w14:schemeClr w14:val="dk1">
+                    <w14:alpha w14:val="60000"/>
+                  </w14:schemeClr>
+                </w14:shadow>
+                <w14:textOutline w14:w="0" w14:cap="flat" w14:cmpd="sng" w14:algn="ctr">
+                  <w14:noFill/>
+                  <w14:prstDash w14:val="solid"/>
+                  <w14:round/>
+                </w14:textOutline>
               </w:rPr>
               <w:t>th</w:t>
             </w:r>
             <w:r>
-              <w:rPr>
-                <w:rFonts w:ascii="Abadi" w:eastAsiaTheme="majorEastAsia" w:hAnsi="Abadi" w:cs="Aharoni"/>
-                <w:color w:val="385623" w:themeColor="accent6" w:themeShade="80"/>
-                <w:sz w:val="36"/>
-                <w:szCs w:val="36"/>
-              </w:rPr>
-              <w:t xml:space="preserve"> February 2026</w:t>
-            </w:r>
-          </w:p>
-          <w:p>
-            <w:pPr>
               <w:rPr>
                 <w:rFonts w:ascii="Abadi" w:eastAsiaTheme="majorEastAsia" w:hAnsi="Abadi" w:cs="ADLaM Display"/>
                 <w:bCs/>
@@ -1228,8 +1237,11 @@
                   <w14:round/>
                 </w14:textOutline>
               </w:rPr>
-            </w:pPr>
-            <w:r>
+              <w:t xml:space="preserve"> December 2025</w:t>
+            </w:r>
+          </w:p>
+          <w:p>
+            <w:pPr>
               <w:rPr>
                 <w:rFonts w:ascii="Abadi" w:eastAsiaTheme="majorEastAsia" w:hAnsi="Abadi" w:cs="ADLaM Display"/>
                 <w:bCs/>
@@ -1247,30 +1259,8 @@
                   <w14:round/>
                 </w14:textOutline>
               </w:rPr>
-              <w:t xml:space="preserve">Event    </w:t>
-            </w:r>
-            <w:r>
-              <w:rPr>
-                <w:rFonts w:ascii="Abadi" w:eastAsiaTheme="majorEastAsia" w:hAnsi="Abadi" w:cs="ADLaM Display"/>
-                <w:color w:val="385623" w:themeColor="accent6" w:themeShade="80"/>
-                <w:sz w:val="36"/>
-                <w:szCs w:val="36"/>
-                <w14:shadow w14:blurRad="38100" w14:dist="19050" w14:dir="2700000" w14:sx="100000" w14:sy="100000" w14:kx="0" w14:ky="0" w14:algn="tl">
-                  <w14:schemeClr w14:val="dk1">
-                    <w14:alpha w14:val="60000"/>
-                  </w14:schemeClr>
-                </w14:shadow>
-                <w14:textOutline w14:w="0" w14:cap="flat" w14:cmpd="sng" w14:algn="ctr">
-                  <w14:noFill/>
-                  <w14:prstDash w14:val="solid"/>
-                  <w14:round/>
-                </w14:textOutline>
-              </w:rPr>
-              <w:t>Haldi</w:t>
-            </w:r>
-          </w:p>
-          <w:p>
-            <w:pPr>
+            </w:pPr>
+            <w:r>
               <w:rPr>
                 <w:rFonts w:ascii="Abadi" w:eastAsiaTheme="majorEastAsia" w:hAnsi="Abadi" w:cs="ADLaM Display"/>
                 <w:bCs/>
@@ -1288,7 +1278,8 @@
                   <w14:round/>
                 </w14:textOutline>
               </w:rPr>
-            </w:pPr>
+              <w:t xml:space="preserve">Event    </w:t>
+            </w:r>
             <w:r>
               <w:rPr>
                 <w:rFonts w:ascii="Abadi" w:eastAsiaTheme="majorEastAsia" w:hAnsi="Abadi" w:cs="ADLaM Display"/>
@@ -1307,9 +1298,20 @@
                   <w14:round/>
                 </w14:textOutline>
               </w:rPr>
-              <w:t xml:space="preserve">Venue   </w:t>
-            </w:r>
-            <w:r>
+              <w:t xml:space="preserve">Cocktail </w:t>
+            </w:r>
+            <w:r>
+              <w:rPr>
+                <w:rFonts w:ascii="Abadi" w:eastAsiaTheme="majorEastAsia" w:hAnsi="Abadi" w:cs="ADLaM Display"/>
+                <w:color w:val="385623" w:themeColor="accent6" w:themeShade="80"/>
+                <w:sz w:val="36"/>
+                <w:szCs w:val="36"/>
+              </w:rPr>
+              <w:t xml:space="preserve"> </w:t>
+            </w:r>
+          </w:p>
+          <w:p>
+            <w:pPr>
               <w:rPr>
                 <w:rFonts w:ascii="Abadi" w:eastAsiaTheme="majorEastAsia" w:hAnsi="Abadi" w:cs="ADLaM Display"/>
                 <w:bCs/>
@@ -1327,8 +1329,7 @@
                   <w14:round/>
                 </w14:textOutline>
               </w:rPr>
-              <w:t>Jal</w:t>
-            </w:r>
+            </w:pPr>
             <w:r>
               <w:rPr>
                 <w:rFonts w:ascii="Abadi" w:eastAsiaTheme="majorEastAsia" w:hAnsi="Abadi" w:cs="ADLaM Display"/>
@@ -1347,17 +1348,8 @@
                   <w14:round/>
                 </w14:textOutline>
               </w:rPr>
-              <w:t xml:space="preserve"> Mahal</w:t>
-            </w:r>
-          </w:p>
-          <w:p>
-            <w:pPr>
-              <w:rPr>
-                <w:rFonts w:ascii="ADLaM Display" w:hAnsi="ADLaM Display" w:cs="ADLaM Display"/>
-                <w:sz w:val="28"/>
-                <w:szCs w:val="28"/>
-              </w:rPr>
-            </w:pPr>
+              <w:t xml:space="preserve">Venue   </w:t>
+            </w:r>
             <w:r>
               <w:rPr>
                 <w:rFonts w:ascii="Abadi" w:eastAsiaTheme="majorEastAsia" w:hAnsi="Abadi" w:cs="ADLaM Display"/>
@@ -1376,7 +1368,7 @@
                   <w14:round/>
                 </w14:textOutline>
               </w:rPr>
-              <w:t xml:space="preserve">Time     </w:t>
+              <w:t>Sheesh</w:t>
             </w:r>
             <w:r>
               <w:rPr>
@@ -1396,8 +1388,17 @@
                   <w14:round/>
                 </w14:textOutline>
               </w:rPr>
-              <w:t>10</w:t>
-            </w:r>
+              <w:t xml:space="preserve"> Mahal</w:t>
+            </w:r>
+          </w:p>
+          <w:p>
+            <w:pPr>
+              <w:rPr>
+                <w:rFonts w:ascii="ADLaM Display" w:hAnsi="ADLaM Display" w:cs="ADLaM Display"/>
+                <w:sz w:val="28"/>
+                <w:szCs w:val="28"/>
+              </w:rPr>
+            </w:pPr>
             <w:r>
               <w:rPr>
                 <w:rFonts w:ascii="Abadi" w:eastAsiaTheme="majorEastAsia" w:hAnsi="Abadi" w:cs="ADLaM Display"/>
@@ -1416,7 +1417,7 @@
                   <w14:round/>
                 </w14:textOutline>
               </w:rPr>
-              <w:t xml:space="preserve">:00 </w:t>
+              <w:t xml:space="preserve">Time     </w:t>
             </w:r>
             <w:r>
               <w:rPr>
@@ -1436,7 +1437,47 @@
                   <w14:round/>
                 </w14:textOutline>
               </w:rPr>
-              <w:t>A</w:t>
+              <w:t>5</w:t>
+            </w:r>
+            <w:r>
+              <w:rPr>
+                <w:rFonts w:ascii="Abadi" w:eastAsiaTheme="majorEastAsia" w:hAnsi="Abadi" w:cs="ADLaM Display"/>
+                <w:bCs/>
+                <w:color w:val="385623" w:themeColor="accent6" w:themeShade="80"/>
+                <w:sz w:val="36"/>
+                <w:szCs w:val="36"/>
+                <w14:shadow w14:blurRad="38100" w14:dist="19050" w14:dir="2700000" w14:sx="100000" w14:sy="100000" w14:kx="0" w14:ky="0" w14:algn="tl">
+                  <w14:schemeClr w14:val="dk1">
+                    <w14:alpha w14:val="60000"/>
+                  </w14:schemeClr>
+                </w14:shadow>
+                <w14:textOutline w14:w="0" w14:cap="flat" w14:cmpd="sng" w14:algn="ctr">
+                  <w14:noFill/>
+                  <w14:prstDash w14:val="solid"/>
+                  <w14:round/>
+                </w14:textOutline>
+              </w:rPr>
+              <w:t xml:space="preserve">:00 </w:t>
+            </w:r>
+            <w:r>
+              <w:rPr>
+                <w:rFonts w:ascii="Abadi" w:eastAsiaTheme="majorEastAsia" w:hAnsi="Abadi" w:cs="ADLaM Display"/>
+                <w:bCs/>
+                <w:color w:val="385623" w:themeColor="accent6" w:themeShade="80"/>
+                <w:sz w:val="36"/>
+                <w:szCs w:val="36"/>
+                <w14:shadow w14:blurRad="38100" w14:dist="19050" w14:dir="2700000" w14:sx="100000" w14:sy="100000" w14:kx="0" w14:ky="0" w14:algn="tl">
+                  <w14:schemeClr w14:val="dk1">
+                    <w14:alpha w14:val="60000"/>
+                  </w14:schemeClr>
+                </w14:shadow>
+                <w14:textOutline w14:w="0" w14:cap="flat" w14:cmpd="sng" w14:algn="ctr">
+                  <w14:noFill/>
+                  <w14:prstDash w14:val="solid"/>
+                  <w14:round/>
+                </w14:textOutline>
+              </w:rPr>
+              <w:t>P</w:t>
             </w:r>
             <w:r>
               <w:rPr>
@@ -1476,680 +1517,30 @@
               <w:autoSpaceDE w:val="0"/>
               <w:autoSpaceDN w:val="0"/>
               <w:spacing w:before="122"/>
-              <w:jc w:val="center"/>
-              <w:rPr>
-                <w:rFonts w:asciiTheme="majorHAnsi" w:eastAsia="Calibri Light" w:hAnsiTheme="majorHAnsi" w:cstheme="majorHAnsi"/>
-                <w:sz w:val="28"/>
-                <w:szCs w:val="28"/>
-              </w:rPr>
-            </w:pPr>
-            <w:r>
               <w:rPr>
                 <w:rFonts w:ascii="Calibri Light" w:eastAsia="Microsoft Sans Serif" w:hAnsi="Microsoft Sans Serif" w:cs="Microsoft Sans Serif"/>
                 <w:color w:val="FFFFFF"/>
                 <w:sz w:val="28"/>
                 <w:szCs w:val="28"/>
               </w:rPr>
+            </w:pPr>
+            <w:r>
+              <w:rPr>
+                <w:rFonts w:ascii="Calibri Light" w:eastAsia="Microsoft Sans Serif" w:hAnsi="Microsoft Sans Serif" w:cs="Microsoft Sans Serif"/>
+                <w:color w:val="FFFFFF"/>
+                <w:sz w:val="28"/>
+                <w:szCs w:val="28"/>
+              </w:rPr>
+              <w:t xml:space="preserve">                                                           </w:t>
+            </w:r>
+            <w:r>
+              <w:rPr>
+                <w:rFonts w:ascii="Calibri Light" w:eastAsia="Microsoft Sans Serif" w:hAnsi="Microsoft Sans Serif" w:cs="Microsoft Sans Serif"/>
+                <w:color w:val="FFFFFF"/>
+                <w:sz w:val="28"/>
+                <w:szCs w:val="28"/>
+              </w:rPr>
               <w:t>OFFERINGS</w:t>
-            </w:r>
-          </w:p>
-        </w:tc>
-      </w:tr>
-      <w:tr>
-        <w:trPr>
-          <w:trHeight w:val="1386"/>
-        </w:trPr>
-        <w:tc>
-          <w:tcPr>
-            <w:tcW w:w="9358" w:type="dxa"/>
-          </w:tcPr>
-          <w:p>
-            <w:pPr>
-              <w:rPr>
-                <w:rStyle w:val="IntenseEmphasis"/>
-                <w:rFonts w:eastAsia="Calibri Light"/>
-                <w:b w:val="0"/>
-                <w:bCs w:val="0"/>
-                <w:i w:val="0"/>
-                <w:iCs w:val="0"/>
-                <w:color w:val="000000" w:themeColor="text1"/>
-                <w:sz w:val="28"/>
-                <w:szCs w:val="28"/>
-                <w14:shadow w14:blurRad="38100" w14:dist="19050" w14:dir="2700000" w14:sx="100000" w14:sy="100000" w14:kx="0" w14:ky="0" w14:algn="tl">
-                  <w14:schemeClr w14:val="dk1">
-                    <w14:alpha w14:val="60000"/>
-                  </w14:schemeClr>
-                </w14:shadow>
-                <w14:textOutline w14:w="0" w14:cap="flat" w14:cmpd="sng" w14:algn="ctr">
-                  <w14:noFill/>
-                  <w14:prstDash w14:val="solid"/>
-                  <w14:round/>
-                </w14:textOutline>
-              </w:rPr>
-            </w:pPr>
-          </w:p>
-          <w:p>
-            <w:pPr>
-              <w:pStyle w:val="ListParagraph"/>
-              <w:numPr>
-                <w:ilvl w:val="0"/>
-                <w:numId w:val="21"/>
-              </w:numPr>
-              <w:rPr>
-                <w:rStyle w:val="IntenseEmphasis"/>
-                <w:rFonts w:eastAsia="Calibri Light"/>
-                <w:b w:val="0"/>
-                <w:bCs w:val="0"/>
-                <w:i w:val="0"/>
-                <w:iCs w:val="0"/>
-                <w:color w:val="000000" w:themeColor="text1"/>
-                <w:sz w:val="28"/>
-                <w:szCs w:val="28"/>
-                <w14:shadow w14:blurRad="38100" w14:dist="19050" w14:dir="2700000" w14:sx="100000" w14:sy="100000" w14:kx="0" w14:ky="0" w14:algn="tl">
-                  <w14:schemeClr w14:val="dk1">
-                    <w14:alpha w14:val="60000"/>
-                  </w14:schemeClr>
-                </w14:shadow>
-                <w14:textOutline w14:w="0" w14:cap="flat" w14:cmpd="sng" w14:algn="ctr">
-                  <w14:noFill/>
-                  <w14:prstDash w14:val="solid"/>
-                  <w14:round/>
-                </w14:textOutline>
-              </w:rPr>
-            </w:pPr>
-            <w:r>
-              <w:rPr>
-                <w:rStyle w:val="IntenseEmphasis"/>
-                <w:rFonts w:eastAsia="Calibri Light"/>
-                <w:b w:val="0"/>
-                <w:bCs w:val="0"/>
-                <w:i w:val="0"/>
-                <w:iCs w:val="0"/>
-                <w:color w:val="000000" w:themeColor="text1"/>
-                <w:sz w:val="28"/>
-                <w:szCs w:val="28"/>
-                <w14:shadow w14:blurRad="38100" w14:dist="19050" w14:dir="2700000" w14:sx="100000" w14:sy="100000" w14:kx="0" w14:ky="0" w14:algn="tl">
-                  <w14:schemeClr w14:val="dk1">
-                    <w14:alpha w14:val="60000"/>
-                  </w14:schemeClr>
-                </w14:shadow>
-                <w14:textOutline w14:w="0" w14:cap="flat" w14:cmpd="sng" w14:algn="ctr">
-                  <w14:noFill/>
-                  <w14:prstDash w14:val="solid"/>
-                  <w14:round/>
-                </w14:textOutline>
-              </w:rPr>
-              <w:t>Sound Setup</w:t>
-            </w:r>
-          </w:p>
-          <w:p>
-            <w:pPr>
-              <w:pStyle w:val="ListParagraph"/>
-              <w:rPr>
-                <w:rStyle w:val="IntenseEmphasis"/>
-                <w:rFonts w:eastAsia="Calibri Light"/>
-                <w:b w:val="0"/>
-                <w:bCs w:val="0"/>
-                <w:i w:val="0"/>
-                <w:iCs w:val="0"/>
-                <w:color w:val="000000" w:themeColor="text1"/>
-                <w:sz w:val="28"/>
-                <w:szCs w:val="28"/>
-                <w14:shadow w14:blurRad="38100" w14:dist="19050" w14:dir="2700000" w14:sx="100000" w14:sy="100000" w14:kx="0" w14:ky="0" w14:algn="tl">
-                  <w14:schemeClr w14:val="dk1">
-                    <w14:alpha w14:val="60000"/>
-                  </w14:schemeClr>
-                </w14:shadow>
-                <w14:textOutline w14:w="0" w14:cap="flat" w14:cmpd="sng" w14:algn="ctr">
-                  <w14:noFill/>
-                  <w14:prstDash w14:val="solid"/>
-                  <w14:round/>
-                </w14:textOutline>
-              </w:rPr>
-            </w:pPr>
-            <w:r>
-              <w:rPr>
-                <w:rStyle w:val="IntenseEmphasis"/>
-                <w:rFonts w:eastAsia="Calibri Light"/>
-                <w:b w:val="0"/>
-                <w:bCs w:val="0"/>
-                <w:i w:val="0"/>
-                <w:iCs w:val="0"/>
-                <w:color w:val="000000" w:themeColor="text1"/>
-                <w:sz w:val="28"/>
-                <w:szCs w:val="28"/>
-                <w14:shadow w14:blurRad="38100" w14:dist="19050" w14:dir="2700000" w14:sx="100000" w14:sy="100000" w14:kx="0" w14:ky="0" w14:algn="tl">
-                  <w14:schemeClr w14:val="dk1">
-                    <w14:alpha w14:val="60000"/>
-                  </w14:schemeClr>
-                </w14:shadow>
-                <w14:textOutline w14:w="0" w14:cap="flat" w14:cmpd="sng" w14:algn="ctr">
-                  <w14:noFill/>
-                  <w14:prstDash w14:val="solid"/>
-                  <w14:round/>
-                </w14:textOutline>
-              </w:rPr>
-              <w:t>(Line Array, Bases &amp; Monitors)</w:t>
-            </w:r>
-          </w:p>
-          <w:p>
-            <w:pPr>
-              <w:rPr>
-                <w:rStyle w:val="IntenseEmphasis"/>
-                <w:rFonts w:eastAsia="Calibri Light"/>
-                <w:b w:val="0"/>
-                <w:bCs w:val="0"/>
-                <w:i w:val="0"/>
-                <w:iCs w:val="0"/>
-                <w:color w:val="000000" w:themeColor="text1"/>
-                <w:sz w:val="28"/>
-                <w:szCs w:val="28"/>
-                <w14:shadow w14:blurRad="38100" w14:dist="19050" w14:dir="2700000" w14:sx="100000" w14:sy="100000" w14:kx="0" w14:ky="0" w14:algn="tl">
-                  <w14:schemeClr w14:val="dk1">
-                    <w14:alpha w14:val="60000"/>
-                  </w14:schemeClr>
-                </w14:shadow>
-                <w14:textOutline w14:w="0" w14:cap="flat" w14:cmpd="sng" w14:algn="ctr">
-                  <w14:noFill/>
-                  <w14:prstDash w14:val="solid"/>
-                  <w14:round/>
-                </w14:textOutline>
-              </w:rPr>
-            </w:pPr>
-          </w:p>
-          <w:p>
-            <w:pPr>
-              <w:pStyle w:val="ListParagraph"/>
-              <w:numPr>
-                <w:ilvl w:val="0"/>
-                <w:numId w:val="28"/>
-              </w:numPr>
-              <w:rPr>
-                <w:rStyle w:val="IntenseEmphasis"/>
-                <w:rFonts w:eastAsia="Calibri Light"/>
-                <w:b w:val="0"/>
-                <w:bCs w:val="0"/>
-                <w:i w:val="0"/>
-                <w:iCs w:val="0"/>
-                <w:color w:val="000000" w:themeColor="text1"/>
-                <w:sz w:val="28"/>
-                <w:szCs w:val="28"/>
-                <w14:shadow w14:blurRad="38100" w14:dist="19050" w14:dir="2700000" w14:sx="100000" w14:sy="100000" w14:kx="0" w14:ky="0" w14:algn="tl">
-                  <w14:schemeClr w14:val="dk1">
-                    <w14:alpha w14:val="60000"/>
-                  </w14:schemeClr>
-                </w14:shadow>
-                <w14:textOutline w14:w="0" w14:cap="flat" w14:cmpd="sng" w14:algn="ctr">
-                  <w14:noFill/>
-                  <w14:prstDash w14:val="solid"/>
-                  <w14:round/>
-                </w14:textOutline>
-              </w:rPr>
-            </w:pPr>
-            <w:r>
-              <w:rPr>
-                <w:rStyle w:val="IntenseEmphasis"/>
-                <w:rFonts w:eastAsia="Calibri Light"/>
-                <w:b w:val="0"/>
-                <w:bCs w:val="0"/>
-                <w:i w:val="0"/>
-                <w:iCs w:val="0"/>
-                <w:color w:val="000000" w:themeColor="text1"/>
-                <w:sz w:val="28"/>
-                <w:szCs w:val="28"/>
-                <w14:shadow w14:blurRad="38100" w14:dist="19050" w14:dir="2700000" w14:sx="100000" w14:sy="100000" w14:kx="0" w14:ky="0" w14:algn="tl">
-                  <w14:schemeClr w14:val="dk1">
-                    <w14:alpha w14:val="60000"/>
-                  </w14:schemeClr>
-                </w14:shadow>
-                <w14:textOutline w14:w="0" w14:cap="flat" w14:cmpd="sng" w14:algn="ctr">
-                  <w14:noFill/>
-                  <w14:prstDash w14:val="solid"/>
-                  <w14:round/>
-                </w14:textOutline>
-              </w:rPr>
-              <w:t>Professional</w:t>
-            </w:r>
-            <w:r>
-              <w:rPr>
-                <w:rStyle w:val="IntenseEmphasis"/>
-                <w:rFonts w:eastAsia="Calibri Light"/>
-                <w:b w:val="0"/>
-                <w:bCs w:val="0"/>
-                <w:i w:val="0"/>
-                <w:iCs w:val="0"/>
-                <w:color w:val="000000" w:themeColor="text1"/>
-                <w:sz w:val="28"/>
-                <w:szCs w:val="28"/>
-                <w14:shadow w14:blurRad="38100" w14:dist="19050" w14:dir="2700000" w14:sx="100000" w14:sy="100000" w14:kx="0" w14:ky="0" w14:algn="tl">
-                  <w14:schemeClr w14:val="dk1">
-                    <w14:alpha w14:val="60000"/>
-                  </w14:schemeClr>
-                </w14:shadow>
-                <w14:textOutline w14:w="0" w14:cap="flat" w14:cmpd="sng" w14:algn="ctr">
-                  <w14:noFill/>
-                  <w14:prstDash w14:val="solid"/>
-                  <w14:round/>
-                </w14:textOutline>
-              </w:rPr>
-              <w:t xml:space="preserve"> </w:t>
-            </w:r>
-            <w:r>
-              <w:rPr>
-                <w:rStyle w:val="IntenseEmphasis"/>
-                <w:rFonts w:eastAsia="Calibri Light"/>
-                <w:b w:val="0"/>
-                <w:bCs w:val="0"/>
-                <w:i w:val="0"/>
-                <w:iCs w:val="0"/>
-                <w:color w:val="000000" w:themeColor="text1"/>
-                <w:sz w:val="28"/>
-                <w:szCs w:val="28"/>
-                <w14:shadow w14:blurRad="38100" w14:dist="19050" w14:dir="2700000" w14:sx="100000" w14:sy="100000" w14:kx="0" w14:ky="0" w14:algn="tl">
-                  <w14:schemeClr w14:val="dk1">
-                    <w14:alpha w14:val="60000"/>
-                  </w14:schemeClr>
-                </w14:shadow>
-                <w14:textOutline w14:w="0" w14:cap="flat" w14:cmpd="sng" w14:algn="ctr">
-                  <w14:noFill/>
-                  <w14:prstDash w14:val="solid"/>
-                  <w14:round/>
-                </w14:textOutline>
-              </w:rPr>
-              <w:t>Microphones</w:t>
-            </w:r>
-          </w:p>
-          <w:p>
-            <w:pPr>
-              <w:rPr>
-                <w:rStyle w:val="IntenseEmphasis"/>
-                <w:rFonts w:eastAsia="Calibri Light"/>
-                <w:b w:val="0"/>
-                <w:bCs w:val="0"/>
-                <w:i w:val="0"/>
-                <w:iCs w:val="0"/>
-                <w:color w:val="000000" w:themeColor="text1"/>
-                <w:sz w:val="28"/>
-                <w:szCs w:val="28"/>
-                <w14:shadow w14:blurRad="38100" w14:dist="19050" w14:dir="2700000" w14:sx="100000" w14:sy="100000" w14:kx="0" w14:ky="0" w14:algn="tl">
-                  <w14:schemeClr w14:val="dk1">
-                    <w14:alpha w14:val="60000"/>
-                  </w14:schemeClr>
-                </w14:shadow>
-                <w14:textOutline w14:w="0" w14:cap="flat" w14:cmpd="sng" w14:algn="ctr">
-                  <w14:noFill/>
-                  <w14:prstDash w14:val="solid"/>
-                  <w14:round/>
-                </w14:textOutline>
-              </w:rPr>
-            </w:pPr>
-          </w:p>
-          <w:p>
-            <w:pPr>
-              <w:pStyle w:val="ListParagraph"/>
-              <w:numPr>
-                <w:ilvl w:val="0"/>
-                <w:numId w:val="28"/>
-              </w:numPr>
-              <w:rPr>
-                <w:rStyle w:val="IntenseEmphasis"/>
-                <w:rFonts w:eastAsia="Calibri Light"/>
-                <w:b w:val="0"/>
-                <w:bCs w:val="0"/>
-                <w:i w:val="0"/>
-                <w:iCs w:val="0"/>
-                <w:color w:val="000000" w:themeColor="text1"/>
-                <w:sz w:val="28"/>
-                <w:szCs w:val="28"/>
-                <w14:shadow w14:blurRad="38100" w14:dist="19050" w14:dir="2700000" w14:sx="100000" w14:sy="100000" w14:kx="0" w14:ky="0" w14:algn="tl">
-                  <w14:schemeClr w14:val="dk1">
-                    <w14:alpha w14:val="60000"/>
-                  </w14:schemeClr>
-                </w14:shadow>
-                <w14:textOutline w14:w="0" w14:cap="flat" w14:cmpd="sng" w14:algn="ctr">
-                  <w14:noFill/>
-                  <w14:prstDash w14:val="solid"/>
-                  <w14:round/>
-                </w14:textOutline>
-              </w:rPr>
-            </w:pPr>
-            <w:r>
-              <w:rPr>
-                <w:rStyle w:val="IntenseEmphasis"/>
-                <w:rFonts w:eastAsia="Calibri Light"/>
-                <w:b w:val="0"/>
-                <w:bCs w:val="0"/>
-                <w:i w:val="0"/>
-                <w:iCs w:val="0"/>
-                <w:color w:val="000000" w:themeColor="text1"/>
-                <w:sz w:val="28"/>
-                <w:szCs w:val="28"/>
-                <w14:shadow w14:blurRad="38100" w14:dist="19050" w14:dir="2700000" w14:sx="100000" w14:sy="100000" w14:kx="0" w14:ky="0" w14:algn="tl">
-                  <w14:schemeClr w14:val="dk1">
-                    <w14:alpha w14:val="60000"/>
-                  </w14:schemeClr>
-                </w14:shadow>
-                <w14:textOutline w14:w="0" w14:cap="flat" w14:cmpd="sng" w14:algn="ctr">
-                  <w14:noFill/>
-                  <w14:prstDash w14:val="solid"/>
-                  <w14:round/>
-                </w14:textOutline>
-              </w:rPr>
-              <w:t>Wooden Console</w:t>
-            </w:r>
-            <w:r>
-              <w:rPr>
-                <w:rStyle w:val="IntenseEmphasis"/>
-                <w:rFonts w:eastAsia="Calibri Light"/>
-                <w:b w:val="0"/>
-                <w:bCs w:val="0"/>
-                <w:i w:val="0"/>
-                <w:iCs w:val="0"/>
-                <w:color w:val="000000" w:themeColor="text1"/>
-                <w:sz w:val="28"/>
-                <w:szCs w:val="28"/>
-                <w14:shadow w14:blurRad="38100" w14:dist="19050" w14:dir="2700000" w14:sx="100000" w14:sy="100000" w14:kx="0" w14:ky="0" w14:algn="tl">
-                  <w14:schemeClr w14:val="dk1">
-                    <w14:alpha w14:val="60000"/>
-                  </w14:schemeClr>
-                </w14:shadow>
-                <w14:textOutline w14:w="0" w14:cap="flat" w14:cmpd="sng" w14:algn="ctr">
-                  <w14:noFill/>
-                  <w14:prstDash w14:val="solid"/>
-                  <w14:round/>
-                </w14:textOutline>
-              </w:rPr>
-              <w:t xml:space="preserve"> </w:t>
-            </w:r>
-            <w:proofErr w:type="gramStart"/>
-            <w:r>
-              <w:rPr>
-                <w:rStyle w:val="IntenseEmphasis"/>
-                <w:rFonts w:eastAsia="Calibri Light"/>
-                <w:b w:val="0"/>
-                <w:bCs w:val="0"/>
-                <w:i w:val="0"/>
-                <w:iCs w:val="0"/>
-                <w:color w:val="000000" w:themeColor="text1"/>
-                <w:sz w:val="28"/>
-                <w:szCs w:val="28"/>
-                <w14:shadow w14:blurRad="38100" w14:dist="19050" w14:dir="2700000" w14:sx="100000" w14:sy="100000" w14:kx="0" w14:ky="0" w14:algn="tl">
-                  <w14:schemeClr w14:val="dk1">
-                    <w14:alpha w14:val="60000"/>
-                  </w14:schemeClr>
-                </w14:shadow>
-                <w14:textOutline w14:w="0" w14:cap="flat" w14:cmpd="sng" w14:algn="ctr">
-                  <w14:noFill/>
-                  <w14:prstDash w14:val="solid"/>
-                  <w14:round/>
-                </w14:textOutline>
-              </w:rPr>
-              <w:t>As</w:t>
-            </w:r>
-            <w:proofErr w:type="gramEnd"/>
-            <w:r>
-              <w:rPr>
-                <w:rStyle w:val="IntenseEmphasis"/>
-                <w:rFonts w:eastAsia="Calibri Light"/>
-                <w:b w:val="0"/>
-                <w:bCs w:val="0"/>
-                <w:i w:val="0"/>
-                <w:iCs w:val="0"/>
-                <w:color w:val="000000" w:themeColor="text1"/>
-                <w:sz w:val="28"/>
-                <w:szCs w:val="28"/>
-                <w14:shadow w14:blurRad="38100" w14:dist="19050" w14:dir="2700000" w14:sx="100000" w14:sy="100000" w14:kx="0" w14:ky="0" w14:algn="tl">
-                  <w14:schemeClr w14:val="dk1">
-                    <w14:alpha w14:val="60000"/>
-                  </w14:schemeClr>
-                </w14:shadow>
-                <w14:textOutline w14:w="0" w14:cap="flat" w14:cmpd="sng" w14:algn="ctr">
-                  <w14:noFill/>
-                  <w14:prstDash w14:val="solid"/>
-                  <w14:round/>
-                </w14:textOutline>
-              </w:rPr>
-              <w:t xml:space="preserve"> Per Theme</w:t>
-            </w:r>
-          </w:p>
-          <w:p>
-            <w:pPr>
-              <w:pStyle w:val="ListParagraph"/>
-              <w:rPr>
-                <w:rStyle w:val="IntenseEmphasis"/>
-                <w:rFonts w:eastAsia="Calibri Light"/>
-                <w:b w:val="0"/>
-                <w:bCs w:val="0"/>
-                <w:i w:val="0"/>
-                <w:iCs w:val="0"/>
-                <w:color w:val="000000" w:themeColor="text1"/>
-                <w:sz w:val="28"/>
-                <w:szCs w:val="28"/>
-                <w14:shadow w14:blurRad="38100" w14:dist="19050" w14:dir="2700000" w14:sx="100000" w14:sy="100000" w14:kx="0" w14:ky="0" w14:algn="tl">
-                  <w14:schemeClr w14:val="dk1">
-                    <w14:alpha w14:val="60000"/>
-                  </w14:schemeClr>
-                </w14:shadow>
-                <w14:textOutline w14:w="0" w14:cap="flat" w14:cmpd="sng" w14:algn="ctr">
-                  <w14:noFill/>
-                  <w14:prstDash w14:val="solid"/>
-                  <w14:round/>
-                </w14:textOutline>
-              </w:rPr>
-            </w:pPr>
-          </w:p>
-          <w:p>
-            <w:pPr>
-              <w:pStyle w:val="ListParagraph"/>
-              <w:numPr>
-                <w:ilvl w:val="0"/>
-                <w:numId w:val="28"/>
-              </w:numPr>
-              <w:rPr>
-                <w:rStyle w:val="IntenseEmphasis"/>
-                <w:rFonts w:eastAsia="Calibri Light"/>
-                <w:b w:val="0"/>
-                <w:bCs w:val="0"/>
-                <w:i w:val="0"/>
-                <w:iCs w:val="0"/>
-                <w:color w:val="000000" w:themeColor="text1"/>
-                <w:sz w:val="28"/>
-                <w:szCs w:val="28"/>
-                <w14:shadow w14:blurRad="38100" w14:dist="19050" w14:dir="2700000" w14:sx="100000" w14:sy="100000" w14:kx="0" w14:ky="0" w14:algn="tl">
-                  <w14:schemeClr w14:val="dk1">
-                    <w14:alpha w14:val="60000"/>
-                  </w14:schemeClr>
-                </w14:shadow>
-                <w14:textOutline w14:w="0" w14:cap="flat" w14:cmpd="sng" w14:algn="ctr">
-                  <w14:noFill/>
-                  <w14:prstDash w14:val="solid"/>
-                  <w14:round/>
-                </w14:textOutline>
-              </w:rPr>
-            </w:pPr>
-            <w:r>
-              <w:rPr>
-                <w:rStyle w:val="IntenseEmphasis"/>
-                <w:rFonts w:eastAsia="Calibri Light"/>
-                <w:b w:val="0"/>
-                <w:bCs w:val="0"/>
-                <w:i w:val="0"/>
-                <w:iCs w:val="0"/>
-                <w:color w:val="000000" w:themeColor="text1"/>
-                <w:sz w:val="28"/>
-                <w:szCs w:val="28"/>
-                <w14:shadow w14:blurRad="38100" w14:dist="19050" w14:dir="2700000" w14:sx="100000" w14:sy="100000" w14:kx="0" w14:ky="0" w14:algn="tl">
-                  <w14:schemeClr w14:val="dk1">
-                    <w14:alpha w14:val="60000"/>
-                  </w14:schemeClr>
-                </w14:shadow>
-                <w14:textOutline w14:w="0" w14:cap="flat" w14:cmpd="sng" w14:algn="ctr">
-                  <w14:noFill/>
-                  <w14:prstDash w14:val="solid"/>
-                  <w14:round/>
-                </w14:textOutline>
-              </w:rPr>
-              <w:t>Wooden Flex Floor (16x16 or 16x12) [As Per Theme]</w:t>
-            </w:r>
-          </w:p>
-          <w:p>
-            <w:pPr>
-              <w:pStyle w:val="ListParagraph"/>
-              <w:rPr>
-                <w:rStyle w:val="IntenseEmphasis"/>
-                <w:rFonts w:eastAsia="Calibri Light"/>
-                <w:b w:val="0"/>
-                <w:bCs w:val="0"/>
-                <w:i w:val="0"/>
-                <w:iCs w:val="0"/>
-                <w:color w:val="000000" w:themeColor="text1"/>
-                <w:sz w:val="28"/>
-                <w:szCs w:val="28"/>
-                <w14:shadow w14:blurRad="38100" w14:dist="19050" w14:dir="2700000" w14:sx="100000" w14:sy="100000" w14:kx="0" w14:ky="0" w14:algn="tl">
-                  <w14:schemeClr w14:val="dk1">
-                    <w14:alpha w14:val="60000"/>
-                  </w14:schemeClr>
-                </w14:shadow>
-                <w14:textOutline w14:w="0" w14:cap="flat" w14:cmpd="sng" w14:algn="ctr">
-                  <w14:noFill/>
-                  <w14:prstDash w14:val="solid"/>
-                  <w14:round/>
-                </w14:textOutline>
-              </w:rPr>
-            </w:pPr>
-          </w:p>
-          <w:p>
-            <w:pPr>
-              <w:pStyle w:val="ListParagraph"/>
-              <w:numPr>
-                <w:ilvl w:val="0"/>
-                <w:numId w:val="28"/>
-              </w:numPr>
-              <w:rPr>
-                <w:rStyle w:val="IntenseEmphasis"/>
-                <w:rFonts w:eastAsia="Calibri Light"/>
-                <w:b w:val="0"/>
-                <w:bCs w:val="0"/>
-                <w:i w:val="0"/>
-                <w:iCs w:val="0"/>
-                <w:color w:val="000000" w:themeColor="text1"/>
-                <w:sz w:val="28"/>
-                <w:szCs w:val="28"/>
-                <w14:shadow w14:blurRad="38100" w14:dist="19050" w14:dir="2700000" w14:sx="100000" w14:sy="100000" w14:kx="0" w14:ky="0" w14:algn="tl">
-                  <w14:schemeClr w14:val="dk1">
-                    <w14:alpha w14:val="60000"/>
-                  </w14:schemeClr>
-                </w14:shadow>
-                <w14:textOutline w14:w="0" w14:cap="flat" w14:cmpd="sng" w14:algn="ctr">
-                  <w14:noFill/>
-                  <w14:prstDash w14:val="solid"/>
-                  <w14:round/>
-                </w14:textOutline>
-              </w:rPr>
-            </w:pPr>
-            <w:r>
-              <w:rPr>
-                <w:rStyle w:val="IntenseEmphasis"/>
-                <w:rFonts w:eastAsia="Calibri Light"/>
-                <w:b w:val="0"/>
-                <w:bCs w:val="0"/>
-                <w:i w:val="0"/>
-                <w:iCs w:val="0"/>
-                <w:color w:val="000000" w:themeColor="text1"/>
-                <w:sz w:val="28"/>
-                <w:szCs w:val="28"/>
-                <w14:shadow w14:blurRad="38100" w14:dist="19050" w14:dir="2700000" w14:sx="100000" w14:sy="100000" w14:kx="0" w14:ky="0" w14:algn="tl">
-                  <w14:schemeClr w14:val="dk1">
-                    <w14:alpha w14:val="60000"/>
-                  </w14:schemeClr>
-                </w14:shadow>
-                <w14:textOutline w14:w="0" w14:cap="flat" w14:cmpd="sng" w14:algn="ctr">
-                  <w14:noFill/>
-                  <w14:prstDash w14:val="solid"/>
-                  <w14:round/>
-                </w14:textOutline>
-              </w:rPr>
-              <w:t>Sound Mixer</w:t>
-            </w:r>
-          </w:p>
-          <w:p>
-            <w:pPr>
-              <w:pStyle w:val="ListParagraph"/>
-              <w:rPr>
-                <w:rStyle w:val="IntenseEmphasis"/>
-                <w:rFonts w:eastAsia="Calibri Light"/>
-                <w:b w:val="0"/>
-                <w:bCs w:val="0"/>
-                <w:i w:val="0"/>
-                <w:iCs w:val="0"/>
-                <w:color w:val="000000" w:themeColor="text1"/>
-                <w:sz w:val="28"/>
-                <w:szCs w:val="28"/>
-                <w14:shadow w14:blurRad="38100" w14:dist="19050" w14:dir="2700000" w14:sx="100000" w14:sy="100000" w14:kx="0" w14:ky="0" w14:algn="tl">
-                  <w14:schemeClr w14:val="dk1">
-                    <w14:alpha w14:val="60000"/>
-                  </w14:schemeClr>
-                </w14:shadow>
-                <w14:textOutline w14:w="0" w14:cap="flat" w14:cmpd="sng" w14:algn="ctr">
-                  <w14:noFill/>
-                  <w14:prstDash w14:val="solid"/>
-                  <w14:round/>
-                </w14:textOutline>
-              </w:rPr>
-            </w:pPr>
-          </w:p>
-          <w:p>
-            <w:pPr>
-              <w:pStyle w:val="ListParagraph"/>
-              <w:numPr>
-                <w:ilvl w:val="0"/>
-                <w:numId w:val="28"/>
-              </w:numPr>
-              <w:rPr>
-                <w:rStyle w:val="IntenseEmphasis"/>
-                <w:rFonts w:eastAsia="Calibri Light"/>
-                <w:b w:val="0"/>
-                <w:bCs w:val="0"/>
-                <w:i w:val="0"/>
-                <w:iCs w:val="0"/>
-                <w:color w:val="000000" w:themeColor="text1"/>
-                <w:sz w:val="28"/>
-                <w:szCs w:val="28"/>
-                <w14:shadow w14:blurRad="38100" w14:dist="19050" w14:dir="2700000" w14:sx="100000" w14:sy="100000" w14:kx="0" w14:ky="0" w14:algn="tl">
-                  <w14:schemeClr w14:val="dk1">
-                    <w14:alpha w14:val="60000"/>
-                  </w14:schemeClr>
-                </w14:shadow>
-                <w14:textOutline w14:w="0" w14:cap="flat" w14:cmpd="sng" w14:algn="ctr">
-                  <w14:noFill/>
-                  <w14:prstDash w14:val="solid"/>
-                  <w14:round/>
-                </w14:textOutline>
-              </w:rPr>
-            </w:pPr>
-            <w:r>
-              <w:rPr>
-                <w:rStyle w:val="IntenseEmphasis"/>
-                <w:rFonts w:eastAsia="Calibri Light"/>
-                <w:b w:val="0"/>
-                <w:bCs w:val="0"/>
-                <w:i w:val="0"/>
-                <w:iCs w:val="0"/>
-                <w:color w:val="000000" w:themeColor="text1"/>
-                <w:sz w:val="28"/>
-                <w:szCs w:val="28"/>
-                <w14:shadow w14:blurRad="38100" w14:dist="19050" w14:dir="2700000" w14:sx="100000" w14:sy="100000" w14:kx="0" w14:ky="0" w14:algn="tl">
-                  <w14:schemeClr w14:val="dk1">
-                    <w14:alpha w14:val="60000"/>
-                  </w14:schemeClr>
-                </w14:shadow>
-                <w14:textOutline w14:w="0" w14:cap="flat" w14:cmpd="sng" w14:algn="ctr">
-                  <w14:noFill/>
-                  <w14:prstDash w14:val="solid"/>
-                  <w14:round/>
-                </w14:textOutline>
-              </w:rPr>
-              <w:t>Genset &amp; Maintenance</w:t>
             </w:r>
           </w:p>
         </w:tc>
@@ -2192,7 +1583,7 @@
               <w:pStyle w:val="ListParagraph"/>
               <w:numPr>
                 <w:ilvl w:val="0"/>
-                <w:numId w:val="28"/>
+                <w:numId w:val="21"/>
               </w:numPr>
               <w:rPr>
                 <w:rStyle w:val="IntenseEmphasis"/>
@@ -2238,7 +1629,7 @@
                   <w14:round/>
                 </w14:textOutline>
               </w:rPr>
-              <w:t>DJ</w:t>
+              <w:t xml:space="preserve">Grand </w:t>
             </w:r>
             <w:r>
               <w:rPr>
@@ -2262,8 +1653,670 @@
                   <w14:round/>
                 </w14:textOutline>
               </w:rPr>
-              <w:t xml:space="preserve"> Jockey [In House]</w:t>
-            </w:r>
+              <w:t>Sound Setup</w:t>
+            </w:r>
+          </w:p>
+          <w:p>
+            <w:pPr>
+              <w:pStyle w:val="ListParagraph"/>
+              <w:rPr>
+                <w:rStyle w:val="IntenseEmphasis"/>
+                <w:rFonts w:eastAsia="Calibri Light"/>
+                <w:b w:val="0"/>
+                <w:bCs w:val="0"/>
+                <w:i w:val="0"/>
+                <w:iCs w:val="0"/>
+                <w:color w:val="000000" w:themeColor="text1"/>
+                <w:sz w:val="28"/>
+                <w:szCs w:val="28"/>
+                <w14:shadow w14:blurRad="38100" w14:dist="19050" w14:dir="2700000" w14:sx="100000" w14:sy="100000" w14:kx="0" w14:ky="0" w14:algn="tl">
+                  <w14:schemeClr w14:val="dk1">
+                    <w14:alpha w14:val="60000"/>
+                  </w14:schemeClr>
+                </w14:shadow>
+                <w14:textOutline w14:w="0" w14:cap="flat" w14:cmpd="sng" w14:algn="ctr">
+                  <w14:noFill/>
+                  <w14:prstDash w14:val="solid"/>
+                  <w14:round/>
+                </w14:textOutline>
+              </w:rPr>
+            </w:pPr>
+            <w:r>
+              <w:rPr>
+                <w:rStyle w:val="IntenseEmphasis"/>
+                <w:rFonts w:eastAsia="Calibri Light"/>
+                <w:b w:val="0"/>
+                <w:bCs w:val="0"/>
+                <w:i w:val="0"/>
+                <w:iCs w:val="0"/>
+                <w:color w:val="000000" w:themeColor="text1"/>
+                <w:sz w:val="28"/>
+                <w:szCs w:val="28"/>
+                <w14:shadow w14:blurRad="38100" w14:dist="19050" w14:dir="2700000" w14:sx="100000" w14:sy="100000" w14:kx="0" w14:ky="0" w14:algn="tl">
+                  <w14:schemeClr w14:val="dk1">
+                    <w14:alpha w14:val="60000"/>
+                  </w14:schemeClr>
+                </w14:shadow>
+                <w14:textOutline w14:w="0" w14:cap="flat" w14:cmpd="sng" w14:algn="ctr">
+                  <w14:noFill/>
+                  <w14:prstDash w14:val="solid"/>
+                  <w14:round/>
+                </w14:textOutline>
+              </w:rPr>
+              <w:t>(Line Array, Bases &amp; Monitors)</w:t>
+            </w:r>
+          </w:p>
+          <w:p>
+            <w:pPr>
+              <w:rPr>
+                <w:rStyle w:val="IntenseEmphasis"/>
+                <w:rFonts w:eastAsia="Calibri Light"/>
+                <w:b w:val="0"/>
+                <w:bCs w:val="0"/>
+                <w:i w:val="0"/>
+                <w:iCs w:val="0"/>
+                <w:color w:val="000000" w:themeColor="text1"/>
+                <w:sz w:val="28"/>
+                <w:szCs w:val="28"/>
+                <w14:shadow w14:blurRad="38100" w14:dist="19050" w14:dir="2700000" w14:sx="100000" w14:sy="100000" w14:kx="0" w14:ky="0" w14:algn="tl">
+                  <w14:schemeClr w14:val="dk1">
+                    <w14:alpha w14:val="60000"/>
+                  </w14:schemeClr>
+                </w14:shadow>
+                <w14:textOutline w14:w="0" w14:cap="flat" w14:cmpd="sng" w14:algn="ctr">
+                  <w14:noFill/>
+                  <w14:prstDash w14:val="solid"/>
+                  <w14:round/>
+                </w14:textOutline>
+              </w:rPr>
+            </w:pPr>
+          </w:p>
+          <w:p>
+            <w:pPr>
+              <w:pStyle w:val="ListParagraph"/>
+              <w:numPr>
+                <w:ilvl w:val="0"/>
+                <w:numId w:val="21"/>
+              </w:numPr>
+              <w:rPr>
+                <w:rStyle w:val="IntenseEmphasis"/>
+                <w:rFonts w:eastAsia="Calibri Light"/>
+                <w:b w:val="0"/>
+                <w:bCs w:val="0"/>
+                <w:i w:val="0"/>
+                <w:iCs w:val="0"/>
+                <w:color w:val="000000" w:themeColor="text1"/>
+                <w:sz w:val="28"/>
+                <w:szCs w:val="28"/>
+                <w14:shadow w14:blurRad="38100" w14:dist="19050" w14:dir="2700000" w14:sx="100000" w14:sy="100000" w14:kx="0" w14:ky="0" w14:algn="tl">
+                  <w14:schemeClr w14:val="dk1">
+                    <w14:alpha w14:val="60000"/>
+                  </w14:schemeClr>
+                </w14:shadow>
+                <w14:textOutline w14:w="0" w14:cap="flat" w14:cmpd="sng" w14:algn="ctr">
+                  <w14:noFill/>
+                  <w14:prstDash w14:val="solid"/>
+                  <w14:round/>
+                </w14:textOutline>
+              </w:rPr>
+            </w:pPr>
+            <w:r>
+              <w:rPr>
+                <w:rStyle w:val="IntenseEmphasis"/>
+                <w:rFonts w:eastAsia="Calibri Light"/>
+                <w:b w:val="0"/>
+                <w:bCs w:val="0"/>
+                <w:i w:val="0"/>
+                <w:iCs w:val="0"/>
+                <w:color w:val="000000" w:themeColor="text1"/>
+                <w:sz w:val="28"/>
+                <w:szCs w:val="28"/>
+                <w14:shadow w14:blurRad="38100" w14:dist="19050" w14:dir="2700000" w14:sx="100000" w14:sy="100000" w14:kx="0" w14:ky="0" w14:algn="tl">
+                  <w14:schemeClr w14:val="dk1">
+                    <w14:alpha w14:val="60000"/>
+                  </w14:schemeClr>
+                </w14:shadow>
+                <w14:textOutline w14:w="0" w14:cap="flat" w14:cmpd="sng" w14:algn="ctr">
+                  <w14:noFill/>
+                  <w14:prstDash w14:val="solid"/>
+                  <w14:round/>
+                </w14:textOutline>
+              </w:rPr>
+              <w:t>Sharpy Lights &amp; Led Lights</w:t>
+            </w:r>
+          </w:p>
+          <w:p>
+            <w:pPr>
+              <w:rPr>
+                <w:rStyle w:val="IntenseEmphasis"/>
+                <w:rFonts w:eastAsia="Calibri Light"/>
+                <w:b w:val="0"/>
+                <w:bCs w:val="0"/>
+                <w:i w:val="0"/>
+                <w:iCs w:val="0"/>
+                <w:color w:val="000000" w:themeColor="text1"/>
+                <w:sz w:val="28"/>
+                <w:szCs w:val="28"/>
+                <w14:shadow w14:blurRad="38100" w14:dist="19050" w14:dir="2700000" w14:sx="100000" w14:sy="100000" w14:kx="0" w14:ky="0" w14:algn="tl">
+                  <w14:schemeClr w14:val="dk1">
+                    <w14:alpha w14:val="60000"/>
+                  </w14:schemeClr>
+                </w14:shadow>
+                <w14:textOutline w14:w="0" w14:cap="flat" w14:cmpd="sng" w14:algn="ctr">
+                  <w14:noFill/>
+                  <w14:prstDash w14:val="solid"/>
+                  <w14:round/>
+                </w14:textOutline>
+              </w:rPr>
+            </w:pPr>
+          </w:p>
+          <w:p>
+            <w:pPr>
+              <w:pStyle w:val="ListParagraph"/>
+              <w:numPr>
+                <w:ilvl w:val="0"/>
+                <w:numId w:val="21"/>
+              </w:numPr>
+              <w:rPr>
+                <w:rStyle w:val="IntenseEmphasis"/>
+                <w:rFonts w:eastAsia="Calibri Light"/>
+                <w:b w:val="0"/>
+                <w:bCs w:val="0"/>
+                <w:i w:val="0"/>
+                <w:iCs w:val="0"/>
+                <w:color w:val="000000" w:themeColor="text1"/>
+                <w:sz w:val="28"/>
+                <w:szCs w:val="28"/>
+                <w14:shadow w14:blurRad="38100" w14:dist="19050" w14:dir="2700000" w14:sx="100000" w14:sy="100000" w14:kx="0" w14:ky="0" w14:algn="tl">
+                  <w14:schemeClr w14:val="dk1">
+                    <w14:alpha w14:val="60000"/>
+                  </w14:schemeClr>
+                </w14:shadow>
+                <w14:textOutline w14:w="0" w14:cap="flat" w14:cmpd="sng" w14:algn="ctr">
+                  <w14:noFill/>
+                  <w14:prstDash w14:val="solid"/>
+                  <w14:round/>
+                </w14:textOutline>
+              </w:rPr>
+            </w:pPr>
+            <w:r>
+              <w:rPr>
+                <w:rStyle w:val="IntenseEmphasis"/>
+                <w:rFonts w:eastAsia="Calibri Light"/>
+                <w:b w:val="0"/>
+                <w:bCs w:val="0"/>
+                <w:i w:val="0"/>
+                <w:iCs w:val="0"/>
+                <w:color w:val="000000" w:themeColor="text1"/>
+                <w:sz w:val="28"/>
+                <w:szCs w:val="28"/>
+                <w14:shadow w14:blurRad="38100" w14:dist="19050" w14:dir="2700000" w14:sx="100000" w14:sy="100000" w14:kx="0" w14:ky="0" w14:algn="tl">
+                  <w14:schemeClr w14:val="dk1">
+                    <w14:alpha w14:val="60000"/>
+                  </w14:schemeClr>
+                </w14:shadow>
+                <w14:textOutline w14:w="0" w14:cap="flat" w14:cmpd="sng" w14:algn="ctr">
+                  <w14:noFill/>
+                  <w14:prstDash w14:val="solid"/>
+                  <w14:round/>
+                </w14:textOutline>
+              </w:rPr>
+              <w:t>Professional Microphones</w:t>
+            </w:r>
+            <w:r>
+              <w:rPr>
+                <w:rStyle w:val="IntenseEmphasis"/>
+                <w:rFonts w:eastAsia="Calibri Light"/>
+                <w:b w:val="0"/>
+                <w:bCs w:val="0"/>
+                <w:i w:val="0"/>
+                <w:iCs w:val="0"/>
+                <w:color w:val="000000" w:themeColor="text1"/>
+                <w:sz w:val="28"/>
+                <w:szCs w:val="28"/>
+                <w14:shadow w14:blurRad="38100" w14:dist="19050" w14:dir="2700000" w14:sx="100000" w14:sy="100000" w14:kx="0" w14:ky="0" w14:algn="tl">
+                  <w14:schemeClr w14:val="dk1">
+                    <w14:alpha w14:val="60000"/>
+                  </w14:schemeClr>
+                </w14:shadow>
+                <w14:textOutline w14:w="0" w14:cap="flat" w14:cmpd="sng" w14:algn="ctr">
+                  <w14:noFill/>
+                  <w14:prstDash w14:val="solid"/>
+                  <w14:round/>
+                </w14:textOutline>
+              </w:rPr>
+              <w:t xml:space="preserve"> [2]</w:t>
+            </w:r>
+          </w:p>
+          <w:p>
+            <w:pPr>
+              <w:pStyle w:val="ListParagraph"/>
+              <w:rPr>
+                <w:rStyle w:val="IntenseEmphasis"/>
+                <w:rFonts w:eastAsia="Calibri Light"/>
+                <w:b w:val="0"/>
+                <w:bCs w:val="0"/>
+                <w:i w:val="0"/>
+                <w:iCs w:val="0"/>
+                <w:color w:val="000000" w:themeColor="text1"/>
+                <w:sz w:val="28"/>
+                <w:szCs w:val="28"/>
+                <w14:shadow w14:blurRad="38100" w14:dist="19050" w14:dir="2700000" w14:sx="100000" w14:sy="100000" w14:kx="0" w14:ky="0" w14:algn="tl">
+                  <w14:schemeClr w14:val="dk1">
+                    <w14:alpha w14:val="60000"/>
+                  </w14:schemeClr>
+                </w14:shadow>
+                <w14:textOutline w14:w="0" w14:cap="flat" w14:cmpd="sng" w14:algn="ctr">
+                  <w14:noFill/>
+                  <w14:prstDash w14:val="solid"/>
+                  <w14:round/>
+                </w14:textOutline>
+              </w:rPr>
+            </w:pPr>
+          </w:p>
+          <w:p>
+            <w:pPr>
+              <w:pStyle w:val="ListParagraph"/>
+              <w:numPr>
+                <w:ilvl w:val="0"/>
+                <w:numId w:val="21"/>
+              </w:numPr>
+              <w:rPr>
+                <w:rStyle w:val="IntenseEmphasis"/>
+                <w:rFonts w:eastAsia="Calibri Light"/>
+                <w:b w:val="0"/>
+                <w:bCs w:val="0"/>
+                <w:i w:val="0"/>
+                <w:iCs w:val="0"/>
+                <w:color w:val="000000" w:themeColor="text1"/>
+                <w:sz w:val="28"/>
+                <w:szCs w:val="28"/>
+                <w14:shadow w14:blurRad="38100" w14:dist="19050" w14:dir="2700000" w14:sx="100000" w14:sy="100000" w14:kx="0" w14:ky="0" w14:algn="tl">
+                  <w14:schemeClr w14:val="dk1">
+                    <w14:alpha w14:val="60000"/>
+                  </w14:schemeClr>
+                </w14:shadow>
+                <w14:textOutline w14:w="0" w14:cap="flat" w14:cmpd="sng" w14:algn="ctr">
+                  <w14:noFill/>
+                  <w14:prstDash w14:val="solid"/>
+                  <w14:round/>
+                </w14:textOutline>
+              </w:rPr>
+            </w:pPr>
+            <w:r>
+              <w:rPr>
+                <w:rStyle w:val="IntenseEmphasis"/>
+                <w:rFonts w:eastAsia="Calibri Light"/>
+                <w:b w:val="0"/>
+                <w:bCs w:val="0"/>
+                <w:i w:val="0"/>
+                <w:iCs w:val="0"/>
+                <w:color w:val="000000" w:themeColor="text1"/>
+                <w:sz w:val="28"/>
+                <w:szCs w:val="28"/>
+                <w14:shadow w14:blurRad="38100" w14:dist="19050" w14:dir="2700000" w14:sx="100000" w14:sy="100000" w14:kx="0" w14:ky="0" w14:algn="tl">
+                  <w14:schemeClr w14:val="dk1">
+                    <w14:alpha w14:val="60000"/>
+                  </w14:schemeClr>
+                </w14:shadow>
+                <w14:textOutline w14:w="0" w14:cap="flat" w14:cmpd="sng" w14:algn="ctr">
+                  <w14:noFill/>
+                  <w14:prstDash w14:val="solid"/>
+                  <w14:round/>
+                </w14:textOutline>
+              </w:rPr>
+              <w:t xml:space="preserve">Flex Dance </w:t>
+            </w:r>
+            <w:r>
+              <w:rPr>
+                <w:rFonts w:eastAsia="Calibri Light"/>
+                <w:color w:val="000000" w:themeColor="text1"/>
+                <w:sz w:val="28"/>
+                <w:szCs w:val="28"/>
+                <w14:shadow w14:blurRad="38100" w14:dist="19050" w14:dir="2700000" w14:sx="100000" w14:sy="100000" w14:kx="0" w14:ky="0" w14:algn="tl">
+                  <w14:schemeClr w14:val="dk1">
+                    <w14:alpha w14:val="60000"/>
+                  </w14:schemeClr>
+                </w14:shadow>
+                <w14:textOutline w14:w="0" w14:cap="flat" w14:cmpd="sng" w14:algn="ctr">
+                  <w14:noFill/>
+                  <w14:prstDash w14:val="solid"/>
+                  <w14:round/>
+                </w14:textOutline>
+              </w:rPr>
+              <w:t>Wooden Floor (16x24)</w:t>
+            </w:r>
+            <w:r>
+              <w:rPr>
+                <w:rFonts w:eastAsia="Calibri Light"/>
+                <w:color w:val="000000" w:themeColor="text1"/>
+                <w:sz w:val="28"/>
+                <w:szCs w:val="28"/>
+                <w14:shadow w14:blurRad="38100" w14:dist="19050" w14:dir="2700000" w14:sx="100000" w14:sy="100000" w14:kx="0" w14:ky="0" w14:algn="tl">
+                  <w14:schemeClr w14:val="dk1">
+                    <w14:alpha w14:val="60000"/>
+                  </w14:schemeClr>
+                </w14:shadow>
+                <w14:textOutline w14:w="0" w14:cap="flat" w14:cmpd="sng" w14:algn="ctr">
+                  <w14:noFill/>
+                  <w14:prstDash w14:val="solid"/>
+                  <w14:round/>
+                </w14:textOutline>
+              </w:rPr>
+              <w:t xml:space="preserve"> As Per Theme</w:t>
+            </w:r>
+          </w:p>
+          <w:p>
+            <w:pPr>
+              <w:rPr>
+                <w:rStyle w:val="IntenseEmphasis"/>
+                <w:rFonts w:eastAsia="Calibri Light"/>
+                <w:b w:val="0"/>
+                <w:bCs w:val="0"/>
+                <w:i w:val="0"/>
+                <w:iCs w:val="0"/>
+                <w:color w:val="000000" w:themeColor="text1"/>
+                <w:sz w:val="28"/>
+                <w:szCs w:val="28"/>
+                <w14:shadow w14:blurRad="38100" w14:dist="19050" w14:dir="2700000" w14:sx="100000" w14:sy="100000" w14:kx="0" w14:ky="0" w14:algn="tl">
+                  <w14:schemeClr w14:val="dk1">
+                    <w14:alpha w14:val="60000"/>
+                  </w14:schemeClr>
+                </w14:shadow>
+                <w14:textOutline w14:w="0" w14:cap="flat" w14:cmpd="sng" w14:algn="ctr">
+                  <w14:noFill/>
+                  <w14:prstDash w14:val="solid"/>
+                  <w14:round/>
+                </w14:textOutline>
+              </w:rPr>
+            </w:pPr>
+          </w:p>
+          <w:p>
+            <w:pPr>
+              <w:pStyle w:val="ListParagraph"/>
+              <w:numPr>
+                <w:ilvl w:val="0"/>
+                <w:numId w:val="21"/>
+              </w:numPr>
+              <w:rPr>
+                <w:rStyle w:val="IntenseEmphasis"/>
+                <w:rFonts w:eastAsia="Calibri Light"/>
+                <w:b w:val="0"/>
+                <w:bCs w:val="0"/>
+                <w:i w:val="0"/>
+                <w:iCs w:val="0"/>
+                <w:color w:val="000000" w:themeColor="text1"/>
+                <w:sz w:val="28"/>
+                <w:szCs w:val="28"/>
+                <w14:shadow w14:blurRad="38100" w14:dist="19050" w14:dir="2700000" w14:sx="100000" w14:sy="100000" w14:kx="0" w14:ky="0" w14:algn="tl">
+                  <w14:schemeClr w14:val="dk1">
+                    <w14:alpha w14:val="60000"/>
+                  </w14:schemeClr>
+                </w14:shadow>
+                <w14:textOutline w14:w="0" w14:cap="flat" w14:cmpd="sng" w14:algn="ctr">
+                  <w14:noFill/>
+                  <w14:prstDash w14:val="solid"/>
+                  <w14:round/>
+                </w14:textOutline>
+              </w:rPr>
+            </w:pPr>
+            <w:r>
+              <w:rPr>
+                <w:rStyle w:val="IntenseEmphasis"/>
+                <w:rFonts w:eastAsia="Calibri Light"/>
+                <w:b w:val="0"/>
+                <w:bCs w:val="0"/>
+                <w:i w:val="0"/>
+                <w:iCs w:val="0"/>
+                <w:color w:val="000000" w:themeColor="text1"/>
+                <w:sz w:val="28"/>
+                <w:szCs w:val="28"/>
+                <w14:shadow w14:blurRad="38100" w14:dist="19050" w14:dir="2700000" w14:sx="100000" w14:sy="100000" w14:kx="0" w14:ky="0" w14:algn="tl">
+                  <w14:schemeClr w14:val="dk1">
+                    <w14:alpha w14:val="60000"/>
+                  </w14:schemeClr>
+                </w14:shadow>
+                <w14:textOutline w14:w="0" w14:cap="flat" w14:cmpd="sng" w14:algn="ctr">
+                  <w14:noFill/>
+                  <w14:prstDash w14:val="solid"/>
+                  <w14:round/>
+                </w14:textOutline>
+              </w:rPr>
+              <w:t>Sound Mixer</w:t>
+            </w:r>
+          </w:p>
+          <w:p>
+            <w:pPr>
+              <w:pStyle w:val="ListParagraph"/>
+              <w:rPr>
+                <w:rStyle w:val="IntenseEmphasis"/>
+                <w:rFonts w:eastAsia="Calibri Light"/>
+                <w:b w:val="0"/>
+                <w:bCs w:val="0"/>
+                <w:i w:val="0"/>
+                <w:iCs w:val="0"/>
+                <w:color w:val="000000" w:themeColor="text1"/>
+                <w:sz w:val="28"/>
+                <w:szCs w:val="28"/>
+                <w14:shadow w14:blurRad="38100" w14:dist="19050" w14:dir="2700000" w14:sx="100000" w14:sy="100000" w14:kx="0" w14:ky="0" w14:algn="tl">
+                  <w14:schemeClr w14:val="dk1">
+                    <w14:alpha w14:val="60000"/>
+                  </w14:schemeClr>
+                </w14:shadow>
+                <w14:textOutline w14:w="0" w14:cap="flat" w14:cmpd="sng" w14:algn="ctr">
+                  <w14:noFill/>
+                  <w14:prstDash w14:val="solid"/>
+                  <w14:round/>
+                </w14:textOutline>
+              </w:rPr>
+            </w:pPr>
+          </w:p>
+          <w:p>
+            <w:pPr>
+              <w:pStyle w:val="ListParagraph"/>
+              <w:numPr>
+                <w:ilvl w:val="0"/>
+                <w:numId w:val="21"/>
+              </w:numPr>
+              <w:rPr>
+                <w:rStyle w:val="IntenseEmphasis"/>
+                <w:rFonts w:eastAsia="Calibri Light"/>
+                <w:b w:val="0"/>
+                <w:bCs w:val="0"/>
+                <w:i w:val="0"/>
+                <w:iCs w:val="0"/>
+                <w:color w:val="000000" w:themeColor="text1"/>
+                <w:sz w:val="28"/>
+                <w:szCs w:val="28"/>
+                <w14:shadow w14:blurRad="38100" w14:dist="19050" w14:dir="2700000" w14:sx="100000" w14:sy="100000" w14:kx="0" w14:ky="0" w14:algn="tl">
+                  <w14:schemeClr w14:val="dk1">
+                    <w14:alpha w14:val="60000"/>
+                  </w14:schemeClr>
+                </w14:shadow>
+                <w14:textOutline w14:w="0" w14:cap="flat" w14:cmpd="sng" w14:algn="ctr">
+                  <w14:noFill/>
+                  <w14:prstDash w14:val="solid"/>
+                  <w14:round/>
+                </w14:textOutline>
+              </w:rPr>
+            </w:pPr>
+            <w:r>
+              <w:rPr>
+                <w:rStyle w:val="IntenseEmphasis"/>
+                <w:rFonts w:eastAsia="Calibri Light"/>
+                <w:b w:val="0"/>
+                <w:bCs w:val="0"/>
+                <w:i w:val="0"/>
+                <w:iCs w:val="0"/>
+                <w:color w:val="000000" w:themeColor="text1"/>
+                <w:sz w:val="28"/>
+                <w:szCs w:val="28"/>
+                <w14:shadow w14:blurRad="38100" w14:dist="19050" w14:dir="2700000" w14:sx="100000" w14:sy="100000" w14:kx="0" w14:ky="0" w14:algn="tl">
+                  <w14:schemeClr w14:val="dk1">
+                    <w14:alpha w14:val="60000"/>
+                  </w14:schemeClr>
+                </w14:shadow>
+                <w14:textOutline w14:w="0" w14:cap="flat" w14:cmpd="sng" w14:algn="ctr">
+                  <w14:noFill/>
+                  <w14:prstDash w14:val="solid"/>
+                  <w14:round/>
+                </w14:textOutline>
+              </w:rPr>
+              <w:t>Genset &amp; Maintenance</w:t>
+            </w:r>
+          </w:p>
+          <w:p>
+            <w:pPr>
+              <w:pStyle w:val="ListParagraph"/>
+              <w:rPr>
+                <w:rStyle w:val="IntenseEmphasis"/>
+                <w:rFonts w:eastAsia="Calibri Light"/>
+                <w:b w:val="0"/>
+                <w:bCs w:val="0"/>
+                <w:i w:val="0"/>
+                <w:iCs w:val="0"/>
+                <w:color w:val="000000" w:themeColor="text1"/>
+                <w:sz w:val="28"/>
+                <w:szCs w:val="28"/>
+                <w14:shadow w14:blurRad="38100" w14:dist="19050" w14:dir="2700000" w14:sx="100000" w14:sy="100000" w14:kx="0" w14:ky="0" w14:algn="tl">
+                  <w14:schemeClr w14:val="dk1">
+                    <w14:alpha w14:val="60000"/>
+                  </w14:schemeClr>
+                </w14:shadow>
+                <w14:textOutline w14:w="0" w14:cap="flat" w14:cmpd="sng" w14:algn="ctr">
+                  <w14:noFill/>
+                  <w14:prstDash w14:val="solid"/>
+                  <w14:round/>
+                </w14:textOutline>
+              </w:rPr>
+            </w:pPr>
+          </w:p>
+          <w:p>
+            <w:pPr>
+              <w:pStyle w:val="ListParagraph"/>
+              <w:numPr>
+                <w:ilvl w:val="0"/>
+                <w:numId w:val="21"/>
+              </w:numPr>
+              <w:rPr>
+                <w:rStyle w:val="IntenseEmphasis"/>
+                <w:rFonts w:eastAsia="Calibri Light"/>
+                <w:b w:val="0"/>
+                <w:bCs w:val="0"/>
+                <w:i w:val="0"/>
+                <w:iCs w:val="0"/>
+                <w:color w:val="000000" w:themeColor="text1"/>
+                <w:sz w:val="28"/>
+                <w:szCs w:val="28"/>
+                <w14:shadow w14:blurRad="38100" w14:dist="19050" w14:dir="2700000" w14:sx="100000" w14:sy="100000" w14:kx="0" w14:ky="0" w14:algn="tl">
+                  <w14:schemeClr w14:val="dk1">
+                    <w14:alpha w14:val="60000"/>
+                  </w14:schemeClr>
+                </w14:shadow>
+                <w14:textOutline w14:w="0" w14:cap="flat" w14:cmpd="sng" w14:algn="ctr">
+                  <w14:noFill/>
+                  <w14:prstDash w14:val="solid"/>
+                  <w14:round/>
+                </w14:textOutline>
+              </w:rPr>
+            </w:pPr>
+            <w:r>
+              <w:rPr>
+                <w:rStyle w:val="IntenseEmphasis"/>
+                <w:rFonts w:eastAsia="Calibri Light"/>
+                <w:b w:val="0"/>
+                <w:bCs w:val="0"/>
+                <w:i w:val="0"/>
+                <w:iCs w:val="0"/>
+                <w:color w:val="000000" w:themeColor="text1"/>
+                <w:sz w:val="28"/>
+                <w:szCs w:val="28"/>
+                <w14:shadow w14:blurRad="38100" w14:dist="19050" w14:dir="2700000" w14:sx="100000" w14:sy="100000" w14:kx="0" w14:ky="0" w14:algn="tl">
+                  <w14:schemeClr w14:val="dk1">
+                    <w14:alpha w14:val="60000"/>
+                  </w14:schemeClr>
+                </w14:shadow>
+                <w14:textOutline w14:w="0" w14:cap="flat" w14:cmpd="sng" w14:algn="ctr">
+                  <w14:noFill/>
+                  <w14:prstDash w14:val="solid"/>
+                  <w14:round/>
+                </w14:textOutline>
+              </w:rPr>
+              <w:t xml:space="preserve">Professional </w:t>
+            </w:r>
+            <w:r>
+              <w:rPr>
+                <w:rStyle w:val="IntenseEmphasis"/>
+                <w:rFonts w:eastAsia="Calibri Light"/>
+                <w:b w:val="0"/>
+                <w:bCs w:val="0"/>
+                <w:i w:val="0"/>
+                <w:iCs w:val="0"/>
+                <w:color w:val="000000" w:themeColor="text1"/>
+                <w:sz w:val="28"/>
+                <w:szCs w:val="28"/>
+                <w14:shadow w14:blurRad="38100" w14:dist="19050" w14:dir="2700000" w14:sx="100000" w14:sy="100000" w14:kx="0" w14:ky="0" w14:algn="tl">
+                  <w14:schemeClr w14:val="dk1">
+                    <w14:alpha w14:val="60000"/>
+                  </w14:schemeClr>
+                </w14:shadow>
+                <w14:textOutline w14:w="0" w14:cap="flat" w14:cmpd="sng" w14:algn="ctr">
+                  <w14:noFill/>
+                  <w14:prstDash w14:val="solid"/>
+                  <w14:round/>
+                </w14:textOutline>
+              </w:rPr>
+              <w:t xml:space="preserve">DJ </w:t>
+            </w:r>
+            <w:r>
+              <w:rPr>
+                <w:rStyle w:val="IntenseEmphasis"/>
+                <w:rFonts w:eastAsia="Calibri Light"/>
+                <w:b w:val="0"/>
+                <w:bCs w:val="0"/>
+                <w:i w:val="0"/>
+                <w:iCs w:val="0"/>
+                <w:color w:val="000000" w:themeColor="text1"/>
+                <w:sz w:val="28"/>
+                <w:szCs w:val="28"/>
+                <w14:shadow w14:blurRad="38100" w14:dist="19050" w14:dir="2700000" w14:sx="100000" w14:sy="100000" w14:kx="0" w14:ky="0" w14:algn="tl">
+                  <w14:schemeClr w14:val="dk1">
+                    <w14:alpha w14:val="60000"/>
+                  </w14:schemeClr>
+                </w14:shadow>
+                <w14:textOutline w14:w="0" w14:cap="flat" w14:cmpd="sng" w14:algn="ctr">
+                  <w14:noFill/>
+                  <w14:prstDash w14:val="solid"/>
+                  <w14:round/>
+                </w14:textOutline>
+              </w:rPr>
+              <w:t>Jockey [In House For Backup]</w:t>
+            </w:r>
+          </w:p>
+          <w:p>
+            <w:pPr>
+              <w:rPr>
+                <w:rStyle w:val="IntenseEmphasis"/>
+                <w:rFonts w:eastAsia="Calibri Light"/>
+                <w:b w:val="0"/>
+                <w:bCs w:val="0"/>
+                <w:i w:val="0"/>
+                <w:iCs w:val="0"/>
+                <w:color w:val="000000" w:themeColor="text1"/>
+                <w:sz w:val="28"/>
+                <w:szCs w:val="28"/>
+                <w14:shadow w14:blurRad="38100" w14:dist="19050" w14:dir="2700000" w14:sx="100000" w14:sy="100000" w14:kx="0" w14:ky="0" w14:algn="tl">
+                  <w14:schemeClr w14:val="dk1">
+                    <w14:alpha w14:val="60000"/>
+                  </w14:schemeClr>
+                </w14:shadow>
+                <w14:textOutline w14:w="0" w14:cap="flat" w14:cmpd="sng" w14:algn="ctr">
+                  <w14:noFill/>
+                  <w14:prstDash w14:val="solid"/>
+                  <w14:round/>
+                </w14:textOutline>
+              </w:rPr>
+            </w:pPr>
           </w:p>
         </w:tc>
       </w:tr>
@@ -2305,7 +2358,7 @@
               <w:pStyle w:val="ListParagraph"/>
               <w:numPr>
                 <w:ilvl w:val="0"/>
-                <w:numId w:val="28"/>
+                <w:numId w:val="21"/>
               </w:numPr>
               <w:rPr>
                 <w:rStyle w:val="IntenseEmphasis"/>
@@ -2351,64 +2404,14 @@
                   <w14:round/>
                 </w14:textOutline>
               </w:rPr>
-              <w:t xml:space="preserve">Professional </w:t>
-            </w:r>
-            <w:proofErr w:type="spellStart"/>
-            <w:r>
-              <w:rPr>
-                <w:rStyle w:val="IntenseEmphasis"/>
-                <w:rFonts w:eastAsia="Calibri Light"/>
-                <w:b w:val="0"/>
-                <w:bCs w:val="0"/>
-                <w:i w:val="0"/>
-                <w:iCs w:val="0"/>
-                <w:color w:val="000000" w:themeColor="text1"/>
-                <w:sz w:val="28"/>
-                <w:szCs w:val="28"/>
-                <w14:shadow w14:blurRad="38100" w14:dist="19050" w14:dir="2700000" w14:sx="100000" w14:sy="100000" w14:kx="0" w14:ky="0" w14:algn="tl">
-                  <w14:schemeClr w14:val="dk1">
-                    <w14:alpha w14:val="60000"/>
-                  </w14:schemeClr>
-                </w14:shadow>
-                <w14:textOutline w14:w="0" w14:cap="flat" w14:cmpd="sng" w14:algn="ctr">
-                  <w14:noFill/>
-                  <w14:prstDash w14:val="solid"/>
-                  <w14:round/>
-                </w14:textOutline>
-              </w:rPr>
-              <w:t>Dholies</w:t>
-            </w:r>
-            <w:proofErr w:type="spellEnd"/>
-            <w:r>
-              <w:rPr>
-                <w:rStyle w:val="IntenseEmphasis"/>
-                <w:rFonts w:eastAsia="Calibri Light"/>
-                <w:b w:val="0"/>
-                <w:bCs w:val="0"/>
-                <w:i w:val="0"/>
-                <w:iCs w:val="0"/>
-                <w:color w:val="000000" w:themeColor="text1"/>
-                <w:sz w:val="28"/>
-                <w:szCs w:val="28"/>
-                <w14:shadow w14:blurRad="38100" w14:dist="19050" w14:dir="2700000" w14:sx="100000" w14:sy="100000" w14:kx="0" w14:ky="0" w14:algn="tl">
-                  <w14:schemeClr w14:val="dk1">
-                    <w14:alpha w14:val="60000"/>
-                  </w14:schemeClr>
-                </w14:shadow>
-                <w14:textOutline w14:w="0" w14:cap="flat" w14:cmpd="sng" w14:algn="ctr">
-                  <w14:noFill/>
-                  <w14:prstDash w14:val="solid"/>
-                  <w14:round/>
-                </w14:textOutline>
-              </w:rPr>
-              <w:t xml:space="preserve"> Team [4]</w:t>
+              <w:t>Stage Platform [32x16] &amp; Ramp [8x8] With Stairs &amp; Carpet [Red]</w:t>
             </w:r>
           </w:p>
         </w:tc>
       </w:tr>
       <w:tr>
         <w:trPr>
-          <w:trHeight w:val="863"/>
+          <w:trHeight w:val="908"/>
         </w:trPr>
         <w:tc>
           <w:tcPr>
@@ -2444,7 +2447,7 @@
               <w:pStyle w:val="ListParagraph"/>
               <w:numPr>
                 <w:ilvl w:val="0"/>
-                <w:numId w:val="28"/>
+                <w:numId w:val="21"/>
               </w:numPr>
               <w:rPr>
                 <w:rStyle w:val="IntenseEmphasis"/>
@@ -2490,38 +2493,305 @@
                   <w14:round/>
                 </w14:textOutline>
               </w:rPr>
-              <w:t xml:space="preserve">Professional </w:t>
-            </w:r>
-            <w:r>
-              <w:rPr>
-                <w:rStyle w:val="IntenseEmphasis"/>
-                <w:rFonts w:eastAsia="Calibri Light"/>
-                <w:b w:val="0"/>
-                <w:bCs w:val="0"/>
-                <w:i w:val="0"/>
-                <w:iCs w:val="0"/>
-                <w:color w:val="000000" w:themeColor="text1"/>
-                <w:sz w:val="28"/>
-                <w:szCs w:val="28"/>
-                <w14:shadow w14:blurRad="38100" w14:dist="19050" w14:dir="2700000" w14:sx="100000" w14:sy="100000" w14:kx="0" w14:ky="0" w14:algn="tl">
-                  <w14:schemeClr w14:val="dk1">
-                    <w14:alpha w14:val="60000"/>
-                  </w14:schemeClr>
-                </w14:shadow>
-                <w14:textOutline w14:w="0" w14:cap="flat" w14:cmpd="sng" w14:algn="ctr">
-                  <w14:noFill/>
-                  <w14:prstDash w14:val="solid"/>
-                  <w14:round/>
-                </w14:textOutline>
-              </w:rPr>
-              <w:t xml:space="preserve">Anchor </w:t>
+              <w:t xml:space="preserve">2 Pole Truss </w:t>
             </w:r>
           </w:p>
         </w:tc>
       </w:tr>
       <w:tr>
         <w:trPr>
-          <w:trHeight w:val="2537"/>
+          <w:trHeight w:val="908"/>
+        </w:trPr>
+        <w:tc>
+          <w:tcPr>
+            <w:tcW w:w="9358" w:type="dxa"/>
+          </w:tcPr>
+          <w:p>
+            <w:pPr>
+              <w:rPr>
+                <w:rStyle w:val="IntenseEmphasis"/>
+                <w:rFonts w:eastAsia="Calibri Light"/>
+                <w:b w:val="0"/>
+                <w:bCs w:val="0"/>
+                <w:i w:val="0"/>
+                <w:iCs w:val="0"/>
+                <w:color w:val="000000" w:themeColor="text1"/>
+                <w:sz w:val="28"/>
+                <w:szCs w:val="28"/>
+                <w14:shadow w14:blurRad="38100" w14:dist="19050" w14:dir="2700000" w14:sx="100000" w14:sy="100000" w14:kx="0" w14:ky="0" w14:algn="tl">
+                  <w14:schemeClr w14:val="dk1">
+                    <w14:alpha w14:val="60000"/>
+                  </w14:schemeClr>
+                </w14:shadow>
+                <w14:textOutline w14:w="0" w14:cap="flat" w14:cmpd="sng" w14:algn="ctr">
+                  <w14:noFill/>
+                  <w14:prstDash w14:val="solid"/>
+                  <w14:round/>
+                </w14:textOutline>
+              </w:rPr>
+            </w:pPr>
+          </w:p>
+          <w:p>
+            <w:pPr>
+              <w:pStyle w:val="ListParagraph"/>
+              <w:numPr>
+                <w:ilvl w:val="0"/>
+                <w:numId w:val="21"/>
+              </w:numPr>
+              <w:rPr>
+                <w:rStyle w:val="IntenseEmphasis"/>
+                <w:rFonts w:eastAsia="Calibri Light"/>
+                <w:b w:val="0"/>
+                <w:bCs w:val="0"/>
+                <w:i w:val="0"/>
+                <w:iCs w:val="0"/>
+                <w:color w:val="000000" w:themeColor="text1"/>
+                <w:sz w:val="28"/>
+                <w:szCs w:val="28"/>
+                <w14:shadow w14:blurRad="38100" w14:dist="19050" w14:dir="2700000" w14:sx="100000" w14:sy="100000" w14:kx="0" w14:ky="0" w14:algn="tl">
+                  <w14:schemeClr w14:val="dk1">
+                    <w14:alpha w14:val="60000"/>
+                  </w14:schemeClr>
+                </w14:shadow>
+                <w14:textOutline w14:w="0" w14:cap="flat" w14:cmpd="sng" w14:algn="ctr">
+                  <w14:noFill/>
+                  <w14:prstDash w14:val="solid"/>
+                  <w14:round/>
+                </w14:textOutline>
+              </w:rPr>
+            </w:pPr>
+            <w:r>
+              <w:rPr>
+                <w:rStyle w:val="IntenseEmphasis"/>
+                <w:rFonts w:eastAsia="Calibri Light"/>
+                <w:b w:val="0"/>
+                <w:bCs w:val="0"/>
+                <w:i w:val="0"/>
+                <w:iCs w:val="0"/>
+                <w:color w:val="000000" w:themeColor="text1"/>
+                <w:sz w:val="28"/>
+                <w:szCs w:val="28"/>
+                <w14:shadow w14:blurRad="38100" w14:dist="19050" w14:dir="2700000" w14:sx="100000" w14:sy="100000" w14:kx="0" w14:ky="0" w14:algn="tl">
+                  <w14:schemeClr w14:val="dk1">
+                    <w14:alpha w14:val="60000"/>
+                  </w14:schemeClr>
+                </w14:shadow>
+                <w14:textOutline w14:w="0" w14:cap="flat" w14:cmpd="sng" w14:algn="ctr">
+                  <w14:noFill/>
+                  <w14:prstDash w14:val="solid"/>
+                  <w14:round/>
+                </w14:textOutline>
+              </w:rPr>
+              <w:t>Tech Rider For DJ Kawal</w:t>
+            </w:r>
+          </w:p>
+        </w:tc>
+      </w:tr>
+      <w:tr>
+        <w:trPr>
+          <w:trHeight w:val="908"/>
+        </w:trPr>
+        <w:tc>
+          <w:tcPr>
+            <w:tcW w:w="9358" w:type="dxa"/>
+          </w:tcPr>
+          <w:p>
+            <w:pPr>
+              <w:rPr>
+                <w:rStyle w:val="IntenseEmphasis"/>
+                <w:rFonts w:eastAsia="Calibri Light"/>
+                <w:b w:val="0"/>
+                <w:bCs w:val="0"/>
+                <w:i w:val="0"/>
+                <w:iCs w:val="0"/>
+                <w:color w:val="000000" w:themeColor="text1"/>
+                <w:sz w:val="28"/>
+                <w:szCs w:val="28"/>
+                <w14:shadow w14:blurRad="38100" w14:dist="19050" w14:dir="2700000" w14:sx="100000" w14:sy="100000" w14:kx="0" w14:ky="0" w14:algn="tl">
+                  <w14:schemeClr w14:val="dk1">
+                    <w14:alpha w14:val="60000"/>
+                  </w14:schemeClr>
+                </w14:shadow>
+                <w14:textOutline w14:w="0" w14:cap="flat" w14:cmpd="sng" w14:algn="ctr">
+                  <w14:noFill/>
+                  <w14:prstDash w14:val="solid"/>
+                  <w14:round/>
+                </w14:textOutline>
+              </w:rPr>
+            </w:pPr>
+          </w:p>
+          <w:p>
+            <w:pPr>
+              <w:pStyle w:val="ListParagraph"/>
+              <w:numPr>
+                <w:ilvl w:val="0"/>
+                <w:numId w:val="21"/>
+              </w:numPr>
+              <w:rPr>
+                <w:rStyle w:val="IntenseEmphasis"/>
+                <w:rFonts w:eastAsia="Calibri Light"/>
+                <w:b w:val="0"/>
+                <w:bCs w:val="0"/>
+                <w:i w:val="0"/>
+                <w:iCs w:val="0"/>
+                <w:color w:val="000000" w:themeColor="text1"/>
+                <w:sz w:val="28"/>
+                <w:szCs w:val="28"/>
+                <w14:shadow w14:blurRad="38100" w14:dist="19050" w14:dir="2700000" w14:sx="100000" w14:sy="100000" w14:kx="0" w14:ky="0" w14:algn="tl">
+                  <w14:schemeClr w14:val="dk1">
+                    <w14:alpha w14:val="60000"/>
+                  </w14:schemeClr>
+                </w14:shadow>
+                <w14:textOutline w14:w="0" w14:cap="flat" w14:cmpd="sng" w14:algn="ctr">
+                  <w14:noFill/>
+                  <w14:prstDash w14:val="solid"/>
+                  <w14:round/>
+                </w14:textOutline>
+              </w:rPr>
+            </w:pPr>
+            <w:r>
+              <w:rPr>
+                <w:rStyle w:val="IntenseEmphasis"/>
+                <w:rFonts w:eastAsia="Calibri Light"/>
+                <w:b w:val="0"/>
+                <w:bCs w:val="0"/>
+                <w:i w:val="0"/>
+                <w:iCs w:val="0"/>
+                <w:color w:val="000000" w:themeColor="text1"/>
+                <w:sz w:val="28"/>
+                <w:szCs w:val="28"/>
+                <w14:shadow w14:blurRad="38100" w14:dist="19050" w14:dir="2700000" w14:sx="100000" w14:sy="100000" w14:kx="0" w14:ky="0" w14:algn="tl">
+                  <w14:schemeClr w14:val="dk1">
+                    <w14:alpha w14:val="60000"/>
+                  </w14:schemeClr>
+                </w14:shadow>
+                <w14:textOutline w14:w="0" w14:cap="flat" w14:cmpd="sng" w14:algn="ctr">
+                  <w14:noFill/>
+                  <w14:prstDash w14:val="solid"/>
+                  <w14:round/>
+                </w14:textOutline>
+              </w:rPr>
+              <w:t>Led Wall [Center &amp; Front Facing Of Stage &amp; Ramp]</w:t>
+            </w:r>
+          </w:p>
+        </w:tc>
+      </w:tr>
+      <w:tr>
+        <w:trPr>
+          <w:trHeight w:val="908"/>
+        </w:trPr>
+        <w:tc>
+          <w:tcPr>
+            <w:tcW w:w="9358" w:type="dxa"/>
+          </w:tcPr>
+          <w:p>
+            <w:pPr>
+              <w:rPr>
+                <w:rStyle w:val="IntenseEmphasis"/>
+                <w:rFonts w:eastAsia="Calibri Light"/>
+                <w:b w:val="0"/>
+                <w:bCs w:val="0"/>
+                <w:i w:val="0"/>
+                <w:iCs w:val="0"/>
+                <w:color w:val="000000" w:themeColor="text1"/>
+                <w:sz w:val="28"/>
+                <w:szCs w:val="28"/>
+                <w14:shadow w14:blurRad="38100" w14:dist="19050" w14:dir="2700000" w14:sx="100000" w14:sy="100000" w14:kx="0" w14:ky="0" w14:algn="tl">
+                  <w14:schemeClr w14:val="dk1">
+                    <w14:alpha w14:val="60000"/>
+                  </w14:schemeClr>
+                </w14:shadow>
+                <w14:textOutline w14:w="0" w14:cap="flat" w14:cmpd="sng" w14:algn="ctr">
+                  <w14:noFill/>
+                  <w14:prstDash w14:val="solid"/>
+                  <w14:round/>
+                </w14:textOutline>
+              </w:rPr>
+            </w:pPr>
+          </w:p>
+          <w:p>
+            <w:pPr>
+              <w:pStyle w:val="ListParagraph"/>
+              <w:numPr>
+                <w:ilvl w:val="0"/>
+                <w:numId w:val="21"/>
+              </w:numPr>
+              <w:rPr>
+                <w:rStyle w:val="IntenseEmphasis"/>
+                <w:rFonts w:eastAsia="Calibri Light"/>
+                <w:b w:val="0"/>
+                <w:bCs w:val="0"/>
+                <w:i w:val="0"/>
+                <w:iCs w:val="0"/>
+                <w:color w:val="000000" w:themeColor="text1"/>
+                <w:sz w:val="28"/>
+                <w:szCs w:val="28"/>
+                <w14:shadow w14:blurRad="38100" w14:dist="19050" w14:dir="2700000" w14:sx="100000" w14:sy="100000" w14:kx="0" w14:ky="0" w14:algn="tl">
+                  <w14:schemeClr w14:val="dk1">
+                    <w14:alpha w14:val="60000"/>
+                  </w14:schemeClr>
+                </w14:shadow>
+                <w14:textOutline w14:w="0" w14:cap="flat" w14:cmpd="sng" w14:algn="ctr">
+                  <w14:noFill/>
+                  <w14:prstDash w14:val="solid"/>
+                  <w14:round/>
+                </w14:textOutline>
+              </w:rPr>
+            </w:pPr>
+            <w:r>
+              <w:rPr>
+                <w:rStyle w:val="IntenseEmphasis"/>
+                <w:rFonts w:eastAsia="Calibri Light"/>
+                <w:b w:val="0"/>
+                <w:bCs w:val="0"/>
+                <w:i w:val="0"/>
+                <w:iCs w:val="0"/>
+                <w:color w:val="000000" w:themeColor="text1"/>
+                <w:sz w:val="28"/>
+                <w:szCs w:val="28"/>
+                <w14:shadow w14:blurRad="38100" w14:dist="19050" w14:dir="2700000" w14:sx="100000" w14:sy="100000" w14:kx="0" w14:ky="0" w14:algn="tl">
+                  <w14:schemeClr w14:val="dk1">
+                    <w14:alpha w14:val="60000"/>
+                  </w14:schemeClr>
+                </w14:shadow>
+                <w14:textOutline w14:w="0" w14:cap="flat" w14:cmpd="sng" w14:algn="ctr">
+                  <w14:noFill/>
+                  <w14:prstDash w14:val="solid"/>
+                  <w14:round/>
+                </w14:textOutline>
+              </w:rPr>
+              <w:t xml:space="preserve">Professional </w:t>
+            </w:r>
+            <w:r>
+              <w:rPr>
+                <w:rStyle w:val="IntenseEmphasis"/>
+                <w:rFonts w:eastAsia="Calibri Light"/>
+                <w:b w:val="0"/>
+                <w:bCs w:val="0"/>
+                <w:i w:val="0"/>
+                <w:iCs w:val="0"/>
+                <w:color w:val="000000" w:themeColor="text1"/>
+                <w:sz w:val="28"/>
+                <w:szCs w:val="28"/>
+                <w14:shadow w14:blurRad="38100" w14:dist="19050" w14:dir="2700000" w14:sx="100000" w14:sy="100000" w14:kx="0" w14:ky="0" w14:algn="tl">
+                  <w14:schemeClr w14:val="dk1">
+                    <w14:alpha w14:val="60000"/>
+                  </w14:schemeClr>
+                </w14:shadow>
+                <w14:textOutline w14:w="0" w14:cap="flat" w14:cmpd="sng" w14:algn="ctr">
+                  <w14:noFill/>
+                  <w14:prstDash w14:val="solid"/>
+                  <w14:round/>
+                </w14:textOutline>
+              </w:rPr>
+              <w:t>Anchor</w:t>
+            </w:r>
+          </w:p>
+        </w:tc>
+      </w:tr>
+      <w:tr>
+        <w:trPr>
+          <w:trHeight w:val="1061"/>
         </w:trPr>
         <w:tc>
           <w:tcPr>
@@ -2645,55 +2915,7 @@
                   <w14:round/>
                 </w14:textOutline>
               </w:rPr>
-              <w:t xml:space="preserve">Color Sky </w:t>
-            </w:r>
-            <w:r>
-              <w:rPr>
-                <w:rStyle w:val="IntenseEmphasis"/>
-                <w:rFonts w:eastAsia="Calibri Light"/>
-                <w:b w:val="0"/>
-                <w:bCs w:val="0"/>
-                <w:i w:val="0"/>
-                <w:iCs w:val="0"/>
-                <w:color w:val="000000" w:themeColor="text1"/>
-                <w:sz w:val="28"/>
-                <w:szCs w:val="28"/>
-                <w14:shadow w14:blurRad="38100" w14:dist="19050" w14:dir="2700000" w14:sx="100000" w14:sy="100000" w14:kx="0" w14:ky="0" w14:algn="tl">
-                  <w14:schemeClr w14:val="dk1">
-                    <w14:alpha w14:val="60000"/>
-                  </w14:schemeClr>
-                </w14:shadow>
-                <w14:textOutline w14:w="0" w14:cap="flat" w14:cmpd="sng" w14:algn="ctr">
-                  <w14:noFill/>
-                  <w14:prstDash w14:val="solid"/>
-                  <w14:round/>
-                </w14:textOutline>
-              </w:rPr>
-              <w:t>Shots</w:t>
-            </w:r>
-            <w:r>
-              <w:rPr>
-                <w:rStyle w:val="IntenseEmphasis"/>
-                <w:rFonts w:eastAsia="Calibri Light"/>
-                <w:b w:val="0"/>
-                <w:bCs w:val="0"/>
-                <w:i w:val="0"/>
-                <w:iCs w:val="0"/>
-                <w:color w:val="000000" w:themeColor="text1"/>
-                <w:sz w:val="28"/>
-                <w:szCs w:val="28"/>
-                <w14:shadow w14:blurRad="38100" w14:dist="19050" w14:dir="2700000" w14:sx="100000" w14:sy="100000" w14:kx="0" w14:ky="0" w14:algn="tl">
-                  <w14:schemeClr w14:val="dk1">
-                    <w14:alpha w14:val="60000"/>
-                  </w14:schemeClr>
-                </w14:shadow>
-                <w14:textOutline w14:w="0" w14:cap="flat" w14:cmpd="sng" w14:algn="ctr">
-                  <w14:noFill/>
-                  <w14:prstDash w14:val="solid"/>
-                  <w14:round/>
-                </w14:textOutline>
-              </w:rPr>
-              <w:t xml:space="preserve"> [Color Day Out]</w:t>
+              <w:t>Sparkle Machines [6]</w:t>
             </w:r>
           </w:p>
           <w:p>
@@ -2747,55 +2969,7 @@
                   <w14:round/>
                 </w14:textOutline>
               </w:rPr>
-              <w:t xml:space="preserve">Helium </w:t>
-            </w:r>
-            <w:r>
-              <w:rPr>
-                <w:rStyle w:val="IntenseEmphasis"/>
-                <w:rFonts w:eastAsia="Calibri Light"/>
-                <w:b w:val="0"/>
-                <w:bCs w:val="0"/>
-                <w:i w:val="0"/>
-                <w:iCs w:val="0"/>
-                <w:color w:val="000000" w:themeColor="text1"/>
-                <w:sz w:val="28"/>
-                <w:szCs w:val="28"/>
-                <w14:shadow w14:blurRad="38100" w14:dist="19050" w14:dir="2700000" w14:sx="100000" w14:sy="100000" w14:kx="0" w14:ky="0" w14:algn="tl">
-                  <w14:schemeClr w14:val="dk1">
-                    <w14:alpha w14:val="60000"/>
-                  </w14:schemeClr>
-                </w14:shadow>
-                <w14:textOutline w14:w="0" w14:cap="flat" w14:cmpd="sng" w14:algn="ctr">
-                  <w14:noFill/>
-                  <w14:prstDash w14:val="solid"/>
-                  <w14:round/>
-                </w14:textOutline>
-              </w:rPr>
-              <w:t>Balloons</w:t>
-            </w:r>
-            <w:r>
-              <w:rPr>
-                <w:rStyle w:val="IntenseEmphasis"/>
-                <w:rFonts w:eastAsia="Calibri Light"/>
-                <w:b w:val="0"/>
-                <w:bCs w:val="0"/>
-                <w:i w:val="0"/>
-                <w:iCs w:val="0"/>
-                <w:color w:val="000000" w:themeColor="text1"/>
-                <w:sz w:val="28"/>
-                <w:szCs w:val="28"/>
-                <w14:shadow w14:blurRad="38100" w14:dist="19050" w14:dir="2700000" w14:sx="100000" w14:sy="100000" w14:kx="0" w14:ky="0" w14:algn="tl">
-                  <w14:schemeClr w14:val="dk1">
-                    <w14:alpha w14:val="60000"/>
-                  </w14:schemeClr>
-                </w14:shadow>
-                <w14:textOutline w14:w="0" w14:cap="flat" w14:cmpd="sng" w14:algn="ctr">
-                  <w14:noFill/>
-                  <w14:prstDash w14:val="solid"/>
-                  <w14:round/>
-                </w14:textOutline>
-              </w:rPr>
-              <w:t xml:space="preserve"> (300)</w:t>
+              <w:t>Bubble Machine</w:t>
             </w:r>
           </w:p>
           <w:p>
@@ -2849,12 +3023,233 @@
                   <w14:round/>
                 </w14:textOutline>
               </w:rPr>
-              <w:t>Balloons Shots (30)</w:t>
-            </w:r>
+              <w:t>Smoke Machine</w:t>
+            </w:r>
+          </w:p>
+          <w:p>
+            <w:pPr>
+              <w:pStyle w:val="ListParagraph"/>
+              <w:numPr>
+                <w:ilvl w:val="0"/>
+                <w:numId w:val="27"/>
+              </w:numPr>
+              <w:rPr>
+                <w:rStyle w:val="IntenseEmphasis"/>
+                <w:rFonts w:eastAsia="Calibri Light"/>
+                <w:b w:val="0"/>
+                <w:bCs w:val="0"/>
+                <w:i w:val="0"/>
+                <w:iCs w:val="0"/>
+                <w:color w:val="000000" w:themeColor="text1"/>
+                <w:sz w:val="28"/>
+                <w:szCs w:val="28"/>
+                <w14:shadow w14:blurRad="38100" w14:dist="19050" w14:dir="2700000" w14:sx="100000" w14:sy="100000" w14:kx="0" w14:ky="0" w14:algn="tl">
+                  <w14:schemeClr w14:val="dk1">
+                    <w14:alpha w14:val="60000"/>
+                  </w14:schemeClr>
+                </w14:shadow>
+                <w14:textOutline w14:w="0" w14:cap="flat" w14:cmpd="sng" w14:algn="ctr">
+                  <w14:noFill/>
+                  <w14:prstDash w14:val="solid"/>
+                  <w14:round/>
+                </w14:textOutline>
+              </w:rPr>
+            </w:pPr>
+            <w:r>
+              <w:rPr>
+                <w:rStyle w:val="IntenseEmphasis"/>
+                <w:rFonts w:eastAsia="Calibri Light"/>
+                <w:b w:val="0"/>
+                <w:bCs w:val="0"/>
+                <w:i w:val="0"/>
+                <w:iCs w:val="0"/>
+                <w:color w:val="000000" w:themeColor="text1"/>
+                <w:sz w:val="28"/>
+                <w:szCs w:val="28"/>
+                <w14:shadow w14:blurRad="38100" w14:dist="19050" w14:dir="2700000" w14:sx="100000" w14:sy="100000" w14:kx="0" w14:ky="0" w14:algn="tl">
+                  <w14:schemeClr w14:val="dk1">
+                    <w14:alpha w14:val="60000"/>
+                  </w14:schemeClr>
+                </w14:shadow>
+                <w14:textOutline w14:w="0" w14:cap="flat" w14:cmpd="sng" w14:algn="ctr">
+                  <w14:noFill/>
+                  <w14:prstDash w14:val="solid"/>
+                  <w14:round/>
+                </w14:textOutline>
+              </w:rPr>
+              <w:t>Co2 Jet(2)</w:t>
+            </w:r>
+          </w:p>
+          <w:p>
+            <w:pPr>
+              <w:rPr>
+                <w:rStyle w:val="IntenseEmphasis"/>
+                <w:rFonts w:eastAsia="Calibri Light"/>
+                <w:b w:val="0"/>
+                <w:bCs w:val="0"/>
+                <w:i w:val="0"/>
+                <w:iCs w:val="0"/>
+                <w:color w:val="000000" w:themeColor="text1"/>
+                <w:sz w:val="28"/>
+                <w:szCs w:val="28"/>
+                <w14:shadow w14:blurRad="38100" w14:dist="19050" w14:dir="2700000" w14:sx="100000" w14:sy="100000" w14:kx="0" w14:ky="0" w14:algn="tl">
+                  <w14:schemeClr w14:val="dk1">
+                    <w14:alpha w14:val="60000"/>
+                  </w14:schemeClr>
+                </w14:shadow>
+                <w14:textOutline w14:w="0" w14:cap="flat" w14:cmpd="sng" w14:algn="ctr">
+                  <w14:noFill/>
+                  <w14:prstDash w14:val="solid"/>
+                  <w14:round/>
+                </w14:textOutline>
+              </w:rPr>
+            </w:pPr>
           </w:p>
         </w:tc>
       </w:tr>
     </w:tbl>
+    <w:p>
+      <w:pPr>
+        <w:rPr>
+          <w:rFonts w:asciiTheme="majorHAnsi" w:eastAsiaTheme="majorEastAsia" w:hAnsiTheme="majorHAnsi" w:cstheme="majorBidi"/>
+          <w:b/>
+          <w:bCs/>
+          <w:color w:val="538135" w:themeColor="accent6" w:themeShade="BF"/>
+          <w:sz w:val="28"/>
+          <w:szCs w:val="28"/>
+        </w:rPr>
+      </w:pPr>
+    </w:p>
+    <w:p>
+      <w:pPr>
+        <w:rPr>
+          <w:rFonts w:asciiTheme="majorHAnsi" w:eastAsiaTheme="majorEastAsia" w:hAnsiTheme="majorHAnsi" w:cstheme="majorBidi"/>
+          <w:b/>
+          <w:bCs/>
+          <w:color w:val="538135" w:themeColor="accent6" w:themeShade="BF"/>
+        </w:rPr>
+      </w:pPr>
+    </w:p>
+    <w:p>
+      <w:pPr>
+        <w:rPr>
+          <w:rFonts w:asciiTheme="majorHAnsi" w:eastAsiaTheme="majorEastAsia" w:hAnsiTheme="majorHAnsi" w:cstheme="majorBidi"/>
+          <w:b/>
+          <w:bCs/>
+          <w:color w:val="538135" w:themeColor="accent6" w:themeShade="BF"/>
+        </w:rPr>
+      </w:pPr>
+    </w:p>
+    <w:p>
+      <w:pPr>
+        <w:rPr>
+          <w:rFonts w:asciiTheme="majorHAnsi" w:eastAsiaTheme="majorEastAsia" w:hAnsiTheme="majorHAnsi" w:cstheme="majorBidi"/>
+          <w:b/>
+          <w:bCs/>
+          <w:color w:val="538135" w:themeColor="accent6" w:themeShade="BF"/>
+        </w:rPr>
+      </w:pPr>
+    </w:p>
+    <w:p>
+      <w:pPr>
+        <w:rPr>
+          <w:rFonts w:asciiTheme="majorHAnsi" w:eastAsiaTheme="majorEastAsia" w:hAnsiTheme="majorHAnsi" w:cstheme="majorBidi"/>
+          <w:b/>
+          <w:bCs/>
+          <w:color w:val="538135" w:themeColor="accent6" w:themeShade="BF"/>
+        </w:rPr>
+      </w:pPr>
+    </w:p>
+    <w:p>
+      <w:pPr>
+        <w:rPr>
+          <w:rFonts w:asciiTheme="majorHAnsi" w:eastAsiaTheme="majorEastAsia" w:hAnsiTheme="majorHAnsi" w:cstheme="majorBidi"/>
+          <w:b/>
+          <w:bCs/>
+          <w:color w:val="538135" w:themeColor="accent6" w:themeShade="BF"/>
+        </w:rPr>
+      </w:pPr>
+    </w:p>
+    <w:p>
+      <w:pPr>
+        <w:rPr>
+          <w:rFonts w:asciiTheme="majorHAnsi" w:eastAsiaTheme="majorEastAsia" w:hAnsiTheme="majorHAnsi" w:cstheme="majorBidi"/>
+          <w:b/>
+          <w:bCs/>
+          <w:color w:val="538135" w:themeColor="accent6" w:themeShade="BF"/>
+        </w:rPr>
+      </w:pPr>
+    </w:p>
+    <w:p>
+      <w:pPr>
+        <w:rPr>
+          <w:rFonts w:asciiTheme="majorHAnsi" w:eastAsiaTheme="majorEastAsia" w:hAnsiTheme="majorHAnsi" w:cstheme="majorBidi"/>
+          <w:b/>
+          <w:bCs/>
+          <w:color w:val="538135" w:themeColor="accent6" w:themeShade="BF"/>
+        </w:rPr>
+      </w:pPr>
+    </w:p>
+    <w:p>
+      <w:pPr>
+        <w:rPr>
+          <w:rFonts w:asciiTheme="majorHAnsi" w:eastAsiaTheme="majorEastAsia" w:hAnsiTheme="majorHAnsi" w:cstheme="majorBidi"/>
+          <w:b/>
+          <w:bCs/>
+          <w:color w:val="538135" w:themeColor="accent6" w:themeShade="BF"/>
+        </w:rPr>
+      </w:pPr>
+    </w:p>
+    <w:p>
+      <w:pPr>
+        <w:rPr>
+          <w:rFonts w:asciiTheme="majorHAnsi" w:eastAsiaTheme="majorEastAsia" w:hAnsiTheme="majorHAnsi" w:cstheme="majorBidi"/>
+          <w:b/>
+          <w:bCs/>
+          <w:color w:val="538135" w:themeColor="accent6" w:themeShade="BF"/>
+        </w:rPr>
+      </w:pPr>
+    </w:p>
+    <w:p>
+      <w:pPr>
+        <w:rPr>
+          <w:rFonts w:asciiTheme="majorHAnsi" w:eastAsiaTheme="majorEastAsia" w:hAnsiTheme="majorHAnsi" w:cstheme="majorBidi"/>
+          <w:b/>
+          <w:bCs/>
+          <w:color w:val="538135" w:themeColor="accent6" w:themeShade="BF"/>
+        </w:rPr>
+      </w:pPr>
+    </w:p>
+    <w:p>
+      <w:pPr>
+        <w:rPr>
+          <w:rFonts w:asciiTheme="majorHAnsi" w:eastAsiaTheme="majorEastAsia" w:hAnsiTheme="majorHAnsi" w:cstheme="majorBidi"/>
+          <w:b/>
+          <w:bCs/>
+          <w:color w:val="538135" w:themeColor="accent6" w:themeShade="BF"/>
+        </w:rPr>
+      </w:pPr>
+    </w:p>
+    <w:p>
+      <w:pPr>
+        <w:rPr>
+          <w:rFonts w:asciiTheme="majorHAnsi" w:eastAsiaTheme="majorEastAsia" w:hAnsiTheme="majorHAnsi" w:cstheme="majorBidi"/>
+          <w:b/>
+          <w:bCs/>
+          <w:color w:val="538135" w:themeColor="accent6" w:themeShade="BF"/>
+        </w:rPr>
+      </w:pPr>
+    </w:p>
+    <w:p>
+      <w:pPr>
+        <w:rPr>
+          <w:rFonts w:asciiTheme="majorHAnsi" w:eastAsiaTheme="majorEastAsia" w:hAnsiTheme="majorHAnsi" w:cstheme="majorBidi"/>
+          <w:b/>
+          <w:bCs/>
+          <w:color w:val="538135" w:themeColor="accent6" w:themeShade="BF"/>
+        </w:rPr>
+      </w:pPr>
+    </w:p>
     <w:p>
       <w:pPr>
         <w:rPr>
@@ -2892,74 +3287,6 @@
               <w:spacing w:before="360" w:after="40"/>
               <w:outlineLvl w:val="0"/>
               <w:rPr>
-                <w:rStyle w:val="IntenseEmphasis"/>
-                <w:rFonts w:eastAsia="Calibri Light" w:cstheme="minorHAnsi"/>
-                <w:b w:val="0"/>
-                <w:i w:val="0"/>
-                <w:iCs w:val="0"/>
-                <w:color w:val="385623" w:themeColor="accent6" w:themeShade="80"/>
-                <w:sz w:val="36"/>
-                <w:szCs w:val="36"/>
-                <w14:shadow w14:blurRad="38100" w14:dist="19050" w14:dir="2700000" w14:sx="100000" w14:sy="100000" w14:kx="0" w14:ky="0" w14:algn="tl">
-                  <w14:schemeClr w14:val="dk1">
-                    <w14:alpha w14:val="60000"/>
-                  </w14:schemeClr>
-                </w14:shadow>
-                <w14:textOutline w14:w="0" w14:cap="flat" w14:cmpd="sng" w14:algn="ctr">
-                  <w14:noFill/>
-                  <w14:prstDash w14:val="solid"/>
-                  <w14:round/>
-                </w14:textOutline>
-              </w:rPr>
-            </w:pPr>
-            <w:r>
-              <w:rPr>
-                <w:rStyle w:val="IntenseEmphasis"/>
-                <w:rFonts w:eastAsia="Calibri Light" w:cstheme="minorHAnsi"/>
-                <w:b w:val="0"/>
-                <w:i w:val="0"/>
-                <w:iCs w:val="0"/>
-                <w:color w:val="385623" w:themeColor="accent6" w:themeShade="80"/>
-                <w:sz w:val="36"/>
-                <w:szCs w:val="36"/>
-                <w14:shadow w14:blurRad="38100" w14:dist="19050" w14:dir="2700000" w14:sx="100000" w14:sy="100000" w14:kx="0" w14:ky="0" w14:algn="tl">
-                  <w14:schemeClr w14:val="dk1">
-                    <w14:alpha w14:val="60000"/>
-                  </w14:schemeClr>
-                </w14:shadow>
-                <w14:textOutline w14:w="0" w14:cap="flat" w14:cmpd="sng" w14:algn="ctr">
-                  <w14:noFill/>
-                  <w14:prstDash w14:val="solid"/>
-                  <w14:round/>
-                </w14:textOutline>
-              </w:rPr>
-              <w:t>Date</w:t>
-            </w:r>
-            <w:r>
-              <w:rPr>
-                <w:rStyle w:val="IntenseEmphasis"/>
-                <w:rFonts w:eastAsia="Calibri Light" w:cstheme="minorHAnsi"/>
-                <w:b w:val="0"/>
-                <w:i w:val="0"/>
-                <w:iCs w:val="0"/>
-                <w:color w:val="385623" w:themeColor="accent6" w:themeShade="80"/>
-                <w:sz w:val="36"/>
-                <w:szCs w:val="36"/>
-                <w14:shadow w14:blurRad="38100" w14:dist="19050" w14:dir="2700000" w14:sx="100000" w14:sy="100000" w14:kx="0" w14:ky="0" w14:algn="tl">
-                  <w14:schemeClr w14:val="dk1">
-                    <w14:alpha w14:val="60000"/>
-                  </w14:schemeClr>
-                </w14:shadow>
-                <w14:textOutline w14:w="0" w14:cap="flat" w14:cmpd="sng" w14:algn="ctr">
-                  <w14:noFill/>
-                  <w14:prstDash w14:val="solid"/>
-                  <w14:round/>
-                </w14:textOutline>
-              </w:rPr>
-              <w:t xml:space="preserve">      </w:t>
-            </w:r>
-            <w:r>
-              <w:rPr>
                 <w:rFonts w:ascii="Abadi" w:eastAsiaTheme="majorEastAsia" w:hAnsi="Abadi" w:cs="Aharoni"/>
                 <w:bCs/>
                 <w:color w:val="385623" w:themeColor="accent6" w:themeShade="80"/>
@@ -2976,2470 +3303,8 @@
                   <w14:round/>
                 </w14:textOutline>
               </w:rPr>
-              <w:t>9</w:t>
-            </w:r>
-            <w:r>
-              <w:rPr>
-                <w:rFonts w:ascii="Abadi" w:eastAsiaTheme="majorEastAsia" w:hAnsi="Abadi" w:cs="Aharoni"/>
-                <w:color w:val="385623" w:themeColor="accent6" w:themeShade="80"/>
-                <w:sz w:val="36"/>
-                <w:szCs w:val="36"/>
-                <w:vertAlign w:val="superscript"/>
-              </w:rPr>
-              <w:t>th</w:t>
-            </w:r>
-            <w:r>
-              <w:rPr>
-                <w:rFonts w:ascii="Abadi" w:eastAsiaTheme="majorEastAsia" w:hAnsi="Abadi" w:cs="Aharoni"/>
-                <w:color w:val="385623" w:themeColor="accent6" w:themeShade="80"/>
-                <w:sz w:val="36"/>
-                <w:szCs w:val="36"/>
-              </w:rPr>
-              <w:t xml:space="preserve"> February 2026</w:t>
-            </w:r>
-          </w:p>
-          <w:p>
-            <w:pPr>
-              <w:rPr>
-                <w:rStyle w:val="IntenseEmphasis"/>
-                <w:rFonts w:eastAsia="Calibri Light" w:cstheme="minorHAnsi"/>
-                <w:b w:val="0"/>
-                <w:i w:val="0"/>
-                <w:iCs w:val="0"/>
-                <w:color w:val="385623" w:themeColor="accent6" w:themeShade="80"/>
-                <w:sz w:val="36"/>
-                <w:szCs w:val="36"/>
-                <w14:shadow w14:blurRad="38100" w14:dist="19050" w14:dir="2700000" w14:sx="100000" w14:sy="100000" w14:kx="0" w14:ky="0" w14:algn="tl">
-                  <w14:schemeClr w14:val="dk1">
-                    <w14:alpha w14:val="60000"/>
-                  </w14:schemeClr>
-                </w14:shadow>
-                <w14:textOutline w14:w="0" w14:cap="flat" w14:cmpd="sng" w14:algn="ctr">
-                  <w14:noFill/>
-                  <w14:prstDash w14:val="solid"/>
-                  <w14:round/>
-                </w14:textOutline>
-              </w:rPr>
             </w:pPr>
             <w:r>
-              <w:rPr>
-                <w:rStyle w:val="IntenseEmphasis"/>
-                <w:rFonts w:eastAsia="Calibri Light" w:cstheme="minorHAnsi"/>
-                <w:b w:val="0"/>
-                <w:i w:val="0"/>
-                <w:iCs w:val="0"/>
-                <w:color w:val="385623" w:themeColor="accent6" w:themeShade="80"/>
-                <w:sz w:val="36"/>
-                <w:szCs w:val="36"/>
-                <w14:shadow w14:blurRad="38100" w14:dist="19050" w14:dir="2700000" w14:sx="100000" w14:sy="100000" w14:kx="0" w14:ky="0" w14:algn="tl">
-                  <w14:schemeClr w14:val="dk1">
-                    <w14:alpha w14:val="60000"/>
-                  </w14:schemeClr>
-                </w14:shadow>
-                <w14:textOutline w14:w="0" w14:cap="flat" w14:cmpd="sng" w14:algn="ctr">
-                  <w14:noFill/>
-                  <w14:prstDash w14:val="solid"/>
-                  <w14:round/>
-                </w14:textOutline>
-              </w:rPr>
-              <w:t>Event</w:t>
-            </w:r>
-            <w:r>
-              <w:rPr>
-                <w:rStyle w:val="IntenseEmphasis"/>
-                <w:rFonts w:eastAsia="Calibri Light" w:cstheme="minorHAnsi"/>
-                <w:b w:val="0"/>
-                <w:i w:val="0"/>
-                <w:iCs w:val="0"/>
-                <w:color w:val="385623" w:themeColor="accent6" w:themeShade="80"/>
-                <w:sz w:val="36"/>
-                <w:szCs w:val="36"/>
-                <w14:shadow w14:blurRad="38100" w14:dist="19050" w14:dir="2700000" w14:sx="100000" w14:sy="100000" w14:kx="0" w14:ky="0" w14:algn="tl">
-                  <w14:schemeClr w14:val="dk1">
-                    <w14:alpha w14:val="60000"/>
-                  </w14:schemeClr>
-                </w14:shadow>
-                <w14:textOutline w14:w="0" w14:cap="flat" w14:cmpd="sng" w14:algn="ctr">
-                  <w14:noFill/>
-                  <w14:prstDash w14:val="solid"/>
-                  <w14:round/>
-                </w14:textOutline>
-              </w:rPr>
-              <w:t xml:space="preserve">    </w:t>
-            </w:r>
-            <w:r>
-              <w:rPr>
-                <w:rStyle w:val="IntenseEmphasis"/>
-                <w:rFonts w:eastAsia="Calibri Light" w:cstheme="minorHAnsi"/>
-                <w:b w:val="0"/>
-                <w:i w:val="0"/>
-                <w:iCs w:val="0"/>
-                <w:color w:val="385623" w:themeColor="accent6" w:themeShade="80"/>
-                <w:sz w:val="36"/>
-                <w:szCs w:val="36"/>
-                <w14:shadow w14:blurRad="38100" w14:dist="19050" w14:dir="2700000" w14:sx="100000" w14:sy="100000" w14:kx="0" w14:ky="0" w14:algn="tl">
-                  <w14:schemeClr w14:val="dk1">
-                    <w14:alpha w14:val="60000"/>
-                  </w14:schemeClr>
-                </w14:shadow>
-                <w14:textOutline w14:w="0" w14:cap="flat" w14:cmpd="sng" w14:algn="ctr">
-                  <w14:noFill/>
-                  <w14:prstDash w14:val="solid"/>
-                  <w14:round/>
-                </w14:textOutline>
-              </w:rPr>
-              <w:t>Cocktail</w:t>
-            </w:r>
-          </w:p>
-          <w:p>
-            <w:pPr>
-              <w:rPr>
-                <w:rStyle w:val="IntenseEmphasis"/>
-                <w:rFonts w:eastAsia="Calibri Light" w:cstheme="minorHAnsi"/>
-                <w:b w:val="0"/>
-                <w:i w:val="0"/>
-                <w:iCs w:val="0"/>
-                <w:color w:val="385623" w:themeColor="accent6" w:themeShade="80"/>
-                <w:sz w:val="36"/>
-                <w:szCs w:val="36"/>
-                <w14:shadow w14:blurRad="38100" w14:dist="19050" w14:dir="2700000" w14:sx="100000" w14:sy="100000" w14:kx="0" w14:ky="0" w14:algn="tl">
-                  <w14:schemeClr w14:val="dk1">
-                    <w14:alpha w14:val="60000"/>
-                  </w14:schemeClr>
-                </w14:shadow>
-                <w14:textOutline w14:w="0" w14:cap="flat" w14:cmpd="sng" w14:algn="ctr">
-                  <w14:noFill/>
-                  <w14:prstDash w14:val="solid"/>
-                  <w14:round/>
-                </w14:textOutline>
-              </w:rPr>
-            </w:pPr>
-            <w:r>
-              <w:rPr>
-                <w:rStyle w:val="IntenseEmphasis"/>
-                <w:rFonts w:eastAsia="Calibri Light" w:cstheme="minorHAnsi"/>
-                <w:b w:val="0"/>
-                <w:i w:val="0"/>
-                <w:iCs w:val="0"/>
-                <w:color w:val="385623" w:themeColor="accent6" w:themeShade="80"/>
-                <w:sz w:val="36"/>
-                <w:szCs w:val="36"/>
-                <w14:shadow w14:blurRad="38100" w14:dist="19050" w14:dir="2700000" w14:sx="100000" w14:sy="100000" w14:kx="0" w14:ky="0" w14:algn="tl">
-                  <w14:schemeClr w14:val="dk1">
-                    <w14:alpha w14:val="60000"/>
-                  </w14:schemeClr>
-                </w14:shadow>
-                <w14:textOutline w14:w="0" w14:cap="flat" w14:cmpd="sng" w14:algn="ctr">
-                  <w14:noFill/>
-                  <w14:prstDash w14:val="solid"/>
-                  <w14:round/>
-                </w14:textOutline>
-              </w:rPr>
-              <w:t>Venue</w:t>
-            </w:r>
-            <w:r>
-              <w:rPr>
-                <w:rStyle w:val="IntenseEmphasis"/>
-                <w:rFonts w:eastAsia="Calibri Light" w:cstheme="minorHAnsi"/>
-                <w:b w:val="0"/>
-                <w:i w:val="0"/>
-                <w:iCs w:val="0"/>
-                <w:color w:val="385623" w:themeColor="accent6" w:themeShade="80"/>
-                <w:sz w:val="36"/>
-                <w:szCs w:val="36"/>
-                <w14:shadow w14:blurRad="38100" w14:dist="19050" w14:dir="2700000" w14:sx="100000" w14:sy="100000" w14:kx="0" w14:ky="0" w14:algn="tl">
-                  <w14:schemeClr w14:val="dk1">
-                    <w14:alpha w14:val="60000"/>
-                  </w14:schemeClr>
-                </w14:shadow>
-                <w14:textOutline w14:w="0" w14:cap="flat" w14:cmpd="sng" w14:algn="ctr">
-                  <w14:noFill/>
-                  <w14:prstDash w14:val="solid"/>
-                  <w14:round/>
-                </w14:textOutline>
-              </w:rPr>
-              <w:t xml:space="preserve">   </w:t>
-            </w:r>
-            <w:r>
-              <w:rPr>
-                <w:rStyle w:val="IntenseEmphasis"/>
-                <w:rFonts w:eastAsia="Calibri Light" w:cstheme="minorHAnsi"/>
-                <w:b w:val="0"/>
-                <w:i w:val="0"/>
-                <w:iCs w:val="0"/>
-                <w:color w:val="385623" w:themeColor="accent6" w:themeShade="80"/>
-                <w:sz w:val="36"/>
-                <w:szCs w:val="36"/>
-                <w14:shadow w14:blurRad="38100" w14:dist="19050" w14:dir="2700000" w14:sx="100000" w14:sy="100000" w14:kx="0" w14:ky="0" w14:algn="tl">
-                  <w14:schemeClr w14:val="dk1">
-                    <w14:alpha w14:val="60000"/>
-                  </w14:schemeClr>
-                </w14:shadow>
-                <w14:textOutline w14:w="0" w14:cap="flat" w14:cmpd="sng" w14:algn="ctr">
-                  <w14:noFill/>
-                  <w14:prstDash w14:val="solid"/>
-                  <w14:round/>
-                </w14:textOutline>
-              </w:rPr>
-              <w:t>De</w:t>
-            </w:r>
-            <w:r>
-              <w:rPr>
-                <w:rStyle w:val="IntenseEmphasis"/>
-                <w:rFonts w:eastAsia="Calibri Light" w:cstheme="minorHAnsi"/>
-                <w:b w:val="0"/>
-                <w:i w:val="0"/>
-                <w:iCs w:val="0"/>
-                <w:color w:val="385623" w:themeColor="accent6" w:themeShade="80"/>
-                <w:sz w:val="36"/>
-                <w:szCs w:val="36"/>
-                <w14:shadow w14:blurRad="38100" w14:dist="19050" w14:dir="2700000" w14:sx="100000" w14:sy="100000" w14:kx="0" w14:ky="0" w14:algn="tl">
-                  <w14:schemeClr w14:val="dk1">
-                    <w14:alpha w14:val="60000"/>
-                  </w14:schemeClr>
-                </w14:shadow>
-                <w14:textOutline w14:w="0" w14:cap="flat" w14:cmpd="sng" w14:algn="ctr">
-                  <w14:noFill/>
-                  <w14:prstDash w14:val="solid"/>
-                  <w14:round/>
-                </w14:textOutline>
-              </w:rPr>
-              <w:t>ra</w:t>
-            </w:r>
-          </w:p>
-          <w:p>
-            <w:pPr>
-              <w:rPr>
-                <w:rFonts w:ascii="ADLaM Display" w:hAnsi="ADLaM Display" w:cs="ADLaM Display"/>
-                <w:sz w:val="28"/>
-                <w:szCs w:val="28"/>
-              </w:rPr>
-            </w:pPr>
-            <w:r>
-              <w:rPr>
-                <w:rStyle w:val="IntenseEmphasis"/>
-                <w:rFonts w:eastAsia="Calibri Light" w:cstheme="minorHAnsi"/>
-                <w:b w:val="0"/>
-                <w:i w:val="0"/>
-                <w:iCs w:val="0"/>
-                <w:color w:val="385623" w:themeColor="accent6" w:themeShade="80"/>
-                <w:sz w:val="36"/>
-                <w:szCs w:val="36"/>
-                <w14:shadow w14:blurRad="38100" w14:dist="19050" w14:dir="2700000" w14:sx="100000" w14:sy="100000" w14:kx="0" w14:ky="0" w14:algn="tl">
-                  <w14:schemeClr w14:val="dk1">
-                    <w14:alpha w14:val="60000"/>
-                  </w14:schemeClr>
-                </w14:shadow>
-                <w14:textOutline w14:w="0" w14:cap="flat" w14:cmpd="sng" w14:algn="ctr">
-                  <w14:noFill/>
-                  <w14:prstDash w14:val="solid"/>
-                  <w14:round/>
-                </w14:textOutline>
-              </w:rPr>
-              <w:t xml:space="preserve">Time    </w:t>
-            </w:r>
-            <w:r>
-              <w:rPr>
-                <w:rStyle w:val="IntenseEmphasis"/>
-                <w:rFonts w:eastAsia="Calibri Light" w:cstheme="minorHAnsi"/>
-                <w:b w:val="0"/>
-                <w:i w:val="0"/>
-                <w:iCs w:val="0"/>
-                <w:color w:val="385623" w:themeColor="accent6" w:themeShade="80"/>
-                <w:sz w:val="36"/>
-                <w:szCs w:val="36"/>
-                <w14:shadow w14:blurRad="38100" w14:dist="19050" w14:dir="2700000" w14:sx="100000" w14:sy="100000" w14:kx="0" w14:ky="0" w14:algn="tl">
-                  <w14:schemeClr w14:val="dk1">
-                    <w14:alpha w14:val="60000"/>
-                  </w14:schemeClr>
-                </w14:shadow>
-                <w14:textOutline w14:w="0" w14:cap="flat" w14:cmpd="sng" w14:algn="ctr">
-                  <w14:noFill/>
-                  <w14:prstDash w14:val="solid"/>
-                  <w14:round/>
-                </w14:textOutline>
-              </w:rPr>
-              <w:t xml:space="preserve">  </w:t>
-            </w:r>
-            <w:r>
-              <w:rPr>
-                <w:rStyle w:val="IntenseEmphasis"/>
-                <w:rFonts w:eastAsia="Calibri Light" w:cstheme="minorHAnsi"/>
-                <w:b w:val="0"/>
-                <w:i w:val="0"/>
-                <w:iCs w:val="0"/>
-                <w:color w:val="385623" w:themeColor="accent6" w:themeShade="80"/>
-                <w:sz w:val="36"/>
-                <w:szCs w:val="36"/>
-                <w14:shadow w14:blurRad="38100" w14:dist="19050" w14:dir="2700000" w14:sx="100000" w14:sy="100000" w14:kx="0" w14:ky="0" w14:algn="tl">
-                  <w14:schemeClr w14:val="dk1">
-                    <w14:alpha w14:val="60000"/>
-                  </w14:schemeClr>
-                </w14:shadow>
-                <w14:textOutline w14:w="0" w14:cap="flat" w14:cmpd="sng" w14:algn="ctr">
-                  <w14:noFill/>
-                  <w14:prstDash w14:val="solid"/>
-                  <w14:round/>
-                </w14:textOutline>
-              </w:rPr>
-              <w:t>05</w:t>
-            </w:r>
-            <w:r>
-              <w:rPr>
-                <w:rStyle w:val="IntenseEmphasis"/>
-                <w:rFonts w:eastAsia="Calibri Light" w:cstheme="minorHAnsi"/>
-                <w:b w:val="0"/>
-                <w:i w:val="0"/>
-                <w:iCs w:val="0"/>
-                <w:color w:val="385623" w:themeColor="accent6" w:themeShade="80"/>
-                <w:sz w:val="36"/>
-                <w:szCs w:val="36"/>
-                <w14:shadow w14:blurRad="38100" w14:dist="19050" w14:dir="2700000" w14:sx="100000" w14:sy="100000" w14:kx="0" w14:ky="0" w14:algn="tl">
-                  <w14:schemeClr w14:val="dk1">
-                    <w14:alpha w14:val="60000"/>
-                  </w14:schemeClr>
-                </w14:shadow>
-                <w14:textOutline w14:w="0" w14:cap="flat" w14:cmpd="sng" w14:algn="ctr">
-                  <w14:noFill/>
-                  <w14:prstDash w14:val="solid"/>
-                  <w14:round/>
-                </w14:textOutline>
-              </w:rPr>
-              <w:t xml:space="preserve">:00 </w:t>
-            </w:r>
-            <w:r>
-              <w:rPr>
-                <w:rStyle w:val="IntenseEmphasis"/>
-                <w:rFonts w:eastAsia="Calibri Light" w:cstheme="minorHAnsi"/>
-                <w:b w:val="0"/>
-                <w:i w:val="0"/>
-                <w:iCs w:val="0"/>
-                <w:color w:val="385623" w:themeColor="accent6" w:themeShade="80"/>
-                <w:sz w:val="36"/>
-                <w:szCs w:val="36"/>
-                <w14:shadow w14:blurRad="38100" w14:dist="19050" w14:dir="2700000" w14:sx="100000" w14:sy="100000" w14:kx="0" w14:ky="0" w14:algn="tl">
-                  <w14:schemeClr w14:val="dk1">
-                    <w14:alpha w14:val="60000"/>
-                  </w14:schemeClr>
-                </w14:shadow>
-                <w14:textOutline w14:w="0" w14:cap="flat" w14:cmpd="sng" w14:algn="ctr">
-                  <w14:noFill/>
-                  <w14:prstDash w14:val="solid"/>
-                  <w14:round/>
-                </w14:textOutline>
-              </w:rPr>
-              <w:t>P</w:t>
-            </w:r>
-            <w:r>
-              <w:rPr>
-                <w:rStyle w:val="IntenseEmphasis"/>
-                <w:rFonts w:eastAsia="Calibri Light" w:cstheme="minorHAnsi"/>
-                <w:b w:val="0"/>
-                <w:i w:val="0"/>
-                <w:iCs w:val="0"/>
-                <w:color w:val="385623" w:themeColor="accent6" w:themeShade="80"/>
-                <w:sz w:val="36"/>
-                <w:szCs w:val="36"/>
-                <w14:shadow w14:blurRad="38100" w14:dist="19050" w14:dir="2700000" w14:sx="100000" w14:sy="100000" w14:kx="0" w14:ky="0" w14:algn="tl">
-                  <w14:schemeClr w14:val="dk1">
-                    <w14:alpha w14:val="60000"/>
-                  </w14:schemeClr>
-                </w14:shadow>
-                <w14:textOutline w14:w="0" w14:cap="flat" w14:cmpd="sng" w14:algn="ctr">
-                  <w14:noFill/>
-                  <w14:prstDash w14:val="solid"/>
-                  <w14:round/>
-                </w14:textOutline>
-              </w:rPr>
-              <w:t>M</w:t>
-            </w:r>
-          </w:p>
-        </w:tc>
-      </w:tr>
-      <w:tr>
-        <w:trPr>
-          <w:trHeight w:val="663"/>
-        </w:trPr>
-        <w:tc>
-          <w:tcPr>
-            <w:tcW w:w="9358" w:type="dxa"/>
-            <w:shd w:val="clear" w:color="auto" w:fill="ED7D31" w:themeFill="accent2"/>
-          </w:tcPr>
-          <w:p>
-            <w:pPr>
-              <w:widowControl w:val="0"/>
-              <w:autoSpaceDE w:val="0"/>
-              <w:autoSpaceDN w:val="0"/>
-              <w:spacing w:before="122"/>
-              <w:rPr>
-                <w:rFonts w:ascii="Calibri Light" w:eastAsia="Microsoft Sans Serif" w:hAnsi="Microsoft Sans Serif" w:cs="Microsoft Sans Serif"/>
-                <w:color w:val="FFFFFF"/>
-                <w:sz w:val="28"/>
-                <w:szCs w:val="28"/>
-              </w:rPr>
-            </w:pPr>
-            <w:r>
-              <w:rPr>
-                <w:rFonts w:ascii="Calibri Light" w:eastAsia="Microsoft Sans Serif" w:hAnsi="Microsoft Sans Serif" w:cs="Microsoft Sans Serif"/>
-                <w:color w:val="FFFFFF"/>
-                <w:sz w:val="28"/>
-                <w:szCs w:val="28"/>
-              </w:rPr>
-              <w:t xml:space="preserve">                                                           </w:t>
-            </w:r>
-            <w:r>
-              <w:rPr>
-                <w:rFonts w:ascii="Calibri Light" w:eastAsia="Microsoft Sans Serif" w:hAnsi="Microsoft Sans Serif" w:cs="Microsoft Sans Serif"/>
-                <w:color w:val="FFFFFF"/>
-                <w:sz w:val="28"/>
-                <w:szCs w:val="28"/>
-              </w:rPr>
-              <w:t>OFFERINGS</w:t>
-            </w:r>
-          </w:p>
-        </w:tc>
-      </w:tr>
-      <w:tr>
-        <w:trPr>
-          <w:trHeight w:val="908"/>
-        </w:trPr>
-        <w:tc>
-          <w:tcPr>
-            <w:tcW w:w="9358" w:type="dxa"/>
-          </w:tcPr>
-          <w:p>
-            <w:pPr>
-              <w:rPr>
-                <w:rStyle w:val="IntenseEmphasis"/>
-                <w:rFonts w:eastAsia="Calibri Light"/>
-                <w:b w:val="0"/>
-                <w:bCs w:val="0"/>
-                <w:i w:val="0"/>
-                <w:iCs w:val="0"/>
-                <w:color w:val="000000" w:themeColor="text1"/>
-                <w:sz w:val="28"/>
-                <w:szCs w:val="28"/>
-                <w14:shadow w14:blurRad="38100" w14:dist="19050" w14:dir="2700000" w14:sx="100000" w14:sy="100000" w14:kx="0" w14:ky="0" w14:algn="tl">
-                  <w14:schemeClr w14:val="dk1">
-                    <w14:alpha w14:val="60000"/>
-                  </w14:schemeClr>
-                </w14:shadow>
-                <w14:textOutline w14:w="0" w14:cap="flat" w14:cmpd="sng" w14:algn="ctr">
-                  <w14:noFill/>
-                  <w14:prstDash w14:val="solid"/>
-                  <w14:round/>
-                </w14:textOutline>
-              </w:rPr>
-            </w:pPr>
-          </w:p>
-          <w:p>
-            <w:pPr>
-              <w:pStyle w:val="ListParagraph"/>
-              <w:numPr>
-                <w:ilvl w:val="0"/>
-                <w:numId w:val="21"/>
-              </w:numPr>
-              <w:rPr>
-                <w:rStyle w:val="IntenseEmphasis"/>
-                <w:rFonts w:eastAsia="Calibri Light"/>
-                <w:b w:val="0"/>
-                <w:bCs w:val="0"/>
-                <w:i w:val="0"/>
-                <w:iCs w:val="0"/>
-                <w:color w:val="000000" w:themeColor="text1"/>
-                <w:sz w:val="28"/>
-                <w:szCs w:val="28"/>
-                <w14:shadow w14:blurRad="38100" w14:dist="19050" w14:dir="2700000" w14:sx="100000" w14:sy="100000" w14:kx="0" w14:ky="0" w14:algn="tl">
-                  <w14:schemeClr w14:val="dk1">
-                    <w14:alpha w14:val="60000"/>
-                  </w14:schemeClr>
-                </w14:shadow>
-                <w14:textOutline w14:w="0" w14:cap="flat" w14:cmpd="sng" w14:algn="ctr">
-                  <w14:noFill/>
-                  <w14:prstDash w14:val="solid"/>
-                  <w14:round/>
-                </w14:textOutline>
-              </w:rPr>
-            </w:pPr>
-            <w:r>
-              <w:rPr>
-                <w:rStyle w:val="IntenseEmphasis"/>
-                <w:rFonts w:eastAsia="Calibri Light"/>
-                <w:b w:val="0"/>
-                <w:bCs w:val="0"/>
-                <w:i w:val="0"/>
-                <w:iCs w:val="0"/>
-                <w:color w:val="000000" w:themeColor="text1"/>
-                <w:sz w:val="28"/>
-                <w:szCs w:val="28"/>
-                <w14:shadow w14:blurRad="38100" w14:dist="19050" w14:dir="2700000" w14:sx="100000" w14:sy="100000" w14:kx="0" w14:ky="0" w14:algn="tl">
-                  <w14:schemeClr w14:val="dk1">
-                    <w14:alpha w14:val="60000"/>
-                  </w14:schemeClr>
-                </w14:shadow>
-                <w14:textOutline w14:w="0" w14:cap="flat" w14:cmpd="sng" w14:algn="ctr">
-                  <w14:noFill/>
-                  <w14:prstDash w14:val="solid"/>
-                  <w14:round/>
-                </w14:textOutline>
-              </w:rPr>
-              <w:t>Sound Setup</w:t>
-            </w:r>
-          </w:p>
-          <w:p>
-            <w:pPr>
-              <w:pStyle w:val="ListParagraph"/>
-              <w:rPr>
-                <w:rStyle w:val="IntenseEmphasis"/>
-                <w:rFonts w:eastAsia="Calibri Light"/>
-                <w:b w:val="0"/>
-                <w:bCs w:val="0"/>
-                <w:i w:val="0"/>
-                <w:iCs w:val="0"/>
-                <w:color w:val="000000" w:themeColor="text1"/>
-                <w:sz w:val="28"/>
-                <w:szCs w:val="28"/>
-                <w14:shadow w14:blurRad="38100" w14:dist="19050" w14:dir="2700000" w14:sx="100000" w14:sy="100000" w14:kx="0" w14:ky="0" w14:algn="tl">
-                  <w14:schemeClr w14:val="dk1">
-                    <w14:alpha w14:val="60000"/>
-                  </w14:schemeClr>
-                </w14:shadow>
-                <w14:textOutline w14:w="0" w14:cap="flat" w14:cmpd="sng" w14:algn="ctr">
-                  <w14:noFill/>
-                  <w14:prstDash w14:val="solid"/>
-                  <w14:round/>
-                </w14:textOutline>
-              </w:rPr>
-            </w:pPr>
-            <w:r>
-              <w:rPr>
-                <w:rStyle w:val="IntenseEmphasis"/>
-                <w:rFonts w:eastAsia="Calibri Light"/>
-                <w:b w:val="0"/>
-                <w:bCs w:val="0"/>
-                <w:i w:val="0"/>
-                <w:iCs w:val="0"/>
-                <w:color w:val="000000" w:themeColor="text1"/>
-                <w:sz w:val="28"/>
-                <w:szCs w:val="28"/>
-                <w14:shadow w14:blurRad="38100" w14:dist="19050" w14:dir="2700000" w14:sx="100000" w14:sy="100000" w14:kx="0" w14:ky="0" w14:algn="tl">
-                  <w14:schemeClr w14:val="dk1">
-                    <w14:alpha w14:val="60000"/>
-                  </w14:schemeClr>
-                </w14:shadow>
-                <w14:textOutline w14:w="0" w14:cap="flat" w14:cmpd="sng" w14:algn="ctr">
-                  <w14:noFill/>
-                  <w14:prstDash w14:val="solid"/>
-                  <w14:round/>
-                </w14:textOutline>
-              </w:rPr>
-              <w:t>(Line Array, Bases &amp; Monitors)</w:t>
-            </w:r>
-          </w:p>
-          <w:p>
-            <w:pPr>
-              <w:rPr>
-                <w:rStyle w:val="IntenseEmphasis"/>
-                <w:rFonts w:eastAsia="Calibri Light"/>
-                <w:b w:val="0"/>
-                <w:bCs w:val="0"/>
-                <w:i w:val="0"/>
-                <w:iCs w:val="0"/>
-                <w:color w:val="000000" w:themeColor="text1"/>
-                <w:sz w:val="28"/>
-                <w:szCs w:val="28"/>
-                <w14:shadow w14:blurRad="38100" w14:dist="19050" w14:dir="2700000" w14:sx="100000" w14:sy="100000" w14:kx="0" w14:ky="0" w14:algn="tl">
-                  <w14:schemeClr w14:val="dk1">
-                    <w14:alpha w14:val="60000"/>
-                  </w14:schemeClr>
-                </w14:shadow>
-                <w14:textOutline w14:w="0" w14:cap="flat" w14:cmpd="sng" w14:algn="ctr">
-                  <w14:noFill/>
-                  <w14:prstDash w14:val="solid"/>
-                  <w14:round/>
-                </w14:textOutline>
-              </w:rPr>
-            </w:pPr>
-          </w:p>
-          <w:p>
-            <w:pPr>
-              <w:pStyle w:val="ListParagraph"/>
-              <w:numPr>
-                <w:ilvl w:val="0"/>
-                <w:numId w:val="21"/>
-              </w:numPr>
-              <w:rPr>
-                <w:rStyle w:val="IntenseEmphasis"/>
-                <w:rFonts w:eastAsia="Calibri Light"/>
-                <w:b w:val="0"/>
-                <w:bCs w:val="0"/>
-                <w:i w:val="0"/>
-                <w:iCs w:val="0"/>
-                <w:color w:val="000000" w:themeColor="text1"/>
-                <w:sz w:val="28"/>
-                <w:szCs w:val="28"/>
-                <w14:shadow w14:blurRad="38100" w14:dist="19050" w14:dir="2700000" w14:sx="100000" w14:sy="100000" w14:kx="0" w14:ky="0" w14:algn="tl">
-                  <w14:schemeClr w14:val="dk1">
-                    <w14:alpha w14:val="60000"/>
-                  </w14:schemeClr>
-                </w14:shadow>
-                <w14:textOutline w14:w="0" w14:cap="flat" w14:cmpd="sng" w14:algn="ctr">
-                  <w14:noFill/>
-                  <w14:prstDash w14:val="solid"/>
-                  <w14:round/>
-                </w14:textOutline>
-              </w:rPr>
-            </w:pPr>
-            <w:r>
-              <w:rPr>
-                <w:rStyle w:val="IntenseEmphasis"/>
-                <w:rFonts w:eastAsia="Calibri Light"/>
-                <w:b w:val="0"/>
-                <w:bCs w:val="0"/>
-                <w:i w:val="0"/>
-                <w:iCs w:val="0"/>
-                <w:color w:val="000000" w:themeColor="text1"/>
-                <w:sz w:val="28"/>
-                <w:szCs w:val="28"/>
-                <w14:shadow w14:blurRad="38100" w14:dist="19050" w14:dir="2700000" w14:sx="100000" w14:sy="100000" w14:kx="0" w14:ky="0" w14:algn="tl">
-                  <w14:schemeClr w14:val="dk1">
-                    <w14:alpha w14:val="60000"/>
-                  </w14:schemeClr>
-                </w14:shadow>
-                <w14:textOutline w14:w="0" w14:cap="flat" w14:cmpd="sng" w14:algn="ctr">
-                  <w14:noFill/>
-                  <w14:prstDash w14:val="solid"/>
-                  <w14:round/>
-                </w14:textOutline>
-              </w:rPr>
-              <w:t>Sharpy</w:t>
-            </w:r>
-            <w:r>
-              <w:rPr>
-                <w:rStyle w:val="IntenseEmphasis"/>
-                <w:rFonts w:eastAsia="Calibri Light"/>
-                <w:b w:val="0"/>
-                <w:bCs w:val="0"/>
-                <w:i w:val="0"/>
-                <w:iCs w:val="0"/>
-                <w:color w:val="000000" w:themeColor="text1"/>
-                <w:sz w:val="28"/>
-                <w:szCs w:val="28"/>
-                <w14:shadow w14:blurRad="38100" w14:dist="19050" w14:dir="2700000" w14:sx="100000" w14:sy="100000" w14:kx="0" w14:ky="0" w14:algn="tl">
-                  <w14:schemeClr w14:val="dk1">
-                    <w14:alpha w14:val="60000"/>
-                  </w14:schemeClr>
-                </w14:shadow>
-                <w14:textOutline w14:w="0" w14:cap="flat" w14:cmpd="sng" w14:algn="ctr">
-                  <w14:noFill/>
-                  <w14:prstDash w14:val="solid"/>
-                  <w14:round/>
-                </w14:textOutline>
-              </w:rPr>
-              <w:t xml:space="preserve"> Lights</w:t>
-            </w:r>
-            <w:r>
-              <w:rPr>
-                <w:rStyle w:val="IntenseEmphasis"/>
-                <w:rFonts w:eastAsia="Calibri Light"/>
-                <w:b w:val="0"/>
-                <w:bCs w:val="0"/>
-                <w:i w:val="0"/>
-                <w:iCs w:val="0"/>
-                <w:color w:val="000000" w:themeColor="text1"/>
-                <w:sz w:val="28"/>
-                <w:szCs w:val="28"/>
-                <w14:shadow w14:blurRad="38100" w14:dist="19050" w14:dir="2700000" w14:sx="100000" w14:sy="100000" w14:kx="0" w14:ky="0" w14:algn="tl">
-                  <w14:schemeClr w14:val="dk1">
-                    <w14:alpha w14:val="60000"/>
-                  </w14:schemeClr>
-                </w14:shadow>
-                <w14:textOutline w14:w="0" w14:cap="flat" w14:cmpd="sng" w14:algn="ctr">
-                  <w14:noFill/>
-                  <w14:prstDash w14:val="solid"/>
-                  <w14:round/>
-                </w14:textOutline>
-              </w:rPr>
-              <w:t xml:space="preserve"> &amp; Led Lights</w:t>
-            </w:r>
-          </w:p>
-          <w:p>
-            <w:pPr>
-              <w:rPr>
-                <w:rStyle w:val="IntenseEmphasis"/>
-                <w:rFonts w:eastAsia="Calibri Light"/>
-                <w:b w:val="0"/>
-                <w:bCs w:val="0"/>
-                <w:i w:val="0"/>
-                <w:iCs w:val="0"/>
-                <w:color w:val="000000" w:themeColor="text1"/>
-                <w:sz w:val="28"/>
-                <w:szCs w:val="28"/>
-                <w14:shadow w14:blurRad="38100" w14:dist="19050" w14:dir="2700000" w14:sx="100000" w14:sy="100000" w14:kx="0" w14:ky="0" w14:algn="tl">
-                  <w14:schemeClr w14:val="dk1">
-                    <w14:alpha w14:val="60000"/>
-                  </w14:schemeClr>
-                </w14:shadow>
-                <w14:textOutline w14:w="0" w14:cap="flat" w14:cmpd="sng" w14:algn="ctr">
-                  <w14:noFill/>
-                  <w14:prstDash w14:val="solid"/>
-                  <w14:round/>
-                </w14:textOutline>
-              </w:rPr>
-            </w:pPr>
-          </w:p>
-          <w:p>
-            <w:pPr>
-              <w:pStyle w:val="ListParagraph"/>
-              <w:numPr>
-                <w:ilvl w:val="0"/>
-                <w:numId w:val="21"/>
-              </w:numPr>
-              <w:rPr>
-                <w:rStyle w:val="IntenseEmphasis"/>
-                <w:rFonts w:eastAsia="Calibri Light"/>
-                <w:b w:val="0"/>
-                <w:bCs w:val="0"/>
-                <w:i w:val="0"/>
-                <w:iCs w:val="0"/>
-                <w:color w:val="000000" w:themeColor="text1"/>
-                <w:sz w:val="28"/>
-                <w:szCs w:val="28"/>
-                <w14:shadow w14:blurRad="38100" w14:dist="19050" w14:dir="2700000" w14:sx="100000" w14:sy="100000" w14:kx="0" w14:ky="0" w14:algn="tl">
-                  <w14:schemeClr w14:val="dk1">
-                    <w14:alpha w14:val="60000"/>
-                  </w14:schemeClr>
-                </w14:shadow>
-                <w14:textOutline w14:w="0" w14:cap="flat" w14:cmpd="sng" w14:algn="ctr">
-                  <w14:noFill/>
-                  <w14:prstDash w14:val="solid"/>
-                  <w14:round/>
-                </w14:textOutline>
-              </w:rPr>
-            </w:pPr>
-            <w:r>
-              <w:rPr>
-                <w:rStyle w:val="IntenseEmphasis"/>
-                <w:rFonts w:eastAsia="Calibri Light"/>
-                <w:b w:val="0"/>
-                <w:bCs w:val="0"/>
-                <w:i w:val="0"/>
-                <w:iCs w:val="0"/>
-                <w:color w:val="000000" w:themeColor="text1"/>
-                <w:sz w:val="28"/>
-                <w:szCs w:val="28"/>
-                <w14:shadow w14:blurRad="38100" w14:dist="19050" w14:dir="2700000" w14:sx="100000" w14:sy="100000" w14:kx="0" w14:ky="0" w14:algn="tl">
-                  <w14:schemeClr w14:val="dk1">
-                    <w14:alpha w14:val="60000"/>
-                  </w14:schemeClr>
-                </w14:shadow>
-                <w14:textOutline w14:w="0" w14:cap="flat" w14:cmpd="sng" w14:algn="ctr">
-                  <w14:noFill/>
-                  <w14:prstDash w14:val="solid"/>
-                  <w14:round/>
-                </w14:textOutline>
-              </w:rPr>
-              <w:t xml:space="preserve">Professional </w:t>
-            </w:r>
-            <w:r>
-              <w:rPr>
-                <w:rStyle w:val="IntenseEmphasis"/>
-                <w:rFonts w:eastAsia="Calibri Light"/>
-                <w:b w:val="0"/>
-                <w:bCs w:val="0"/>
-                <w:i w:val="0"/>
-                <w:iCs w:val="0"/>
-                <w:color w:val="000000" w:themeColor="text1"/>
-                <w:sz w:val="28"/>
-                <w:szCs w:val="28"/>
-                <w14:shadow w14:blurRad="38100" w14:dist="19050" w14:dir="2700000" w14:sx="100000" w14:sy="100000" w14:kx="0" w14:ky="0" w14:algn="tl">
-                  <w14:schemeClr w14:val="dk1">
-                    <w14:alpha w14:val="60000"/>
-                  </w14:schemeClr>
-                </w14:shadow>
-                <w14:textOutline w14:w="0" w14:cap="flat" w14:cmpd="sng" w14:algn="ctr">
-                  <w14:noFill/>
-                  <w14:prstDash w14:val="solid"/>
-                  <w14:round/>
-                </w14:textOutline>
-              </w:rPr>
-              <w:t>Microphones</w:t>
-            </w:r>
-            <w:r>
-              <w:rPr>
-                <w:rStyle w:val="IntenseEmphasis"/>
-                <w:rFonts w:eastAsia="Calibri Light"/>
-                <w:b w:val="0"/>
-                <w:bCs w:val="0"/>
-                <w:i w:val="0"/>
-                <w:iCs w:val="0"/>
-                <w:color w:val="000000" w:themeColor="text1"/>
-                <w:sz w:val="28"/>
-                <w:szCs w:val="28"/>
-                <w14:shadow w14:blurRad="38100" w14:dist="19050" w14:dir="2700000" w14:sx="100000" w14:sy="100000" w14:kx="0" w14:ky="0" w14:algn="tl">
-                  <w14:schemeClr w14:val="dk1">
-                    <w14:alpha w14:val="60000"/>
-                  </w14:schemeClr>
-                </w14:shadow>
-                <w14:textOutline w14:w="0" w14:cap="flat" w14:cmpd="sng" w14:algn="ctr">
-                  <w14:noFill/>
-                  <w14:prstDash w14:val="solid"/>
-                  <w14:round/>
-                </w14:textOutline>
-              </w:rPr>
-              <w:t xml:space="preserve"> [</w:t>
-            </w:r>
-            <w:r>
-              <w:rPr>
-                <w:rStyle w:val="IntenseEmphasis"/>
-                <w:rFonts w:eastAsia="Calibri Light"/>
-                <w:b w:val="0"/>
-                <w:bCs w:val="0"/>
-                <w:i w:val="0"/>
-                <w:iCs w:val="0"/>
-                <w:color w:val="000000" w:themeColor="text1"/>
-                <w:sz w:val="28"/>
-                <w:szCs w:val="28"/>
-                <w14:shadow w14:blurRad="38100" w14:dist="19050" w14:dir="2700000" w14:sx="100000" w14:sy="100000" w14:kx="0" w14:ky="0" w14:algn="tl">
-                  <w14:schemeClr w14:val="dk1">
-                    <w14:alpha w14:val="60000"/>
-                  </w14:schemeClr>
-                </w14:shadow>
-                <w14:textOutline w14:w="0" w14:cap="flat" w14:cmpd="sng" w14:algn="ctr">
-                  <w14:noFill/>
-                  <w14:prstDash w14:val="solid"/>
-                  <w14:round/>
-                </w14:textOutline>
-              </w:rPr>
-              <w:t>2</w:t>
-            </w:r>
-            <w:r>
-              <w:rPr>
-                <w:rStyle w:val="IntenseEmphasis"/>
-                <w:rFonts w:eastAsia="Calibri Light"/>
-                <w:b w:val="0"/>
-                <w:bCs w:val="0"/>
-                <w:i w:val="0"/>
-                <w:iCs w:val="0"/>
-                <w:color w:val="000000" w:themeColor="text1"/>
-                <w:sz w:val="28"/>
-                <w:szCs w:val="28"/>
-                <w14:shadow w14:blurRad="38100" w14:dist="19050" w14:dir="2700000" w14:sx="100000" w14:sy="100000" w14:kx="0" w14:ky="0" w14:algn="tl">
-                  <w14:schemeClr w14:val="dk1">
-                    <w14:alpha w14:val="60000"/>
-                  </w14:schemeClr>
-                </w14:shadow>
-                <w14:textOutline w14:w="0" w14:cap="flat" w14:cmpd="sng" w14:algn="ctr">
-                  <w14:noFill/>
-                  <w14:prstDash w14:val="solid"/>
-                  <w14:round/>
-                </w14:textOutline>
-              </w:rPr>
-              <w:t>]</w:t>
-            </w:r>
-          </w:p>
-          <w:p>
-            <w:pPr>
-              <w:rPr>
-                <w:rStyle w:val="IntenseEmphasis"/>
-                <w:rFonts w:eastAsia="Calibri Light"/>
-                <w:b w:val="0"/>
-                <w:bCs w:val="0"/>
-                <w:i w:val="0"/>
-                <w:iCs w:val="0"/>
-                <w:color w:val="000000" w:themeColor="text1"/>
-                <w:sz w:val="28"/>
-                <w:szCs w:val="28"/>
-                <w14:shadow w14:blurRad="38100" w14:dist="19050" w14:dir="2700000" w14:sx="100000" w14:sy="100000" w14:kx="0" w14:ky="0" w14:algn="tl">
-                  <w14:schemeClr w14:val="dk1">
-                    <w14:alpha w14:val="60000"/>
-                  </w14:schemeClr>
-                </w14:shadow>
-                <w14:textOutline w14:w="0" w14:cap="flat" w14:cmpd="sng" w14:algn="ctr">
-                  <w14:noFill/>
-                  <w14:prstDash w14:val="solid"/>
-                  <w14:round/>
-                </w14:textOutline>
-              </w:rPr>
-            </w:pPr>
-          </w:p>
-          <w:p>
-            <w:pPr>
-              <w:pStyle w:val="ListParagraph"/>
-              <w:numPr>
-                <w:ilvl w:val="0"/>
-                <w:numId w:val="21"/>
-              </w:numPr>
-              <w:rPr>
-                <w:rStyle w:val="IntenseEmphasis"/>
-                <w:rFonts w:eastAsia="Calibri Light"/>
-                <w:b w:val="0"/>
-                <w:bCs w:val="0"/>
-                <w:i w:val="0"/>
-                <w:iCs w:val="0"/>
-                <w:color w:val="000000" w:themeColor="text1"/>
-                <w:sz w:val="28"/>
-                <w:szCs w:val="28"/>
-                <w14:shadow w14:blurRad="38100" w14:dist="19050" w14:dir="2700000" w14:sx="100000" w14:sy="100000" w14:kx="0" w14:ky="0" w14:algn="tl">
-                  <w14:schemeClr w14:val="dk1">
-                    <w14:alpha w14:val="60000"/>
-                  </w14:schemeClr>
-                </w14:shadow>
-                <w14:textOutline w14:w="0" w14:cap="flat" w14:cmpd="sng" w14:algn="ctr">
-                  <w14:noFill/>
-                  <w14:prstDash w14:val="solid"/>
-                  <w14:round/>
-                </w14:textOutline>
-              </w:rPr>
-            </w:pPr>
-            <w:r>
-              <w:rPr>
-                <w:rStyle w:val="IntenseEmphasis"/>
-                <w:rFonts w:eastAsia="Calibri Light"/>
-                <w:b w:val="0"/>
-                <w:bCs w:val="0"/>
-                <w:i w:val="0"/>
-                <w:iCs w:val="0"/>
-                <w:color w:val="000000" w:themeColor="text1"/>
-                <w:sz w:val="28"/>
-                <w:szCs w:val="28"/>
-                <w14:shadow w14:blurRad="38100" w14:dist="19050" w14:dir="2700000" w14:sx="100000" w14:sy="100000" w14:kx="0" w14:ky="0" w14:algn="tl">
-                  <w14:schemeClr w14:val="dk1">
-                    <w14:alpha w14:val="60000"/>
-                  </w14:schemeClr>
-                </w14:shadow>
-                <w14:textOutline w14:w="0" w14:cap="flat" w14:cmpd="sng" w14:algn="ctr">
-                  <w14:noFill/>
-                  <w14:prstDash w14:val="solid"/>
-                  <w14:round/>
-                </w14:textOutline>
-              </w:rPr>
-              <w:t>Flex Dance Floor [16x</w:t>
-            </w:r>
-            <w:r>
-              <w:rPr>
-                <w:rStyle w:val="IntenseEmphasis"/>
-                <w:rFonts w:eastAsia="Calibri Light"/>
-                <w:b w:val="0"/>
-                <w:bCs w:val="0"/>
-                <w:i w:val="0"/>
-                <w:iCs w:val="0"/>
-                <w:color w:val="000000" w:themeColor="text1"/>
-                <w:sz w:val="28"/>
-                <w:szCs w:val="28"/>
-                <w14:shadow w14:blurRad="38100" w14:dist="19050" w14:dir="2700000" w14:sx="100000" w14:sy="100000" w14:kx="0" w14:ky="0" w14:algn="tl">
-                  <w14:schemeClr w14:val="dk1">
-                    <w14:alpha w14:val="60000"/>
-                  </w14:schemeClr>
-                </w14:shadow>
-                <w14:textOutline w14:w="0" w14:cap="flat" w14:cmpd="sng" w14:algn="ctr">
-                  <w14:noFill/>
-                  <w14:prstDash w14:val="solid"/>
-                  <w14:round/>
-                </w14:textOutline>
-              </w:rPr>
-              <w:t>16</w:t>
-            </w:r>
-            <w:r>
-              <w:rPr>
-                <w:rStyle w:val="IntenseEmphasis"/>
-                <w:rFonts w:eastAsia="Calibri Light"/>
-                <w:b w:val="0"/>
-                <w:bCs w:val="0"/>
-                <w:i w:val="0"/>
-                <w:iCs w:val="0"/>
-                <w:color w:val="000000" w:themeColor="text1"/>
-                <w:sz w:val="28"/>
-                <w:szCs w:val="28"/>
-                <w14:shadow w14:blurRad="38100" w14:dist="19050" w14:dir="2700000" w14:sx="100000" w14:sy="100000" w14:kx="0" w14:ky="0" w14:algn="tl">
-                  <w14:schemeClr w14:val="dk1">
-                    <w14:alpha w14:val="60000"/>
-                  </w14:schemeClr>
-                </w14:shadow>
-                <w14:textOutline w14:w="0" w14:cap="flat" w14:cmpd="sng" w14:algn="ctr">
-                  <w14:noFill/>
-                  <w14:prstDash w14:val="solid"/>
-                  <w14:round/>
-                </w14:textOutline>
-              </w:rPr>
-              <w:t>]</w:t>
-            </w:r>
-            <w:r>
-              <w:rPr>
-                <w:rStyle w:val="IntenseEmphasis"/>
-                <w:rFonts w:eastAsia="Calibri Light"/>
-                <w:b w:val="0"/>
-                <w:bCs w:val="0"/>
-                <w:i w:val="0"/>
-                <w:iCs w:val="0"/>
-                <w:color w:val="000000" w:themeColor="text1"/>
-                <w:sz w:val="28"/>
-                <w:szCs w:val="28"/>
-                <w14:shadow w14:blurRad="38100" w14:dist="19050" w14:dir="2700000" w14:sx="100000" w14:sy="100000" w14:kx="0" w14:ky="0" w14:algn="tl">
-                  <w14:schemeClr w14:val="dk1">
-                    <w14:alpha w14:val="60000"/>
-                  </w14:schemeClr>
-                </w14:shadow>
-                <w14:textOutline w14:w="0" w14:cap="flat" w14:cmpd="sng" w14:algn="ctr">
-                  <w14:noFill/>
-                  <w14:prstDash w14:val="solid"/>
-                  <w14:round/>
-                </w14:textOutline>
-              </w:rPr>
-              <w:t xml:space="preserve"> As Per Theme</w:t>
-            </w:r>
-          </w:p>
-          <w:p>
-            <w:pPr>
-              <w:rPr>
-                <w:rStyle w:val="IntenseEmphasis"/>
-                <w:rFonts w:eastAsia="Calibri Light"/>
-                <w:b w:val="0"/>
-                <w:bCs w:val="0"/>
-                <w:i w:val="0"/>
-                <w:iCs w:val="0"/>
-                <w:color w:val="000000" w:themeColor="text1"/>
-                <w:sz w:val="28"/>
-                <w:szCs w:val="28"/>
-                <w14:shadow w14:blurRad="38100" w14:dist="19050" w14:dir="2700000" w14:sx="100000" w14:sy="100000" w14:kx="0" w14:ky="0" w14:algn="tl">
-                  <w14:schemeClr w14:val="dk1">
-                    <w14:alpha w14:val="60000"/>
-                  </w14:schemeClr>
-                </w14:shadow>
-                <w14:textOutline w14:w="0" w14:cap="flat" w14:cmpd="sng" w14:algn="ctr">
-                  <w14:noFill/>
-                  <w14:prstDash w14:val="solid"/>
-                  <w14:round/>
-                </w14:textOutline>
-              </w:rPr>
-            </w:pPr>
-          </w:p>
-          <w:p>
-            <w:pPr>
-              <w:pStyle w:val="ListParagraph"/>
-              <w:numPr>
-                <w:ilvl w:val="0"/>
-                <w:numId w:val="21"/>
-              </w:numPr>
-              <w:rPr>
-                <w:rStyle w:val="IntenseEmphasis"/>
-                <w:rFonts w:eastAsia="Calibri Light"/>
-                <w:b w:val="0"/>
-                <w:bCs w:val="0"/>
-                <w:i w:val="0"/>
-                <w:iCs w:val="0"/>
-                <w:color w:val="000000" w:themeColor="text1"/>
-                <w:sz w:val="28"/>
-                <w:szCs w:val="28"/>
-                <w14:shadow w14:blurRad="38100" w14:dist="19050" w14:dir="2700000" w14:sx="100000" w14:sy="100000" w14:kx="0" w14:ky="0" w14:algn="tl">
-                  <w14:schemeClr w14:val="dk1">
-                    <w14:alpha w14:val="60000"/>
-                  </w14:schemeClr>
-                </w14:shadow>
-                <w14:textOutline w14:w="0" w14:cap="flat" w14:cmpd="sng" w14:algn="ctr">
-                  <w14:noFill/>
-                  <w14:prstDash w14:val="solid"/>
-                  <w14:round/>
-                </w14:textOutline>
-              </w:rPr>
-            </w:pPr>
-            <w:r>
-              <w:rPr>
-                <w:rStyle w:val="IntenseEmphasis"/>
-                <w:rFonts w:eastAsia="Calibri Light"/>
-                <w:b w:val="0"/>
-                <w:bCs w:val="0"/>
-                <w:i w:val="0"/>
-                <w:iCs w:val="0"/>
-                <w:color w:val="000000" w:themeColor="text1"/>
-                <w:sz w:val="28"/>
-                <w:szCs w:val="28"/>
-                <w14:shadow w14:blurRad="38100" w14:dist="19050" w14:dir="2700000" w14:sx="100000" w14:sy="100000" w14:kx="0" w14:ky="0" w14:algn="tl">
-                  <w14:schemeClr w14:val="dk1">
-                    <w14:alpha w14:val="60000"/>
-                  </w14:schemeClr>
-                </w14:shadow>
-                <w14:textOutline w14:w="0" w14:cap="flat" w14:cmpd="sng" w14:algn="ctr">
-                  <w14:noFill/>
-                  <w14:prstDash w14:val="solid"/>
-                  <w14:round/>
-                </w14:textOutline>
-              </w:rPr>
-              <w:t>Console Of Led Screen</w:t>
-            </w:r>
-          </w:p>
-          <w:p>
-            <w:pPr>
-              <w:pStyle w:val="ListParagraph"/>
-              <w:rPr>
-                <w:rStyle w:val="IntenseEmphasis"/>
-                <w:rFonts w:eastAsia="Calibri Light"/>
-                <w:b w:val="0"/>
-                <w:bCs w:val="0"/>
-                <w:i w:val="0"/>
-                <w:iCs w:val="0"/>
-                <w:color w:val="000000" w:themeColor="text1"/>
-                <w:sz w:val="28"/>
-                <w:szCs w:val="28"/>
-                <w14:shadow w14:blurRad="38100" w14:dist="19050" w14:dir="2700000" w14:sx="100000" w14:sy="100000" w14:kx="0" w14:ky="0" w14:algn="tl">
-                  <w14:schemeClr w14:val="dk1">
-                    <w14:alpha w14:val="60000"/>
-                  </w14:schemeClr>
-                </w14:shadow>
-                <w14:textOutline w14:w="0" w14:cap="flat" w14:cmpd="sng" w14:algn="ctr">
-                  <w14:noFill/>
-                  <w14:prstDash w14:val="solid"/>
-                  <w14:round/>
-                </w14:textOutline>
-              </w:rPr>
-            </w:pPr>
-          </w:p>
-          <w:p>
-            <w:pPr>
-              <w:pStyle w:val="ListParagraph"/>
-              <w:numPr>
-                <w:ilvl w:val="0"/>
-                <w:numId w:val="21"/>
-              </w:numPr>
-              <w:rPr>
-                <w:rStyle w:val="IntenseEmphasis"/>
-                <w:rFonts w:eastAsia="Calibri Light"/>
-                <w:b w:val="0"/>
-                <w:bCs w:val="0"/>
-                <w:i w:val="0"/>
-                <w:iCs w:val="0"/>
-                <w:color w:val="000000" w:themeColor="text1"/>
-                <w:sz w:val="28"/>
-                <w:szCs w:val="28"/>
-                <w14:shadow w14:blurRad="38100" w14:dist="19050" w14:dir="2700000" w14:sx="100000" w14:sy="100000" w14:kx="0" w14:ky="0" w14:algn="tl">
-                  <w14:schemeClr w14:val="dk1">
-                    <w14:alpha w14:val="60000"/>
-                  </w14:schemeClr>
-                </w14:shadow>
-                <w14:textOutline w14:w="0" w14:cap="flat" w14:cmpd="sng" w14:algn="ctr">
-                  <w14:noFill/>
-                  <w14:prstDash w14:val="solid"/>
-                  <w14:round/>
-                </w14:textOutline>
-              </w:rPr>
-            </w:pPr>
-            <w:r>
-              <w:rPr>
-                <w:rStyle w:val="IntenseEmphasis"/>
-                <w:rFonts w:eastAsia="Calibri Light"/>
-                <w:b w:val="0"/>
-                <w:bCs w:val="0"/>
-                <w:i w:val="0"/>
-                <w:iCs w:val="0"/>
-                <w:color w:val="000000" w:themeColor="text1"/>
-                <w:sz w:val="28"/>
-                <w:szCs w:val="28"/>
-                <w14:shadow w14:blurRad="38100" w14:dist="19050" w14:dir="2700000" w14:sx="100000" w14:sy="100000" w14:kx="0" w14:ky="0" w14:algn="tl">
-                  <w14:schemeClr w14:val="dk1">
-                    <w14:alpha w14:val="60000"/>
-                  </w14:schemeClr>
-                </w14:shadow>
-                <w14:textOutline w14:w="0" w14:cap="flat" w14:cmpd="sng" w14:algn="ctr">
-                  <w14:noFill/>
-                  <w14:prstDash w14:val="solid"/>
-                  <w14:round/>
-                </w14:textOutline>
-              </w:rPr>
-              <w:t>Sound Mixer</w:t>
-            </w:r>
-          </w:p>
-          <w:p>
-            <w:pPr>
-              <w:pStyle w:val="ListParagraph"/>
-              <w:rPr>
-                <w:rStyle w:val="IntenseEmphasis"/>
-                <w:rFonts w:eastAsia="Calibri Light"/>
-                <w:b w:val="0"/>
-                <w:bCs w:val="0"/>
-                <w:i w:val="0"/>
-                <w:iCs w:val="0"/>
-                <w:color w:val="000000" w:themeColor="text1"/>
-                <w:sz w:val="28"/>
-                <w:szCs w:val="28"/>
-                <w14:shadow w14:blurRad="38100" w14:dist="19050" w14:dir="2700000" w14:sx="100000" w14:sy="100000" w14:kx="0" w14:ky="0" w14:algn="tl">
-                  <w14:schemeClr w14:val="dk1">
-                    <w14:alpha w14:val="60000"/>
-                  </w14:schemeClr>
-                </w14:shadow>
-                <w14:textOutline w14:w="0" w14:cap="flat" w14:cmpd="sng" w14:algn="ctr">
-                  <w14:noFill/>
-                  <w14:prstDash w14:val="solid"/>
-                  <w14:round/>
-                </w14:textOutline>
-              </w:rPr>
-            </w:pPr>
-          </w:p>
-          <w:p>
-            <w:pPr>
-              <w:pStyle w:val="ListParagraph"/>
-              <w:numPr>
-                <w:ilvl w:val="0"/>
-                <w:numId w:val="21"/>
-              </w:numPr>
-              <w:rPr>
-                <w:rStyle w:val="IntenseEmphasis"/>
-                <w:rFonts w:eastAsia="Calibri Light"/>
-                <w:b w:val="0"/>
-                <w:bCs w:val="0"/>
-                <w:i w:val="0"/>
-                <w:iCs w:val="0"/>
-                <w:color w:val="000000" w:themeColor="text1"/>
-                <w:sz w:val="28"/>
-                <w:szCs w:val="28"/>
-                <w14:shadow w14:blurRad="38100" w14:dist="19050" w14:dir="2700000" w14:sx="100000" w14:sy="100000" w14:kx="0" w14:ky="0" w14:algn="tl">
-                  <w14:schemeClr w14:val="dk1">
-                    <w14:alpha w14:val="60000"/>
-                  </w14:schemeClr>
-                </w14:shadow>
-                <w14:textOutline w14:w="0" w14:cap="flat" w14:cmpd="sng" w14:algn="ctr">
-                  <w14:noFill/>
-                  <w14:prstDash w14:val="solid"/>
-                  <w14:round/>
-                </w14:textOutline>
-              </w:rPr>
-            </w:pPr>
-            <w:r>
-              <w:rPr>
-                <w:rStyle w:val="IntenseEmphasis"/>
-                <w:rFonts w:eastAsia="Calibri Light"/>
-                <w:b w:val="0"/>
-                <w:bCs w:val="0"/>
-                <w:i w:val="0"/>
-                <w:iCs w:val="0"/>
-                <w:color w:val="000000" w:themeColor="text1"/>
-                <w:sz w:val="28"/>
-                <w:szCs w:val="28"/>
-                <w14:shadow w14:blurRad="38100" w14:dist="19050" w14:dir="2700000" w14:sx="100000" w14:sy="100000" w14:kx="0" w14:ky="0" w14:algn="tl">
-                  <w14:schemeClr w14:val="dk1">
-                    <w14:alpha w14:val="60000"/>
-                  </w14:schemeClr>
-                </w14:shadow>
-                <w14:textOutline w14:w="0" w14:cap="flat" w14:cmpd="sng" w14:algn="ctr">
-                  <w14:noFill/>
-                  <w14:prstDash w14:val="solid"/>
-                  <w14:round/>
-                </w14:textOutline>
-              </w:rPr>
-              <w:t>Genset &amp; Maintenance</w:t>
-            </w:r>
-          </w:p>
-          <w:p>
-            <w:pPr>
-              <w:rPr>
-                <w:rStyle w:val="IntenseEmphasis"/>
-                <w:rFonts w:eastAsia="Calibri Light"/>
-                <w:b w:val="0"/>
-                <w:bCs w:val="0"/>
-                <w:i w:val="0"/>
-                <w:iCs w:val="0"/>
-                <w:color w:val="000000" w:themeColor="text1"/>
-                <w:sz w:val="28"/>
-                <w:szCs w:val="28"/>
-                <w14:shadow w14:blurRad="38100" w14:dist="19050" w14:dir="2700000" w14:sx="100000" w14:sy="100000" w14:kx="0" w14:ky="0" w14:algn="tl">
-                  <w14:schemeClr w14:val="dk1">
-                    <w14:alpha w14:val="60000"/>
-                  </w14:schemeClr>
-                </w14:shadow>
-                <w14:textOutline w14:w="0" w14:cap="flat" w14:cmpd="sng" w14:algn="ctr">
-                  <w14:noFill/>
-                  <w14:prstDash w14:val="solid"/>
-                  <w14:round/>
-                </w14:textOutline>
-              </w:rPr>
-            </w:pPr>
-          </w:p>
-        </w:tc>
-      </w:tr>
-      <w:tr>
-        <w:trPr>
-          <w:trHeight w:val="908"/>
-        </w:trPr>
-        <w:tc>
-          <w:tcPr>
-            <w:tcW w:w="9358" w:type="dxa"/>
-          </w:tcPr>
-          <w:p>
-            <w:pPr>
-              <w:rPr>
-                <w:rStyle w:val="IntenseEmphasis"/>
-                <w:rFonts w:eastAsia="Calibri Light"/>
-                <w:b w:val="0"/>
-                <w:bCs w:val="0"/>
-                <w:i w:val="0"/>
-                <w:iCs w:val="0"/>
-                <w:color w:val="000000" w:themeColor="text1"/>
-                <w:sz w:val="28"/>
-                <w:szCs w:val="28"/>
-                <w14:shadow w14:blurRad="38100" w14:dist="19050" w14:dir="2700000" w14:sx="100000" w14:sy="100000" w14:kx="0" w14:ky="0" w14:algn="tl">
-                  <w14:schemeClr w14:val="dk1">
-                    <w14:alpha w14:val="60000"/>
-                  </w14:schemeClr>
-                </w14:shadow>
-                <w14:textOutline w14:w="0" w14:cap="flat" w14:cmpd="sng" w14:algn="ctr">
-                  <w14:noFill/>
-                  <w14:prstDash w14:val="solid"/>
-                  <w14:round/>
-                </w14:textOutline>
-              </w:rPr>
-            </w:pPr>
-          </w:p>
-          <w:p>
-            <w:pPr>
-              <w:pStyle w:val="ListParagraph"/>
-              <w:numPr>
-                <w:ilvl w:val="0"/>
-                <w:numId w:val="21"/>
-              </w:numPr>
-              <w:rPr>
-                <w:rStyle w:val="IntenseEmphasis"/>
-                <w:rFonts w:eastAsia="Calibri Light"/>
-                <w:b w:val="0"/>
-                <w:bCs w:val="0"/>
-                <w:i w:val="0"/>
-                <w:iCs w:val="0"/>
-                <w:color w:val="000000" w:themeColor="text1"/>
-                <w:sz w:val="28"/>
-                <w:szCs w:val="28"/>
-                <w14:shadow w14:blurRad="38100" w14:dist="19050" w14:dir="2700000" w14:sx="100000" w14:sy="100000" w14:kx="0" w14:ky="0" w14:algn="tl">
-                  <w14:schemeClr w14:val="dk1">
-                    <w14:alpha w14:val="60000"/>
-                  </w14:schemeClr>
-                </w14:shadow>
-                <w14:textOutline w14:w="0" w14:cap="flat" w14:cmpd="sng" w14:algn="ctr">
-                  <w14:noFill/>
-                  <w14:prstDash w14:val="solid"/>
-                  <w14:round/>
-                </w14:textOutline>
-              </w:rPr>
-            </w:pPr>
-            <w:r>
-              <w:rPr>
-                <w:rStyle w:val="IntenseEmphasis"/>
-                <w:rFonts w:eastAsia="Calibri Light"/>
-                <w:b w:val="0"/>
-                <w:bCs w:val="0"/>
-                <w:i w:val="0"/>
-                <w:iCs w:val="0"/>
-                <w:color w:val="000000" w:themeColor="text1"/>
-                <w:sz w:val="28"/>
-                <w:szCs w:val="28"/>
-                <w14:shadow w14:blurRad="38100" w14:dist="19050" w14:dir="2700000" w14:sx="100000" w14:sy="100000" w14:kx="0" w14:ky="0" w14:algn="tl">
-                  <w14:schemeClr w14:val="dk1">
-                    <w14:alpha w14:val="60000"/>
-                  </w14:schemeClr>
-                </w14:shadow>
-                <w14:textOutline w14:w="0" w14:cap="flat" w14:cmpd="sng" w14:algn="ctr">
-                  <w14:noFill/>
-                  <w14:prstDash w14:val="solid"/>
-                  <w14:round/>
-                </w14:textOutline>
-              </w:rPr>
-              <w:t>DJ</w:t>
-            </w:r>
-            <w:r>
-              <w:rPr>
-                <w:rStyle w:val="IntenseEmphasis"/>
-                <w:rFonts w:eastAsia="Calibri Light"/>
-                <w:b w:val="0"/>
-                <w:bCs w:val="0"/>
-                <w:i w:val="0"/>
-                <w:iCs w:val="0"/>
-                <w:color w:val="000000" w:themeColor="text1"/>
-                <w:sz w:val="28"/>
-                <w:szCs w:val="28"/>
-                <w14:shadow w14:blurRad="38100" w14:dist="19050" w14:dir="2700000" w14:sx="100000" w14:sy="100000" w14:kx="0" w14:ky="0" w14:algn="tl">
-                  <w14:schemeClr w14:val="dk1">
-                    <w14:alpha w14:val="60000"/>
-                  </w14:schemeClr>
-                </w14:shadow>
-                <w14:textOutline w14:w="0" w14:cap="flat" w14:cmpd="sng" w14:algn="ctr">
-                  <w14:noFill/>
-                  <w14:prstDash w14:val="solid"/>
-                  <w14:round/>
-                </w14:textOutline>
-              </w:rPr>
-              <w:t xml:space="preserve"> Jockey</w:t>
-            </w:r>
-            <w:r>
-              <w:rPr>
-                <w:rStyle w:val="IntenseEmphasis"/>
-                <w:rFonts w:eastAsia="Calibri Light"/>
-                <w:b w:val="0"/>
-                <w:bCs w:val="0"/>
-                <w:i w:val="0"/>
-                <w:iCs w:val="0"/>
-                <w:color w:val="000000" w:themeColor="text1"/>
-                <w:sz w:val="28"/>
-                <w:szCs w:val="28"/>
-                <w14:shadow w14:blurRad="38100" w14:dist="19050" w14:dir="2700000" w14:sx="100000" w14:sy="100000" w14:kx="0" w14:ky="0" w14:algn="tl">
-                  <w14:schemeClr w14:val="dk1">
-                    <w14:alpha w14:val="60000"/>
-                  </w14:schemeClr>
-                </w14:shadow>
-                <w14:textOutline w14:w="0" w14:cap="flat" w14:cmpd="sng" w14:algn="ctr">
-                  <w14:noFill/>
-                  <w14:prstDash w14:val="solid"/>
-                  <w14:round/>
-                </w14:textOutline>
-              </w:rPr>
-              <w:t xml:space="preserve"> [</w:t>
-            </w:r>
-            <w:r>
-              <w:rPr>
-                <w:rStyle w:val="IntenseEmphasis"/>
-                <w:rFonts w:eastAsia="Calibri Light"/>
-                <w:b w:val="0"/>
-                <w:bCs w:val="0"/>
-                <w:i w:val="0"/>
-                <w:iCs w:val="0"/>
-                <w:color w:val="000000" w:themeColor="text1"/>
-                <w:sz w:val="28"/>
-                <w:szCs w:val="28"/>
-                <w14:shadow w14:blurRad="38100" w14:dist="19050" w14:dir="2700000" w14:sx="100000" w14:sy="100000" w14:kx="0" w14:ky="0" w14:algn="tl">
-                  <w14:schemeClr w14:val="dk1">
-                    <w14:alpha w14:val="60000"/>
-                  </w14:schemeClr>
-                </w14:shadow>
-                <w14:textOutline w14:w="0" w14:cap="flat" w14:cmpd="sng" w14:algn="ctr">
-                  <w14:noFill/>
-                  <w14:prstDash w14:val="solid"/>
-                  <w14:round/>
-                </w14:textOutline>
-              </w:rPr>
-              <w:t>In House</w:t>
-            </w:r>
-            <w:r>
-              <w:rPr>
-                <w:rStyle w:val="IntenseEmphasis"/>
-                <w:rFonts w:eastAsia="Calibri Light"/>
-                <w:b w:val="0"/>
-                <w:bCs w:val="0"/>
-                <w:i w:val="0"/>
-                <w:iCs w:val="0"/>
-                <w:color w:val="000000" w:themeColor="text1"/>
-                <w:sz w:val="28"/>
-                <w:szCs w:val="28"/>
-                <w14:shadow w14:blurRad="38100" w14:dist="19050" w14:dir="2700000" w14:sx="100000" w14:sy="100000" w14:kx="0" w14:ky="0" w14:algn="tl">
-                  <w14:schemeClr w14:val="dk1">
-                    <w14:alpha w14:val="60000"/>
-                  </w14:schemeClr>
-                </w14:shadow>
-                <w14:textOutline w14:w="0" w14:cap="flat" w14:cmpd="sng" w14:algn="ctr">
-                  <w14:noFill/>
-                  <w14:prstDash w14:val="solid"/>
-                  <w14:round/>
-                </w14:textOutline>
-              </w:rPr>
-              <w:t>]</w:t>
-            </w:r>
-            <w:r>
-              <w:rPr>
-                <w:rStyle w:val="IntenseEmphasis"/>
-                <w:rFonts w:eastAsia="Calibri Light"/>
-                <w:b w:val="0"/>
-                <w:bCs w:val="0"/>
-                <w:i w:val="0"/>
-                <w:iCs w:val="0"/>
-                <w:color w:val="000000" w:themeColor="text1"/>
-                <w:sz w:val="28"/>
-                <w:szCs w:val="28"/>
-                <w14:shadow w14:blurRad="38100" w14:dist="19050" w14:dir="2700000" w14:sx="100000" w14:sy="100000" w14:kx="0" w14:ky="0" w14:algn="tl">
-                  <w14:schemeClr w14:val="dk1">
-                    <w14:alpha w14:val="60000"/>
-                  </w14:schemeClr>
-                </w14:shadow>
-                <w14:textOutline w14:w="0" w14:cap="flat" w14:cmpd="sng" w14:algn="ctr">
-                  <w14:noFill/>
-                  <w14:prstDash w14:val="solid"/>
-                  <w14:round/>
-                </w14:textOutline>
-              </w:rPr>
-              <w:t xml:space="preserve"> </w:t>
-            </w:r>
-          </w:p>
-        </w:tc>
-      </w:tr>
-      <w:tr>
-        <w:trPr>
-          <w:trHeight w:val="908"/>
-        </w:trPr>
-        <w:tc>
-          <w:tcPr>
-            <w:tcW w:w="9358" w:type="dxa"/>
-          </w:tcPr>
-          <w:p>
-            <w:pPr>
-              <w:rPr>
-                <w:rStyle w:val="IntenseEmphasis"/>
-                <w:rFonts w:eastAsia="Calibri Light"/>
-                <w:b w:val="0"/>
-                <w:bCs w:val="0"/>
-                <w:i w:val="0"/>
-                <w:iCs w:val="0"/>
-                <w:color w:val="000000" w:themeColor="text1"/>
-                <w:sz w:val="28"/>
-                <w:szCs w:val="28"/>
-                <w14:shadow w14:blurRad="38100" w14:dist="19050" w14:dir="2700000" w14:sx="100000" w14:sy="100000" w14:kx="0" w14:ky="0" w14:algn="tl">
-                  <w14:schemeClr w14:val="dk1">
-                    <w14:alpha w14:val="60000"/>
-                  </w14:schemeClr>
-                </w14:shadow>
-                <w14:textOutline w14:w="0" w14:cap="flat" w14:cmpd="sng" w14:algn="ctr">
-                  <w14:noFill/>
-                  <w14:prstDash w14:val="solid"/>
-                  <w14:round/>
-                </w14:textOutline>
-              </w:rPr>
-            </w:pPr>
-          </w:p>
-          <w:p>
-            <w:pPr>
-              <w:pStyle w:val="ListParagraph"/>
-              <w:numPr>
-                <w:ilvl w:val="0"/>
-                <w:numId w:val="21"/>
-              </w:numPr>
-              <w:rPr>
-                <w:rStyle w:val="IntenseEmphasis"/>
-                <w:rFonts w:eastAsia="Calibri Light"/>
-                <w:b w:val="0"/>
-                <w:bCs w:val="0"/>
-                <w:i w:val="0"/>
-                <w:iCs w:val="0"/>
-                <w:color w:val="000000" w:themeColor="text1"/>
-                <w:sz w:val="28"/>
-                <w:szCs w:val="28"/>
-                <w14:shadow w14:blurRad="38100" w14:dist="19050" w14:dir="2700000" w14:sx="100000" w14:sy="100000" w14:kx="0" w14:ky="0" w14:algn="tl">
-                  <w14:schemeClr w14:val="dk1">
-                    <w14:alpha w14:val="60000"/>
-                  </w14:schemeClr>
-                </w14:shadow>
-                <w14:textOutline w14:w="0" w14:cap="flat" w14:cmpd="sng" w14:algn="ctr">
-                  <w14:noFill/>
-                  <w14:prstDash w14:val="solid"/>
-                  <w14:round/>
-                </w14:textOutline>
-              </w:rPr>
-            </w:pPr>
-            <w:r>
-              <w:rPr>
-                <w:rStyle w:val="IntenseEmphasis"/>
-                <w:rFonts w:eastAsia="Calibri Light"/>
-                <w:b w:val="0"/>
-                <w:bCs w:val="0"/>
-                <w:i w:val="0"/>
-                <w:iCs w:val="0"/>
-                <w:color w:val="000000" w:themeColor="text1"/>
-                <w:sz w:val="28"/>
-                <w:szCs w:val="28"/>
-                <w14:shadow w14:blurRad="38100" w14:dist="19050" w14:dir="2700000" w14:sx="100000" w14:sy="100000" w14:kx="0" w14:ky="0" w14:algn="tl">
-                  <w14:schemeClr w14:val="dk1">
-                    <w14:alpha w14:val="60000"/>
-                  </w14:schemeClr>
-                </w14:shadow>
-                <w14:textOutline w14:w="0" w14:cap="flat" w14:cmpd="sng" w14:algn="ctr">
-                  <w14:noFill/>
-                  <w14:prstDash w14:val="solid"/>
-                  <w14:round/>
-                </w14:textOutline>
-              </w:rPr>
-              <w:t xml:space="preserve">Professional </w:t>
-            </w:r>
-            <w:proofErr w:type="spellStart"/>
-            <w:r>
-              <w:rPr>
-                <w:rStyle w:val="IntenseEmphasis"/>
-                <w:rFonts w:eastAsia="Calibri Light"/>
-                <w:b w:val="0"/>
-                <w:bCs w:val="0"/>
-                <w:i w:val="0"/>
-                <w:iCs w:val="0"/>
-                <w:color w:val="000000" w:themeColor="text1"/>
-                <w:sz w:val="28"/>
-                <w:szCs w:val="28"/>
-                <w14:shadow w14:blurRad="38100" w14:dist="19050" w14:dir="2700000" w14:sx="100000" w14:sy="100000" w14:kx="0" w14:ky="0" w14:algn="tl">
-                  <w14:schemeClr w14:val="dk1">
-                    <w14:alpha w14:val="60000"/>
-                  </w14:schemeClr>
-                </w14:shadow>
-                <w14:textOutline w14:w="0" w14:cap="flat" w14:cmpd="sng" w14:algn="ctr">
-                  <w14:noFill/>
-                  <w14:prstDash w14:val="solid"/>
-                  <w14:round/>
-                </w14:textOutline>
-              </w:rPr>
-              <w:t>Dholies</w:t>
-            </w:r>
-            <w:proofErr w:type="spellEnd"/>
-            <w:r>
-              <w:rPr>
-                <w:rStyle w:val="IntenseEmphasis"/>
-                <w:rFonts w:eastAsia="Calibri Light"/>
-                <w:b w:val="0"/>
-                <w:bCs w:val="0"/>
-                <w:i w:val="0"/>
-                <w:iCs w:val="0"/>
-                <w:color w:val="000000" w:themeColor="text1"/>
-                <w:sz w:val="28"/>
-                <w:szCs w:val="28"/>
-                <w14:shadow w14:blurRad="38100" w14:dist="19050" w14:dir="2700000" w14:sx="100000" w14:sy="100000" w14:kx="0" w14:ky="0" w14:algn="tl">
-                  <w14:schemeClr w14:val="dk1">
-                    <w14:alpha w14:val="60000"/>
-                  </w14:schemeClr>
-                </w14:shadow>
-                <w14:textOutline w14:w="0" w14:cap="flat" w14:cmpd="sng" w14:algn="ctr">
-                  <w14:noFill/>
-                  <w14:prstDash w14:val="solid"/>
-                  <w14:round/>
-                </w14:textOutline>
-              </w:rPr>
-              <w:t xml:space="preserve"> Team [ 4]</w:t>
-            </w:r>
-          </w:p>
-        </w:tc>
-      </w:tr>
-      <w:tr>
-        <w:trPr>
-          <w:trHeight w:val="908"/>
-        </w:trPr>
-        <w:tc>
-          <w:tcPr>
-            <w:tcW w:w="9358" w:type="dxa"/>
-          </w:tcPr>
-          <w:p>
-            <w:pPr>
-              <w:rPr>
-                <w:rStyle w:val="IntenseEmphasis"/>
-                <w:rFonts w:eastAsia="Calibri Light"/>
-                <w:b w:val="0"/>
-                <w:bCs w:val="0"/>
-                <w:i w:val="0"/>
-                <w:iCs w:val="0"/>
-                <w:color w:val="000000" w:themeColor="text1"/>
-                <w:sz w:val="28"/>
-                <w:szCs w:val="28"/>
-                <w14:shadow w14:blurRad="38100" w14:dist="19050" w14:dir="2700000" w14:sx="100000" w14:sy="100000" w14:kx="0" w14:ky="0" w14:algn="tl">
-                  <w14:schemeClr w14:val="dk1">
-                    <w14:alpha w14:val="60000"/>
-                  </w14:schemeClr>
-                </w14:shadow>
-                <w14:textOutline w14:w="0" w14:cap="flat" w14:cmpd="sng" w14:algn="ctr">
-                  <w14:noFill/>
-                  <w14:prstDash w14:val="solid"/>
-                  <w14:round/>
-                </w14:textOutline>
-              </w:rPr>
-            </w:pPr>
-          </w:p>
-          <w:p>
-            <w:pPr>
-              <w:pStyle w:val="ListParagraph"/>
-              <w:numPr>
-                <w:ilvl w:val="0"/>
-                <w:numId w:val="21"/>
-              </w:numPr>
-              <w:rPr>
-                <w:rStyle w:val="IntenseEmphasis"/>
-                <w:rFonts w:eastAsia="Calibri Light"/>
-                <w:b w:val="0"/>
-                <w:bCs w:val="0"/>
-                <w:i w:val="0"/>
-                <w:iCs w:val="0"/>
-                <w:color w:val="000000" w:themeColor="text1"/>
-                <w:sz w:val="28"/>
-                <w:szCs w:val="28"/>
-                <w14:shadow w14:blurRad="38100" w14:dist="19050" w14:dir="2700000" w14:sx="100000" w14:sy="100000" w14:kx="0" w14:ky="0" w14:algn="tl">
-                  <w14:schemeClr w14:val="dk1">
-                    <w14:alpha w14:val="60000"/>
-                  </w14:schemeClr>
-                </w14:shadow>
-                <w14:textOutline w14:w="0" w14:cap="flat" w14:cmpd="sng" w14:algn="ctr">
-                  <w14:noFill/>
-                  <w14:prstDash w14:val="solid"/>
-                  <w14:round/>
-                </w14:textOutline>
-              </w:rPr>
-            </w:pPr>
-            <w:r>
-              <w:rPr>
-                <w:rStyle w:val="IntenseEmphasis"/>
-                <w:rFonts w:eastAsia="Calibri Light"/>
-                <w:b w:val="0"/>
-                <w:bCs w:val="0"/>
-                <w:i w:val="0"/>
-                <w:iCs w:val="0"/>
-                <w:color w:val="000000" w:themeColor="text1"/>
-                <w:sz w:val="28"/>
-                <w:szCs w:val="28"/>
-                <w14:shadow w14:blurRad="38100" w14:dist="19050" w14:dir="2700000" w14:sx="100000" w14:sy="100000" w14:kx="0" w14:ky="0" w14:algn="tl">
-                  <w14:schemeClr w14:val="dk1">
-                    <w14:alpha w14:val="60000"/>
-                  </w14:schemeClr>
-                </w14:shadow>
-                <w14:textOutline w14:w="0" w14:cap="flat" w14:cmpd="sng" w14:algn="ctr">
-                  <w14:noFill/>
-                  <w14:prstDash w14:val="solid"/>
-                  <w14:round/>
-                </w14:textOutline>
-              </w:rPr>
-              <w:t xml:space="preserve">Professional </w:t>
-            </w:r>
-            <w:r>
-              <w:rPr>
-                <w:rStyle w:val="IntenseEmphasis"/>
-                <w:rFonts w:eastAsia="Calibri Light"/>
-                <w:b w:val="0"/>
-                <w:bCs w:val="0"/>
-                <w:i w:val="0"/>
-                <w:iCs w:val="0"/>
-                <w:color w:val="000000" w:themeColor="text1"/>
-                <w:sz w:val="28"/>
-                <w:szCs w:val="28"/>
-                <w14:shadow w14:blurRad="38100" w14:dist="19050" w14:dir="2700000" w14:sx="100000" w14:sy="100000" w14:kx="0" w14:ky="0" w14:algn="tl">
-                  <w14:schemeClr w14:val="dk1">
-                    <w14:alpha w14:val="60000"/>
-                  </w14:schemeClr>
-                </w14:shadow>
-                <w14:textOutline w14:w="0" w14:cap="flat" w14:cmpd="sng" w14:algn="ctr">
-                  <w14:noFill/>
-                  <w14:prstDash w14:val="solid"/>
-                  <w14:round/>
-                </w14:textOutline>
-              </w:rPr>
-              <w:t>Anchor</w:t>
-            </w:r>
-          </w:p>
-        </w:tc>
-      </w:tr>
-      <w:tr>
-        <w:trPr>
-          <w:trHeight w:val="1061"/>
-        </w:trPr>
-        <w:tc>
-          <w:tcPr>
-            <w:tcW w:w="9358" w:type="dxa"/>
-          </w:tcPr>
-          <w:p>
-            <w:pPr>
-              <w:rPr>
-                <w:rStyle w:val="IntenseEmphasis"/>
-                <w:rFonts w:eastAsia="Calibri Light"/>
-                <w:b w:val="0"/>
-                <w:bCs w:val="0"/>
-                <w:i w:val="0"/>
-                <w:iCs w:val="0"/>
-                <w:color w:val="000000" w:themeColor="text1"/>
-                <w:sz w:val="28"/>
-                <w:szCs w:val="28"/>
-                <w14:shadow w14:blurRad="38100" w14:dist="19050" w14:dir="2700000" w14:sx="100000" w14:sy="100000" w14:kx="0" w14:ky="0" w14:algn="tl">
-                  <w14:schemeClr w14:val="dk1">
-                    <w14:alpha w14:val="60000"/>
-                  </w14:schemeClr>
-                </w14:shadow>
-                <w14:textOutline w14:w="0" w14:cap="flat" w14:cmpd="sng" w14:algn="ctr">
-                  <w14:noFill/>
-                  <w14:prstDash w14:val="solid"/>
-                  <w14:round/>
-                </w14:textOutline>
-              </w:rPr>
-            </w:pPr>
-          </w:p>
-          <w:p>
-            <w:pPr>
-              <w:pStyle w:val="ListParagraph"/>
-              <w:numPr>
-                <w:ilvl w:val="0"/>
-                <w:numId w:val="5"/>
-              </w:numPr>
-              <w:rPr>
-                <w:rStyle w:val="IntenseEmphasis"/>
-                <w:rFonts w:eastAsia="Calibri Light"/>
-                <w:i w:val="0"/>
-                <w:iCs w:val="0"/>
-                <w:color w:val="ED7D31" w:themeColor="accent2"/>
-                <w:sz w:val="28"/>
-                <w:szCs w:val="28"/>
-              </w:rPr>
-            </w:pPr>
-            <w:r>
-              <w:rPr>
-                <w:rStyle w:val="IntenseEmphasis"/>
-                <w:rFonts w:eastAsia="Calibri Light"/>
-                <w:i w:val="0"/>
-                <w:iCs w:val="0"/>
-                <w:color w:val="ED7D31" w:themeColor="accent2"/>
-                <w:sz w:val="28"/>
-                <w:szCs w:val="28"/>
-              </w:rPr>
-              <w:t>Special Effects</w:t>
-            </w:r>
-            <w:r>
-              <w:rPr>
-                <w:rStyle w:val="IntenseEmphasis"/>
-                <w:rFonts w:eastAsia="Calibri Light"/>
-                <w:i w:val="0"/>
-                <w:iCs w:val="0"/>
-                <w:color w:val="ED7D31" w:themeColor="accent2"/>
-                <w:sz w:val="28"/>
-                <w:szCs w:val="28"/>
-              </w:rPr>
-              <w:t xml:space="preserve"> </w:t>
-            </w:r>
-            <w:proofErr w:type="gramStart"/>
-            <w:r>
-              <w:rPr>
-                <w:rStyle w:val="IntenseEmphasis"/>
-                <w:rFonts w:eastAsia="Calibri Light"/>
-                <w:i w:val="0"/>
-                <w:iCs w:val="0"/>
-                <w:color w:val="ED7D31" w:themeColor="accent2"/>
-                <w:sz w:val="28"/>
-                <w:szCs w:val="28"/>
-              </w:rPr>
-              <w:t>On</w:t>
-            </w:r>
-            <w:proofErr w:type="gramEnd"/>
-            <w:r>
-              <w:rPr>
-                <w:rStyle w:val="IntenseEmphasis"/>
-                <w:rFonts w:eastAsia="Calibri Light"/>
-                <w:i w:val="0"/>
-                <w:iCs w:val="0"/>
-                <w:color w:val="ED7D31" w:themeColor="accent2"/>
-                <w:sz w:val="28"/>
-                <w:szCs w:val="28"/>
-              </w:rPr>
-              <w:t xml:space="preserve"> Entry</w:t>
-            </w:r>
-          </w:p>
-          <w:p>
-            <w:pPr>
-              <w:pStyle w:val="ListParagraph"/>
-              <w:numPr>
-                <w:ilvl w:val="0"/>
-                <w:numId w:val="27"/>
-              </w:numPr>
-              <w:rPr>
-                <w:rStyle w:val="IntenseEmphasis"/>
-                <w:rFonts w:eastAsia="Calibri Light"/>
-                <w:b w:val="0"/>
-                <w:bCs w:val="0"/>
-                <w:i w:val="0"/>
-                <w:iCs w:val="0"/>
-                <w:color w:val="000000" w:themeColor="text1"/>
-                <w:sz w:val="28"/>
-                <w:szCs w:val="28"/>
-                <w14:shadow w14:blurRad="38100" w14:dist="19050" w14:dir="2700000" w14:sx="100000" w14:sy="100000" w14:kx="0" w14:ky="0" w14:algn="tl">
-                  <w14:schemeClr w14:val="dk1">
-                    <w14:alpha w14:val="60000"/>
-                  </w14:schemeClr>
-                </w14:shadow>
-                <w14:textOutline w14:w="0" w14:cap="flat" w14:cmpd="sng" w14:algn="ctr">
-                  <w14:noFill/>
-                  <w14:prstDash w14:val="solid"/>
-                  <w14:round/>
-                </w14:textOutline>
-              </w:rPr>
-            </w:pPr>
-            <w:proofErr w:type="gramStart"/>
-            <w:r>
-              <w:rPr>
-                <w:rStyle w:val="IntenseEmphasis"/>
-                <w:rFonts w:eastAsia="Calibri Light"/>
-                <w:b w:val="0"/>
-                <w:bCs w:val="0"/>
-                <w:i w:val="0"/>
-                <w:iCs w:val="0"/>
-                <w:color w:val="000000" w:themeColor="text1"/>
-                <w:sz w:val="28"/>
-                <w:szCs w:val="28"/>
-                <w14:shadow w14:blurRad="38100" w14:dist="19050" w14:dir="2700000" w14:sx="100000" w14:sy="100000" w14:kx="0" w14:ky="0" w14:algn="tl">
-                  <w14:schemeClr w14:val="dk1">
-                    <w14:alpha w14:val="60000"/>
-                  </w14:schemeClr>
-                </w14:shadow>
-                <w14:textOutline w14:w="0" w14:cap="flat" w14:cmpd="sng" w14:algn="ctr">
-                  <w14:noFill/>
-                  <w14:prstDash w14:val="solid"/>
-                  <w14:round/>
-                </w14:textOutline>
-              </w:rPr>
-              <w:t>Sparkle</w:t>
-            </w:r>
-            <w:proofErr w:type="gramEnd"/>
-            <w:r>
-              <w:rPr>
-                <w:rStyle w:val="IntenseEmphasis"/>
-                <w:rFonts w:eastAsia="Calibri Light"/>
-                <w:b w:val="0"/>
-                <w:bCs w:val="0"/>
-                <w:i w:val="0"/>
-                <w:iCs w:val="0"/>
-                <w:color w:val="000000" w:themeColor="text1"/>
-                <w:sz w:val="28"/>
-                <w:szCs w:val="28"/>
-                <w14:shadow w14:blurRad="38100" w14:dist="19050" w14:dir="2700000" w14:sx="100000" w14:sy="100000" w14:kx="0" w14:ky="0" w14:algn="tl">
-                  <w14:schemeClr w14:val="dk1">
-                    <w14:alpha w14:val="60000"/>
-                  </w14:schemeClr>
-                </w14:shadow>
-                <w14:textOutline w14:w="0" w14:cap="flat" w14:cmpd="sng" w14:algn="ctr">
-                  <w14:noFill/>
-                  <w14:prstDash w14:val="solid"/>
-                  <w14:round/>
-                </w14:textOutline>
-              </w:rPr>
-              <w:t xml:space="preserve"> Machines</w:t>
-            </w:r>
-            <w:r>
-              <w:rPr>
-                <w:rStyle w:val="IntenseEmphasis"/>
-                <w:rFonts w:eastAsia="Calibri Light"/>
-                <w:b w:val="0"/>
-                <w:bCs w:val="0"/>
-                <w:i w:val="0"/>
-                <w:iCs w:val="0"/>
-                <w:color w:val="000000" w:themeColor="text1"/>
-                <w:sz w:val="28"/>
-                <w:szCs w:val="28"/>
-                <w14:shadow w14:blurRad="38100" w14:dist="19050" w14:dir="2700000" w14:sx="100000" w14:sy="100000" w14:kx="0" w14:ky="0" w14:algn="tl">
-                  <w14:schemeClr w14:val="dk1">
-                    <w14:alpha w14:val="60000"/>
-                  </w14:schemeClr>
-                </w14:shadow>
-                <w14:textOutline w14:w="0" w14:cap="flat" w14:cmpd="sng" w14:algn="ctr">
-                  <w14:noFill/>
-                  <w14:prstDash w14:val="solid"/>
-                  <w14:round/>
-                </w14:textOutline>
-              </w:rPr>
-              <w:t xml:space="preserve"> [6]</w:t>
-            </w:r>
-          </w:p>
-          <w:p>
-            <w:pPr>
-              <w:pStyle w:val="ListParagraph"/>
-              <w:numPr>
-                <w:ilvl w:val="0"/>
-                <w:numId w:val="27"/>
-              </w:numPr>
-              <w:rPr>
-                <w:rStyle w:val="IntenseEmphasis"/>
-                <w:rFonts w:eastAsia="Calibri Light"/>
-                <w:b w:val="0"/>
-                <w:bCs w:val="0"/>
-                <w:i w:val="0"/>
-                <w:iCs w:val="0"/>
-                <w:color w:val="000000" w:themeColor="text1"/>
-                <w:sz w:val="28"/>
-                <w:szCs w:val="28"/>
-                <w14:shadow w14:blurRad="38100" w14:dist="19050" w14:dir="2700000" w14:sx="100000" w14:sy="100000" w14:kx="0" w14:ky="0" w14:algn="tl">
-                  <w14:schemeClr w14:val="dk1">
-                    <w14:alpha w14:val="60000"/>
-                  </w14:schemeClr>
-                </w14:shadow>
-                <w14:textOutline w14:w="0" w14:cap="flat" w14:cmpd="sng" w14:algn="ctr">
-                  <w14:noFill/>
-                  <w14:prstDash w14:val="solid"/>
-                  <w14:round/>
-                </w14:textOutline>
-              </w:rPr>
-            </w:pPr>
-            <w:r>
-              <w:rPr>
-                <w:rStyle w:val="IntenseEmphasis"/>
-                <w:rFonts w:eastAsia="Calibri Light"/>
-                <w:b w:val="0"/>
-                <w:bCs w:val="0"/>
-                <w:i w:val="0"/>
-                <w:iCs w:val="0"/>
-                <w:color w:val="000000" w:themeColor="text1"/>
-                <w:sz w:val="28"/>
-                <w:szCs w:val="28"/>
-                <w14:shadow w14:blurRad="38100" w14:dist="19050" w14:dir="2700000" w14:sx="100000" w14:sy="100000" w14:kx="0" w14:ky="0" w14:algn="tl">
-                  <w14:schemeClr w14:val="dk1">
-                    <w14:alpha w14:val="60000"/>
-                  </w14:schemeClr>
-                </w14:shadow>
-                <w14:textOutline w14:w="0" w14:cap="flat" w14:cmpd="sng" w14:algn="ctr">
-                  <w14:noFill/>
-                  <w14:prstDash w14:val="solid"/>
-                  <w14:round/>
-                </w14:textOutline>
-              </w:rPr>
-              <w:t xml:space="preserve">Nitrogen in Water Body </w:t>
-            </w:r>
-          </w:p>
-          <w:p>
-            <w:pPr>
-              <w:pStyle w:val="ListParagraph"/>
-              <w:numPr>
-                <w:ilvl w:val="0"/>
-                <w:numId w:val="5"/>
-              </w:numPr>
-              <w:rPr>
-                <w:rStyle w:val="IntenseEmphasis"/>
-                <w:rFonts w:eastAsia="Calibri Light"/>
-                <w:i w:val="0"/>
-                <w:iCs w:val="0"/>
-                <w:color w:val="ED7D31" w:themeColor="accent2"/>
-                <w:sz w:val="28"/>
-                <w:szCs w:val="28"/>
-              </w:rPr>
-            </w:pPr>
-            <w:r>
-              <w:rPr>
-                <w:rStyle w:val="IntenseEmphasis"/>
-                <w:rFonts w:eastAsia="Calibri Light"/>
-                <w:i w:val="0"/>
-                <w:iCs w:val="0"/>
-                <w:color w:val="ED7D31" w:themeColor="accent2"/>
-                <w:sz w:val="28"/>
-                <w:szCs w:val="28"/>
-              </w:rPr>
-              <w:t>Special Effects</w:t>
-            </w:r>
-            <w:r>
-              <w:rPr>
-                <w:rStyle w:val="IntenseEmphasis"/>
-                <w:rFonts w:eastAsia="Calibri Light"/>
-                <w:i w:val="0"/>
-                <w:iCs w:val="0"/>
-                <w:color w:val="ED7D31" w:themeColor="accent2"/>
-                <w:sz w:val="28"/>
-                <w:szCs w:val="28"/>
-              </w:rPr>
-              <w:t xml:space="preserve"> </w:t>
-            </w:r>
-            <w:proofErr w:type="gramStart"/>
-            <w:r>
-              <w:rPr>
-                <w:rStyle w:val="IntenseEmphasis"/>
-                <w:rFonts w:eastAsia="Calibri Light"/>
-                <w:i w:val="0"/>
-                <w:iCs w:val="0"/>
-                <w:color w:val="ED7D31" w:themeColor="accent2"/>
-                <w:sz w:val="28"/>
-                <w:szCs w:val="28"/>
-              </w:rPr>
-              <w:t>On</w:t>
-            </w:r>
-            <w:proofErr w:type="gramEnd"/>
-            <w:r>
-              <w:rPr>
-                <w:rStyle w:val="IntenseEmphasis"/>
-                <w:rFonts w:eastAsia="Calibri Light"/>
-                <w:i w:val="0"/>
-                <w:iCs w:val="0"/>
-                <w:color w:val="ED7D31" w:themeColor="accent2"/>
-                <w:sz w:val="28"/>
-                <w:szCs w:val="28"/>
-              </w:rPr>
-              <w:t xml:space="preserve"> Ring </w:t>
-            </w:r>
-            <w:r>
-              <w:rPr>
-                <w:rStyle w:val="IntenseEmphasis"/>
-                <w:rFonts w:eastAsia="Calibri Light"/>
-                <w:i w:val="0"/>
-                <w:iCs w:val="0"/>
-                <w:color w:val="ED7D31" w:themeColor="accent2"/>
-                <w:sz w:val="28"/>
-                <w:szCs w:val="28"/>
-              </w:rPr>
-              <w:t>Exchange</w:t>
-            </w:r>
-          </w:p>
-          <w:p>
-            <w:pPr>
-              <w:pStyle w:val="ListParagraph"/>
-              <w:numPr>
-                <w:ilvl w:val="0"/>
-                <w:numId w:val="27"/>
-              </w:numPr>
-              <w:rPr>
-                <w:rStyle w:val="IntenseEmphasis"/>
-                <w:rFonts w:eastAsia="Calibri Light"/>
-                <w:b w:val="0"/>
-                <w:bCs w:val="0"/>
-                <w:i w:val="0"/>
-                <w:iCs w:val="0"/>
-                <w:color w:val="000000" w:themeColor="text1"/>
-                <w:sz w:val="28"/>
-                <w:szCs w:val="28"/>
-                <w14:shadow w14:blurRad="38100" w14:dist="19050" w14:dir="2700000" w14:sx="100000" w14:sy="100000" w14:kx="0" w14:ky="0" w14:algn="tl">
-                  <w14:schemeClr w14:val="dk1">
-                    <w14:alpha w14:val="60000"/>
-                  </w14:schemeClr>
-                </w14:shadow>
-                <w14:textOutline w14:w="0" w14:cap="flat" w14:cmpd="sng" w14:algn="ctr">
-                  <w14:noFill/>
-                  <w14:prstDash w14:val="solid"/>
-                  <w14:round/>
-                </w14:textOutline>
-              </w:rPr>
-            </w:pPr>
-            <w:r>
-              <w:rPr>
-                <w:rStyle w:val="IntenseEmphasis"/>
-                <w:rFonts w:eastAsia="Calibri Light"/>
-                <w:b w:val="0"/>
-                <w:bCs w:val="0"/>
-                <w:i w:val="0"/>
-                <w:iCs w:val="0"/>
-                <w:color w:val="000000" w:themeColor="text1"/>
-                <w:sz w:val="28"/>
-                <w:szCs w:val="28"/>
-                <w14:shadow w14:blurRad="38100" w14:dist="19050" w14:dir="2700000" w14:sx="100000" w14:sy="100000" w14:kx="0" w14:ky="0" w14:algn="tl">
-                  <w14:schemeClr w14:val="dk1">
-                    <w14:alpha w14:val="60000"/>
-                  </w14:schemeClr>
-                </w14:shadow>
-                <w14:textOutline w14:w="0" w14:cap="flat" w14:cmpd="sng" w14:algn="ctr">
-                  <w14:noFill/>
-                  <w14:prstDash w14:val="solid"/>
-                  <w14:round/>
-                </w14:textOutline>
-              </w:rPr>
-              <w:t>Low Fog</w:t>
-            </w:r>
-          </w:p>
-          <w:p>
-            <w:pPr>
-              <w:pStyle w:val="ListParagraph"/>
-              <w:numPr>
-                <w:ilvl w:val="0"/>
-                <w:numId w:val="27"/>
-              </w:numPr>
-              <w:rPr>
-                <w:rStyle w:val="IntenseEmphasis"/>
-                <w:rFonts w:eastAsia="Calibri Light"/>
-                <w:b w:val="0"/>
-                <w:bCs w:val="0"/>
-                <w:i w:val="0"/>
-                <w:iCs w:val="0"/>
-                <w:color w:val="000000" w:themeColor="text1"/>
-                <w:sz w:val="28"/>
-                <w:szCs w:val="28"/>
-                <w14:shadow w14:blurRad="38100" w14:dist="19050" w14:dir="2700000" w14:sx="100000" w14:sy="100000" w14:kx="0" w14:ky="0" w14:algn="tl">
-                  <w14:schemeClr w14:val="dk1">
-                    <w14:alpha w14:val="60000"/>
-                  </w14:schemeClr>
-                </w14:shadow>
-                <w14:textOutline w14:w="0" w14:cap="flat" w14:cmpd="sng" w14:algn="ctr">
-                  <w14:noFill/>
-                  <w14:prstDash w14:val="solid"/>
-                  <w14:round/>
-                </w14:textOutline>
-              </w:rPr>
-            </w:pPr>
-            <w:proofErr w:type="gramStart"/>
-            <w:r>
-              <w:rPr>
-                <w:rStyle w:val="IntenseEmphasis"/>
-                <w:rFonts w:eastAsia="Calibri Light"/>
-                <w:b w:val="0"/>
-                <w:bCs w:val="0"/>
-                <w:i w:val="0"/>
-                <w:iCs w:val="0"/>
-                <w:color w:val="000000" w:themeColor="text1"/>
-                <w:sz w:val="28"/>
-                <w:szCs w:val="28"/>
-                <w14:shadow w14:blurRad="38100" w14:dist="19050" w14:dir="2700000" w14:sx="100000" w14:sy="100000" w14:kx="0" w14:ky="0" w14:algn="tl">
-                  <w14:schemeClr w14:val="dk1">
-                    <w14:alpha w14:val="60000"/>
-                  </w14:schemeClr>
-                </w14:shadow>
-                <w14:textOutline w14:w="0" w14:cap="flat" w14:cmpd="sng" w14:algn="ctr">
-                  <w14:noFill/>
-                  <w14:prstDash w14:val="solid"/>
-                  <w14:round/>
-                </w14:textOutline>
-              </w:rPr>
-              <w:t>Sparkle</w:t>
-            </w:r>
-            <w:proofErr w:type="gramEnd"/>
-            <w:r>
-              <w:rPr>
-                <w:rStyle w:val="IntenseEmphasis"/>
-                <w:rFonts w:eastAsia="Calibri Light"/>
-                <w:b w:val="0"/>
-                <w:bCs w:val="0"/>
-                <w:i w:val="0"/>
-                <w:iCs w:val="0"/>
-                <w:color w:val="000000" w:themeColor="text1"/>
-                <w:sz w:val="28"/>
-                <w:szCs w:val="28"/>
-                <w14:shadow w14:blurRad="38100" w14:dist="19050" w14:dir="2700000" w14:sx="100000" w14:sy="100000" w14:kx="0" w14:ky="0" w14:algn="tl">
-                  <w14:schemeClr w14:val="dk1">
-                    <w14:alpha w14:val="60000"/>
-                  </w14:schemeClr>
-                </w14:shadow>
-                <w14:textOutline w14:w="0" w14:cap="flat" w14:cmpd="sng" w14:algn="ctr">
-                  <w14:noFill/>
-                  <w14:prstDash w14:val="solid"/>
-                  <w14:round/>
-                </w14:textOutline>
-              </w:rPr>
-              <w:t xml:space="preserve"> Machines</w:t>
-            </w:r>
-            <w:r>
-              <w:rPr>
-                <w:rStyle w:val="IntenseEmphasis"/>
-                <w:rFonts w:eastAsia="Calibri Light"/>
-                <w:b w:val="0"/>
-                <w:bCs w:val="0"/>
-                <w:i w:val="0"/>
-                <w:iCs w:val="0"/>
-                <w:color w:val="000000" w:themeColor="text1"/>
-                <w:sz w:val="28"/>
-                <w:szCs w:val="28"/>
-                <w14:shadow w14:blurRad="38100" w14:dist="19050" w14:dir="2700000" w14:sx="100000" w14:sy="100000" w14:kx="0" w14:ky="0" w14:algn="tl">
-                  <w14:schemeClr w14:val="dk1">
-                    <w14:alpha w14:val="60000"/>
-                  </w14:schemeClr>
-                </w14:shadow>
-                <w14:textOutline w14:w="0" w14:cap="flat" w14:cmpd="sng" w14:algn="ctr">
-                  <w14:noFill/>
-                  <w14:prstDash w14:val="solid"/>
-                  <w14:round/>
-                </w14:textOutline>
-              </w:rPr>
-              <w:t xml:space="preserve"> [6]</w:t>
-            </w:r>
-          </w:p>
-          <w:p>
-            <w:pPr>
-              <w:pStyle w:val="ListParagraph"/>
-              <w:numPr>
-                <w:ilvl w:val="0"/>
-                <w:numId w:val="27"/>
-              </w:numPr>
-              <w:rPr>
-                <w:rStyle w:val="IntenseEmphasis"/>
-                <w:rFonts w:eastAsia="Calibri Light"/>
-                <w:b w:val="0"/>
-                <w:bCs w:val="0"/>
-                <w:i w:val="0"/>
-                <w:iCs w:val="0"/>
-                <w:color w:val="000000" w:themeColor="text1"/>
-                <w:sz w:val="28"/>
-                <w:szCs w:val="28"/>
-                <w14:shadow w14:blurRad="38100" w14:dist="19050" w14:dir="2700000" w14:sx="100000" w14:sy="100000" w14:kx="0" w14:ky="0" w14:algn="tl">
-                  <w14:schemeClr w14:val="dk1">
-                    <w14:alpha w14:val="60000"/>
-                  </w14:schemeClr>
-                </w14:shadow>
-                <w14:textOutline w14:w="0" w14:cap="flat" w14:cmpd="sng" w14:algn="ctr">
-                  <w14:noFill/>
-                  <w14:prstDash w14:val="solid"/>
-                  <w14:round/>
-                </w14:textOutline>
-              </w:rPr>
-            </w:pPr>
-            <w:r>
-              <w:rPr>
-                <w:rStyle w:val="IntenseEmphasis"/>
-                <w:rFonts w:eastAsia="Calibri Light"/>
-                <w:b w:val="0"/>
-                <w:bCs w:val="0"/>
-                <w:i w:val="0"/>
-                <w:iCs w:val="0"/>
-                <w:color w:val="000000" w:themeColor="text1"/>
-                <w:sz w:val="28"/>
-                <w:szCs w:val="28"/>
-                <w14:shadow w14:blurRad="38100" w14:dist="19050" w14:dir="2700000" w14:sx="100000" w14:sy="100000" w14:kx="0" w14:ky="0" w14:algn="tl">
-                  <w14:schemeClr w14:val="dk1">
-                    <w14:alpha w14:val="60000"/>
-                  </w14:schemeClr>
-                </w14:shadow>
-                <w14:textOutline w14:w="0" w14:cap="flat" w14:cmpd="sng" w14:algn="ctr">
-                  <w14:noFill/>
-                  <w14:prstDash w14:val="solid"/>
-                  <w14:round/>
-                </w14:textOutline>
-              </w:rPr>
-              <w:t>Bubble Machine</w:t>
-            </w:r>
-            <w:r>
-              <w:rPr>
-                <w:rStyle w:val="IntenseEmphasis"/>
-                <w:rFonts w:eastAsia="Calibri Light"/>
-                <w:b w:val="0"/>
-                <w:bCs w:val="0"/>
-                <w:i w:val="0"/>
-                <w:iCs w:val="0"/>
-                <w:color w:val="000000" w:themeColor="text1"/>
-                <w:sz w:val="28"/>
-                <w:szCs w:val="28"/>
-                <w14:shadow w14:blurRad="38100" w14:dist="19050" w14:dir="2700000" w14:sx="100000" w14:sy="100000" w14:kx="0" w14:ky="0" w14:algn="tl">
-                  <w14:schemeClr w14:val="dk1">
-                    <w14:alpha w14:val="60000"/>
-                  </w14:schemeClr>
-                </w14:shadow>
-                <w14:textOutline w14:w="0" w14:cap="flat" w14:cmpd="sng" w14:algn="ctr">
-                  <w14:noFill/>
-                  <w14:prstDash w14:val="solid"/>
-                  <w14:round/>
-                </w14:textOutline>
-              </w:rPr>
-              <w:t xml:space="preserve"> [Big </w:t>
-            </w:r>
-            <w:proofErr w:type="spellStart"/>
-            <w:r>
-              <w:rPr>
-                <w:rStyle w:val="IntenseEmphasis"/>
-                <w:rFonts w:eastAsia="Calibri Light"/>
-                <w:b w:val="0"/>
-                <w:bCs w:val="0"/>
-                <w:i w:val="0"/>
-                <w:iCs w:val="0"/>
-                <w:color w:val="000000" w:themeColor="text1"/>
-                <w:sz w:val="28"/>
-                <w:szCs w:val="28"/>
-                <w14:shadow w14:blurRad="38100" w14:dist="19050" w14:dir="2700000" w14:sx="100000" w14:sy="100000" w14:kx="0" w14:ky="0" w14:algn="tl">
-                  <w14:schemeClr w14:val="dk1">
-                    <w14:alpha w14:val="60000"/>
-                  </w14:schemeClr>
-                </w14:shadow>
-                <w14:textOutline w14:w="0" w14:cap="flat" w14:cmpd="sng" w14:algn="ctr">
-                  <w14:noFill/>
-                  <w14:prstDash w14:val="solid"/>
-                  <w14:round/>
-                </w14:textOutline>
-              </w:rPr>
-              <w:t>To</w:t>
-            </w:r>
-            <w:r>
-              <w:rPr>
-                <w:rStyle w:val="IntenseEmphasis"/>
-                <w:rFonts w:eastAsia="Calibri Light"/>
-                <w:b w:val="0"/>
-                <w:bCs w:val="0"/>
-                <w:i w:val="0"/>
-                <w:iCs w:val="0"/>
-                <w:color w:val="000000" w:themeColor="text1"/>
-                <w:sz w:val="28"/>
-                <w:szCs w:val="28"/>
-                <w14:shadow w14:blurRad="38100" w14:dist="19050" w14:dir="2700000" w14:sx="100000" w14:sy="100000" w14:kx="0" w14:ky="0" w14:algn="tl">
-                  <w14:schemeClr w14:val="dk1">
-                    <w14:alpha w14:val="60000"/>
-                  </w14:schemeClr>
-                </w14:shadow>
-                <w14:textOutline w14:w="0" w14:cap="flat" w14:cmpd="sng" w14:algn="ctr">
-                  <w14:noFill/>
-                  <w14:prstDash w14:val="solid"/>
-                  <w14:round/>
-                </w14:textOutline>
-              </w:rPr>
-              <w:t>p</w:t>
-            </w:r>
-            <w:r>
-              <w:rPr>
-                <w:rStyle w:val="IntenseEmphasis"/>
-                <w:rFonts w:eastAsia="Calibri Light"/>
-                <w:b w:val="0"/>
-                <w:bCs w:val="0"/>
-                <w:i w:val="0"/>
-                <w:iCs w:val="0"/>
-                <w:color w:val="000000" w:themeColor="text1"/>
-                <w:sz w:val="28"/>
-                <w:szCs w:val="28"/>
-                <w14:shadow w14:blurRad="38100" w14:dist="19050" w14:dir="2700000" w14:sx="100000" w14:sy="100000" w14:kx="0" w14:ky="0" w14:algn="tl">
-                  <w14:schemeClr w14:val="dk1">
-                    <w14:alpha w14:val="60000"/>
-                  </w14:schemeClr>
-                </w14:shadow>
-                <w14:textOutline w14:w="0" w14:cap="flat" w14:cmpd="sng" w14:algn="ctr">
-                  <w14:noFill/>
-                  <w14:prstDash w14:val="solid"/>
-                  <w14:round/>
-                </w14:textOutline>
-              </w:rPr>
-              <w:t>cat</w:t>
-            </w:r>
-            <w:proofErr w:type="spellEnd"/>
-            <w:r>
-              <w:rPr>
-                <w:rStyle w:val="IntenseEmphasis"/>
-                <w:rFonts w:eastAsia="Calibri Light"/>
-                <w:b w:val="0"/>
-                <w:bCs w:val="0"/>
-                <w:i w:val="0"/>
-                <w:iCs w:val="0"/>
-                <w:color w:val="000000" w:themeColor="text1"/>
-                <w:sz w:val="28"/>
-                <w:szCs w:val="28"/>
-                <w14:shadow w14:blurRad="38100" w14:dist="19050" w14:dir="2700000" w14:sx="100000" w14:sy="100000" w14:kx="0" w14:ky="0" w14:algn="tl">
-                  <w14:schemeClr w14:val="dk1">
-                    <w14:alpha w14:val="60000"/>
-                  </w14:schemeClr>
-                </w14:shadow>
-                <w14:textOutline w14:w="0" w14:cap="flat" w14:cmpd="sng" w14:algn="ctr">
-                  <w14:noFill/>
-                  <w14:prstDash w14:val="solid"/>
-                  <w14:round/>
-                </w14:textOutline>
-              </w:rPr>
-              <w:t>]</w:t>
-            </w:r>
-          </w:p>
-        </w:tc>
-      </w:tr>
-    </w:tbl>
-    <w:p>
-      <w:pPr>
-        <w:rPr>
-          <w:rFonts w:asciiTheme="majorHAnsi" w:eastAsiaTheme="majorEastAsia" w:hAnsiTheme="majorHAnsi" w:cstheme="majorBidi"/>
-          <w:b/>
-          <w:bCs/>
-          <w:color w:val="538135" w:themeColor="accent6" w:themeShade="BF"/>
-          <w:sz w:val="28"/>
-          <w:szCs w:val="28"/>
-        </w:rPr>
-      </w:pPr>
-    </w:p>
-    <w:p>
-      <w:pPr>
-        <w:rPr>
-          <w:rFonts w:asciiTheme="majorHAnsi" w:eastAsiaTheme="majorEastAsia" w:hAnsiTheme="majorHAnsi" w:cstheme="majorBidi"/>
-          <w:b/>
-          <w:bCs/>
-          <w:color w:val="538135" w:themeColor="accent6" w:themeShade="BF"/>
-          <w:sz w:val="28"/>
-          <w:szCs w:val="28"/>
-        </w:rPr>
-      </w:pPr>
-    </w:p>
-    <w:tbl>
-      <w:tblPr>
-        <w:tblStyle w:val="TableGrid"/>
-        <w:tblW w:w="9358" w:type="dxa"/>
-        <w:tblLook w:val="04A0" w:firstRow="1" w:lastRow="0" w:firstColumn="1" w:lastColumn="0" w:noHBand="0" w:noVBand="1"/>
-      </w:tblPr>
-      <w:tblGrid>
-        <w:gridCol w:w="9358"/>
-      </w:tblGrid>
-      <w:tr>
-        <w:trPr>
-          <w:trHeight w:val="1128"/>
-        </w:trPr>
-        <w:tc>
-          <w:tcPr>
-            <w:tcW w:w="9358" w:type="dxa"/>
-            <w:shd w:val="clear" w:color="auto" w:fill="EDEDED" w:themeFill="accent3" w:themeFillTint="33"/>
-          </w:tcPr>
-          <w:p>
-            <w:pPr>
-              <w:keepNext/>
-              <w:keepLines/>
-              <w:spacing w:before="360" w:after="40"/>
-              <w:outlineLvl w:val="0"/>
               <w:rPr>
                 <w:rFonts w:ascii="Abadi" w:eastAsiaTheme="majorEastAsia" w:hAnsi="Abadi" w:cs="Aharoni"/>
                 <w:bCs/>
@@ -5457,7 +3322,9 @@
                   <w14:round/>
                 </w14:textOutline>
               </w:rPr>
-            </w:pPr>
+              <w:lastRenderedPageBreak/>
+              <w:t xml:space="preserve">Date </w:t>
+            </w:r>
             <w:r>
               <w:rPr>
                 <w:rFonts w:ascii="Abadi" w:eastAsiaTheme="majorEastAsia" w:hAnsi="Abadi" w:cs="Aharoni"/>
@@ -5476,7 +3343,7 @@
                   <w14:round/>
                 </w14:textOutline>
               </w:rPr>
-              <w:t xml:space="preserve">Date   </w:t>
+              <w:t xml:space="preserve">    </w:t>
             </w:r>
             <w:r>
               <w:rPr>
@@ -5496,7 +3363,7 @@
                   <w14:round/>
                 </w14:textOutline>
               </w:rPr>
-              <w:t xml:space="preserve">  </w:t>
+              <w:t>2</w:t>
             </w:r>
             <w:r>
               <w:rPr>
@@ -5516,30 +3383,30 @@
                   <w14:round/>
                 </w14:textOutline>
               </w:rPr>
-              <w:t>10</w:t>
+              <w:t>8</w:t>
             </w:r>
             <w:r>
               <w:rPr>
                 <w:rFonts w:ascii="Abadi" w:eastAsiaTheme="majorEastAsia" w:hAnsi="Abadi" w:cs="Aharoni"/>
+                <w:bCs/>
                 <w:color w:val="385623" w:themeColor="accent6" w:themeShade="80"/>
                 <w:sz w:val="36"/>
                 <w:szCs w:val="36"/>
                 <w:vertAlign w:val="superscript"/>
+                <w14:shadow w14:blurRad="38100" w14:dist="19050" w14:dir="2700000" w14:sx="100000" w14:sy="100000" w14:kx="0" w14:ky="0" w14:algn="tl">
+                  <w14:schemeClr w14:val="dk1">
+                    <w14:alpha w14:val="60000"/>
+                  </w14:schemeClr>
+                </w14:shadow>
+                <w14:textOutline w14:w="0" w14:cap="flat" w14:cmpd="sng" w14:algn="ctr">
+                  <w14:noFill/>
+                  <w14:prstDash w14:val="solid"/>
+                  <w14:round/>
+                </w14:textOutline>
               </w:rPr>
               <w:t>th</w:t>
             </w:r>
             <w:r>
-              <w:rPr>
-                <w:rFonts w:ascii="Abadi" w:eastAsiaTheme="majorEastAsia" w:hAnsi="Abadi" w:cs="Aharoni"/>
-                <w:color w:val="385623" w:themeColor="accent6" w:themeShade="80"/>
-                <w:sz w:val="36"/>
-                <w:szCs w:val="36"/>
-              </w:rPr>
-              <w:t xml:space="preserve"> February 2026</w:t>
-            </w:r>
-          </w:p>
-          <w:p>
-            <w:pPr>
               <w:rPr>
                 <w:rFonts w:ascii="Abadi" w:eastAsiaTheme="majorEastAsia" w:hAnsi="Abadi" w:cs="ADLaM Display"/>
                 <w:bCs/>
@@ -5557,8 +3424,11 @@
                   <w14:round/>
                 </w14:textOutline>
               </w:rPr>
-            </w:pPr>
-            <w:r>
+              <w:t xml:space="preserve"> December 2025</w:t>
+            </w:r>
+          </w:p>
+          <w:p>
+            <w:pPr>
               <w:rPr>
                 <w:rFonts w:ascii="Abadi" w:eastAsiaTheme="majorEastAsia" w:hAnsi="Abadi" w:cs="ADLaM Display"/>
                 <w:bCs/>
@@ -5576,8 +3446,7 @@
                   <w14:round/>
                 </w14:textOutline>
               </w:rPr>
-              <w:t xml:space="preserve">Event </w:t>
-            </w:r>
+            </w:pPr>
             <w:r>
               <w:rPr>
                 <w:rFonts w:ascii="Abadi" w:eastAsiaTheme="majorEastAsia" w:hAnsi="Abadi" w:cs="ADLaM Display"/>
@@ -5596,7 +3465,7 @@
                   <w14:round/>
                 </w14:textOutline>
               </w:rPr>
-              <w:t xml:space="preserve">   </w:t>
+              <w:t xml:space="preserve">Event    </w:t>
             </w:r>
             <w:r>
               <w:rPr>
@@ -5618,9 +3487,25 @@
               </w:rPr>
               <w:t>Wedding</w:t>
             </w:r>
-          </w:p>
-          <w:p>
-            <w:pPr>
+            <w:r>
+              <w:rPr>
+                <w:rFonts w:ascii="Abadi" w:eastAsiaTheme="majorEastAsia" w:hAnsi="Abadi" w:cs="ADLaM Display"/>
+                <w:color w:val="385623" w:themeColor="accent6" w:themeShade="80"/>
+                <w:sz w:val="36"/>
+                <w:szCs w:val="36"/>
+              </w:rPr>
+              <w:t xml:space="preserve"> </w:t>
+            </w:r>
+            <w:r>
+              <w:rPr>
+                <w:rFonts w:ascii="Abadi" w:eastAsiaTheme="majorEastAsia" w:hAnsi="Abadi" w:cs="ADLaM Display"/>
+                <w:color w:val="385623" w:themeColor="accent6" w:themeShade="80"/>
+                <w:sz w:val="36"/>
+                <w:szCs w:val="36"/>
+              </w:rPr>
+              <w:t xml:space="preserve">&amp; </w:t>
+            </w:r>
+            <w:r>
               <w:rPr>
                 <w:rFonts w:ascii="Abadi" w:eastAsiaTheme="majorEastAsia" w:hAnsi="Abadi" w:cs="ADLaM Display"/>
                 <w:bCs/>
@@ -5638,8 +3523,11 @@
                   <w14:round/>
                 </w14:textOutline>
               </w:rPr>
-            </w:pPr>
-            <w:r>
+              <w:t>Reception</w:t>
+            </w:r>
+          </w:p>
+          <w:p>
+            <w:pPr>
               <w:rPr>
                 <w:rFonts w:ascii="Abadi" w:eastAsiaTheme="majorEastAsia" w:hAnsi="Abadi" w:cs="ADLaM Display"/>
                 <w:bCs/>
@@ -5657,8 +3545,7 @@
                   <w14:round/>
                 </w14:textOutline>
               </w:rPr>
-              <w:t>Venue</w:t>
-            </w:r>
+            </w:pPr>
             <w:r>
               <w:rPr>
                 <w:rFonts w:ascii="Abadi" w:eastAsiaTheme="majorEastAsia" w:hAnsi="Abadi" w:cs="ADLaM Display"/>
@@ -5677,7 +3564,7 @@
                   <w14:round/>
                 </w14:textOutline>
               </w:rPr>
-              <w:t xml:space="preserve">   </w:t>
+              <w:t xml:space="preserve">Venue   </w:t>
             </w:r>
             <w:r>
               <w:rPr>
@@ -5697,7 +3584,7 @@
                   <w14:round/>
                 </w14:textOutline>
               </w:rPr>
-              <w:t>Noor Mahal</w:t>
+              <w:t>Rani Bagh</w:t>
             </w:r>
           </w:p>
           <w:p>
@@ -5726,7 +3613,7 @@
                   <w14:round/>
                 </w14:textOutline>
               </w:rPr>
-              <w:t xml:space="preserve">Time    </w:t>
+              <w:t xml:space="preserve">Time     </w:t>
             </w:r>
             <w:r>
               <w:rPr>
@@ -5746,27 +3633,7 @@
                   <w14:round/>
                 </w14:textOutline>
               </w:rPr>
-              <w:t xml:space="preserve"> </w:t>
-            </w:r>
-            <w:r>
-              <w:rPr>
-                <w:rFonts w:ascii="Abadi" w:eastAsiaTheme="majorEastAsia" w:hAnsi="Abadi" w:cs="ADLaM Display"/>
-                <w:bCs/>
-                <w:color w:val="385623" w:themeColor="accent6" w:themeShade="80"/>
-                <w:sz w:val="36"/>
-                <w:szCs w:val="36"/>
-                <w14:shadow w14:blurRad="38100" w14:dist="19050" w14:dir="2700000" w14:sx="100000" w14:sy="100000" w14:kx="0" w14:ky="0" w14:algn="tl">
-                  <w14:schemeClr w14:val="dk1">
-                    <w14:alpha w14:val="60000"/>
-                  </w14:schemeClr>
-                </w14:shadow>
-                <w14:textOutline w14:w="0" w14:cap="flat" w14:cmpd="sng" w14:algn="ctr">
-                  <w14:noFill/>
-                  <w14:prstDash w14:val="solid"/>
-                  <w14:round/>
-                </w14:textOutline>
-              </w:rPr>
-              <w:t>10</w:t>
+              <w:t>11</w:t>
             </w:r>
             <w:r>
               <w:rPr>
@@ -5848,8 +3715,7 @@
               <w:spacing w:before="122"/>
               <w:jc w:val="center"/>
               <w:rPr>
-                <w:rFonts w:ascii="Calibri Light" w:eastAsia="Microsoft Sans Serif" w:hAnsi="Microsoft Sans Serif" w:cs="Microsoft Sans Serif"/>
-                <w:color w:val="FFFFFF"/>
+                <w:rFonts w:asciiTheme="majorHAnsi" w:eastAsia="Calibri Light" w:hAnsiTheme="majorHAnsi" w:cstheme="majorHAnsi"/>
                 <w:sz w:val="28"/>
                 <w:szCs w:val="28"/>
               </w:rPr>
@@ -5876,6 +3742,11 @@
           </w:tcPr>
           <w:p>
             <w:pPr>
+              <w:pStyle w:val="ListParagraph"/>
+              <w:numPr>
+                <w:ilvl w:val="0"/>
+                <w:numId w:val="21"/>
+              </w:numPr>
               <w:rPr>
                 <w:rStyle w:val="IntenseEmphasis"/>
                 <w:rFonts w:eastAsia="Calibri Light"/>
@@ -5883,8 +3754,118 @@
                 <w:bCs w:val="0"/>
                 <w:i w:val="0"/>
                 <w:iCs w:val="0"/>
-                <w:sz w:val="28"/>
-                <w:szCs w:val="28"/>
+                <w:color w:val="000000" w:themeColor="text1"/>
+                <w:sz w:val="28"/>
+                <w:szCs w:val="28"/>
+                <w14:shadow w14:blurRad="38100" w14:dist="19050" w14:dir="2700000" w14:sx="100000" w14:sy="100000" w14:kx="0" w14:ky="0" w14:algn="tl">
+                  <w14:schemeClr w14:val="dk1">
+                    <w14:alpha w14:val="60000"/>
+                  </w14:schemeClr>
+                </w14:shadow>
+                <w14:textOutline w14:w="0" w14:cap="flat" w14:cmpd="sng" w14:algn="ctr">
+                  <w14:noFill/>
+                  <w14:prstDash w14:val="solid"/>
+                  <w14:round/>
+                </w14:textOutline>
+              </w:rPr>
+            </w:pPr>
+            <w:r>
+              <w:rPr>
+                <w:rStyle w:val="IntenseEmphasis"/>
+                <w:rFonts w:eastAsia="Calibri Light"/>
+                <w:b w:val="0"/>
+                <w:bCs w:val="0"/>
+                <w:i w:val="0"/>
+                <w:iCs w:val="0"/>
+                <w:color w:val="000000" w:themeColor="text1"/>
+                <w:sz w:val="28"/>
+                <w:szCs w:val="28"/>
+                <w14:shadow w14:blurRad="38100" w14:dist="19050" w14:dir="2700000" w14:sx="100000" w14:sy="100000" w14:kx="0" w14:ky="0" w14:algn="tl">
+                  <w14:schemeClr w14:val="dk1">
+                    <w14:alpha w14:val="60000"/>
+                  </w14:schemeClr>
+                </w14:shadow>
+                <w14:textOutline w14:w="0" w14:cap="flat" w14:cmpd="sng" w14:algn="ctr">
+                  <w14:noFill/>
+                  <w14:prstDash w14:val="solid"/>
+                  <w14:round/>
+                </w14:textOutline>
+              </w:rPr>
+              <w:t>Sound Setup</w:t>
+            </w:r>
+          </w:p>
+          <w:p>
+            <w:pPr>
+              <w:pStyle w:val="ListParagraph"/>
+              <w:rPr>
+                <w:rStyle w:val="IntenseEmphasis"/>
+                <w:rFonts w:eastAsia="Calibri Light"/>
+                <w:b w:val="0"/>
+                <w:bCs w:val="0"/>
+                <w:i w:val="0"/>
+                <w:iCs w:val="0"/>
+                <w:color w:val="000000" w:themeColor="text1"/>
+                <w:sz w:val="28"/>
+                <w:szCs w:val="28"/>
+                <w14:shadow w14:blurRad="38100" w14:dist="19050" w14:dir="2700000" w14:sx="100000" w14:sy="100000" w14:kx="0" w14:ky="0" w14:algn="tl">
+                  <w14:schemeClr w14:val="dk1">
+                    <w14:alpha w14:val="60000"/>
+                  </w14:schemeClr>
+                </w14:shadow>
+                <w14:textOutline w14:w="0" w14:cap="flat" w14:cmpd="sng" w14:algn="ctr">
+                  <w14:noFill/>
+                  <w14:prstDash w14:val="solid"/>
+                  <w14:round/>
+                </w14:textOutline>
+              </w:rPr>
+            </w:pPr>
+            <w:r>
+              <w:rPr>
+                <w:rStyle w:val="IntenseEmphasis"/>
+                <w:rFonts w:eastAsia="Calibri Light"/>
+                <w:b w:val="0"/>
+                <w:bCs w:val="0"/>
+                <w:i w:val="0"/>
+                <w:iCs w:val="0"/>
+                <w:color w:val="000000" w:themeColor="text1"/>
+                <w:sz w:val="28"/>
+                <w:szCs w:val="28"/>
+                <w14:shadow w14:blurRad="38100" w14:dist="19050" w14:dir="2700000" w14:sx="100000" w14:sy="100000" w14:kx="0" w14:ky="0" w14:algn="tl">
+                  <w14:schemeClr w14:val="dk1">
+                    <w14:alpha w14:val="60000"/>
+                  </w14:schemeClr>
+                </w14:shadow>
+                <w14:textOutline w14:w="0" w14:cap="flat" w14:cmpd="sng" w14:algn="ctr">
+                  <w14:noFill/>
+                  <w14:prstDash w14:val="solid"/>
+                  <w14:round/>
+                </w14:textOutline>
+              </w:rPr>
+              <w:t>(Line Array, Bases &amp; Monitors)</w:t>
+            </w:r>
+          </w:p>
+          <w:p>
+            <w:pPr>
+              <w:rPr>
+                <w:rStyle w:val="IntenseEmphasis"/>
+                <w:rFonts w:eastAsia="Calibri Light"/>
+                <w:b w:val="0"/>
+                <w:bCs w:val="0"/>
+                <w:i w:val="0"/>
+                <w:iCs w:val="0"/>
+                <w:color w:val="000000" w:themeColor="text1"/>
+                <w:sz w:val="28"/>
+                <w:szCs w:val="28"/>
+                <w14:shadow w14:blurRad="38100" w14:dist="19050" w14:dir="2700000" w14:sx="100000" w14:sy="100000" w14:kx="0" w14:ky="0" w14:algn="tl">
+                  <w14:schemeClr w14:val="dk1">
+                    <w14:alpha w14:val="60000"/>
+                  </w14:schemeClr>
+                </w14:shadow>
+                <w14:textOutline w14:w="0" w14:cap="flat" w14:cmpd="sng" w14:algn="ctr">
+                  <w14:noFill/>
+                  <w14:prstDash w14:val="solid"/>
+                  <w14:round/>
+                </w14:textOutline>
               </w:rPr>
             </w:pPr>
           </w:p>
@@ -5939,9 +3920,8 @@
                   <w14:round/>
                 </w14:textOutline>
               </w:rPr>
-              <w:t xml:space="preserve">Professional </w:t>
-            </w:r>
-            <w:proofErr w:type="spellStart"/>
+              <w:t>Professional</w:t>
+            </w:r>
             <w:r>
               <w:rPr>
                 <w:rStyle w:val="IntenseEmphasis"/>
@@ -5964,9 +3944,8 @@
                   <w14:round/>
                 </w14:textOutline>
               </w:rPr>
-              <w:t>Dholies</w:t>
-            </w:r>
-            <w:proofErr w:type="spellEnd"/>
+              <w:t xml:space="preserve"> </w:t>
+            </w:r>
             <w:r>
               <w:rPr>
                 <w:rStyle w:val="IntenseEmphasis"/>
@@ -5989,7 +3968,7 @@
                   <w14:round/>
                 </w14:textOutline>
               </w:rPr>
-              <w:t xml:space="preserve"> Team [ 4]</w:t>
+              <w:t>Microphones</w:t>
             </w:r>
           </w:p>
           <w:p>
@@ -6068,1107 +4047,9 @@
                   <w14:round/>
                 </w14:textOutline>
               </w:rPr>
-              <w:t>G</w:t>
-            </w:r>
-            <w:r>
-              <w:rPr>
-                <w:rStyle w:val="IntenseEmphasis"/>
-                <w:rFonts w:eastAsia="Calibri Light"/>
-                <w:b w:val="0"/>
-                <w:bCs w:val="0"/>
-                <w:i w:val="0"/>
-                <w:iCs w:val="0"/>
-                <w:color w:val="000000" w:themeColor="text1"/>
-                <w:sz w:val="28"/>
-                <w:szCs w:val="28"/>
-                <w14:shadow w14:blurRad="38100" w14:dist="19050" w14:dir="2700000" w14:sx="100000" w14:sy="100000" w14:kx="0" w14:ky="0" w14:algn="tl">
-                  <w14:schemeClr w14:val="dk1">
-                    <w14:alpha w14:val="60000"/>
-                  </w14:schemeClr>
-                </w14:shadow>
-                <w14:textOutline w14:w="0" w14:cap="flat" w14:cmpd="sng" w14:algn="ctr">
-                  <w14:noFill/>
-                  <w14:prstDash w14:val="solid"/>
-                  <w14:round/>
-                </w14:textOutline>
-              </w:rPr>
-              <w:t>hori</w:t>
+              <w:t>Sharpy Lights Heavy Setup [On Stage Above Concrete Stage]</w:t>
             </w:r>
           </w:p>
-          <w:p>
-            <w:pPr>
-              <w:rPr>
-                <w:rStyle w:val="IntenseEmphasis"/>
-                <w:rFonts w:eastAsia="Calibri Light"/>
-                <w:b w:val="0"/>
-                <w:bCs w:val="0"/>
-                <w:i w:val="0"/>
-                <w:iCs w:val="0"/>
-                <w:color w:val="000000" w:themeColor="text1"/>
-                <w:sz w:val="28"/>
-                <w:szCs w:val="28"/>
-                <w14:shadow w14:blurRad="38100" w14:dist="19050" w14:dir="2700000" w14:sx="100000" w14:sy="100000" w14:kx="0" w14:ky="0" w14:algn="tl">
-                  <w14:schemeClr w14:val="dk1">
-                    <w14:alpha w14:val="60000"/>
-                  </w14:schemeClr>
-                </w14:shadow>
-                <w14:textOutline w14:w="0" w14:cap="flat" w14:cmpd="sng" w14:algn="ctr">
-                  <w14:noFill/>
-                  <w14:prstDash w14:val="solid"/>
-                  <w14:round/>
-                </w14:textOutline>
-              </w:rPr>
-            </w:pPr>
-          </w:p>
-        </w:tc>
-      </w:tr>
-    </w:tbl>
-    <w:p>
-      <w:pPr>
-        <w:rPr>
-          <w:rFonts w:asciiTheme="majorHAnsi" w:eastAsiaTheme="majorEastAsia" w:hAnsiTheme="majorHAnsi" w:cstheme="majorBidi"/>
-          <w:b/>
-          <w:bCs/>
-          <w:color w:val="538135" w:themeColor="accent6" w:themeShade="BF"/>
-          <w:sz w:val="28"/>
-          <w:szCs w:val="28"/>
-        </w:rPr>
-      </w:pPr>
-    </w:p>
-    <w:p>
-      <w:pPr>
-        <w:rPr>
-          <w:rFonts w:asciiTheme="majorHAnsi" w:eastAsiaTheme="majorEastAsia" w:hAnsiTheme="majorHAnsi" w:cstheme="majorBidi"/>
-          <w:b/>
-          <w:bCs/>
-          <w:color w:val="538135" w:themeColor="accent6" w:themeShade="BF"/>
-          <w:sz w:val="28"/>
-          <w:szCs w:val="28"/>
-        </w:rPr>
-      </w:pPr>
-    </w:p>
-    <w:p>
-      <w:pPr>
-        <w:rPr>
-          <w:rFonts w:asciiTheme="majorHAnsi" w:eastAsiaTheme="majorEastAsia" w:hAnsiTheme="majorHAnsi" w:cstheme="majorBidi"/>
-          <w:b/>
-          <w:bCs/>
-          <w:color w:val="538135" w:themeColor="accent6" w:themeShade="BF"/>
-          <w:sz w:val="28"/>
-          <w:szCs w:val="28"/>
-        </w:rPr>
-      </w:pPr>
-    </w:p>
-    <w:p>
-      <w:pPr>
-        <w:rPr>
-          <w:rFonts w:asciiTheme="majorHAnsi" w:eastAsiaTheme="majorEastAsia" w:hAnsiTheme="majorHAnsi" w:cstheme="majorBidi"/>
-          <w:b/>
-          <w:bCs/>
-          <w:color w:val="538135" w:themeColor="accent6" w:themeShade="BF"/>
-          <w:sz w:val="28"/>
-          <w:szCs w:val="28"/>
-        </w:rPr>
-      </w:pPr>
-    </w:p>
-    <w:tbl>
-      <w:tblPr>
-        <w:tblStyle w:val="TableGrid"/>
-        <w:tblW w:w="9358" w:type="dxa"/>
-        <w:tblLook w:val="04A0" w:firstRow="1" w:lastRow="0" w:firstColumn="1" w:lastColumn="0" w:noHBand="0" w:noVBand="1"/>
-      </w:tblPr>
-      <w:tblGrid>
-        <w:gridCol w:w="9358"/>
-      </w:tblGrid>
-      <w:tr>
-        <w:trPr>
-          <w:trHeight w:val="1128"/>
-        </w:trPr>
-        <w:tc>
-          <w:tcPr>
-            <w:tcW w:w="9358" w:type="dxa"/>
-            <w:shd w:val="clear" w:color="auto" w:fill="EDEDED" w:themeFill="accent3" w:themeFillTint="33"/>
-          </w:tcPr>
-          <w:p>
-            <w:pPr>
-              <w:keepNext/>
-              <w:keepLines/>
-              <w:spacing w:before="360" w:after="40"/>
-              <w:outlineLvl w:val="0"/>
-              <w:rPr>
-                <w:rFonts w:ascii="Abadi" w:eastAsiaTheme="majorEastAsia" w:hAnsi="Abadi" w:cs="Aharoni"/>
-                <w:bCs/>
-                <w:color w:val="385623" w:themeColor="accent6" w:themeShade="80"/>
-                <w:sz w:val="36"/>
-                <w:szCs w:val="36"/>
-                <w14:shadow w14:blurRad="38100" w14:dist="19050" w14:dir="2700000" w14:sx="100000" w14:sy="100000" w14:kx="0" w14:ky="0" w14:algn="tl">
-                  <w14:schemeClr w14:val="dk1">
-                    <w14:alpha w14:val="60000"/>
-                  </w14:schemeClr>
-                </w14:shadow>
-                <w14:textOutline w14:w="0" w14:cap="flat" w14:cmpd="sng" w14:algn="ctr">
-                  <w14:noFill/>
-                  <w14:prstDash w14:val="solid"/>
-                  <w14:round/>
-                </w14:textOutline>
-              </w:rPr>
-            </w:pPr>
-            <w:r>
-              <w:rPr>
-                <w:rFonts w:ascii="Abadi" w:eastAsiaTheme="majorEastAsia" w:hAnsi="Abadi" w:cs="Aharoni"/>
-                <w:bCs/>
-                <w:color w:val="385623" w:themeColor="accent6" w:themeShade="80"/>
-                <w:sz w:val="36"/>
-                <w:szCs w:val="36"/>
-                <w14:shadow w14:blurRad="38100" w14:dist="19050" w14:dir="2700000" w14:sx="100000" w14:sy="100000" w14:kx="0" w14:ky="0" w14:algn="tl">
-                  <w14:schemeClr w14:val="dk1">
-                    <w14:alpha w14:val="60000"/>
-                  </w14:schemeClr>
-                </w14:shadow>
-                <w14:textOutline w14:w="0" w14:cap="flat" w14:cmpd="sng" w14:algn="ctr">
-                  <w14:noFill/>
-                  <w14:prstDash w14:val="solid"/>
-                  <w14:round/>
-                </w14:textOutline>
-              </w:rPr>
-              <w:t xml:space="preserve">Date   </w:t>
-            </w:r>
-            <w:r>
-              <w:rPr>
-                <w:rFonts w:ascii="Abadi" w:eastAsiaTheme="majorEastAsia" w:hAnsi="Abadi" w:cs="Aharoni"/>
-                <w:bCs/>
-                <w:color w:val="385623" w:themeColor="accent6" w:themeShade="80"/>
-                <w:sz w:val="36"/>
-                <w:szCs w:val="36"/>
-                <w14:shadow w14:blurRad="38100" w14:dist="19050" w14:dir="2700000" w14:sx="100000" w14:sy="100000" w14:kx="0" w14:ky="0" w14:algn="tl">
-                  <w14:schemeClr w14:val="dk1">
-                    <w14:alpha w14:val="60000"/>
-                  </w14:schemeClr>
-                </w14:shadow>
-                <w14:textOutline w14:w="0" w14:cap="flat" w14:cmpd="sng" w14:algn="ctr">
-                  <w14:noFill/>
-                  <w14:prstDash w14:val="solid"/>
-                  <w14:round/>
-                </w14:textOutline>
-              </w:rPr>
-              <w:t xml:space="preserve">  </w:t>
-            </w:r>
-            <w:r>
-              <w:rPr>
-                <w:rFonts w:ascii="Abadi" w:eastAsiaTheme="majorEastAsia" w:hAnsi="Abadi" w:cs="Aharoni"/>
-                <w:bCs/>
-                <w:color w:val="385623" w:themeColor="accent6" w:themeShade="80"/>
-                <w:sz w:val="36"/>
-                <w:szCs w:val="36"/>
-                <w14:shadow w14:blurRad="38100" w14:dist="19050" w14:dir="2700000" w14:sx="100000" w14:sy="100000" w14:kx="0" w14:ky="0" w14:algn="tl">
-                  <w14:schemeClr w14:val="dk1">
-                    <w14:alpha w14:val="60000"/>
-                  </w14:schemeClr>
-                </w14:shadow>
-                <w14:textOutline w14:w="0" w14:cap="flat" w14:cmpd="sng" w14:algn="ctr">
-                  <w14:noFill/>
-                  <w14:prstDash w14:val="solid"/>
-                  <w14:round/>
-                </w14:textOutline>
-              </w:rPr>
-              <w:t>10</w:t>
-            </w:r>
-            <w:r>
-              <w:rPr>
-                <w:rFonts w:ascii="Abadi" w:eastAsiaTheme="majorEastAsia" w:hAnsi="Abadi" w:cs="Aharoni"/>
-                <w:bCs/>
-                <w:color w:val="385623" w:themeColor="accent6" w:themeShade="80"/>
-                <w:sz w:val="36"/>
-                <w:szCs w:val="36"/>
-                <w:vertAlign w:val="superscript"/>
-                <w14:shadow w14:blurRad="38100" w14:dist="19050" w14:dir="2700000" w14:sx="100000" w14:sy="100000" w14:kx="0" w14:ky="0" w14:algn="tl">
-                  <w14:schemeClr w14:val="dk1">
-                    <w14:alpha w14:val="60000"/>
-                  </w14:schemeClr>
-                </w14:shadow>
-                <w14:textOutline w14:w="0" w14:cap="flat" w14:cmpd="sng" w14:algn="ctr">
-                  <w14:noFill/>
-                  <w14:prstDash w14:val="solid"/>
-                  <w14:round/>
-                </w14:textOutline>
-              </w:rPr>
-              <w:t>th</w:t>
-            </w:r>
-            <w:r>
-              <w:rPr>
-                <w:rFonts w:ascii="Abadi" w:eastAsiaTheme="majorEastAsia" w:hAnsi="Abadi" w:cs="Aharoni"/>
-                <w:bCs/>
-                <w:color w:val="385623" w:themeColor="accent6" w:themeShade="80"/>
-                <w:sz w:val="36"/>
-                <w:szCs w:val="36"/>
-                <w14:shadow w14:blurRad="38100" w14:dist="19050" w14:dir="2700000" w14:sx="100000" w14:sy="100000" w14:kx="0" w14:ky="0" w14:algn="tl">
-                  <w14:schemeClr w14:val="dk1">
-                    <w14:alpha w14:val="60000"/>
-                  </w14:schemeClr>
-                </w14:shadow>
-                <w14:textOutline w14:w="0" w14:cap="flat" w14:cmpd="sng" w14:algn="ctr">
-                  <w14:noFill/>
-                  <w14:prstDash w14:val="solid"/>
-                  <w14:round/>
-                </w14:textOutline>
-              </w:rPr>
-              <w:t xml:space="preserve"> </w:t>
-            </w:r>
-            <w:r>
-              <w:rPr>
-                <w:rFonts w:ascii="Abadi" w:eastAsiaTheme="majorEastAsia" w:hAnsi="Abadi" w:cs="Aharoni"/>
-                <w:bCs/>
-                <w:color w:val="385623" w:themeColor="accent6" w:themeShade="80"/>
-                <w:sz w:val="36"/>
-                <w:szCs w:val="36"/>
-                <w14:shadow w14:blurRad="38100" w14:dist="19050" w14:dir="2700000" w14:sx="100000" w14:sy="100000" w14:kx="0" w14:ky="0" w14:algn="tl">
-                  <w14:schemeClr w14:val="dk1">
-                    <w14:alpha w14:val="60000"/>
-                  </w14:schemeClr>
-                </w14:shadow>
-                <w14:textOutline w14:w="0" w14:cap="flat" w14:cmpd="sng" w14:algn="ctr">
-                  <w14:noFill/>
-                  <w14:prstDash w14:val="solid"/>
-                  <w14:round/>
-                </w14:textOutline>
-              </w:rPr>
-              <w:t>February 2026</w:t>
-            </w:r>
-          </w:p>
-          <w:p>
-            <w:pPr>
-              <w:rPr>
-                <w:rFonts w:ascii="Abadi" w:eastAsiaTheme="majorEastAsia" w:hAnsi="Abadi" w:cs="ADLaM Display"/>
-                <w:bCs/>
-                <w:color w:val="385623" w:themeColor="accent6" w:themeShade="80"/>
-                <w:sz w:val="36"/>
-                <w:szCs w:val="36"/>
-                <w14:shadow w14:blurRad="38100" w14:dist="19050" w14:dir="2700000" w14:sx="100000" w14:sy="100000" w14:kx="0" w14:ky="0" w14:algn="tl">
-                  <w14:schemeClr w14:val="dk1">
-                    <w14:alpha w14:val="60000"/>
-                  </w14:schemeClr>
-                </w14:shadow>
-                <w14:textOutline w14:w="0" w14:cap="flat" w14:cmpd="sng" w14:algn="ctr">
-                  <w14:noFill/>
-                  <w14:prstDash w14:val="solid"/>
-                  <w14:round/>
-                </w14:textOutline>
-              </w:rPr>
-            </w:pPr>
-            <w:r>
-              <w:rPr>
-                <w:rFonts w:ascii="Abadi" w:eastAsiaTheme="majorEastAsia" w:hAnsi="Abadi" w:cs="ADLaM Display"/>
-                <w:bCs/>
-                <w:color w:val="385623" w:themeColor="accent6" w:themeShade="80"/>
-                <w:sz w:val="36"/>
-                <w:szCs w:val="36"/>
-                <w14:shadow w14:blurRad="38100" w14:dist="19050" w14:dir="2700000" w14:sx="100000" w14:sy="100000" w14:kx="0" w14:ky="0" w14:algn="tl">
-                  <w14:schemeClr w14:val="dk1">
-                    <w14:alpha w14:val="60000"/>
-                  </w14:schemeClr>
-                </w14:shadow>
-                <w14:textOutline w14:w="0" w14:cap="flat" w14:cmpd="sng" w14:algn="ctr">
-                  <w14:noFill/>
-                  <w14:prstDash w14:val="solid"/>
-                  <w14:round/>
-                </w14:textOutline>
-              </w:rPr>
-              <w:t xml:space="preserve">Event </w:t>
-            </w:r>
-            <w:r>
-              <w:rPr>
-                <w:rFonts w:ascii="Abadi" w:eastAsiaTheme="majorEastAsia" w:hAnsi="Abadi" w:cs="ADLaM Display"/>
-                <w:bCs/>
-                <w:color w:val="385623" w:themeColor="accent6" w:themeShade="80"/>
-                <w:sz w:val="36"/>
-                <w:szCs w:val="36"/>
-                <w14:shadow w14:blurRad="38100" w14:dist="19050" w14:dir="2700000" w14:sx="100000" w14:sy="100000" w14:kx="0" w14:ky="0" w14:algn="tl">
-                  <w14:schemeClr w14:val="dk1">
-                    <w14:alpha w14:val="60000"/>
-                  </w14:schemeClr>
-                </w14:shadow>
-                <w14:textOutline w14:w="0" w14:cap="flat" w14:cmpd="sng" w14:algn="ctr">
-                  <w14:noFill/>
-                  <w14:prstDash w14:val="solid"/>
-                  <w14:round/>
-                </w14:textOutline>
-              </w:rPr>
-              <w:t xml:space="preserve">   </w:t>
-            </w:r>
-            <w:r>
-              <w:rPr>
-                <w:rFonts w:ascii="Abadi" w:eastAsiaTheme="majorEastAsia" w:hAnsi="Abadi" w:cs="ADLaM Display"/>
-                <w:bCs/>
-                <w:color w:val="385623" w:themeColor="accent6" w:themeShade="80"/>
-                <w:sz w:val="36"/>
-                <w:szCs w:val="36"/>
-                <w14:shadow w14:blurRad="38100" w14:dist="19050" w14:dir="2700000" w14:sx="100000" w14:sy="100000" w14:kx="0" w14:ky="0" w14:algn="tl">
-                  <w14:schemeClr w14:val="dk1">
-                    <w14:alpha w14:val="60000"/>
-                  </w14:schemeClr>
-                </w14:shadow>
-                <w14:textOutline w14:w="0" w14:cap="flat" w14:cmpd="sng" w14:algn="ctr">
-                  <w14:noFill/>
-                  <w14:prstDash w14:val="solid"/>
-                  <w14:round/>
-                </w14:textOutline>
-              </w:rPr>
-              <w:t>Reception</w:t>
-            </w:r>
-          </w:p>
-          <w:p>
-            <w:pPr>
-              <w:rPr>
-                <w:rFonts w:ascii="Abadi" w:eastAsiaTheme="majorEastAsia" w:hAnsi="Abadi" w:cs="ADLaM Display"/>
-                <w:bCs/>
-                <w:color w:val="385623" w:themeColor="accent6" w:themeShade="80"/>
-                <w:sz w:val="36"/>
-                <w:szCs w:val="36"/>
-                <w14:shadow w14:blurRad="38100" w14:dist="19050" w14:dir="2700000" w14:sx="100000" w14:sy="100000" w14:kx="0" w14:ky="0" w14:algn="tl">
-                  <w14:schemeClr w14:val="dk1">
-                    <w14:alpha w14:val="60000"/>
-                  </w14:schemeClr>
-                </w14:shadow>
-                <w14:textOutline w14:w="0" w14:cap="flat" w14:cmpd="sng" w14:algn="ctr">
-                  <w14:noFill/>
-                  <w14:prstDash w14:val="solid"/>
-                  <w14:round/>
-                </w14:textOutline>
-              </w:rPr>
-            </w:pPr>
-            <w:r>
-              <w:rPr>
-                <w:rFonts w:ascii="Abadi" w:eastAsiaTheme="majorEastAsia" w:hAnsi="Abadi" w:cs="ADLaM Display"/>
-                <w:bCs/>
-                <w:color w:val="385623" w:themeColor="accent6" w:themeShade="80"/>
-                <w:sz w:val="36"/>
-                <w:szCs w:val="36"/>
-                <w14:shadow w14:blurRad="38100" w14:dist="19050" w14:dir="2700000" w14:sx="100000" w14:sy="100000" w14:kx="0" w14:ky="0" w14:algn="tl">
-                  <w14:schemeClr w14:val="dk1">
-                    <w14:alpha w14:val="60000"/>
-                  </w14:schemeClr>
-                </w14:shadow>
-                <w14:textOutline w14:w="0" w14:cap="flat" w14:cmpd="sng" w14:algn="ctr">
-                  <w14:noFill/>
-                  <w14:prstDash w14:val="solid"/>
-                  <w14:round/>
-                </w14:textOutline>
-              </w:rPr>
-              <w:t xml:space="preserve">Venue </w:t>
-            </w:r>
-            <w:r>
-              <w:rPr>
-                <w:rFonts w:ascii="Abadi" w:eastAsiaTheme="majorEastAsia" w:hAnsi="Abadi" w:cs="ADLaM Display"/>
-                <w:bCs/>
-                <w:color w:val="385623" w:themeColor="accent6" w:themeShade="80"/>
-                <w:sz w:val="36"/>
-                <w:szCs w:val="36"/>
-                <w14:shadow w14:blurRad="38100" w14:dist="19050" w14:dir="2700000" w14:sx="100000" w14:sy="100000" w14:kx="0" w14:ky="0" w14:algn="tl">
-                  <w14:schemeClr w14:val="dk1">
-                    <w14:alpha w14:val="60000"/>
-                  </w14:schemeClr>
-                </w14:shadow>
-                <w14:textOutline w14:w="0" w14:cap="flat" w14:cmpd="sng" w14:algn="ctr">
-                  <w14:noFill/>
-                  <w14:prstDash w14:val="solid"/>
-                  <w14:round/>
-                </w14:textOutline>
-              </w:rPr>
-              <w:t xml:space="preserve">  </w:t>
-            </w:r>
-            <w:r>
-              <w:rPr>
-                <w:rFonts w:ascii="Abadi" w:eastAsiaTheme="majorEastAsia" w:hAnsi="Abadi" w:cs="ADLaM Display"/>
-                <w:bCs/>
-                <w:color w:val="385623" w:themeColor="accent6" w:themeShade="80"/>
-                <w:sz w:val="36"/>
-                <w:szCs w:val="36"/>
-                <w14:shadow w14:blurRad="38100" w14:dist="19050" w14:dir="2700000" w14:sx="100000" w14:sy="100000" w14:kx="0" w14:ky="0" w14:algn="tl">
-                  <w14:schemeClr w14:val="dk1">
-                    <w14:alpha w14:val="60000"/>
-                  </w14:schemeClr>
-                </w14:shadow>
-                <w14:textOutline w14:w="0" w14:cap="flat" w14:cmpd="sng" w14:algn="ctr">
-                  <w14:noFill/>
-                  <w14:prstDash w14:val="solid"/>
-                  <w14:round/>
-                </w14:textOutline>
-              </w:rPr>
-              <w:t>Rani Bagh</w:t>
-            </w:r>
-          </w:p>
-          <w:p>
-            <w:pPr>
-              <w:rPr>
-                <w:rFonts w:ascii="ADLaM Display" w:hAnsi="ADLaM Display" w:cs="ADLaM Display"/>
-                <w:sz w:val="28"/>
-                <w:szCs w:val="28"/>
-              </w:rPr>
-            </w:pPr>
-            <w:r>
-              <w:rPr>
-                <w:rFonts w:ascii="Abadi" w:eastAsiaTheme="majorEastAsia" w:hAnsi="Abadi" w:cs="ADLaM Display"/>
-                <w:bCs/>
-                <w:color w:val="385623" w:themeColor="accent6" w:themeShade="80"/>
-                <w:sz w:val="36"/>
-                <w:szCs w:val="36"/>
-                <w14:shadow w14:blurRad="38100" w14:dist="19050" w14:dir="2700000" w14:sx="100000" w14:sy="100000" w14:kx="0" w14:ky="0" w14:algn="tl">
-                  <w14:schemeClr w14:val="dk1">
-                    <w14:alpha w14:val="60000"/>
-                  </w14:schemeClr>
-                </w14:shadow>
-                <w14:textOutline w14:w="0" w14:cap="flat" w14:cmpd="sng" w14:algn="ctr">
-                  <w14:noFill/>
-                  <w14:prstDash w14:val="solid"/>
-                  <w14:round/>
-                </w14:textOutline>
-              </w:rPr>
-              <w:t xml:space="preserve">Time    </w:t>
-            </w:r>
-            <w:r>
-              <w:rPr>
-                <w:rFonts w:ascii="Abadi" w:eastAsiaTheme="majorEastAsia" w:hAnsi="Abadi" w:cs="ADLaM Display"/>
-                <w:bCs/>
-                <w:color w:val="385623" w:themeColor="accent6" w:themeShade="80"/>
-                <w:sz w:val="36"/>
-                <w:szCs w:val="36"/>
-                <w14:shadow w14:blurRad="38100" w14:dist="19050" w14:dir="2700000" w14:sx="100000" w14:sy="100000" w14:kx="0" w14:ky="0" w14:algn="tl">
-                  <w14:schemeClr w14:val="dk1">
-                    <w14:alpha w14:val="60000"/>
-                  </w14:schemeClr>
-                </w14:shadow>
-                <w14:textOutline w14:w="0" w14:cap="flat" w14:cmpd="sng" w14:algn="ctr">
-                  <w14:noFill/>
-                  <w14:prstDash w14:val="solid"/>
-                  <w14:round/>
-                </w14:textOutline>
-              </w:rPr>
-              <w:t xml:space="preserve"> </w:t>
-            </w:r>
-            <w:r>
-              <w:rPr>
-                <w:rFonts w:ascii="Abadi" w:eastAsiaTheme="majorEastAsia" w:hAnsi="Abadi" w:cs="ADLaM Display"/>
-                <w:bCs/>
-                <w:color w:val="385623" w:themeColor="accent6" w:themeShade="80"/>
-                <w:sz w:val="36"/>
-                <w:szCs w:val="36"/>
-                <w14:shadow w14:blurRad="38100" w14:dist="19050" w14:dir="2700000" w14:sx="100000" w14:sy="100000" w14:kx="0" w14:ky="0" w14:algn="tl">
-                  <w14:schemeClr w14:val="dk1">
-                    <w14:alpha w14:val="60000"/>
-                  </w14:schemeClr>
-                </w14:shadow>
-                <w14:textOutline w14:w="0" w14:cap="flat" w14:cmpd="sng" w14:algn="ctr">
-                  <w14:noFill/>
-                  <w14:prstDash w14:val="solid"/>
-                  <w14:round/>
-                </w14:textOutline>
-              </w:rPr>
-              <w:t>0</w:t>
-            </w:r>
-            <w:r>
-              <w:rPr>
-                <w:rFonts w:ascii="Abadi" w:eastAsiaTheme="majorEastAsia" w:hAnsi="Abadi" w:cs="ADLaM Display"/>
-                <w:bCs/>
-                <w:color w:val="385623" w:themeColor="accent6" w:themeShade="80"/>
-                <w:sz w:val="36"/>
-                <w:szCs w:val="36"/>
-                <w14:shadow w14:blurRad="38100" w14:dist="19050" w14:dir="2700000" w14:sx="100000" w14:sy="100000" w14:kx="0" w14:ky="0" w14:algn="tl">
-                  <w14:schemeClr w14:val="dk1">
-                    <w14:alpha w14:val="60000"/>
-                  </w14:schemeClr>
-                </w14:shadow>
-                <w14:textOutline w14:w="0" w14:cap="flat" w14:cmpd="sng" w14:algn="ctr">
-                  <w14:noFill/>
-                  <w14:prstDash w14:val="solid"/>
-                  <w14:round/>
-                </w14:textOutline>
-              </w:rPr>
-              <w:t>5</w:t>
-            </w:r>
-            <w:r>
-              <w:rPr>
-                <w:rFonts w:ascii="Abadi" w:eastAsiaTheme="majorEastAsia" w:hAnsi="Abadi" w:cs="ADLaM Display"/>
-                <w:bCs/>
-                <w:color w:val="385623" w:themeColor="accent6" w:themeShade="80"/>
-                <w:sz w:val="36"/>
-                <w:szCs w:val="36"/>
-                <w14:shadow w14:blurRad="38100" w14:dist="19050" w14:dir="2700000" w14:sx="100000" w14:sy="100000" w14:kx="0" w14:ky="0" w14:algn="tl">
-                  <w14:schemeClr w14:val="dk1">
-                    <w14:alpha w14:val="60000"/>
-                  </w14:schemeClr>
-                </w14:shadow>
-                <w14:textOutline w14:w="0" w14:cap="flat" w14:cmpd="sng" w14:algn="ctr">
-                  <w14:noFill/>
-                  <w14:prstDash w14:val="solid"/>
-                  <w14:round/>
-                </w14:textOutline>
-              </w:rPr>
-              <w:t xml:space="preserve">:00 </w:t>
-            </w:r>
-            <w:r>
-              <w:rPr>
-                <w:rFonts w:ascii="Abadi" w:eastAsiaTheme="majorEastAsia" w:hAnsi="Abadi" w:cs="ADLaM Display"/>
-                <w:bCs/>
-                <w:color w:val="385623" w:themeColor="accent6" w:themeShade="80"/>
-                <w:sz w:val="36"/>
-                <w:szCs w:val="36"/>
-                <w14:shadow w14:blurRad="38100" w14:dist="19050" w14:dir="2700000" w14:sx="100000" w14:sy="100000" w14:kx="0" w14:ky="0" w14:algn="tl">
-                  <w14:schemeClr w14:val="dk1">
-                    <w14:alpha w14:val="60000"/>
-                  </w14:schemeClr>
-                </w14:shadow>
-                <w14:textOutline w14:w="0" w14:cap="flat" w14:cmpd="sng" w14:algn="ctr">
-                  <w14:noFill/>
-                  <w14:prstDash w14:val="solid"/>
-                  <w14:round/>
-                </w14:textOutline>
-              </w:rPr>
-              <w:t>P</w:t>
-            </w:r>
-            <w:r>
-              <w:rPr>
-                <w:rFonts w:ascii="Abadi" w:eastAsiaTheme="majorEastAsia" w:hAnsi="Abadi" w:cs="ADLaM Display"/>
-                <w:bCs/>
-                <w:color w:val="385623" w:themeColor="accent6" w:themeShade="80"/>
-                <w:sz w:val="36"/>
-                <w:szCs w:val="36"/>
-                <w14:shadow w14:blurRad="38100" w14:dist="19050" w14:dir="2700000" w14:sx="100000" w14:sy="100000" w14:kx="0" w14:ky="0" w14:algn="tl">
-                  <w14:schemeClr w14:val="dk1">
-                    <w14:alpha w14:val="60000"/>
-                  </w14:schemeClr>
-                </w14:shadow>
-                <w14:textOutline w14:w="0" w14:cap="flat" w14:cmpd="sng" w14:algn="ctr">
-                  <w14:noFill/>
-                  <w14:prstDash w14:val="solid"/>
-                  <w14:round/>
-                </w14:textOutline>
-              </w:rPr>
-              <w:t>M</w:t>
-            </w:r>
-          </w:p>
-        </w:tc>
-      </w:tr>
-      <w:tr>
-        <w:trPr>
-          <w:trHeight w:val="663"/>
-        </w:trPr>
-        <w:tc>
-          <w:tcPr>
-            <w:tcW w:w="9358" w:type="dxa"/>
-            <w:shd w:val="clear" w:color="auto" w:fill="ED7D31" w:themeFill="accent2"/>
-          </w:tcPr>
-          <w:p>
-            <w:pPr>
-              <w:widowControl w:val="0"/>
-              <w:autoSpaceDE w:val="0"/>
-              <w:autoSpaceDN w:val="0"/>
-              <w:spacing w:before="122"/>
-              <w:jc w:val="center"/>
-              <w:rPr>
-                <w:rFonts w:asciiTheme="majorHAnsi" w:eastAsia="Calibri Light" w:hAnsiTheme="majorHAnsi" w:cstheme="majorHAnsi"/>
-                <w:sz w:val="28"/>
-                <w:szCs w:val="28"/>
-              </w:rPr>
-            </w:pPr>
-            <w:r>
-              <w:rPr>
-                <w:rFonts w:ascii="Calibri Light" w:eastAsia="Microsoft Sans Serif" w:hAnsi="Microsoft Sans Serif" w:cs="Microsoft Sans Serif"/>
-                <w:color w:val="FFFFFF"/>
-                <w:sz w:val="28"/>
-                <w:szCs w:val="28"/>
-              </w:rPr>
-              <w:t>OFFERINGS</w:t>
-            </w:r>
-          </w:p>
-        </w:tc>
-      </w:tr>
-      <w:tr>
-        <w:trPr>
-          <w:trHeight w:val="1386"/>
-        </w:trPr>
-        <w:tc>
-          <w:tcPr>
-            <w:tcW w:w="9358" w:type="dxa"/>
-          </w:tcPr>
-          <w:p>
-            <w:pPr>
-              <w:rPr>
-                <w:rStyle w:val="IntenseEmphasis"/>
-                <w:rFonts w:eastAsia="Calibri Light"/>
-                <w:b w:val="0"/>
-                <w:bCs w:val="0"/>
-                <w:i w:val="0"/>
-                <w:iCs w:val="0"/>
-                <w:color w:val="000000" w:themeColor="text1"/>
-                <w:sz w:val="28"/>
-                <w:szCs w:val="28"/>
-                <w14:shadow w14:blurRad="38100" w14:dist="19050" w14:dir="2700000" w14:sx="100000" w14:sy="100000" w14:kx="0" w14:ky="0" w14:algn="tl">
-                  <w14:schemeClr w14:val="dk1">
-                    <w14:alpha w14:val="60000"/>
-                  </w14:schemeClr>
-                </w14:shadow>
-                <w14:textOutline w14:w="0" w14:cap="flat" w14:cmpd="sng" w14:algn="ctr">
-                  <w14:noFill/>
-                  <w14:prstDash w14:val="solid"/>
-                  <w14:round/>
-                </w14:textOutline>
-              </w:rPr>
-            </w:pPr>
-          </w:p>
-          <w:p>
-            <w:pPr>
-              <w:pStyle w:val="ListParagraph"/>
-              <w:numPr>
-                <w:ilvl w:val="0"/>
-                <w:numId w:val="21"/>
-              </w:numPr>
-              <w:rPr>
-                <w:rStyle w:val="IntenseEmphasis"/>
-                <w:rFonts w:eastAsia="Calibri Light"/>
-                <w:b w:val="0"/>
-                <w:bCs w:val="0"/>
-                <w:i w:val="0"/>
-                <w:iCs w:val="0"/>
-                <w:color w:val="000000" w:themeColor="text1"/>
-                <w:sz w:val="28"/>
-                <w:szCs w:val="28"/>
-                <w14:shadow w14:blurRad="38100" w14:dist="19050" w14:dir="2700000" w14:sx="100000" w14:sy="100000" w14:kx="0" w14:ky="0" w14:algn="tl">
-                  <w14:schemeClr w14:val="dk1">
-                    <w14:alpha w14:val="60000"/>
-                  </w14:schemeClr>
-                </w14:shadow>
-                <w14:textOutline w14:w="0" w14:cap="flat" w14:cmpd="sng" w14:algn="ctr">
-                  <w14:noFill/>
-                  <w14:prstDash w14:val="solid"/>
-                  <w14:round/>
-                </w14:textOutline>
-              </w:rPr>
-            </w:pPr>
-            <w:r>
-              <w:rPr>
-                <w:rStyle w:val="IntenseEmphasis"/>
-                <w:rFonts w:eastAsia="Calibri Light"/>
-                <w:b w:val="0"/>
-                <w:bCs w:val="0"/>
-                <w:i w:val="0"/>
-                <w:iCs w:val="0"/>
-                <w:color w:val="000000" w:themeColor="text1"/>
-                <w:sz w:val="28"/>
-                <w:szCs w:val="28"/>
-                <w14:shadow w14:blurRad="38100" w14:dist="19050" w14:dir="2700000" w14:sx="100000" w14:sy="100000" w14:kx="0" w14:ky="0" w14:algn="tl">
-                  <w14:schemeClr w14:val="dk1">
-                    <w14:alpha w14:val="60000"/>
-                  </w14:schemeClr>
-                </w14:shadow>
-                <w14:textOutline w14:w="0" w14:cap="flat" w14:cmpd="sng" w14:algn="ctr">
-                  <w14:noFill/>
-                  <w14:prstDash w14:val="solid"/>
-                  <w14:round/>
-                </w14:textOutline>
-              </w:rPr>
-              <w:t>Sound Setup</w:t>
-            </w:r>
-          </w:p>
-          <w:p>
-            <w:pPr>
-              <w:pStyle w:val="ListParagraph"/>
-              <w:numPr>
-                <w:ilvl w:val="0"/>
-                <w:numId w:val="28"/>
-              </w:numPr>
-              <w:rPr>
-                <w:rStyle w:val="IntenseEmphasis"/>
-                <w:rFonts w:eastAsia="Calibri Light"/>
-                <w:b w:val="0"/>
-                <w:bCs w:val="0"/>
-                <w:i w:val="0"/>
-                <w:iCs w:val="0"/>
-                <w:color w:val="000000" w:themeColor="text1"/>
-                <w:sz w:val="28"/>
-                <w:szCs w:val="28"/>
-                <w14:shadow w14:blurRad="38100" w14:dist="19050" w14:dir="2700000" w14:sx="100000" w14:sy="100000" w14:kx="0" w14:ky="0" w14:algn="tl">
-                  <w14:schemeClr w14:val="dk1">
-                    <w14:alpha w14:val="60000"/>
-                  </w14:schemeClr>
-                </w14:shadow>
-                <w14:textOutline w14:w="0" w14:cap="flat" w14:cmpd="sng" w14:algn="ctr">
-                  <w14:noFill/>
-                  <w14:prstDash w14:val="solid"/>
-                  <w14:round/>
-                </w14:textOutline>
-              </w:rPr>
-            </w:pPr>
-            <w:r>
-              <w:rPr>
-                <w:rStyle w:val="IntenseEmphasis"/>
-                <w:rFonts w:eastAsia="Calibri Light"/>
-                <w:b w:val="0"/>
-                <w:bCs w:val="0"/>
-                <w:i w:val="0"/>
-                <w:iCs w:val="0"/>
-                <w:color w:val="000000" w:themeColor="text1"/>
-                <w:sz w:val="28"/>
-                <w:szCs w:val="28"/>
-                <w14:shadow w14:blurRad="38100" w14:dist="19050" w14:dir="2700000" w14:sx="100000" w14:sy="100000" w14:kx="0" w14:ky="0" w14:algn="tl">
-                  <w14:schemeClr w14:val="dk1">
-                    <w14:alpha w14:val="60000"/>
-                  </w14:schemeClr>
-                </w14:shadow>
-                <w14:textOutline w14:w="0" w14:cap="flat" w14:cmpd="sng" w14:algn="ctr">
-                  <w14:noFill/>
-                  <w14:prstDash w14:val="solid"/>
-                  <w14:round/>
-                </w14:textOutline>
-              </w:rPr>
-              <w:t>Professional</w:t>
-            </w:r>
-            <w:r>
-              <w:rPr>
-                <w:rStyle w:val="IntenseEmphasis"/>
-                <w:rFonts w:eastAsia="Calibri Light"/>
-                <w:b w:val="0"/>
-                <w:bCs w:val="0"/>
-                <w:i w:val="0"/>
-                <w:iCs w:val="0"/>
-                <w:color w:val="000000" w:themeColor="text1"/>
-                <w:sz w:val="28"/>
-                <w:szCs w:val="28"/>
-                <w14:shadow w14:blurRad="38100" w14:dist="19050" w14:dir="2700000" w14:sx="100000" w14:sy="100000" w14:kx="0" w14:ky="0" w14:algn="tl">
-                  <w14:schemeClr w14:val="dk1">
-                    <w14:alpha w14:val="60000"/>
-                  </w14:schemeClr>
-                </w14:shadow>
-                <w14:textOutline w14:w="0" w14:cap="flat" w14:cmpd="sng" w14:algn="ctr">
-                  <w14:noFill/>
-                  <w14:prstDash w14:val="solid"/>
-                  <w14:round/>
-                </w14:textOutline>
-              </w:rPr>
-              <w:t xml:space="preserve"> </w:t>
-            </w:r>
-            <w:r>
-              <w:rPr>
-                <w:rStyle w:val="IntenseEmphasis"/>
-                <w:rFonts w:eastAsia="Calibri Light"/>
-                <w:b w:val="0"/>
-                <w:bCs w:val="0"/>
-                <w:i w:val="0"/>
-                <w:iCs w:val="0"/>
-                <w:color w:val="000000" w:themeColor="text1"/>
-                <w:sz w:val="28"/>
-                <w:szCs w:val="28"/>
-                <w14:shadow w14:blurRad="38100" w14:dist="19050" w14:dir="2700000" w14:sx="100000" w14:sy="100000" w14:kx="0" w14:ky="0" w14:algn="tl">
-                  <w14:schemeClr w14:val="dk1">
-                    <w14:alpha w14:val="60000"/>
-                  </w14:schemeClr>
-                </w14:shadow>
-                <w14:textOutline w14:w="0" w14:cap="flat" w14:cmpd="sng" w14:algn="ctr">
-                  <w14:noFill/>
-                  <w14:prstDash w14:val="solid"/>
-                  <w14:round/>
-                </w14:textOutline>
-              </w:rPr>
-              <w:t>Microphones</w:t>
-            </w:r>
-          </w:p>
-          <w:p>
-            <w:pPr>
-              <w:pStyle w:val="ListParagraph"/>
-              <w:numPr>
-                <w:ilvl w:val="0"/>
-                <w:numId w:val="28"/>
-              </w:numPr>
-              <w:rPr>
-                <w:rStyle w:val="IntenseEmphasis"/>
-                <w:rFonts w:eastAsia="Calibri Light"/>
-                <w:b w:val="0"/>
-                <w:bCs w:val="0"/>
-                <w:i w:val="0"/>
-                <w:iCs w:val="0"/>
-                <w:color w:val="000000" w:themeColor="text1"/>
-                <w:sz w:val="28"/>
-                <w:szCs w:val="28"/>
-                <w14:shadow w14:blurRad="38100" w14:dist="19050" w14:dir="2700000" w14:sx="100000" w14:sy="100000" w14:kx="0" w14:ky="0" w14:algn="tl">
-                  <w14:schemeClr w14:val="dk1">
-                    <w14:alpha w14:val="60000"/>
-                  </w14:schemeClr>
-                </w14:shadow>
-                <w14:textOutline w14:w="0" w14:cap="flat" w14:cmpd="sng" w14:algn="ctr">
-                  <w14:noFill/>
-                  <w14:prstDash w14:val="solid"/>
-                  <w14:round/>
-                </w14:textOutline>
-              </w:rPr>
-            </w:pPr>
-            <w:r>
-              <w:rPr>
-                <w:rStyle w:val="IntenseEmphasis"/>
-                <w:rFonts w:eastAsia="Calibri Light"/>
-                <w:b w:val="0"/>
-                <w:bCs w:val="0"/>
-                <w:i w:val="0"/>
-                <w:iCs w:val="0"/>
-                <w:color w:val="000000" w:themeColor="text1"/>
-                <w:sz w:val="28"/>
-                <w:szCs w:val="28"/>
-                <w14:shadow w14:blurRad="38100" w14:dist="19050" w14:dir="2700000" w14:sx="100000" w14:sy="100000" w14:kx="0" w14:ky="0" w14:algn="tl">
-                  <w14:schemeClr w14:val="dk1">
-                    <w14:alpha w14:val="60000"/>
-                  </w14:schemeClr>
-                </w14:shadow>
-                <w14:textOutline w14:w="0" w14:cap="flat" w14:cmpd="sng" w14:algn="ctr">
-                  <w14:noFill/>
-                  <w14:prstDash w14:val="solid"/>
-                  <w14:round/>
-                </w14:textOutline>
-              </w:rPr>
-              <w:t xml:space="preserve">Wooden </w:t>
-            </w:r>
-            <w:r>
-              <w:rPr>
-                <w:rStyle w:val="IntenseEmphasis"/>
-                <w:rFonts w:eastAsia="Calibri Light"/>
-                <w:b w:val="0"/>
-                <w:bCs w:val="0"/>
-                <w:i w:val="0"/>
-                <w:iCs w:val="0"/>
-                <w:color w:val="000000" w:themeColor="text1"/>
-                <w:sz w:val="28"/>
-                <w:szCs w:val="28"/>
-                <w14:shadow w14:blurRad="38100" w14:dist="19050" w14:dir="2700000" w14:sx="100000" w14:sy="100000" w14:kx="0" w14:ky="0" w14:algn="tl">
-                  <w14:schemeClr w14:val="dk1">
-                    <w14:alpha w14:val="60000"/>
-                  </w14:schemeClr>
-                </w14:shadow>
-                <w14:textOutline w14:w="0" w14:cap="flat" w14:cmpd="sng" w14:algn="ctr">
-                  <w14:noFill/>
-                  <w14:prstDash w14:val="solid"/>
-                  <w14:round/>
-                </w14:textOutline>
-              </w:rPr>
-              <w:t>Console</w:t>
-            </w:r>
-          </w:p>
-          <w:p>
-            <w:pPr>
-              <w:pStyle w:val="ListParagraph"/>
-              <w:numPr>
-                <w:ilvl w:val="0"/>
-                <w:numId w:val="28"/>
-              </w:numPr>
-              <w:rPr>
-                <w:rStyle w:val="IntenseEmphasis"/>
-                <w:rFonts w:eastAsia="Calibri Light"/>
-                <w:b w:val="0"/>
-                <w:bCs w:val="0"/>
-                <w:i w:val="0"/>
-                <w:iCs w:val="0"/>
-                <w:color w:val="000000" w:themeColor="text1"/>
-                <w:sz w:val="28"/>
-                <w:szCs w:val="28"/>
-                <w14:shadow w14:blurRad="38100" w14:dist="19050" w14:dir="2700000" w14:sx="100000" w14:sy="100000" w14:kx="0" w14:ky="0" w14:algn="tl">
-                  <w14:schemeClr w14:val="dk1">
-                    <w14:alpha w14:val="60000"/>
-                  </w14:schemeClr>
-                </w14:shadow>
-                <w14:textOutline w14:w="0" w14:cap="flat" w14:cmpd="sng" w14:algn="ctr">
-                  <w14:noFill/>
-                  <w14:prstDash w14:val="solid"/>
-                  <w14:round/>
-                </w14:textOutline>
-              </w:rPr>
-            </w:pPr>
-            <w:r>
-              <w:rPr>
-                <w:rStyle w:val="IntenseEmphasis"/>
-                <w:rFonts w:eastAsia="Calibri Light"/>
-                <w:b w:val="0"/>
-                <w:bCs w:val="0"/>
-                <w:i w:val="0"/>
-                <w:iCs w:val="0"/>
-                <w:color w:val="000000" w:themeColor="text1"/>
-                <w:sz w:val="28"/>
-                <w:szCs w:val="28"/>
-                <w14:shadow w14:blurRad="38100" w14:dist="19050" w14:dir="2700000" w14:sx="100000" w14:sy="100000" w14:kx="0" w14:ky="0" w14:algn="tl">
-                  <w14:schemeClr w14:val="dk1">
-                    <w14:alpha w14:val="60000"/>
-                  </w14:schemeClr>
-                </w14:shadow>
-                <w14:textOutline w14:w="0" w14:cap="flat" w14:cmpd="sng" w14:algn="ctr">
-                  <w14:noFill/>
-                  <w14:prstDash w14:val="solid"/>
-                  <w14:round/>
-                </w14:textOutline>
-              </w:rPr>
-              <w:t>Wooden Floor (16x</w:t>
-            </w:r>
-            <w:r>
-              <w:rPr>
-                <w:rStyle w:val="IntenseEmphasis"/>
-                <w:rFonts w:eastAsia="Calibri Light"/>
-                <w:b w:val="0"/>
-                <w:bCs w:val="0"/>
-                <w:i w:val="0"/>
-                <w:iCs w:val="0"/>
-                <w:color w:val="000000" w:themeColor="text1"/>
-                <w:sz w:val="28"/>
-                <w:szCs w:val="28"/>
-                <w14:shadow w14:blurRad="38100" w14:dist="19050" w14:dir="2700000" w14:sx="100000" w14:sy="100000" w14:kx="0" w14:ky="0" w14:algn="tl">
-                  <w14:schemeClr w14:val="dk1">
-                    <w14:alpha w14:val="60000"/>
-                  </w14:schemeClr>
-                </w14:shadow>
-                <w14:textOutline w14:w="0" w14:cap="flat" w14:cmpd="sng" w14:algn="ctr">
-                  <w14:noFill/>
-                  <w14:prstDash w14:val="solid"/>
-                  <w14:round/>
-                </w14:textOutline>
-              </w:rPr>
-              <w:t>24</w:t>
-            </w:r>
-            <w:r>
-              <w:rPr>
-                <w:rStyle w:val="IntenseEmphasis"/>
-                <w:rFonts w:eastAsia="Calibri Light"/>
-                <w:b w:val="0"/>
-                <w:bCs w:val="0"/>
-                <w:i w:val="0"/>
-                <w:iCs w:val="0"/>
-                <w:color w:val="000000" w:themeColor="text1"/>
-                <w:sz w:val="28"/>
-                <w:szCs w:val="28"/>
-                <w14:shadow w14:blurRad="38100" w14:dist="19050" w14:dir="2700000" w14:sx="100000" w14:sy="100000" w14:kx="0" w14:ky="0" w14:algn="tl">
-                  <w14:schemeClr w14:val="dk1">
-                    <w14:alpha w14:val="60000"/>
-                  </w14:schemeClr>
-                </w14:shadow>
-                <w14:textOutline w14:w="0" w14:cap="flat" w14:cmpd="sng" w14:algn="ctr">
-                  <w14:noFill/>
-                  <w14:prstDash w14:val="solid"/>
-                  <w14:round/>
-                </w14:textOutline>
-              </w:rPr>
-              <w:t>)</w:t>
-            </w:r>
-          </w:p>
-          <w:p>
-            <w:pPr>
-              <w:pStyle w:val="ListParagraph"/>
-              <w:numPr>
-                <w:ilvl w:val="0"/>
-                <w:numId w:val="28"/>
-              </w:numPr>
-              <w:rPr>
-                <w:rStyle w:val="IntenseEmphasis"/>
-                <w:rFonts w:eastAsia="Calibri Light"/>
-                <w:b w:val="0"/>
-                <w:bCs w:val="0"/>
-                <w:i w:val="0"/>
-                <w:iCs w:val="0"/>
-                <w:color w:val="000000" w:themeColor="text1"/>
-                <w:sz w:val="28"/>
-                <w:szCs w:val="28"/>
-                <w14:shadow w14:blurRad="38100" w14:dist="19050" w14:dir="2700000" w14:sx="100000" w14:sy="100000" w14:kx="0" w14:ky="0" w14:algn="tl">
-                  <w14:schemeClr w14:val="dk1">
-                    <w14:alpha w14:val="60000"/>
-                  </w14:schemeClr>
-                </w14:shadow>
-                <w14:textOutline w14:w="0" w14:cap="flat" w14:cmpd="sng" w14:algn="ctr">
-                  <w14:noFill/>
-                  <w14:prstDash w14:val="solid"/>
-                  <w14:round/>
-                </w14:textOutline>
-              </w:rPr>
-            </w:pPr>
-            <w:r>
-              <w:rPr>
-                <w:rStyle w:val="IntenseEmphasis"/>
-                <w:rFonts w:eastAsia="Calibri Light"/>
-                <w:b w:val="0"/>
-                <w:bCs w:val="0"/>
-                <w:i w:val="0"/>
-                <w:iCs w:val="0"/>
-                <w:color w:val="000000" w:themeColor="text1"/>
-                <w:sz w:val="28"/>
-                <w:szCs w:val="28"/>
-                <w14:shadow w14:blurRad="38100" w14:dist="19050" w14:dir="2700000" w14:sx="100000" w14:sy="100000" w14:kx="0" w14:ky="0" w14:algn="tl">
-                  <w14:schemeClr w14:val="dk1">
-                    <w14:alpha w14:val="60000"/>
-                  </w14:schemeClr>
-                </w14:shadow>
-                <w14:textOutline w14:w="0" w14:cap="flat" w14:cmpd="sng" w14:algn="ctr">
-                  <w14:noFill/>
-                  <w14:prstDash w14:val="solid"/>
-                  <w14:round/>
-                </w14:textOutline>
-              </w:rPr>
-              <w:t>Sound Mixer</w:t>
-            </w:r>
-          </w:p>
-          <w:p>
-            <w:pPr>
-              <w:pStyle w:val="ListParagraph"/>
-              <w:numPr>
-                <w:ilvl w:val="0"/>
-                <w:numId w:val="28"/>
-              </w:numPr>
-              <w:rPr>
-                <w:rStyle w:val="IntenseEmphasis"/>
-                <w:rFonts w:eastAsia="Calibri Light"/>
-                <w:b w:val="0"/>
-                <w:bCs w:val="0"/>
-                <w:i w:val="0"/>
-                <w:iCs w:val="0"/>
-                <w:color w:val="000000" w:themeColor="text1"/>
-                <w:sz w:val="28"/>
-                <w:szCs w:val="28"/>
-                <w14:shadow w14:blurRad="38100" w14:dist="19050" w14:dir="2700000" w14:sx="100000" w14:sy="100000" w14:kx="0" w14:ky="0" w14:algn="tl">
-                  <w14:schemeClr w14:val="dk1">
-                    <w14:alpha w14:val="60000"/>
-                  </w14:schemeClr>
-                </w14:shadow>
-                <w14:textOutline w14:w="0" w14:cap="flat" w14:cmpd="sng" w14:algn="ctr">
-                  <w14:noFill/>
-                  <w14:prstDash w14:val="solid"/>
-                  <w14:round/>
-                </w14:textOutline>
-              </w:rPr>
-            </w:pPr>
-            <w:r>
-              <w:rPr>
-                <w:rStyle w:val="IntenseEmphasis"/>
-                <w:rFonts w:eastAsia="Calibri Light"/>
-                <w:b w:val="0"/>
-                <w:bCs w:val="0"/>
-                <w:i w:val="0"/>
-                <w:iCs w:val="0"/>
-                <w:color w:val="000000" w:themeColor="text1"/>
-                <w:sz w:val="28"/>
-                <w:szCs w:val="28"/>
-                <w14:shadow w14:blurRad="38100" w14:dist="19050" w14:dir="2700000" w14:sx="100000" w14:sy="100000" w14:kx="0" w14:ky="0" w14:algn="tl">
-                  <w14:schemeClr w14:val="dk1">
-                    <w14:alpha w14:val="60000"/>
-                  </w14:schemeClr>
-                </w14:shadow>
-                <w14:textOutline w14:w="0" w14:cap="flat" w14:cmpd="sng" w14:algn="ctr">
-                  <w14:noFill/>
-                  <w14:prstDash w14:val="solid"/>
-                  <w14:round/>
-                </w14:textOutline>
-              </w:rPr>
-              <w:t>Genset &amp; Maintenance</w:t>
-            </w:r>
-          </w:p>
-        </w:tc>
-      </w:tr>
-      <w:tr>
-        <w:trPr>
-          <w:trHeight w:val="944"/>
-        </w:trPr>
-        <w:tc>
-          <w:tcPr>
-            <w:tcW w:w="9358" w:type="dxa"/>
-          </w:tcPr>
           <w:p>
             <w:pPr>
               <w:rPr>
@@ -7245,7 +4126,7 @@
                   <w14:round/>
                 </w14:textOutline>
               </w:rPr>
-              <w:t>DJ</w:t>
+              <w:t>Wooden Flex Floor (</w:t>
             </w:r>
             <w:r>
               <w:rPr>
@@ -7269,7 +4150,7 @@
                   <w14:round/>
                 </w14:textOutline>
               </w:rPr>
-              <w:t xml:space="preserve"> </w:t>
+              <w:t>16x24</w:t>
             </w:r>
             <w:r>
               <w:rPr>
@@ -7293,45 +4174,12 @@
                   <w14:round/>
                 </w14:textOutline>
               </w:rPr>
-              <w:t>Jockey [</w:t>
-            </w:r>
-            <w:r>
-              <w:rPr>
-                <w:rStyle w:val="IntenseEmphasis"/>
-                <w:rFonts w:eastAsia="Calibri Light"/>
-                <w:b w:val="0"/>
-                <w:bCs w:val="0"/>
-                <w:i w:val="0"/>
-                <w:iCs w:val="0"/>
-                <w:color w:val="000000" w:themeColor="text1"/>
-                <w:sz w:val="28"/>
-                <w:szCs w:val="28"/>
-                <w14:shadow w14:blurRad="38100" w14:dist="19050" w14:dir="2700000" w14:sx="100000" w14:sy="100000" w14:kx="0" w14:ky="0" w14:algn="tl">
-                  <w14:schemeClr w14:val="dk1">
-                    <w14:alpha w14:val="60000"/>
-                  </w14:schemeClr>
-                </w14:shadow>
-                <w14:textOutline w14:w="0" w14:cap="flat" w14:cmpd="sng" w14:algn="ctr">
-                  <w14:noFill/>
-                  <w14:prstDash w14:val="solid"/>
-                  <w14:round/>
-                </w14:textOutline>
-              </w:rPr>
-              <w:t>In House]</w:t>
+              <w:t>) [As Per Theme]</w:t>
             </w:r>
           </w:p>
-        </w:tc>
-      </w:tr>
-      <w:tr>
-        <w:trPr>
-          <w:trHeight w:val="944"/>
-        </w:trPr>
-        <w:tc>
-          <w:tcPr>
-            <w:tcW w:w="9358" w:type="dxa"/>
-          </w:tcPr>
           <w:p>
             <w:pPr>
+              <w:pStyle w:val="ListParagraph"/>
               <w:rPr>
                 <w:rStyle w:val="IntenseEmphasis"/>
                 <w:rFonts w:eastAsia="Calibri Light"/>
@@ -7406,7 +4254,7 @@
                   <w14:round/>
                 </w14:textOutline>
               </w:rPr>
-              <w:t xml:space="preserve">4 </w:t>
+              <w:t xml:space="preserve">Professional </w:t>
             </w:r>
             <w:r>
               <w:rPr>
@@ -7430,7 +4278,7 @@
                   <w14:round/>
                 </w14:textOutline>
               </w:rPr>
-              <w:t>Led Wall</w:t>
+              <w:t>DJ</w:t>
             </w:r>
             <w:r>
               <w:rPr>
@@ -7454,45 +4302,12 @@
                   <w14:round/>
                 </w14:textOutline>
               </w:rPr>
-              <w:t>s</w:t>
-            </w:r>
-            <w:r>
-              <w:rPr>
-                <w:rStyle w:val="IntenseEmphasis"/>
-                <w:rFonts w:eastAsia="Calibri Light"/>
-                <w:b w:val="0"/>
-                <w:bCs w:val="0"/>
-                <w:i w:val="0"/>
-                <w:iCs w:val="0"/>
-                <w:color w:val="000000" w:themeColor="text1"/>
-                <w:sz w:val="28"/>
-                <w:szCs w:val="28"/>
-                <w14:shadow w14:blurRad="38100" w14:dist="19050" w14:dir="2700000" w14:sx="100000" w14:sy="100000" w14:kx="0" w14:ky="0" w14:algn="tl">
-                  <w14:schemeClr w14:val="dk1">
-                    <w14:alpha w14:val="60000"/>
-                  </w14:schemeClr>
-                </w14:shadow>
-                <w14:textOutline w14:w="0" w14:cap="flat" w14:cmpd="sng" w14:algn="ctr">
-                  <w14:noFill/>
-                  <w14:prstDash w14:val="solid"/>
-                  <w14:round/>
-                </w14:textOutline>
-              </w:rPr>
-              <w:t xml:space="preserve"> [600 Sq. Ft.]</w:t>
+              <w:t xml:space="preserve"> Jockey [In House]</w:t>
             </w:r>
           </w:p>
-        </w:tc>
-      </w:tr>
-      <w:tr>
-        <w:trPr>
-          <w:trHeight w:val="944"/>
-        </w:trPr>
-        <w:tc>
-          <w:tcPr>
-            <w:tcW w:w="9358" w:type="dxa"/>
-          </w:tcPr>
           <w:p>
             <w:pPr>
+              <w:pStyle w:val="ListParagraph"/>
               <w:rPr>
                 <w:rStyle w:val="IntenseEmphasis"/>
                 <w:rFonts w:eastAsia="Calibri Light"/>
@@ -7567,21 +4382,12 @@
                   <w14:round/>
                 </w14:textOutline>
               </w:rPr>
-              <w:t>2 Pole or T-Trusses</w:t>
+              <w:t>Sound Mixer</w:t>
             </w:r>
           </w:p>
-        </w:tc>
-      </w:tr>
-      <w:tr>
-        <w:trPr>
-          <w:trHeight w:val="944"/>
-        </w:trPr>
-        <w:tc>
-          <w:tcPr>
-            <w:tcW w:w="9358" w:type="dxa"/>
-          </w:tcPr>
           <w:p>
             <w:pPr>
+              <w:pStyle w:val="ListParagraph"/>
               <w:rPr>
                 <w:rStyle w:val="IntenseEmphasis"/>
                 <w:rFonts w:eastAsia="Calibri Light"/>
@@ -7656,14 +4462,338 @@
                   <w14:round/>
                 </w14:textOutline>
               </w:rPr>
-              <w:t xml:space="preserve">Cake </w:t>
-            </w:r>
+              <w:t>Genset &amp; Maintenance</w:t>
+            </w:r>
+          </w:p>
+          <w:p>
+            <w:pPr>
+              <w:ind w:left="360"/>
+              <w:rPr>
+                <w:rStyle w:val="IntenseEmphasis"/>
+                <w:rFonts w:eastAsia="Calibri Light"/>
+                <w:b w:val="0"/>
+                <w:bCs w:val="0"/>
+                <w:i w:val="0"/>
+                <w:iCs w:val="0"/>
+                <w:color w:val="000000" w:themeColor="text1"/>
+                <w:sz w:val="28"/>
+                <w:szCs w:val="28"/>
+                <w14:shadow w14:blurRad="38100" w14:dist="19050" w14:dir="2700000" w14:sx="100000" w14:sy="100000" w14:kx="0" w14:ky="0" w14:algn="tl">
+                  <w14:schemeClr w14:val="dk1">
+                    <w14:alpha w14:val="60000"/>
+                  </w14:schemeClr>
+                </w14:shadow>
+                <w14:textOutline w14:w="0" w14:cap="flat" w14:cmpd="sng" w14:algn="ctr">
+                  <w14:noFill/>
+                  <w14:prstDash w14:val="solid"/>
+                  <w14:round/>
+                </w14:textOutline>
+              </w:rPr>
+            </w:pPr>
           </w:p>
         </w:tc>
       </w:tr>
       <w:tr>
         <w:trPr>
-          <w:trHeight w:val="1502"/>
+          <w:trHeight w:val="899"/>
+        </w:trPr>
+        <w:tc>
+          <w:tcPr>
+            <w:tcW w:w="9358" w:type="dxa"/>
+          </w:tcPr>
+          <w:p>
+            <w:pPr>
+              <w:rPr>
+                <w:rStyle w:val="IntenseEmphasis"/>
+                <w:rFonts w:eastAsia="Calibri Light"/>
+                <w:b w:val="0"/>
+                <w:bCs w:val="0"/>
+                <w:i w:val="0"/>
+                <w:iCs w:val="0"/>
+                <w:color w:val="000000" w:themeColor="text1"/>
+                <w:sz w:val="28"/>
+                <w:szCs w:val="28"/>
+                <w14:shadow w14:blurRad="38100" w14:dist="19050" w14:dir="2700000" w14:sx="100000" w14:sy="100000" w14:kx="0" w14:ky="0" w14:algn="tl">
+                  <w14:schemeClr w14:val="dk1">
+                    <w14:alpha w14:val="60000"/>
+                  </w14:schemeClr>
+                </w14:shadow>
+                <w14:textOutline w14:w="0" w14:cap="flat" w14:cmpd="sng" w14:algn="ctr">
+                  <w14:noFill/>
+                  <w14:prstDash w14:val="solid"/>
+                  <w14:round/>
+                </w14:textOutline>
+              </w:rPr>
+            </w:pPr>
+          </w:p>
+          <w:p>
+            <w:pPr>
+              <w:pStyle w:val="ListParagraph"/>
+              <w:numPr>
+                <w:ilvl w:val="0"/>
+                <w:numId w:val="28"/>
+              </w:numPr>
+              <w:rPr>
+                <w:rStyle w:val="IntenseEmphasis"/>
+                <w:rFonts w:eastAsia="Calibri Light"/>
+                <w:b w:val="0"/>
+                <w:bCs w:val="0"/>
+                <w:i w:val="0"/>
+                <w:iCs w:val="0"/>
+                <w:color w:val="000000" w:themeColor="text1"/>
+                <w:sz w:val="28"/>
+                <w:szCs w:val="28"/>
+                <w14:shadow w14:blurRad="38100" w14:dist="19050" w14:dir="2700000" w14:sx="100000" w14:sy="100000" w14:kx="0" w14:ky="0" w14:algn="tl">
+                  <w14:schemeClr w14:val="dk1">
+                    <w14:alpha w14:val="60000"/>
+                  </w14:schemeClr>
+                </w14:shadow>
+                <w14:textOutline w14:w="0" w14:cap="flat" w14:cmpd="sng" w14:algn="ctr">
+                  <w14:noFill/>
+                  <w14:prstDash w14:val="solid"/>
+                  <w14:round/>
+                </w14:textOutline>
+              </w:rPr>
+            </w:pPr>
+            <w:r>
+              <w:rPr>
+                <w:rStyle w:val="IntenseEmphasis"/>
+                <w:rFonts w:eastAsia="Calibri Light"/>
+                <w:b w:val="0"/>
+                <w:bCs w:val="0"/>
+                <w:i w:val="0"/>
+                <w:iCs w:val="0"/>
+                <w:color w:val="000000" w:themeColor="text1"/>
+                <w:sz w:val="28"/>
+                <w:szCs w:val="28"/>
+                <w14:shadow w14:blurRad="38100" w14:dist="19050" w14:dir="2700000" w14:sx="100000" w14:sy="100000" w14:kx="0" w14:ky="0" w14:algn="tl">
+                  <w14:schemeClr w14:val="dk1">
+                    <w14:alpha w14:val="60000"/>
+                  </w14:schemeClr>
+                </w14:shadow>
+                <w14:textOutline w14:w="0" w14:cap="flat" w14:cmpd="sng" w14:algn="ctr">
+                  <w14:noFill/>
+                  <w14:prstDash w14:val="solid"/>
+                  <w14:round/>
+                </w14:textOutline>
+              </w:rPr>
+              <w:t>Led</w:t>
+            </w:r>
+            <w:r>
+              <w:rPr>
+                <w:rStyle w:val="IntenseEmphasis"/>
+                <w:rFonts w:eastAsia="Calibri Light"/>
+                <w:b w:val="0"/>
+                <w:bCs w:val="0"/>
+                <w:i w:val="0"/>
+                <w:iCs w:val="0"/>
+                <w:color w:val="000000" w:themeColor="text1"/>
+                <w:sz w:val="28"/>
+                <w:szCs w:val="28"/>
+                <w14:shadow w14:blurRad="38100" w14:dist="19050" w14:dir="2700000" w14:sx="100000" w14:sy="100000" w14:kx="0" w14:ky="0" w14:algn="tl">
+                  <w14:schemeClr w14:val="dk1">
+                    <w14:alpha w14:val="60000"/>
+                  </w14:schemeClr>
+                </w14:shadow>
+                <w14:textOutline w14:w="0" w14:cap="flat" w14:cmpd="sng" w14:algn="ctr">
+                  <w14:noFill/>
+                  <w14:prstDash w14:val="solid"/>
+                  <w14:round/>
+                </w14:textOutline>
+              </w:rPr>
+              <w:t xml:space="preserve"> Walls [600 Sq. F</w:t>
+            </w:r>
+            <w:r>
+              <w:rPr>
+                <w:rStyle w:val="IntenseEmphasis"/>
+                <w:rFonts w:eastAsia="Calibri Light"/>
+                <w:b w:val="0"/>
+                <w:bCs w:val="0"/>
+                <w:i w:val="0"/>
+                <w:iCs w:val="0"/>
+                <w:color w:val="000000" w:themeColor="text1"/>
+                <w:sz w:val="28"/>
+                <w:szCs w:val="28"/>
+                <w14:shadow w14:blurRad="38100" w14:dist="19050" w14:dir="2700000" w14:sx="100000" w14:sy="100000" w14:kx="0" w14:ky="0" w14:algn="tl">
+                  <w14:schemeClr w14:val="dk1">
+                    <w14:alpha w14:val="60000"/>
+                  </w14:schemeClr>
+                </w14:shadow>
+                <w14:textOutline w14:w="0" w14:cap="flat" w14:cmpd="sng" w14:algn="ctr">
+                  <w14:noFill/>
+                  <w14:prstDash w14:val="solid"/>
+                  <w14:round/>
+                </w14:textOutline>
+              </w:rPr>
+              <w:t>t</w:t>
+            </w:r>
+            <w:r>
+              <w:rPr>
+                <w:rStyle w:val="IntenseEmphasis"/>
+                <w:rFonts w:eastAsia="Calibri Light"/>
+                <w:b w:val="0"/>
+                <w:bCs w:val="0"/>
+                <w:i w:val="0"/>
+                <w:iCs w:val="0"/>
+                <w:color w:val="000000" w:themeColor="text1"/>
+                <w:sz w:val="28"/>
+                <w:szCs w:val="28"/>
+                <w14:shadow w14:blurRad="38100" w14:dist="19050" w14:dir="2700000" w14:sx="100000" w14:sy="100000" w14:kx="0" w14:ky="0" w14:algn="tl">
+                  <w14:schemeClr w14:val="dk1">
+                    <w14:alpha w14:val="60000"/>
+                  </w14:schemeClr>
+                </w14:shadow>
+                <w14:textOutline w14:w="0" w14:cap="flat" w14:cmpd="sng" w14:algn="ctr">
+                  <w14:noFill/>
+                  <w14:prstDash w14:val="solid"/>
+                  <w14:round/>
+                </w14:textOutline>
+              </w:rPr>
+              <w:t>.]</w:t>
+            </w:r>
+          </w:p>
+        </w:tc>
+      </w:tr>
+      <w:tr>
+        <w:trPr>
+          <w:trHeight w:val="863"/>
+        </w:trPr>
+        <w:tc>
+          <w:tcPr>
+            <w:tcW w:w="9358" w:type="dxa"/>
+          </w:tcPr>
+          <w:p>
+            <w:pPr>
+              <w:rPr>
+                <w:rStyle w:val="IntenseEmphasis"/>
+                <w:rFonts w:eastAsia="Calibri Light"/>
+                <w:b w:val="0"/>
+                <w:bCs w:val="0"/>
+                <w:i w:val="0"/>
+                <w:iCs w:val="0"/>
+                <w:color w:val="000000" w:themeColor="text1"/>
+                <w:sz w:val="28"/>
+                <w:szCs w:val="28"/>
+                <w14:shadow w14:blurRad="38100" w14:dist="19050" w14:dir="2700000" w14:sx="100000" w14:sy="100000" w14:kx="0" w14:ky="0" w14:algn="tl">
+                  <w14:schemeClr w14:val="dk1">
+                    <w14:alpha w14:val="60000"/>
+                  </w14:schemeClr>
+                </w14:shadow>
+                <w14:textOutline w14:w="0" w14:cap="flat" w14:cmpd="sng" w14:algn="ctr">
+                  <w14:noFill/>
+                  <w14:prstDash w14:val="solid"/>
+                  <w14:round/>
+                </w14:textOutline>
+              </w:rPr>
+            </w:pPr>
+          </w:p>
+          <w:p>
+            <w:pPr>
+              <w:pStyle w:val="ListParagraph"/>
+              <w:numPr>
+                <w:ilvl w:val="0"/>
+                <w:numId w:val="28"/>
+              </w:numPr>
+              <w:rPr>
+                <w:rStyle w:val="IntenseEmphasis"/>
+                <w:rFonts w:eastAsia="Calibri Light"/>
+                <w:b w:val="0"/>
+                <w:bCs w:val="0"/>
+                <w:i w:val="0"/>
+                <w:iCs w:val="0"/>
+                <w:color w:val="000000" w:themeColor="text1"/>
+                <w:sz w:val="28"/>
+                <w:szCs w:val="28"/>
+                <w14:shadow w14:blurRad="38100" w14:dist="19050" w14:dir="2700000" w14:sx="100000" w14:sy="100000" w14:kx="0" w14:ky="0" w14:algn="tl">
+                  <w14:schemeClr w14:val="dk1">
+                    <w14:alpha w14:val="60000"/>
+                  </w14:schemeClr>
+                </w14:shadow>
+                <w14:textOutline w14:w="0" w14:cap="flat" w14:cmpd="sng" w14:algn="ctr">
+                  <w14:noFill/>
+                  <w14:prstDash w14:val="solid"/>
+                  <w14:round/>
+                </w14:textOutline>
+              </w:rPr>
+            </w:pPr>
+            <w:r>
+              <w:rPr>
+                <w:rStyle w:val="IntenseEmphasis"/>
+                <w:rFonts w:eastAsia="Calibri Light"/>
+                <w:b w:val="0"/>
+                <w:bCs w:val="0"/>
+                <w:i w:val="0"/>
+                <w:iCs w:val="0"/>
+                <w:color w:val="000000" w:themeColor="text1"/>
+                <w:sz w:val="28"/>
+                <w:szCs w:val="28"/>
+                <w14:shadow w14:blurRad="38100" w14:dist="19050" w14:dir="2700000" w14:sx="100000" w14:sy="100000" w14:kx="0" w14:ky="0" w14:algn="tl">
+                  <w14:schemeClr w14:val="dk1">
+                    <w14:alpha w14:val="60000"/>
+                  </w14:schemeClr>
+                </w14:shadow>
+                <w14:textOutline w14:w="0" w14:cap="flat" w14:cmpd="sng" w14:algn="ctr">
+                  <w14:noFill/>
+                  <w14:prstDash w14:val="solid"/>
+                  <w14:round/>
+                </w14:textOutline>
+              </w:rPr>
+              <w:t xml:space="preserve">Professional </w:t>
+            </w:r>
+            <w:r>
+              <w:rPr>
+                <w:rStyle w:val="IntenseEmphasis"/>
+                <w:rFonts w:eastAsia="Calibri Light"/>
+                <w:b w:val="0"/>
+                <w:bCs w:val="0"/>
+                <w:i w:val="0"/>
+                <w:iCs w:val="0"/>
+                <w:color w:val="000000" w:themeColor="text1"/>
+                <w:sz w:val="28"/>
+                <w:szCs w:val="28"/>
+                <w14:shadow w14:blurRad="38100" w14:dist="19050" w14:dir="2700000" w14:sx="100000" w14:sy="100000" w14:kx="0" w14:ky="0" w14:algn="tl">
+                  <w14:schemeClr w14:val="dk1">
+                    <w14:alpha w14:val="60000"/>
+                  </w14:schemeClr>
+                </w14:shadow>
+                <w14:textOutline w14:w="0" w14:cap="flat" w14:cmpd="sng" w14:algn="ctr">
+                  <w14:noFill/>
+                  <w14:prstDash w14:val="solid"/>
+                  <w14:round/>
+                </w14:textOutline>
+              </w:rPr>
+              <w:t xml:space="preserve">Anchor </w:t>
+            </w:r>
+            <w:r>
+              <w:rPr>
+                <w:rStyle w:val="IntenseEmphasis"/>
+                <w:rFonts w:eastAsia="Calibri Light"/>
+                <w:b w:val="0"/>
+                <w:bCs w:val="0"/>
+                <w:i w:val="0"/>
+                <w:iCs w:val="0"/>
+                <w:color w:val="000000" w:themeColor="text1"/>
+                <w:sz w:val="28"/>
+                <w:szCs w:val="28"/>
+                <w14:shadow w14:blurRad="38100" w14:dist="19050" w14:dir="2700000" w14:sx="100000" w14:sy="100000" w14:kx="0" w14:ky="0" w14:algn="tl">
+                  <w14:schemeClr w14:val="dk1">
+                    <w14:alpha w14:val="60000"/>
+                  </w14:schemeClr>
+                </w14:shadow>
+                <w14:textOutline w14:w="0" w14:cap="flat" w14:cmpd="sng" w14:algn="ctr">
+                  <w14:noFill/>
+                  <w14:prstDash w14:val="solid"/>
+                  <w14:round/>
+                </w14:textOutline>
+              </w:rPr>
+              <w:t xml:space="preserve">For Day </w:t>
+            </w:r>
+          </w:p>
+        </w:tc>
+      </w:tr>
+      <w:tr>
+        <w:trPr>
+          <w:trHeight w:val="2537"/>
         </w:trPr>
         <w:tc>
           <w:tcPr>
@@ -7723,6 +4853,30 @@
               </w:rPr>
               <w:t>Special Effects</w:t>
             </w:r>
+            <w:r>
+              <w:rPr>
+                <w:rStyle w:val="IntenseEmphasis"/>
+                <w:rFonts w:eastAsia="Calibri Light"/>
+                <w:i w:val="0"/>
+                <w:iCs w:val="0"/>
+                <w:color w:val="ED7D31" w:themeColor="accent2"/>
+                <w:sz w:val="28"/>
+                <w:szCs w:val="28"/>
+              </w:rPr>
+              <w:t xml:space="preserve"> </w:t>
+            </w:r>
+            <w:r>
+              <w:rPr>
+                <w:rStyle w:val="IntenseEmphasis"/>
+                <w:rFonts w:eastAsia="Calibri Light"/>
+                <w:i w:val="0"/>
+                <w:iCs w:val="0"/>
+                <w:color w:val="ED7D31" w:themeColor="accent2"/>
+                <w:sz w:val="28"/>
+                <w:szCs w:val="28"/>
+              </w:rPr>
+              <w:t xml:space="preserve">For Entry </w:t>
+            </w:r>
           </w:p>
           <w:p>
             <w:pPr>
@@ -7775,81 +4929,73 @@
                   <w14:round/>
                 </w14:textOutline>
               </w:rPr>
-              <w:t>Focus Light</w:t>
-            </w:r>
-            <w:r>
-              <w:rPr>
-                <w:rStyle w:val="IntenseEmphasis"/>
-                <w:rFonts w:eastAsia="Calibri Light"/>
-                <w:b w:val="0"/>
-                <w:bCs w:val="0"/>
-                <w:i w:val="0"/>
-                <w:iCs w:val="0"/>
-                <w:color w:val="000000" w:themeColor="text1"/>
-                <w:sz w:val="28"/>
-                <w:szCs w:val="28"/>
-                <w14:shadow w14:blurRad="38100" w14:dist="19050" w14:dir="2700000" w14:sx="100000" w14:sy="100000" w14:kx="0" w14:ky="0" w14:algn="tl">
-                  <w14:schemeClr w14:val="dk1">
-                    <w14:alpha w14:val="60000"/>
-                  </w14:schemeClr>
-                </w14:shadow>
-                <w14:textOutline w14:w="0" w14:cap="flat" w14:cmpd="sng" w14:algn="ctr">
-                  <w14:noFill/>
-                  <w14:prstDash w14:val="solid"/>
-                  <w14:round/>
-                </w14:textOutline>
+              <w:t>Sparkle Machines</w:t>
+            </w:r>
+          </w:p>
+          <w:p>
+            <w:pPr>
+              <w:pStyle w:val="ListParagraph"/>
+              <w:numPr>
+                <w:ilvl w:val="0"/>
+                <w:numId w:val="5"/>
+              </w:numPr>
+              <w:rPr>
+                <w:rStyle w:val="IntenseEmphasis"/>
+                <w:rFonts w:eastAsia="Calibri Light"/>
+                <w:i w:val="0"/>
+                <w:iCs w:val="0"/>
+                <w:color w:val="ED7D31" w:themeColor="accent2"/>
+                <w:sz w:val="28"/>
+                <w:szCs w:val="28"/>
+              </w:rPr>
+            </w:pPr>
+            <w:r>
+              <w:rPr>
+                <w:rStyle w:val="IntenseEmphasis"/>
+                <w:rFonts w:eastAsia="Calibri Light"/>
+                <w:i w:val="0"/>
+                <w:iCs w:val="0"/>
+                <w:color w:val="ED7D31" w:themeColor="accent2"/>
+                <w:sz w:val="28"/>
+                <w:szCs w:val="28"/>
+              </w:rPr>
+              <w:t>Special Effects</w:t>
+            </w:r>
+            <w:r>
+              <w:rPr>
+                <w:rStyle w:val="IntenseEmphasis"/>
+                <w:rFonts w:eastAsia="Calibri Light"/>
+                <w:i w:val="0"/>
+                <w:iCs w:val="0"/>
+                <w:color w:val="ED7D31" w:themeColor="accent2"/>
+                <w:sz w:val="28"/>
+                <w:szCs w:val="28"/>
               </w:rPr>
               <w:t xml:space="preserve"> </w:t>
             </w:r>
-            <w:proofErr w:type="gramStart"/>
-            <w:r>
-              <w:rPr>
-                <w:rStyle w:val="IntenseEmphasis"/>
-                <w:rFonts w:eastAsia="Calibri Light"/>
-                <w:b w:val="0"/>
-                <w:bCs w:val="0"/>
-                <w:i w:val="0"/>
-                <w:iCs w:val="0"/>
-                <w:color w:val="000000" w:themeColor="text1"/>
-                <w:sz w:val="28"/>
-                <w:szCs w:val="28"/>
-                <w14:shadow w14:blurRad="38100" w14:dist="19050" w14:dir="2700000" w14:sx="100000" w14:sy="100000" w14:kx="0" w14:ky="0" w14:algn="tl">
-                  <w14:schemeClr w14:val="dk1">
-                    <w14:alpha w14:val="60000"/>
-                  </w14:schemeClr>
-                </w14:shadow>
-                <w14:textOutline w14:w="0" w14:cap="flat" w14:cmpd="sng" w14:algn="ctr">
-                  <w14:noFill/>
-                  <w14:prstDash w14:val="solid"/>
-                  <w14:round/>
-                </w14:textOutline>
-              </w:rPr>
-              <w:t>For</w:t>
-            </w:r>
-            <w:proofErr w:type="gramEnd"/>
-            <w:r>
-              <w:rPr>
-                <w:rStyle w:val="IntenseEmphasis"/>
-                <w:rFonts w:eastAsia="Calibri Light"/>
-                <w:b w:val="0"/>
-                <w:bCs w:val="0"/>
-                <w:i w:val="0"/>
-                <w:iCs w:val="0"/>
-                <w:color w:val="000000" w:themeColor="text1"/>
-                <w:sz w:val="28"/>
-                <w:szCs w:val="28"/>
-                <w14:shadow w14:blurRad="38100" w14:dist="19050" w14:dir="2700000" w14:sx="100000" w14:sy="100000" w14:kx="0" w14:ky="0" w14:algn="tl">
-                  <w14:schemeClr w14:val="dk1">
-                    <w14:alpha w14:val="60000"/>
-                  </w14:schemeClr>
-                </w14:shadow>
-                <w14:textOutline w14:w="0" w14:cap="flat" w14:cmpd="sng" w14:algn="ctr">
-                  <w14:noFill/>
-                  <w14:prstDash w14:val="solid"/>
-                  <w14:round/>
-                </w14:textOutline>
-              </w:rPr>
-              <w:t xml:space="preserve"> Cake Ceremony</w:t>
+            <w:r>
+              <w:rPr>
+                <w:rStyle w:val="IntenseEmphasis"/>
+                <w:rFonts w:eastAsia="Calibri Light"/>
+                <w:i w:val="0"/>
+                <w:iCs w:val="0"/>
+                <w:color w:val="ED7D31" w:themeColor="accent2"/>
+                <w:sz w:val="28"/>
+                <w:szCs w:val="28"/>
+              </w:rPr>
+              <w:t>For Jaimala</w:t>
+            </w:r>
+            <w:r>
+              <w:rPr>
+                <w:rStyle w:val="IntenseEmphasis"/>
+                <w:rFonts w:eastAsia="Calibri Light"/>
+                <w:i w:val="0"/>
+                <w:iCs w:val="0"/>
+                <w:color w:val="ED7D31" w:themeColor="accent2"/>
+                <w:sz w:val="28"/>
+                <w:szCs w:val="28"/>
+              </w:rPr>
+              <w:t xml:space="preserve"> </w:t>
             </w:r>
           </w:p>
           <w:p>
@@ -7903,31 +5049,7 @@
                   <w14:round/>
                 </w14:textOutline>
               </w:rPr>
-              <w:t>Fireworks</w:t>
-            </w:r>
-            <w:r>
-              <w:rPr>
-                <w:rStyle w:val="IntenseEmphasis"/>
-                <w:rFonts w:eastAsia="Calibri Light"/>
-                <w:b w:val="0"/>
-                <w:bCs w:val="0"/>
-                <w:i w:val="0"/>
-                <w:iCs w:val="0"/>
-                <w:color w:val="000000" w:themeColor="text1"/>
-                <w:sz w:val="28"/>
-                <w:szCs w:val="28"/>
-                <w14:shadow w14:blurRad="38100" w14:dist="19050" w14:dir="2700000" w14:sx="100000" w14:sy="100000" w14:kx="0" w14:ky="0" w14:algn="tl">
-                  <w14:schemeClr w14:val="dk1">
-                    <w14:alpha w14:val="60000"/>
-                  </w14:schemeClr>
-                </w14:shadow>
-                <w14:textOutline w14:w="0" w14:cap="flat" w14:cmpd="sng" w14:algn="ctr">
-                  <w14:noFill/>
-                  <w14:prstDash w14:val="solid"/>
-                  <w14:round/>
-                </w14:textOutline>
-              </w:rPr>
-              <w:t xml:space="preserve"> Electric During Cake Ceremony</w:t>
+              <w:t>Color Shots [8 Boxes]</w:t>
             </w:r>
           </w:p>
           <w:p>
@@ -7981,9 +5103,70 @@
                   <w14:round/>
                 </w14:textOutline>
               </w:rPr>
-              <w:t>Cold Pyros (40)</w:t>
-            </w:r>
-            <w:r>
+              <w:t>Cold Pyros [50]</w:t>
+            </w:r>
+          </w:p>
+          <w:p>
+            <w:pPr>
+              <w:pStyle w:val="ListParagraph"/>
+              <w:numPr>
+                <w:ilvl w:val="0"/>
+                <w:numId w:val="5"/>
+              </w:numPr>
+              <w:rPr>
+                <w:rStyle w:val="IntenseEmphasis"/>
+                <w:rFonts w:eastAsia="Calibri Light"/>
+                <w:i w:val="0"/>
+                <w:iCs w:val="0"/>
+                <w:color w:val="ED7D31" w:themeColor="accent2"/>
+                <w:sz w:val="28"/>
+                <w:szCs w:val="28"/>
+              </w:rPr>
+            </w:pPr>
+            <w:r>
+              <w:rPr>
+                <w:rStyle w:val="IntenseEmphasis"/>
+                <w:rFonts w:eastAsia="Calibri Light"/>
+                <w:i w:val="0"/>
+                <w:iCs w:val="0"/>
+                <w:color w:val="ED7D31" w:themeColor="accent2"/>
+                <w:sz w:val="28"/>
+                <w:szCs w:val="28"/>
+              </w:rPr>
+              <w:t>Special Effects</w:t>
+            </w:r>
+            <w:r>
+              <w:rPr>
+                <w:rStyle w:val="IntenseEmphasis"/>
+                <w:rFonts w:eastAsia="Calibri Light"/>
+                <w:i w:val="0"/>
+                <w:iCs w:val="0"/>
+                <w:color w:val="ED7D31" w:themeColor="accent2"/>
+                <w:sz w:val="28"/>
+                <w:szCs w:val="28"/>
+              </w:rPr>
+              <w:t xml:space="preserve"> For </w:t>
+            </w:r>
+            <w:r>
+              <w:rPr>
+                <w:rStyle w:val="IntenseEmphasis"/>
+                <w:rFonts w:eastAsia="Calibri Light"/>
+                <w:i w:val="0"/>
+                <w:iCs w:val="0"/>
+                <w:color w:val="ED7D31" w:themeColor="accent2"/>
+                <w:sz w:val="28"/>
+                <w:szCs w:val="28"/>
+              </w:rPr>
+              <w:t>Evening</w:t>
+            </w:r>
+          </w:p>
+          <w:p>
+            <w:pPr>
+              <w:pStyle w:val="ListParagraph"/>
+              <w:numPr>
+                <w:ilvl w:val="0"/>
+                <w:numId w:val="27"/>
+              </w:numPr>
               <w:rPr>
                 <w:rStyle w:val="IntenseEmphasis"/>
                 <w:rFonts w:eastAsia="Calibri Light"/>
@@ -8005,7 +5188,30 @@
                   <w14:round/>
                 </w14:textOutline>
               </w:rPr>
-              <w:t xml:space="preserve"> </w:t>
+            </w:pPr>
+            <w:r>
+              <w:rPr>
+                <w:rStyle w:val="IntenseEmphasis"/>
+                <w:rFonts w:eastAsia="Calibri Light"/>
+                <w:b w:val="0"/>
+                <w:bCs w:val="0"/>
+                <w:i w:val="0"/>
+                <w:iCs w:val="0"/>
+                <w:color w:val="000000" w:themeColor="text1"/>
+                <w:sz w:val="28"/>
+                <w:szCs w:val="28"/>
+                <w14:shadow w14:blurRad="38100" w14:dist="19050" w14:dir="2700000" w14:sx="100000" w14:sy="100000" w14:kx="0" w14:ky="0" w14:algn="tl">
+                  <w14:schemeClr w14:val="dk1">
+                    <w14:alpha w14:val="60000"/>
+                  </w14:schemeClr>
+                </w14:shadow>
+                <w14:textOutline w14:w="0" w14:cap="flat" w14:cmpd="sng" w14:algn="ctr">
+                  <w14:noFill/>
+                  <w14:prstDash w14:val="solid"/>
+                  <w14:round/>
+                </w14:textOutline>
+              </w:rPr>
+              <w:t>Electric Fireworks</w:t>
             </w:r>
           </w:p>
         </w:tc>
@@ -8017,7 +5223,7 @@
           <w:rFonts w:asciiTheme="majorHAnsi" w:eastAsiaTheme="majorEastAsia" w:hAnsiTheme="majorHAnsi" w:cstheme="majorBidi"/>
           <w:b/>
           <w:bCs/>
-          <w:color w:val="385623" w:themeColor="accent6" w:themeShade="80"/>
+          <w:color w:val="538135" w:themeColor="accent6" w:themeShade="BF"/>
           <w:sz w:val="28"/>
           <w:szCs w:val="28"/>
         </w:rPr>
@@ -12086,7 +9292,6 @@
   <w:style w:type="character" w:default="1" w:styleId="DefaultParagraphFont">
     <w:name w:val="Default Paragraph Font"/>
     <w:uiPriority w:val="1"/>
-    <w:semiHidden/>
     <w:unhideWhenUsed/>
   </w:style>
   <w:style w:type="table" w:default="1" w:styleId="TableNormal">

--- a/Quotations/27_28_December/Quotation Without Budget.docx
+++ b/Quotations/27_28_December/Quotation Without Budget.docx
@@ -1368,8 +1368,17 @@
                   <w14:round/>
                 </w14:textOutline>
               </w:rPr>
-              <w:t>Sheesh</w:t>
-            </w:r>
+              <w:t>Sheesh Mahal</w:t>
+            </w:r>
+          </w:p>
+          <w:p>
+            <w:pPr>
+              <w:rPr>
+                <w:rFonts w:ascii="ADLaM Display" w:hAnsi="ADLaM Display" w:cs="ADLaM Display"/>
+                <w:sz w:val="28"/>
+                <w:szCs w:val="28"/>
+              </w:rPr>
+            </w:pPr>
             <w:r>
               <w:rPr>
                 <w:rFonts w:ascii="Abadi" w:eastAsiaTheme="majorEastAsia" w:hAnsi="Abadi" w:cs="ADLaM Display"/>
@@ -1388,17 +1397,8 @@
                   <w14:round/>
                 </w14:textOutline>
               </w:rPr>
-              <w:t xml:space="preserve"> Mahal</w:t>
-            </w:r>
-          </w:p>
-          <w:p>
-            <w:pPr>
-              <w:rPr>
-                <w:rFonts w:ascii="ADLaM Display" w:hAnsi="ADLaM Display" w:cs="ADLaM Display"/>
-                <w:sz w:val="28"/>
-                <w:szCs w:val="28"/>
-              </w:rPr>
-            </w:pPr>
+              <w:t xml:space="preserve">Time     </w:t>
+            </w:r>
             <w:r>
               <w:rPr>
                 <w:rFonts w:ascii="Abadi" w:eastAsiaTheme="majorEastAsia" w:hAnsi="Abadi" w:cs="ADLaM Display"/>
@@ -1417,87 +1417,7 @@
                   <w14:round/>
                 </w14:textOutline>
               </w:rPr>
-              <w:t xml:space="preserve">Time     </w:t>
-            </w:r>
-            <w:r>
-              <w:rPr>
-                <w:rFonts w:ascii="Abadi" w:eastAsiaTheme="majorEastAsia" w:hAnsi="Abadi" w:cs="ADLaM Display"/>
-                <w:bCs/>
-                <w:color w:val="385623" w:themeColor="accent6" w:themeShade="80"/>
-                <w:sz w:val="36"/>
-                <w:szCs w:val="36"/>
-                <w14:shadow w14:blurRad="38100" w14:dist="19050" w14:dir="2700000" w14:sx="100000" w14:sy="100000" w14:kx="0" w14:ky="0" w14:algn="tl">
-                  <w14:schemeClr w14:val="dk1">
-                    <w14:alpha w14:val="60000"/>
-                  </w14:schemeClr>
-                </w14:shadow>
-                <w14:textOutline w14:w="0" w14:cap="flat" w14:cmpd="sng" w14:algn="ctr">
-                  <w14:noFill/>
-                  <w14:prstDash w14:val="solid"/>
-                  <w14:round/>
-                </w14:textOutline>
-              </w:rPr>
-              <w:t>5</w:t>
-            </w:r>
-            <w:r>
-              <w:rPr>
-                <w:rFonts w:ascii="Abadi" w:eastAsiaTheme="majorEastAsia" w:hAnsi="Abadi" w:cs="ADLaM Display"/>
-                <w:bCs/>
-                <w:color w:val="385623" w:themeColor="accent6" w:themeShade="80"/>
-                <w:sz w:val="36"/>
-                <w:szCs w:val="36"/>
-                <w14:shadow w14:blurRad="38100" w14:dist="19050" w14:dir="2700000" w14:sx="100000" w14:sy="100000" w14:kx="0" w14:ky="0" w14:algn="tl">
-                  <w14:schemeClr w14:val="dk1">
-                    <w14:alpha w14:val="60000"/>
-                  </w14:schemeClr>
-                </w14:shadow>
-                <w14:textOutline w14:w="0" w14:cap="flat" w14:cmpd="sng" w14:algn="ctr">
-                  <w14:noFill/>
-                  <w14:prstDash w14:val="solid"/>
-                  <w14:round/>
-                </w14:textOutline>
-              </w:rPr>
-              <w:t xml:space="preserve">:00 </w:t>
-            </w:r>
-            <w:r>
-              <w:rPr>
-                <w:rFonts w:ascii="Abadi" w:eastAsiaTheme="majorEastAsia" w:hAnsi="Abadi" w:cs="ADLaM Display"/>
-                <w:bCs/>
-                <w:color w:val="385623" w:themeColor="accent6" w:themeShade="80"/>
-                <w:sz w:val="36"/>
-                <w:szCs w:val="36"/>
-                <w14:shadow w14:blurRad="38100" w14:dist="19050" w14:dir="2700000" w14:sx="100000" w14:sy="100000" w14:kx="0" w14:ky="0" w14:algn="tl">
-                  <w14:schemeClr w14:val="dk1">
-                    <w14:alpha w14:val="60000"/>
-                  </w14:schemeClr>
-                </w14:shadow>
-                <w14:textOutline w14:w="0" w14:cap="flat" w14:cmpd="sng" w14:algn="ctr">
-                  <w14:noFill/>
-                  <w14:prstDash w14:val="solid"/>
-                  <w14:round/>
-                </w14:textOutline>
-              </w:rPr>
-              <w:t>P</w:t>
-            </w:r>
-            <w:r>
-              <w:rPr>
-                <w:rFonts w:ascii="Abadi" w:eastAsiaTheme="majorEastAsia" w:hAnsi="Abadi" w:cs="ADLaM Display"/>
-                <w:bCs/>
-                <w:color w:val="385623" w:themeColor="accent6" w:themeShade="80"/>
-                <w:sz w:val="36"/>
-                <w:szCs w:val="36"/>
-                <w14:shadow w14:blurRad="38100" w14:dist="19050" w14:dir="2700000" w14:sx="100000" w14:sy="100000" w14:kx="0" w14:ky="0" w14:algn="tl">
-                  <w14:schemeClr w14:val="dk1">
-                    <w14:alpha w14:val="60000"/>
-                  </w14:schemeClr>
-                </w14:shadow>
-                <w14:textOutline w14:w="0" w14:cap="flat" w14:cmpd="sng" w14:algn="ctr">
-                  <w14:noFill/>
-                  <w14:prstDash w14:val="solid"/>
-                  <w14:round/>
-                </w14:textOutline>
-              </w:rPr>
-              <w:t>M</w:t>
+              <w:t>5:00 PM</w:t>
             </w:r>
           </w:p>
         </w:tc>
@@ -3117,6 +3037,16 @@
           <w:color w:val="538135" w:themeColor="accent6" w:themeShade="BF"/>
           <w:sz w:val="28"/>
           <w:szCs w:val="28"/>
+        </w:rPr>
+      </w:pPr>
+    </w:p>
+    <w:p>
+      <w:pPr>
+        <w:rPr>
+          <w:rFonts w:asciiTheme="majorHAnsi" w:eastAsiaTheme="majorEastAsia" w:hAnsiTheme="majorHAnsi" w:cstheme="majorBidi"/>
+          <w:b/>
+          <w:bCs/>
+          <w:color w:val="538135" w:themeColor="accent6" w:themeShade="BF"/>
         </w:rPr>
       </w:pPr>
     </w:p>
@@ -3485,27 +3415,11 @@
                   <w14:round/>
                 </w14:textOutline>
               </w:rPr>
-              <w:t>Wedding</w:t>
-            </w:r>
-            <w:r>
-              <w:rPr>
-                <w:rFonts w:ascii="Abadi" w:eastAsiaTheme="majorEastAsia" w:hAnsi="Abadi" w:cs="ADLaM Display"/>
-                <w:color w:val="385623" w:themeColor="accent6" w:themeShade="80"/>
-                <w:sz w:val="36"/>
-                <w:szCs w:val="36"/>
-              </w:rPr>
-              <w:t xml:space="preserve"> </w:t>
-            </w:r>
-            <w:r>
-              <w:rPr>
-                <w:rFonts w:ascii="Abadi" w:eastAsiaTheme="majorEastAsia" w:hAnsi="Abadi" w:cs="ADLaM Display"/>
-                <w:color w:val="385623" w:themeColor="accent6" w:themeShade="80"/>
-                <w:sz w:val="36"/>
-                <w:szCs w:val="36"/>
-              </w:rPr>
-              <w:t xml:space="preserve">&amp; </w:t>
-            </w:r>
-            <w:r>
+              <w:t>Haldi</w:t>
+            </w:r>
+          </w:p>
+          <w:p>
+            <w:pPr>
               <w:rPr>
                 <w:rFonts w:ascii="Abadi" w:eastAsiaTheme="majorEastAsia" w:hAnsi="Abadi" w:cs="ADLaM Display"/>
                 <w:bCs/>
@@ -3523,11 +3437,8 @@
                   <w14:round/>
                 </w14:textOutline>
               </w:rPr>
-              <w:t>Reception</w:t>
-            </w:r>
-          </w:p>
-          <w:p>
-            <w:pPr>
+            </w:pPr>
+            <w:r>
               <w:rPr>
                 <w:rFonts w:ascii="Abadi" w:eastAsiaTheme="majorEastAsia" w:hAnsi="Abadi" w:cs="ADLaM Display"/>
                 <w:bCs/>
@@ -3545,7 +3456,8 @@
                   <w14:round/>
                 </w14:textOutline>
               </w:rPr>
-            </w:pPr>
+              <w:t xml:space="preserve">Venue   </w:t>
+            </w:r>
             <w:r>
               <w:rPr>
                 <w:rFonts w:ascii="Abadi" w:eastAsiaTheme="majorEastAsia" w:hAnsi="Abadi" w:cs="ADLaM Display"/>
@@ -3564,8 +3476,17 @@
                   <w14:round/>
                 </w14:textOutline>
               </w:rPr>
-              <w:t xml:space="preserve">Venue   </w:t>
-            </w:r>
+              <w:t>Jal Mahal</w:t>
+            </w:r>
+          </w:p>
+          <w:p>
+            <w:pPr>
+              <w:rPr>
+                <w:rFonts w:ascii="ADLaM Display" w:hAnsi="ADLaM Display" w:cs="ADLaM Display"/>
+                <w:sz w:val="28"/>
+                <w:szCs w:val="28"/>
+              </w:rPr>
+            </w:pPr>
             <w:r>
               <w:rPr>
                 <w:rFonts w:ascii="Abadi" w:eastAsiaTheme="majorEastAsia" w:hAnsi="Abadi" w:cs="ADLaM Display"/>
@@ -3584,17 +3505,8 @@
                   <w14:round/>
                 </w14:textOutline>
               </w:rPr>
-              <w:t>Rani Bagh</w:t>
-            </w:r>
-          </w:p>
-          <w:p>
-            <w:pPr>
-              <w:rPr>
-                <w:rFonts w:ascii="ADLaM Display" w:hAnsi="ADLaM Display" w:cs="ADLaM Display"/>
-                <w:sz w:val="28"/>
-                <w:szCs w:val="28"/>
-              </w:rPr>
-            </w:pPr>
+              <w:t xml:space="preserve">Time     </w:t>
+            </w:r>
             <w:r>
               <w:rPr>
                 <w:rFonts w:ascii="Abadi" w:eastAsiaTheme="majorEastAsia" w:hAnsi="Abadi" w:cs="ADLaM Display"/>
@@ -3613,7 +3525,7 @@
                   <w14:round/>
                 </w14:textOutline>
               </w:rPr>
-              <w:t xml:space="preserve">Time     </w:t>
+              <w:t>09</w:t>
             </w:r>
             <w:r>
               <w:rPr>
@@ -3633,67 +3545,7 @@
                   <w14:round/>
                 </w14:textOutline>
               </w:rPr>
-              <w:t>11</w:t>
-            </w:r>
-            <w:r>
-              <w:rPr>
-                <w:rFonts w:ascii="Abadi" w:eastAsiaTheme="majorEastAsia" w:hAnsi="Abadi" w:cs="ADLaM Display"/>
-                <w:bCs/>
-                <w:color w:val="385623" w:themeColor="accent6" w:themeShade="80"/>
-                <w:sz w:val="36"/>
-                <w:szCs w:val="36"/>
-                <w14:shadow w14:blurRad="38100" w14:dist="19050" w14:dir="2700000" w14:sx="100000" w14:sy="100000" w14:kx="0" w14:ky="0" w14:algn="tl">
-                  <w14:schemeClr w14:val="dk1">
-                    <w14:alpha w14:val="60000"/>
-                  </w14:schemeClr>
-                </w14:shadow>
-                <w14:textOutline w14:w="0" w14:cap="flat" w14:cmpd="sng" w14:algn="ctr">
-                  <w14:noFill/>
-                  <w14:prstDash w14:val="solid"/>
-                  <w14:round/>
-                </w14:textOutline>
-              </w:rPr>
-              <w:t xml:space="preserve">:00 </w:t>
-            </w:r>
-            <w:r>
-              <w:rPr>
-                <w:rFonts w:ascii="Abadi" w:eastAsiaTheme="majorEastAsia" w:hAnsi="Abadi" w:cs="ADLaM Display"/>
-                <w:bCs/>
-                <w:color w:val="385623" w:themeColor="accent6" w:themeShade="80"/>
-                <w:sz w:val="36"/>
-                <w:szCs w:val="36"/>
-                <w14:shadow w14:blurRad="38100" w14:dist="19050" w14:dir="2700000" w14:sx="100000" w14:sy="100000" w14:kx="0" w14:ky="0" w14:algn="tl">
-                  <w14:schemeClr w14:val="dk1">
-                    <w14:alpha w14:val="60000"/>
-                  </w14:schemeClr>
-                </w14:shadow>
-                <w14:textOutline w14:w="0" w14:cap="flat" w14:cmpd="sng" w14:algn="ctr">
-                  <w14:noFill/>
-                  <w14:prstDash w14:val="solid"/>
-                  <w14:round/>
-                </w14:textOutline>
-              </w:rPr>
-              <w:t>A</w:t>
-            </w:r>
-            <w:r>
-              <w:rPr>
-                <w:rFonts w:ascii="Abadi" w:eastAsiaTheme="majorEastAsia" w:hAnsi="Abadi" w:cs="ADLaM Display"/>
-                <w:bCs/>
-                <w:color w:val="385623" w:themeColor="accent6" w:themeShade="80"/>
-                <w:sz w:val="36"/>
-                <w:szCs w:val="36"/>
-                <w14:shadow w14:blurRad="38100" w14:dist="19050" w14:dir="2700000" w14:sx="100000" w14:sy="100000" w14:kx="0" w14:ky="0" w14:algn="tl">
-                  <w14:schemeClr w14:val="dk1">
-                    <w14:alpha w14:val="60000"/>
-                  </w14:schemeClr>
-                </w14:shadow>
-                <w14:textOutline w14:w="0" w14:cap="flat" w14:cmpd="sng" w14:algn="ctr">
-                  <w14:noFill/>
-                  <w14:prstDash w14:val="solid"/>
-                  <w14:round/>
-                </w14:textOutline>
-              </w:rPr>
-              <w:t>M</w:t>
+              <w:t>:00 AM</w:t>
             </w:r>
           </w:p>
         </w:tc>
@@ -4047,6 +3899,1479 @@
                   <w14:round/>
                 </w14:textOutline>
               </w:rPr>
+              <w:t>Wooden Flex Floor (</w:t>
+            </w:r>
+            <w:r>
+              <w:rPr>
+                <w:rStyle w:val="IntenseEmphasis"/>
+                <w:rFonts w:eastAsia="Calibri Light"/>
+                <w:b w:val="0"/>
+                <w:bCs w:val="0"/>
+                <w:i w:val="0"/>
+                <w:iCs w:val="0"/>
+                <w:color w:val="000000" w:themeColor="text1"/>
+                <w:sz w:val="28"/>
+                <w:szCs w:val="28"/>
+                <w14:shadow w14:blurRad="38100" w14:dist="19050" w14:dir="2700000" w14:sx="100000" w14:sy="100000" w14:kx="0" w14:ky="0" w14:algn="tl">
+                  <w14:schemeClr w14:val="dk1">
+                    <w14:alpha w14:val="60000"/>
+                  </w14:schemeClr>
+                </w14:shadow>
+                <w14:textOutline w14:w="0" w14:cap="flat" w14:cmpd="sng" w14:algn="ctr">
+                  <w14:noFill/>
+                  <w14:prstDash w14:val="solid"/>
+                  <w14:round/>
+                </w14:textOutline>
+              </w:rPr>
+              <w:t>16x</w:t>
+            </w:r>
+            <w:r>
+              <w:rPr>
+                <w:rStyle w:val="IntenseEmphasis"/>
+                <w:rFonts w:eastAsia="Calibri Light"/>
+                <w:b w:val="0"/>
+                <w:bCs w:val="0"/>
+                <w:i w:val="0"/>
+                <w:iCs w:val="0"/>
+                <w:color w:val="000000" w:themeColor="text1"/>
+                <w:sz w:val="28"/>
+                <w:szCs w:val="28"/>
+                <w14:shadow w14:blurRad="38100" w14:dist="19050" w14:dir="2700000" w14:sx="100000" w14:sy="100000" w14:kx="0" w14:ky="0" w14:algn="tl">
+                  <w14:schemeClr w14:val="dk1">
+                    <w14:alpha w14:val="60000"/>
+                  </w14:schemeClr>
+                </w14:shadow>
+                <w14:textOutline w14:w="0" w14:cap="flat" w14:cmpd="sng" w14:algn="ctr">
+                  <w14:noFill/>
+                  <w14:prstDash w14:val="solid"/>
+                  <w14:round/>
+                </w14:textOutline>
+              </w:rPr>
+              <w:t>16</w:t>
+            </w:r>
+            <w:r>
+              <w:rPr>
+                <w:rStyle w:val="IntenseEmphasis"/>
+                <w:rFonts w:eastAsia="Calibri Light"/>
+                <w:b w:val="0"/>
+                <w:bCs w:val="0"/>
+                <w:i w:val="0"/>
+                <w:iCs w:val="0"/>
+                <w:color w:val="000000" w:themeColor="text1"/>
+                <w:sz w:val="28"/>
+                <w:szCs w:val="28"/>
+                <w14:shadow w14:blurRad="38100" w14:dist="19050" w14:dir="2700000" w14:sx="100000" w14:sy="100000" w14:kx="0" w14:ky="0" w14:algn="tl">
+                  <w14:schemeClr w14:val="dk1">
+                    <w14:alpha w14:val="60000"/>
+                  </w14:schemeClr>
+                </w14:shadow>
+                <w14:textOutline w14:w="0" w14:cap="flat" w14:cmpd="sng" w14:algn="ctr">
+                  <w14:noFill/>
+                  <w14:prstDash w14:val="solid"/>
+                  <w14:round/>
+                </w14:textOutline>
+              </w:rPr>
+              <w:t>) [As Per Theme]</w:t>
+            </w:r>
+          </w:p>
+          <w:p>
+            <w:pPr>
+              <w:pStyle w:val="ListParagraph"/>
+              <w:rPr>
+                <w:rStyle w:val="IntenseEmphasis"/>
+                <w:rFonts w:eastAsia="Calibri Light"/>
+                <w:b w:val="0"/>
+                <w:bCs w:val="0"/>
+                <w:i w:val="0"/>
+                <w:iCs w:val="0"/>
+                <w:color w:val="000000" w:themeColor="text1"/>
+                <w:sz w:val="28"/>
+                <w:szCs w:val="28"/>
+                <w14:shadow w14:blurRad="38100" w14:dist="19050" w14:dir="2700000" w14:sx="100000" w14:sy="100000" w14:kx="0" w14:ky="0" w14:algn="tl">
+                  <w14:schemeClr w14:val="dk1">
+                    <w14:alpha w14:val="60000"/>
+                  </w14:schemeClr>
+                </w14:shadow>
+                <w14:textOutline w14:w="0" w14:cap="flat" w14:cmpd="sng" w14:algn="ctr">
+                  <w14:noFill/>
+                  <w14:prstDash w14:val="solid"/>
+                  <w14:round/>
+                </w14:textOutline>
+              </w:rPr>
+            </w:pPr>
+          </w:p>
+          <w:p>
+            <w:pPr>
+              <w:pStyle w:val="ListParagraph"/>
+              <w:numPr>
+                <w:ilvl w:val="0"/>
+                <w:numId w:val="28"/>
+              </w:numPr>
+              <w:rPr>
+                <w:rStyle w:val="IntenseEmphasis"/>
+                <w:rFonts w:eastAsia="Calibri Light"/>
+                <w:b w:val="0"/>
+                <w:bCs w:val="0"/>
+                <w:i w:val="0"/>
+                <w:iCs w:val="0"/>
+                <w:color w:val="000000" w:themeColor="text1"/>
+                <w:sz w:val="28"/>
+                <w:szCs w:val="28"/>
+                <w14:shadow w14:blurRad="38100" w14:dist="19050" w14:dir="2700000" w14:sx="100000" w14:sy="100000" w14:kx="0" w14:ky="0" w14:algn="tl">
+                  <w14:schemeClr w14:val="dk1">
+                    <w14:alpha w14:val="60000"/>
+                  </w14:schemeClr>
+                </w14:shadow>
+                <w14:textOutline w14:w="0" w14:cap="flat" w14:cmpd="sng" w14:algn="ctr">
+                  <w14:noFill/>
+                  <w14:prstDash w14:val="solid"/>
+                  <w14:round/>
+                </w14:textOutline>
+              </w:rPr>
+            </w:pPr>
+            <w:r>
+              <w:rPr>
+                <w:rStyle w:val="IntenseEmphasis"/>
+                <w:rFonts w:eastAsia="Calibri Light"/>
+                <w:b w:val="0"/>
+                <w:bCs w:val="0"/>
+                <w:i w:val="0"/>
+                <w:iCs w:val="0"/>
+                <w:color w:val="000000" w:themeColor="text1"/>
+                <w:sz w:val="28"/>
+                <w:szCs w:val="28"/>
+                <w14:shadow w14:blurRad="38100" w14:dist="19050" w14:dir="2700000" w14:sx="100000" w14:sy="100000" w14:kx="0" w14:ky="0" w14:algn="tl">
+                  <w14:schemeClr w14:val="dk1">
+                    <w14:alpha w14:val="60000"/>
+                  </w14:schemeClr>
+                </w14:shadow>
+                <w14:textOutline w14:w="0" w14:cap="flat" w14:cmpd="sng" w14:algn="ctr">
+                  <w14:noFill/>
+                  <w14:prstDash w14:val="solid"/>
+                  <w14:round/>
+                </w14:textOutline>
+              </w:rPr>
+              <w:t>Professional DJ</w:t>
+            </w:r>
+            <w:r>
+              <w:rPr>
+                <w:rStyle w:val="IntenseEmphasis"/>
+                <w:rFonts w:eastAsia="Calibri Light"/>
+                <w:b w:val="0"/>
+                <w:bCs w:val="0"/>
+                <w:i w:val="0"/>
+                <w:iCs w:val="0"/>
+                <w:color w:val="000000" w:themeColor="text1"/>
+                <w:sz w:val="28"/>
+                <w:szCs w:val="28"/>
+                <w14:shadow w14:blurRad="38100" w14:dist="19050" w14:dir="2700000" w14:sx="100000" w14:sy="100000" w14:kx="0" w14:ky="0" w14:algn="tl">
+                  <w14:schemeClr w14:val="dk1">
+                    <w14:alpha w14:val="60000"/>
+                  </w14:schemeClr>
+                </w14:shadow>
+                <w14:textOutline w14:w="0" w14:cap="flat" w14:cmpd="sng" w14:algn="ctr">
+                  <w14:noFill/>
+                  <w14:prstDash w14:val="solid"/>
+                  <w14:round/>
+                </w14:textOutline>
+              </w:rPr>
+              <w:t xml:space="preserve"> Jockey [In House]</w:t>
+            </w:r>
+          </w:p>
+          <w:p>
+            <w:pPr>
+              <w:pStyle w:val="ListParagraph"/>
+              <w:rPr>
+                <w:rStyle w:val="IntenseEmphasis"/>
+                <w:rFonts w:eastAsia="Calibri Light"/>
+                <w:b w:val="0"/>
+                <w:bCs w:val="0"/>
+                <w:i w:val="0"/>
+                <w:iCs w:val="0"/>
+                <w:color w:val="000000" w:themeColor="text1"/>
+                <w:sz w:val="28"/>
+                <w:szCs w:val="28"/>
+                <w14:shadow w14:blurRad="38100" w14:dist="19050" w14:dir="2700000" w14:sx="100000" w14:sy="100000" w14:kx="0" w14:ky="0" w14:algn="tl">
+                  <w14:schemeClr w14:val="dk1">
+                    <w14:alpha w14:val="60000"/>
+                  </w14:schemeClr>
+                </w14:shadow>
+                <w14:textOutline w14:w="0" w14:cap="flat" w14:cmpd="sng" w14:algn="ctr">
+                  <w14:noFill/>
+                  <w14:prstDash w14:val="solid"/>
+                  <w14:round/>
+                </w14:textOutline>
+              </w:rPr>
+            </w:pPr>
+          </w:p>
+          <w:p>
+            <w:pPr>
+              <w:pStyle w:val="ListParagraph"/>
+              <w:numPr>
+                <w:ilvl w:val="0"/>
+                <w:numId w:val="28"/>
+              </w:numPr>
+              <w:rPr>
+                <w:rStyle w:val="IntenseEmphasis"/>
+                <w:rFonts w:eastAsia="Calibri Light"/>
+                <w:b w:val="0"/>
+                <w:bCs w:val="0"/>
+                <w:i w:val="0"/>
+                <w:iCs w:val="0"/>
+                <w:color w:val="000000" w:themeColor="text1"/>
+                <w:sz w:val="28"/>
+                <w:szCs w:val="28"/>
+                <w14:shadow w14:blurRad="38100" w14:dist="19050" w14:dir="2700000" w14:sx="100000" w14:sy="100000" w14:kx="0" w14:ky="0" w14:algn="tl">
+                  <w14:schemeClr w14:val="dk1">
+                    <w14:alpha w14:val="60000"/>
+                  </w14:schemeClr>
+                </w14:shadow>
+                <w14:textOutline w14:w="0" w14:cap="flat" w14:cmpd="sng" w14:algn="ctr">
+                  <w14:noFill/>
+                  <w14:prstDash w14:val="solid"/>
+                  <w14:round/>
+                </w14:textOutline>
+              </w:rPr>
+            </w:pPr>
+            <w:r>
+              <w:rPr>
+                <w:rStyle w:val="IntenseEmphasis"/>
+                <w:rFonts w:eastAsia="Calibri Light"/>
+                <w:b w:val="0"/>
+                <w:bCs w:val="0"/>
+                <w:i w:val="0"/>
+                <w:iCs w:val="0"/>
+                <w:color w:val="000000" w:themeColor="text1"/>
+                <w:sz w:val="28"/>
+                <w:szCs w:val="28"/>
+                <w14:shadow w14:blurRad="38100" w14:dist="19050" w14:dir="2700000" w14:sx="100000" w14:sy="100000" w14:kx="0" w14:ky="0" w14:algn="tl">
+                  <w14:schemeClr w14:val="dk1">
+                    <w14:alpha w14:val="60000"/>
+                  </w14:schemeClr>
+                </w14:shadow>
+                <w14:textOutline w14:w="0" w14:cap="flat" w14:cmpd="sng" w14:algn="ctr">
+                  <w14:noFill/>
+                  <w14:prstDash w14:val="solid"/>
+                  <w14:round/>
+                </w14:textOutline>
+              </w:rPr>
+              <w:t>Sound Mixer</w:t>
+            </w:r>
+          </w:p>
+          <w:p>
+            <w:pPr>
+              <w:pStyle w:val="ListParagraph"/>
+              <w:rPr>
+                <w:rStyle w:val="IntenseEmphasis"/>
+                <w:rFonts w:eastAsia="Calibri Light"/>
+                <w:b w:val="0"/>
+                <w:bCs w:val="0"/>
+                <w:i w:val="0"/>
+                <w:iCs w:val="0"/>
+                <w:color w:val="000000" w:themeColor="text1"/>
+                <w:sz w:val="28"/>
+                <w:szCs w:val="28"/>
+                <w14:shadow w14:blurRad="38100" w14:dist="19050" w14:dir="2700000" w14:sx="100000" w14:sy="100000" w14:kx="0" w14:ky="0" w14:algn="tl">
+                  <w14:schemeClr w14:val="dk1">
+                    <w14:alpha w14:val="60000"/>
+                  </w14:schemeClr>
+                </w14:shadow>
+                <w14:textOutline w14:w="0" w14:cap="flat" w14:cmpd="sng" w14:algn="ctr">
+                  <w14:noFill/>
+                  <w14:prstDash w14:val="solid"/>
+                  <w14:round/>
+                </w14:textOutline>
+              </w:rPr>
+            </w:pPr>
+          </w:p>
+          <w:p>
+            <w:pPr>
+              <w:pStyle w:val="ListParagraph"/>
+              <w:numPr>
+                <w:ilvl w:val="0"/>
+                <w:numId w:val="28"/>
+              </w:numPr>
+              <w:rPr>
+                <w:rStyle w:val="IntenseEmphasis"/>
+                <w:rFonts w:eastAsia="Calibri Light"/>
+                <w:b w:val="0"/>
+                <w:bCs w:val="0"/>
+                <w:i w:val="0"/>
+                <w:iCs w:val="0"/>
+                <w:color w:val="000000" w:themeColor="text1"/>
+                <w:sz w:val="28"/>
+                <w:szCs w:val="28"/>
+                <w14:shadow w14:blurRad="38100" w14:dist="19050" w14:dir="2700000" w14:sx="100000" w14:sy="100000" w14:kx="0" w14:ky="0" w14:algn="tl">
+                  <w14:schemeClr w14:val="dk1">
+                    <w14:alpha w14:val="60000"/>
+                  </w14:schemeClr>
+                </w14:shadow>
+                <w14:textOutline w14:w="0" w14:cap="flat" w14:cmpd="sng" w14:algn="ctr">
+                  <w14:noFill/>
+                  <w14:prstDash w14:val="solid"/>
+                  <w14:round/>
+                </w14:textOutline>
+              </w:rPr>
+            </w:pPr>
+            <w:r>
+              <w:rPr>
+                <w:rStyle w:val="IntenseEmphasis"/>
+                <w:rFonts w:eastAsia="Calibri Light"/>
+                <w:b w:val="0"/>
+                <w:bCs w:val="0"/>
+                <w:i w:val="0"/>
+                <w:iCs w:val="0"/>
+                <w:color w:val="000000" w:themeColor="text1"/>
+                <w:sz w:val="28"/>
+                <w:szCs w:val="28"/>
+                <w14:shadow w14:blurRad="38100" w14:dist="19050" w14:dir="2700000" w14:sx="100000" w14:sy="100000" w14:kx="0" w14:ky="0" w14:algn="tl">
+                  <w14:schemeClr w14:val="dk1">
+                    <w14:alpha w14:val="60000"/>
+                  </w14:schemeClr>
+                </w14:shadow>
+                <w14:textOutline w14:w="0" w14:cap="flat" w14:cmpd="sng" w14:algn="ctr">
+                  <w14:noFill/>
+                  <w14:prstDash w14:val="solid"/>
+                  <w14:round/>
+                </w14:textOutline>
+              </w:rPr>
+              <w:t>Genset &amp; Maintenance</w:t>
+            </w:r>
+          </w:p>
+          <w:p>
+            <w:pPr>
+              <w:ind w:left="360"/>
+              <w:rPr>
+                <w:rStyle w:val="IntenseEmphasis"/>
+                <w:rFonts w:eastAsia="Calibri Light"/>
+                <w:b w:val="0"/>
+                <w:bCs w:val="0"/>
+                <w:i w:val="0"/>
+                <w:iCs w:val="0"/>
+                <w:color w:val="000000" w:themeColor="text1"/>
+                <w:sz w:val="28"/>
+                <w:szCs w:val="28"/>
+                <w14:shadow w14:blurRad="38100" w14:dist="19050" w14:dir="2700000" w14:sx="100000" w14:sy="100000" w14:kx="0" w14:ky="0" w14:algn="tl">
+                  <w14:schemeClr w14:val="dk1">
+                    <w14:alpha w14:val="60000"/>
+                  </w14:schemeClr>
+                </w14:shadow>
+                <w14:textOutline w14:w="0" w14:cap="flat" w14:cmpd="sng" w14:algn="ctr">
+                  <w14:noFill/>
+                  <w14:prstDash w14:val="solid"/>
+                  <w14:round/>
+                </w14:textOutline>
+              </w:rPr>
+            </w:pPr>
+          </w:p>
+        </w:tc>
+      </w:tr>
+      <w:tr>
+        <w:trPr>
+          <w:trHeight w:val="863"/>
+        </w:trPr>
+        <w:tc>
+          <w:tcPr>
+            <w:tcW w:w="9358" w:type="dxa"/>
+          </w:tcPr>
+          <w:p>
+            <w:pPr>
+              <w:rPr>
+                <w:rStyle w:val="IntenseEmphasis"/>
+                <w:rFonts w:eastAsia="Calibri Light"/>
+                <w:b w:val="0"/>
+                <w:bCs w:val="0"/>
+                <w:i w:val="0"/>
+                <w:iCs w:val="0"/>
+                <w:color w:val="000000" w:themeColor="text1"/>
+                <w:sz w:val="28"/>
+                <w:szCs w:val="28"/>
+                <w14:shadow w14:blurRad="38100" w14:dist="19050" w14:dir="2700000" w14:sx="100000" w14:sy="100000" w14:kx="0" w14:ky="0" w14:algn="tl">
+                  <w14:schemeClr w14:val="dk1">
+                    <w14:alpha w14:val="60000"/>
+                  </w14:schemeClr>
+                </w14:shadow>
+                <w14:textOutline w14:w="0" w14:cap="flat" w14:cmpd="sng" w14:algn="ctr">
+                  <w14:noFill/>
+                  <w14:prstDash w14:val="solid"/>
+                  <w14:round/>
+                </w14:textOutline>
+              </w:rPr>
+            </w:pPr>
+          </w:p>
+          <w:p>
+            <w:pPr>
+              <w:pStyle w:val="ListParagraph"/>
+              <w:numPr>
+                <w:ilvl w:val="0"/>
+                <w:numId w:val="28"/>
+              </w:numPr>
+              <w:rPr>
+                <w:rStyle w:val="IntenseEmphasis"/>
+                <w:rFonts w:eastAsia="Calibri Light"/>
+                <w:b w:val="0"/>
+                <w:bCs w:val="0"/>
+                <w:i w:val="0"/>
+                <w:iCs w:val="0"/>
+                <w:color w:val="000000" w:themeColor="text1"/>
+                <w:sz w:val="28"/>
+                <w:szCs w:val="28"/>
+                <w14:shadow w14:blurRad="38100" w14:dist="19050" w14:dir="2700000" w14:sx="100000" w14:sy="100000" w14:kx="0" w14:ky="0" w14:algn="tl">
+                  <w14:schemeClr w14:val="dk1">
+                    <w14:alpha w14:val="60000"/>
+                  </w14:schemeClr>
+                </w14:shadow>
+                <w14:textOutline w14:w="0" w14:cap="flat" w14:cmpd="sng" w14:algn="ctr">
+                  <w14:noFill/>
+                  <w14:prstDash w14:val="solid"/>
+                  <w14:round/>
+                </w14:textOutline>
+              </w:rPr>
+            </w:pPr>
+            <w:r>
+              <w:rPr>
+                <w:rStyle w:val="IntenseEmphasis"/>
+                <w:rFonts w:eastAsia="Calibri Light"/>
+                <w:b w:val="0"/>
+                <w:bCs w:val="0"/>
+                <w:i w:val="0"/>
+                <w:iCs w:val="0"/>
+                <w:color w:val="000000" w:themeColor="text1"/>
+                <w:sz w:val="28"/>
+                <w:szCs w:val="28"/>
+                <w14:shadow w14:blurRad="38100" w14:dist="19050" w14:dir="2700000" w14:sx="100000" w14:sy="100000" w14:kx="0" w14:ky="0" w14:algn="tl">
+                  <w14:schemeClr w14:val="dk1">
+                    <w14:alpha w14:val="60000"/>
+                  </w14:schemeClr>
+                </w14:shadow>
+                <w14:textOutline w14:w="0" w14:cap="flat" w14:cmpd="sng" w14:algn="ctr">
+                  <w14:noFill/>
+                  <w14:prstDash w14:val="solid"/>
+                  <w14:round/>
+                </w14:textOutline>
+              </w:rPr>
+              <w:t xml:space="preserve">Professional </w:t>
+            </w:r>
+            <w:r>
+              <w:rPr>
+                <w:rStyle w:val="IntenseEmphasis"/>
+                <w:rFonts w:eastAsia="Calibri Light"/>
+                <w:b w:val="0"/>
+                <w:bCs w:val="0"/>
+                <w:i w:val="0"/>
+                <w:iCs w:val="0"/>
+                <w:color w:val="000000" w:themeColor="text1"/>
+                <w:sz w:val="28"/>
+                <w:szCs w:val="28"/>
+                <w14:shadow w14:blurRad="38100" w14:dist="19050" w14:dir="2700000" w14:sx="100000" w14:sy="100000" w14:kx="0" w14:ky="0" w14:algn="tl">
+                  <w14:schemeClr w14:val="dk1">
+                    <w14:alpha w14:val="60000"/>
+                  </w14:schemeClr>
+                </w14:shadow>
+                <w14:textOutline w14:w="0" w14:cap="flat" w14:cmpd="sng" w14:algn="ctr">
+                  <w14:noFill/>
+                  <w14:prstDash w14:val="solid"/>
+                  <w14:round/>
+                </w14:textOutline>
+              </w:rPr>
+              <w:t>Anchor</w:t>
+            </w:r>
+          </w:p>
+        </w:tc>
+      </w:tr>
+      <w:tr>
+        <w:trPr>
+          <w:trHeight w:val="2537"/>
+        </w:trPr>
+        <w:tc>
+          <w:tcPr>
+            <w:tcW w:w="9358" w:type="dxa"/>
+          </w:tcPr>
+          <w:p>
+            <w:pPr>
+              <w:rPr>
+                <w:rStyle w:val="IntenseEmphasis"/>
+                <w:rFonts w:eastAsia="Calibri Light"/>
+                <w:b w:val="0"/>
+                <w:bCs w:val="0"/>
+                <w:i w:val="0"/>
+                <w:iCs w:val="0"/>
+                <w:color w:val="000000" w:themeColor="text1"/>
+                <w:sz w:val="28"/>
+                <w:szCs w:val="28"/>
+                <w14:shadow w14:blurRad="38100" w14:dist="19050" w14:dir="2700000" w14:sx="100000" w14:sy="100000" w14:kx="0" w14:ky="0" w14:algn="tl">
+                  <w14:schemeClr w14:val="dk1">
+                    <w14:alpha w14:val="60000"/>
+                  </w14:schemeClr>
+                </w14:shadow>
+                <w14:textOutline w14:w="0" w14:cap="flat" w14:cmpd="sng" w14:algn="ctr">
+                  <w14:noFill/>
+                  <w14:prstDash w14:val="solid"/>
+                  <w14:round/>
+                </w14:textOutline>
+              </w:rPr>
+            </w:pPr>
+          </w:p>
+          <w:p>
+            <w:pPr>
+              <w:pStyle w:val="ListParagraph"/>
+              <w:numPr>
+                <w:ilvl w:val="0"/>
+                <w:numId w:val="5"/>
+              </w:numPr>
+              <w:rPr>
+                <w:rStyle w:val="IntenseEmphasis"/>
+                <w:rFonts w:eastAsia="Calibri Light"/>
+                <w:i w:val="0"/>
+                <w:iCs w:val="0"/>
+                <w:color w:val="ED7D31" w:themeColor="accent2"/>
+                <w:sz w:val="28"/>
+                <w:szCs w:val="28"/>
+              </w:rPr>
+            </w:pPr>
+            <w:r>
+              <w:rPr>
+                <w:rStyle w:val="IntenseEmphasis"/>
+                <w:rFonts w:eastAsia="Calibri Light"/>
+                <w:i w:val="0"/>
+                <w:iCs w:val="0"/>
+                <w:color w:val="ED7D31" w:themeColor="accent2"/>
+                <w:sz w:val="28"/>
+                <w:szCs w:val="28"/>
+              </w:rPr>
+              <w:t>Special Effects</w:t>
+            </w:r>
+            <w:r>
+              <w:rPr>
+                <w:rStyle w:val="IntenseEmphasis"/>
+                <w:rFonts w:eastAsia="Calibri Light"/>
+                <w:i w:val="0"/>
+                <w:iCs w:val="0"/>
+                <w:color w:val="ED7D31" w:themeColor="accent2"/>
+                <w:sz w:val="28"/>
+                <w:szCs w:val="28"/>
+              </w:rPr>
+              <w:t xml:space="preserve"> For Entry </w:t>
+            </w:r>
+          </w:p>
+          <w:p>
+            <w:pPr>
+              <w:pStyle w:val="ListParagraph"/>
+              <w:numPr>
+                <w:ilvl w:val="0"/>
+                <w:numId w:val="27"/>
+              </w:numPr>
+              <w:rPr>
+                <w:rStyle w:val="IntenseEmphasis"/>
+                <w:rFonts w:eastAsia="Calibri Light"/>
+                <w:b w:val="0"/>
+                <w:bCs w:val="0"/>
+                <w:i w:val="0"/>
+                <w:iCs w:val="0"/>
+                <w:color w:val="000000" w:themeColor="text1"/>
+                <w:sz w:val="28"/>
+                <w:szCs w:val="28"/>
+                <w14:shadow w14:blurRad="38100" w14:dist="19050" w14:dir="2700000" w14:sx="100000" w14:sy="100000" w14:kx="0" w14:ky="0" w14:algn="tl">
+                  <w14:schemeClr w14:val="dk1">
+                    <w14:alpha w14:val="60000"/>
+                  </w14:schemeClr>
+                </w14:shadow>
+                <w14:textOutline w14:w="0" w14:cap="flat" w14:cmpd="sng" w14:algn="ctr">
+                  <w14:noFill/>
+                  <w14:prstDash w14:val="solid"/>
+                  <w14:round/>
+                </w14:textOutline>
+              </w:rPr>
+            </w:pPr>
+            <w:r>
+              <w:rPr>
+                <w:rStyle w:val="IntenseEmphasis"/>
+                <w:rFonts w:eastAsia="Calibri Light"/>
+                <w:b w:val="0"/>
+                <w:bCs w:val="0"/>
+                <w:i w:val="0"/>
+                <w:iCs w:val="0"/>
+                <w:color w:val="000000" w:themeColor="text1"/>
+                <w:sz w:val="28"/>
+                <w:szCs w:val="28"/>
+                <w14:shadow w14:blurRad="38100" w14:dist="19050" w14:dir="2700000" w14:sx="100000" w14:sy="100000" w14:kx="0" w14:ky="0" w14:algn="tl">
+                  <w14:schemeClr w14:val="dk1">
+                    <w14:alpha w14:val="60000"/>
+                  </w14:schemeClr>
+                </w14:shadow>
+                <w14:textOutline w14:w="0" w14:cap="flat" w14:cmpd="sng" w14:algn="ctr">
+                  <w14:noFill/>
+                  <w14:prstDash w14:val="solid"/>
+                  <w14:round/>
+                </w14:textOutline>
+              </w:rPr>
+              <w:t>Color Guns (8)</w:t>
+            </w:r>
+          </w:p>
+          <w:p>
+            <w:pPr>
+              <w:pStyle w:val="ListParagraph"/>
+              <w:numPr>
+                <w:ilvl w:val="0"/>
+                <w:numId w:val="27"/>
+              </w:numPr>
+              <w:rPr>
+                <w:rStyle w:val="IntenseEmphasis"/>
+                <w:rFonts w:eastAsia="Calibri Light"/>
+                <w:b w:val="0"/>
+                <w:bCs w:val="0"/>
+                <w:i w:val="0"/>
+                <w:iCs w:val="0"/>
+                <w:color w:val="000000" w:themeColor="text1"/>
+                <w:sz w:val="28"/>
+                <w:szCs w:val="28"/>
+                <w14:shadow w14:blurRad="38100" w14:dist="19050" w14:dir="2700000" w14:sx="100000" w14:sy="100000" w14:kx="0" w14:ky="0" w14:algn="tl">
+                  <w14:schemeClr w14:val="dk1">
+                    <w14:alpha w14:val="60000"/>
+                  </w14:schemeClr>
+                </w14:shadow>
+                <w14:textOutline w14:w="0" w14:cap="flat" w14:cmpd="sng" w14:algn="ctr">
+                  <w14:noFill/>
+                  <w14:prstDash w14:val="solid"/>
+                  <w14:round/>
+                </w14:textOutline>
+              </w:rPr>
+            </w:pPr>
+            <w:r>
+              <w:rPr>
+                <w:rStyle w:val="IntenseEmphasis"/>
+                <w:rFonts w:eastAsia="Calibri Light"/>
+                <w:b w:val="0"/>
+                <w:bCs w:val="0"/>
+                <w:i w:val="0"/>
+                <w:iCs w:val="0"/>
+                <w:color w:val="000000" w:themeColor="text1"/>
+                <w:sz w:val="28"/>
+                <w:szCs w:val="28"/>
+                <w14:shadow w14:blurRad="38100" w14:dist="19050" w14:dir="2700000" w14:sx="100000" w14:sy="100000" w14:kx="0" w14:ky="0" w14:algn="tl">
+                  <w14:schemeClr w14:val="dk1">
+                    <w14:alpha w14:val="60000"/>
+                  </w14:schemeClr>
+                </w14:shadow>
+                <w14:textOutline w14:w="0" w14:cap="flat" w14:cmpd="sng" w14:algn="ctr">
+                  <w14:noFill/>
+                  <w14:prstDash w14:val="solid"/>
+                  <w14:round/>
+                </w14:textOutline>
+              </w:rPr>
+              <w:t>Flower Shower (2 Machines)</w:t>
+            </w:r>
+          </w:p>
+        </w:tc>
+      </w:tr>
+    </w:tbl>
+    <w:p>
+      <w:pPr>
+        <w:rPr>
+          <w:rFonts w:asciiTheme="majorHAnsi" w:eastAsiaTheme="majorEastAsia" w:hAnsiTheme="majorHAnsi" w:cstheme="majorBidi"/>
+          <w:b/>
+          <w:bCs/>
+          <w:color w:val="538135" w:themeColor="accent6" w:themeShade="BF"/>
+        </w:rPr>
+      </w:pPr>
+    </w:p>
+    <w:p>
+      <w:pPr>
+        <w:rPr>
+          <w:rFonts w:asciiTheme="majorHAnsi" w:eastAsiaTheme="majorEastAsia" w:hAnsiTheme="majorHAnsi" w:cstheme="majorBidi"/>
+          <w:b/>
+          <w:bCs/>
+          <w:color w:val="538135" w:themeColor="accent6" w:themeShade="BF"/>
+          <w:sz w:val="28"/>
+          <w:szCs w:val="28"/>
+        </w:rPr>
+      </w:pPr>
+    </w:p>
+    <w:tbl>
+      <w:tblPr>
+        <w:tblStyle w:val="TableGrid"/>
+        <w:tblW w:w="9358" w:type="dxa"/>
+        <w:tblLook w:val="04A0" w:firstRow="1" w:lastRow="0" w:firstColumn="1" w:lastColumn="0" w:noHBand="0" w:noVBand="1"/>
+      </w:tblPr>
+      <w:tblGrid>
+        <w:gridCol w:w="9358"/>
+      </w:tblGrid>
+      <w:tr>
+        <w:trPr>
+          <w:trHeight w:val="1128"/>
+        </w:trPr>
+        <w:tc>
+          <w:tcPr>
+            <w:tcW w:w="9358" w:type="dxa"/>
+            <w:shd w:val="clear" w:color="auto" w:fill="EDEDED" w:themeFill="accent3" w:themeFillTint="33"/>
+          </w:tcPr>
+          <w:p>
+            <w:pPr>
+              <w:keepNext/>
+              <w:keepLines/>
+              <w:spacing w:before="360" w:after="40"/>
+              <w:outlineLvl w:val="0"/>
+              <w:rPr>
+                <w:rFonts w:ascii="Abadi" w:eastAsiaTheme="majorEastAsia" w:hAnsi="Abadi" w:cs="Aharoni"/>
+                <w:bCs/>
+                <w:color w:val="385623" w:themeColor="accent6" w:themeShade="80"/>
+                <w:sz w:val="36"/>
+                <w:szCs w:val="36"/>
+                <w14:shadow w14:blurRad="38100" w14:dist="19050" w14:dir="2700000" w14:sx="100000" w14:sy="100000" w14:kx="0" w14:ky="0" w14:algn="tl">
+                  <w14:schemeClr w14:val="dk1">
+                    <w14:alpha w14:val="60000"/>
+                  </w14:schemeClr>
+                </w14:shadow>
+                <w14:textOutline w14:w="0" w14:cap="flat" w14:cmpd="sng" w14:algn="ctr">
+                  <w14:noFill/>
+                  <w14:prstDash w14:val="solid"/>
+                  <w14:round/>
+                </w14:textOutline>
+              </w:rPr>
+            </w:pPr>
+            <w:r>
+              <w:rPr>
+                <w:rFonts w:ascii="Abadi" w:eastAsiaTheme="majorEastAsia" w:hAnsi="Abadi" w:cs="Aharoni"/>
+                <w:bCs/>
+                <w:color w:val="385623" w:themeColor="accent6" w:themeShade="80"/>
+                <w:sz w:val="36"/>
+                <w:szCs w:val="36"/>
+                <w14:shadow w14:blurRad="38100" w14:dist="19050" w14:dir="2700000" w14:sx="100000" w14:sy="100000" w14:kx="0" w14:ky="0" w14:algn="tl">
+                  <w14:schemeClr w14:val="dk1">
+                    <w14:alpha w14:val="60000"/>
+                  </w14:schemeClr>
+                </w14:shadow>
+                <w14:textOutline w14:w="0" w14:cap="flat" w14:cmpd="sng" w14:algn="ctr">
+                  <w14:noFill/>
+                  <w14:prstDash w14:val="solid"/>
+                  <w14:round/>
+                </w14:textOutline>
+              </w:rPr>
+              <w:lastRenderedPageBreak/>
+              <w:t xml:space="preserve">Date </w:t>
+            </w:r>
+            <w:r>
+              <w:rPr>
+                <w:rFonts w:ascii="Abadi" w:eastAsiaTheme="majorEastAsia" w:hAnsi="Abadi" w:cs="Aharoni"/>
+                <w:bCs/>
+                <w:color w:val="385623" w:themeColor="accent6" w:themeShade="80"/>
+                <w:sz w:val="36"/>
+                <w:szCs w:val="36"/>
+                <w14:shadow w14:blurRad="38100" w14:dist="19050" w14:dir="2700000" w14:sx="100000" w14:sy="100000" w14:kx="0" w14:ky="0" w14:algn="tl">
+                  <w14:schemeClr w14:val="dk1">
+                    <w14:alpha w14:val="60000"/>
+                  </w14:schemeClr>
+                </w14:shadow>
+                <w14:textOutline w14:w="0" w14:cap="flat" w14:cmpd="sng" w14:algn="ctr">
+                  <w14:noFill/>
+                  <w14:prstDash w14:val="solid"/>
+                  <w14:round/>
+                </w14:textOutline>
+              </w:rPr>
+              <w:t xml:space="preserve">    </w:t>
+            </w:r>
+            <w:r>
+              <w:rPr>
+                <w:rFonts w:ascii="Abadi" w:eastAsiaTheme="majorEastAsia" w:hAnsi="Abadi" w:cs="Aharoni"/>
+                <w:bCs/>
+                <w:color w:val="385623" w:themeColor="accent6" w:themeShade="80"/>
+                <w:sz w:val="36"/>
+                <w:szCs w:val="36"/>
+                <w14:shadow w14:blurRad="38100" w14:dist="19050" w14:dir="2700000" w14:sx="100000" w14:sy="100000" w14:kx="0" w14:ky="0" w14:algn="tl">
+                  <w14:schemeClr w14:val="dk1">
+                    <w14:alpha w14:val="60000"/>
+                  </w14:schemeClr>
+                </w14:shadow>
+                <w14:textOutline w14:w="0" w14:cap="flat" w14:cmpd="sng" w14:algn="ctr">
+                  <w14:noFill/>
+                  <w14:prstDash w14:val="solid"/>
+                  <w14:round/>
+                </w14:textOutline>
+              </w:rPr>
+              <w:t>2</w:t>
+            </w:r>
+            <w:r>
+              <w:rPr>
+                <w:rFonts w:ascii="Abadi" w:eastAsiaTheme="majorEastAsia" w:hAnsi="Abadi" w:cs="Aharoni"/>
+                <w:bCs/>
+                <w:color w:val="385623" w:themeColor="accent6" w:themeShade="80"/>
+                <w:sz w:val="36"/>
+                <w:szCs w:val="36"/>
+                <w14:shadow w14:blurRad="38100" w14:dist="19050" w14:dir="2700000" w14:sx="100000" w14:sy="100000" w14:kx="0" w14:ky="0" w14:algn="tl">
+                  <w14:schemeClr w14:val="dk1">
+                    <w14:alpha w14:val="60000"/>
+                  </w14:schemeClr>
+                </w14:shadow>
+                <w14:textOutline w14:w="0" w14:cap="flat" w14:cmpd="sng" w14:algn="ctr">
+                  <w14:noFill/>
+                  <w14:prstDash w14:val="solid"/>
+                  <w14:round/>
+                </w14:textOutline>
+              </w:rPr>
+              <w:t>8</w:t>
+            </w:r>
+            <w:r>
+              <w:rPr>
+                <w:rFonts w:ascii="Abadi" w:eastAsiaTheme="majorEastAsia" w:hAnsi="Abadi" w:cs="Aharoni"/>
+                <w:bCs/>
+                <w:color w:val="385623" w:themeColor="accent6" w:themeShade="80"/>
+                <w:sz w:val="36"/>
+                <w:szCs w:val="36"/>
+                <w:vertAlign w:val="superscript"/>
+                <w14:shadow w14:blurRad="38100" w14:dist="19050" w14:dir="2700000" w14:sx="100000" w14:sy="100000" w14:kx="0" w14:ky="0" w14:algn="tl">
+                  <w14:schemeClr w14:val="dk1">
+                    <w14:alpha w14:val="60000"/>
+                  </w14:schemeClr>
+                </w14:shadow>
+                <w14:textOutline w14:w="0" w14:cap="flat" w14:cmpd="sng" w14:algn="ctr">
+                  <w14:noFill/>
+                  <w14:prstDash w14:val="solid"/>
+                  <w14:round/>
+                </w14:textOutline>
+              </w:rPr>
+              <w:t>th</w:t>
+            </w:r>
+            <w:r>
+              <w:rPr>
+                <w:rFonts w:ascii="Abadi" w:eastAsiaTheme="majorEastAsia" w:hAnsi="Abadi" w:cs="ADLaM Display"/>
+                <w:bCs/>
+                <w:color w:val="385623" w:themeColor="accent6" w:themeShade="80"/>
+                <w:sz w:val="36"/>
+                <w:szCs w:val="36"/>
+                <w14:shadow w14:blurRad="38100" w14:dist="19050" w14:dir="2700000" w14:sx="100000" w14:sy="100000" w14:kx="0" w14:ky="0" w14:algn="tl">
+                  <w14:schemeClr w14:val="dk1">
+                    <w14:alpha w14:val="60000"/>
+                  </w14:schemeClr>
+                </w14:shadow>
+                <w14:textOutline w14:w="0" w14:cap="flat" w14:cmpd="sng" w14:algn="ctr">
+                  <w14:noFill/>
+                  <w14:prstDash w14:val="solid"/>
+                  <w14:round/>
+                </w14:textOutline>
+              </w:rPr>
+              <w:t xml:space="preserve"> December 2025</w:t>
+            </w:r>
+          </w:p>
+          <w:p>
+            <w:pPr>
+              <w:rPr>
+                <w:rFonts w:ascii="Abadi" w:eastAsiaTheme="majorEastAsia" w:hAnsi="Abadi" w:cs="ADLaM Display"/>
+                <w:bCs/>
+                <w:color w:val="385623" w:themeColor="accent6" w:themeShade="80"/>
+                <w:sz w:val="36"/>
+                <w:szCs w:val="36"/>
+                <w14:shadow w14:blurRad="38100" w14:dist="19050" w14:dir="2700000" w14:sx="100000" w14:sy="100000" w14:kx="0" w14:ky="0" w14:algn="tl">
+                  <w14:schemeClr w14:val="dk1">
+                    <w14:alpha w14:val="60000"/>
+                  </w14:schemeClr>
+                </w14:shadow>
+                <w14:textOutline w14:w="0" w14:cap="flat" w14:cmpd="sng" w14:algn="ctr">
+                  <w14:noFill/>
+                  <w14:prstDash w14:val="solid"/>
+                  <w14:round/>
+                </w14:textOutline>
+              </w:rPr>
+            </w:pPr>
+            <w:r>
+              <w:rPr>
+                <w:rFonts w:ascii="Abadi" w:eastAsiaTheme="majorEastAsia" w:hAnsi="Abadi" w:cs="ADLaM Display"/>
+                <w:bCs/>
+                <w:color w:val="385623" w:themeColor="accent6" w:themeShade="80"/>
+                <w:sz w:val="36"/>
+                <w:szCs w:val="36"/>
+                <w14:shadow w14:blurRad="38100" w14:dist="19050" w14:dir="2700000" w14:sx="100000" w14:sy="100000" w14:kx="0" w14:ky="0" w14:algn="tl">
+                  <w14:schemeClr w14:val="dk1">
+                    <w14:alpha w14:val="60000"/>
+                  </w14:schemeClr>
+                </w14:shadow>
+                <w14:textOutline w14:w="0" w14:cap="flat" w14:cmpd="sng" w14:algn="ctr">
+                  <w14:noFill/>
+                  <w14:prstDash w14:val="solid"/>
+                  <w14:round/>
+                </w14:textOutline>
+              </w:rPr>
+              <w:t xml:space="preserve">Event    </w:t>
+            </w:r>
+            <w:r>
+              <w:rPr>
+                <w:rFonts w:ascii="Abadi" w:eastAsiaTheme="majorEastAsia" w:hAnsi="Abadi" w:cs="ADLaM Display"/>
+                <w:bCs/>
+                <w:color w:val="385623" w:themeColor="accent6" w:themeShade="80"/>
+                <w:sz w:val="36"/>
+                <w:szCs w:val="36"/>
+                <w14:shadow w14:blurRad="38100" w14:dist="19050" w14:dir="2700000" w14:sx="100000" w14:sy="100000" w14:kx="0" w14:ky="0" w14:algn="tl">
+                  <w14:schemeClr w14:val="dk1">
+                    <w14:alpha w14:val="60000"/>
+                  </w14:schemeClr>
+                </w14:shadow>
+                <w14:textOutline w14:w="0" w14:cap="flat" w14:cmpd="sng" w14:algn="ctr">
+                  <w14:noFill/>
+                  <w14:prstDash w14:val="solid"/>
+                  <w14:round/>
+                </w14:textOutline>
+              </w:rPr>
+              <w:t>Wedding</w:t>
+            </w:r>
+            <w:r>
+              <w:rPr>
+                <w:rFonts w:ascii="Abadi" w:eastAsiaTheme="majorEastAsia" w:hAnsi="Abadi" w:cs="ADLaM Display"/>
+                <w:color w:val="385623" w:themeColor="accent6" w:themeShade="80"/>
+                <w:sz w:val="36"/>
+                <w:szCs w:val="36"/>
+              </w:rPr>
+              <w:t xml:space="preserve"> </w:t>
+            </w:r>
+            <w:r>
+              <w:rPr>
+                <w:rFonts w:ascii="Abadi" w:eastAsiaTheme="majorEastAsia" w:hAnsi="Abadi" w:cs="ADLaM Display"/>
+                <w:color w:val="385623" w:themeColor="accent6" w:themeShade="80"/>
+                <w:sz w:val="36"/>
+                <w:szCs w:val="36"/>
+              </w:rPr>
+              <w:t xml:space="preserve">&amp; </w:t>
+            </w:r>
+            <w:r>
+              <w:rPr>
+                <w:rFonts w:ascii="Abadi" w:eastAsiaTheme="majorEastAsia" w:hAnsi="Abadi" w:cs="ADLaM Display"/>
+                <w:bCs/>
+                <w:color w:val="385623" w:themeColor="accent6" w:themeShade="80"/>
+                <w:sz w:val="36"/>
+                <w:szCs w:val="36"/>
+                <w14:shadow w14:blurRad="38100" w14:dist="19050" w14:dir="2700000" w14:sx="100000" w14:sy="100000" w14:kx="0" w14:ky="0" w14:algn="tl">
+                  <w14:schemeClr w14:val="dk1">
+                    <w14:alpha w14:val="60000"/>
+                  </w14:schemeClr>
+                </w14:shadow>
+                <w14:textOutline w14:w="0" w14:cap="flat" w14:cmpd="sng" w14:algn="ctr">
+                  <w14:noFill/>
+                  <w14:prstDash w14:val="solid"/>
+                  <w14:round/>
+                </w14:textOutline>
+              </w:rPr>
+              <w:t>Reception</w:t>
+            </w:r>
+          </w:p>
+          <w:p>
+            <w:pPr>
+              <w:rPr>
+                <w:rFonts w:ascii="Abadi" w:eastAsiaTheme="majorEastAsia" w:hAnsi="Abadi" w:cs="ADLaM Display"/>
+                <w:bCs/>
+                <w:color w:val="385623" w:themeColor="accent6" w:themeShade="80"/>
+                <w:sz w:val="36"/>
+                <w:szCs w:val="36"/>
+                <w14:shadow w14:blurRad="38100" w14:dist="19050" w14:dir="2700000" w14:sx="100000" w14:sy="100000" w14:kx="0" w14:ky="0" w14:algn="tl">
+                  <w14:schemeClr w14:val="dk1">
+                    <w14:alpha w14:val="60000"/>
+                  </w14:schemeClr>
+                </w14:shadow>
+                <w14:textOutline w14:w="0" w14:cap="flat" w14:cmpd="sng" w14:algn="ctr">
+                  <w14:noFill/>
+                  <w14:prstDash w14:val="solid"/>
+                  <w14:round/>
+                </w14:textOutline>
+              </w:rPr>
+            </w:pPr>
+            <w:r>
+              <w:rPr>
+                <w:rFonts w:ascii="Abadi" w:eastAsiaTheme="majorEastAsia" w:hAnsi="Abadi" w:cs="ADLaM Display"/>
+                <w:bCs/>
+                <w:color w:val="385623" w:themeColor="accent6" w:themeShade="80"/>
+                <w:sz w:val="36"/>
+                <w:szCs w:val="36"/>
+                <w14:shadow w14:blurRad="38100" w14:dist="19050" w14:dir="2700000" w14:sx="100000" w14:sy="100000" w14:kx="0" w14:ky="0" w14:algn="tl">
+                  <w14:schemeClr w14:val="dk1">
+                    <w14:alpha w14:val="60000"/>
+                  </w14:schemeClr>
+                </w14:shadow>
+                <w14:textOutline w14:w="0" w14:cap="flat" w14:cmpd="sng" w14:algn="ctr">
+                  <w14:noFill/>
+                  <w14:prstDash w14:val="solid"/>
+                  <w14:round/>
+                </w14:textOutline>
+              </w:rPr>
+              <w:t xml:space="preserve">Venue   </w:t>
+            </w:r>
+            <w:r>
+              <w:rPr>
+                <w:rFonts w:ascii="Abadi" w:eastAsiaTheme="majorEastAsia" w:hAnsi="Abadi" w:cs="ADLaM Display"/>
+                <w:bCs/>
+                <w:color w:val="385623" w:themeColor="accent6" w:themeShade="80"/>
+                <w:sz w:val="36"/>
+                <w:szCs w:val="36"/>
+                <w14:shadow w14:blurRad="38100" w14:dist="19050" w14:dir="2700000" w14:sx="100000" w14:sy="100000" w14:kx="0" w14:ky="0" w14:algn="tl">
+                  <w14:schemeClr w14:val="dk1">
+                    <w14:alpha w14:val="60000"/>
+                  </w14:schemeClr>
+                </w14:shadow>
+                <w14:textOutline w14:w="0" w14:cap="flat" w14:cmpd="sng" w14:algn="ctr">
+                  <w14:noFill/>
+                  <w14:prstDash w14:val="solid"/>
+                  <w14:round/>
+                </w14:textOutline>
+              </w:rPr>
+              <w:t>Rani Bagh</w:t>
+            </w:r>
+          </w:p>
+          <w:p>
+            <w:pPr>
+              <w:rPr>
+                <w:rFonts w:ascii="ADLaM Display" w:hAnsi="ADLaM Display" w:cs="ADLaM Display"/>
+                <w:sz w:val="28"/>
+                <w:szCs w:val="28"/>
+              </w:rPr>
+            </w:pPr>
+            <w:r>
+              <w:rPr>
+                <w:rFonts w:ascii="Abadi" w:eastAsiaTheme="majorEastAsia" w:hAnsi="Abadi" w:cs="ADLaM Display"/>
+                <w:bCs/>
+                <w:color w:val="385623" w:themeColor="accent6" w:themeShade="80"/>
+                <w:sz w:val="36"/>
+                <w:szCs w:val="36"/>
+                <w14:shadow w14:blurRad="38100" w14:dist="19050" w14:dir="2700000" w14:sx="100000" w14:sy="100000" w14:kx="0" w14:ky="0" w14:algn="tl">
+                  <w14:schemeClr w14:val="dk1">
+                    <w14:alpha w14:val="60000"/>
+                  </w14:schemeClr>
+                </w14:shadow>
+                <w14:textOutline w14:w="0" w14:cap="flat" w14:cmpd="sng" w14:algn="ctr">
+                  <w14:noFill/>
+                  <w14:prstDash w14:val="solid"/>
+                  <w14:round/>
+                </w14:textOutline>
+              </w:rPr>
+              <w:t xml:space="preserve">Time     </w:t>
+            </w:r>
+            <w:r>
+              <w:rPr>
+                <w:rFonts w:ascii="Abadi" w:eastAsiaTheme="majorEastAsia" w:hAnsi="Abadi" w:cs="ADLaM Display"/>
+                <w:bCs/>
+                <w:color w:val="385623" w:themeColor="accent6" w:themeShade="80"/>
+                <w:sz w:val="36"/>
+                <w:szCs w:val="36"/>
+                <w14:shadow w14:blurRad="38100" w14:dist="19050" w14:dir="2700000" w14:sx="100000" w14:sy="100000" w14:kx="0" w14:ky="0" w14:algn="tl">
+                  <w14:schemeClr w14:val="dk1">
+                    <w14:alpha w14:val="60000"/>
+                  </w14:schemeClr>
+                </w14:shadow>
+                <w14:textOutline w14:w="0" w14:cap="flat" w14:cmpd="sng" w14:algn="ctr">
+                  <w14:noFill/>
+                  <w14:prstDash w14:val="solid"/>
+                  <w14:round/>
+                </w14:textOutline>
+              </w:rPr>
+              <w:t>11</w:t>
+            </w:r>
+            <w:r>
+              <w:rPr>
+                <w:rFonts w:ascii="Abadi" w:eastAsiaTheme="majorEastAsia" w:hAnsi="Abadi" w:cs="ADLaM Display"/>
+                <w:bCs/>
+                <w:color w:val="385623" w:themeColor="accent6" w:themeShade="80"/>
+                <w:sz w:val="36"/>
+                <w:szCs w:val="36"/>
+                <w14:shadow w14:blurRad="38100" w14:dist="19050" w14:dir="2700000" w14:sx="100000" w14:sy="100000" w14:kx="0" w14:ky="0" w14:algn="tl">
+                  <w14:schemeClr w14:val="dk1">
+                    <w14:alpha w14:val="60000"/>
+                  </w14:schemeClr>
+                </w14:shadow>
+                <w14:textOutline w14:w="0" w14:cap="flat" w14:cmpd="sng" w14:algn="ctr">
+                  <w14:noFill/>
+                  <w14:prstDash w14:val="solid"/>
+                  <w14:round/>
+                </w14:textOutline>
+              </w:rPr>
+              <w:t xml:space="preserve">:00 </w:t>
+            </w:r>
+            <w:r>
+              <w:rPr>
+                <w:rFonts w:ascii="Abadi" w:eastAsiaTheme="majorEastAsia" w:hAnsi="Abadi" w:cs="ADLaM Display"/>
+                <w:bCs/>
+                <w:color w:val="385623" w:themeColor="accent6" w:themeShade="80"/>
+                <w:sz w:val="36"/>
+                <w:szCs w:val="36"/>
+                <w14:shadow w14:blurRad="38100" w14:dist="19050" w14:dir="2700000" w14:sx="100000" w14:sy="100000" w14:kx="0" w14:ky="0" w14:algn="tl">
+                  <w14:schemeClr w14:val="dk1">
+                    <w14:alpha w14:val="60000"/>
+                  </w14:schemeClr>
+                </w14:shadow>
+                <w14:textOutline w14:w="0" w14:cap="flat" w14:cmpd="sng" w14:algn="ctr">
+                  <w14:noFill/>
+                  <w14:prstDash w14:val="solid"/>
+                  <w14:round/>
+                </w14:textOutline>
+              </w:rPr>
+              <w:t>A</w:t>
+            </w:r>
+            <w:r>
+              <w:rPr>
+                <w:rFonts w:ascii="Abadi" w:eastAsiaTheme="majorEastAsia" w:hAnsi="Abadi" w:cs="ADLaM Display"/>
+                <w:bCs/>
+                <w:color w:val="385623" w:themeColor="accent6" w:themeShade="80"/>
+                <w:sz w:val="36"/>
+                <w:szCs w:val="36"/>
+                <w14:shadow w14:blurRad="38100" w14:dist="19050" w14:dir="2700000" w14:sx="100000" w14:sy="100000" w14:kx="0" w14:ky="0" w14:algn="tl">
+                  <w14:schemeClr w14:val="dk1">
+                    <w14:alpha w14:val="60000"/>
+                  </w14:schemeClr>
+                </w14:shadow>
+                <w14:textOutline w14:w="0" w14:cap="flat" w14:cmpd="sng" w14:algn="ctr">
+                  <w14:noFill/>
+                  <w14:prstDash w14:val="solid"/>
+                  <w14:round/>
+                </w14:textOutline>
+              </w:rPr>
+              <w:t>M</w:t>
+            </w:r>
+          </w:p>
+        </w:tc>
+      </w:tr>
+      <w:tr>
+        <w:trPr>
+          <w:trHeight w:val="663"/>
+        </w:trPr>
+        <w:tc>
+          <w:tcPr>
+            <w:tcW w:w="9358" w:type="dxa"/>
+            <w:shd w:val="clear" w:color="auto" w:fill="ED7D31" w:themeFill="accent2"/>
+          </w:tcPr>
+          <w:p>
+            <w:pPr>
+              <w:widowControl w:val="0"/>
+              <w:autoSpaceDE w:val="0"/>
+              <w:autoSpaceDN w:val="0"/>
+              <w:spacing w:before="122"/>
+              <w:jc w:val="center"/>
+              <w:rPr>
+                <w:rFonts w:asciiTheme="majorHAnsi" w:eastAsia="Calibri Light" w:hAnsiTheme="majorHAnsi" w:cstheme="majorHAnsi"/>
+                <w:sz w:val="28"/>
+                <w:szCs w:val="28"/>
+              </w:rPr>
+            </w:pPr>
+            <w:r>
+              <w:rPr>
+                <w:rFonts w:ascii="Calibri Light" w:eastAsia="Microsoft Sans Serif" w:hAnsi="Microsoft Sans Serif" w:cs="Microsoft Sans Serif"/>
+                <w:color w:val="FFFFFF"/>
+                <w:sz w:val="28"/>
+                <w:szCs w:val="28"/>
+              </w:rPr>
+              <w:t>OFFERINGS</w:t>
+            </w:r>
+          </w:p>
+        </w:tc>
+      </w:tr>
+      <w:tr>
+        <w:trPr>
+          <w:trHeight w:val="1386"/>
+        </w:trPr>
+        <w:tc>
+          <w:tcPr>
+            <w:tcW w:w="9358" w:type="dxa"/>
+          </w:tcPr>
+          <w:p>
+            <w:pPr>
+              <w:pStyle w:val="ListParagraph"/>
+              <w:numPr>
+                <w:ilvl w:val="0"/>
+                <w:numId w:val="21"/>
+              </w:numPr>
+              <w:rPr>
+                <w:rStyle w:val="IntenseEmphasis"/>
+                <w:rFonts w:eastAsia="Calibri Light"/>
+                <w:b w:val="0"/>
+                <w:bCs w:val="0"/>
+                <w:i w:val="0"/>
+                <w:iCs w:val="0"/>
+                <w:color w:val="000000" w:themeColor="text1"/>
+                <w:sz w:val="28"/>
+                <w:szCs w:val="28"/>
+                <w14:shadow w14:blurRad="38100" w14:dist="19050" w14:dir="2700000" w14:sx="100000" w14:sy="100000" w14:kx="0" w14:ky="0" w14:algn="tl">
+                  <w14:schemeClr w14:val="dk1">
+                    <w14:alpha w14:val="60000"/>
+                  </w14:schemeClr>
+                </w14:shadow>
+                <w14:textOutline w14:w="0" w14:cap="flat" w14:cmpd="sng" w14:algn="ctr">
+                  <w14:noFill/>
+                  <w14:prstDash w14:val="solid"/>
+                  <w14:round/>
+                </w14:textOutline>
+              </w:rPr>
+            </w:pPr>
+            <w:r>
+              <w:rPr>
+                <w:rStyle w:val="IntenseEmphasis"/>
+                <w:rFonts w:eastAsia="Calibri Light"/>
+                <w:b w:val="0"/>
+                <w:bCs w:val="0"/>
+                <w:i w:val="0"/>
+                <w:iCs w:val="0"/>
+                <w:color w:val="000000" w:themeColor="text1"/>
+                <w:sz w:val="28"/>
+                <w:szCs w:val="28"/>
+                <w14:shadow w14:blurRad="38100" w14:dist="19050" w14:dir="2700000" w14:sx="100000" w14:sy="100000" w14:kx="0" w14:ky="0" w14:algn="tl">
+                  <w14:schemeClr w14:val="dk1">
+                    <w14:alpha w14:val="60000"/>
+                  </w14:schemeClr>
+                </w14:shadow>
+                <w14:textOutline w14:w="0" w14:cap="flat" w14:cmpd="sng" w14:algn="ctr">
+                  <w14:noFill/>
+                  <w14:prstDash w14:val="solid"/>
+                  <w14:round/>
+                </w14:textOutline>
+              </w:rPr>
+              <w:t>Sound Setup</w:t>
+            </w:r>
+          </w:p>
+          <w:p>
+            <w:pPr>
+              <w:pStyle w:val="ListParagraph"/>
+              <w:rPr>
+                <w:rStyle w:val="IntenseEmphasis"/>
+                <w:rFonts w:eastAsia="Calibri Light"/>
+                <w:b w:val="0"/>
+                <w:bCs w:val="0"/>
+                <w:i w:val="0"/>
+                <w:iCs w:val="0"/>
+                <w:color w:val="000000" w:themeColor="text1"/>
+                <w:sz w:val="28"/>
+                <w:szCs w:val="28"/>
+                <w14:shadow w14:blurRad="38100" w14:dist="19050" w14:dir="2700000" w14:sx="100000" w14:sy="100000" w14:kx="0" w14:ky="0" w14:algn="tl">
+                  <w14:schemeClr w14:val="dk1">
+                    <w14:alpha w14:val="60000"/>
+                  </w14:schemeClr>
+                </w14:shadow>
+                <w14:textOutline w14:w="0" w14:cap="flat" w14:cmpd="sng" w14:algn="ctr">
+                  <w14:noFill/>
+                  <w14:prstDash w14:val="solid"/>
+                  <w14:round/>
+                </w14:textOutline>
+              </w:rPr>
+            </w:pPr>
+            <w:r>
+              <w:rPr>
+                <w:rStyle w:val="IntenseEmphasis"/>
+                <w:rFonts w:eastAsia="Calibri Light"/>
+                <w:b w:val="0"/>
+                <w:bCs w:val="0"/>
+                <w:i w:val="0"/>
+                <w:iCs w:val="0"/>
+                <w:color w:val="000000" w:themeColor="text1"/>
+                <w:sz w:val="28"/>
+                <w:szCs w:val="28"/>
+                <w14:shadow w14:blurRad="38100" w14:dist="19050" w14:dir="2700000" w14:sx="100000" w14:sy="100000" w14:kx="0" w14:ky="0" w14:algn="tl">
+                  <w14:schemeClr w14:val="dk1">
+                    <w14:alpha w14:val="60000"/>
+                  </w14:schemeClr>
+                </w14:shadow>
+                <w14:textOutline w14:w="0" w14:cap="flat" w14:cmpd="sng" w14:algn="ctr">
+                  <w14:noFill/>
+                  <w14:prstDash w14:val="solid"/>
+                  <w14:round/>
+                </w14:textOutline>
+              </w:rPr>
+              <w:t>(Line Array, Bases &amp; Monitors)</w:t>
+            </w:r>
+          </w:p>
+          <w:p>
+            <w:pPr>
+              <w:rPr>
+                <w:rStyle w:val="IntenseEmphasis"/>
+                <w:rFonts w:eastAsia="Calibri Light"/>
+                <w:b w:val="0"/>
+                <w:bCs w:val="0"/>
+                <w:i w:val="0"/>
+                <w:iCs w:val="0"/>
+                <w:color w:val="000000" w:themeColor="text1"/>
+                <w:sz w:val="28"/>
+                <w:szCs w:val="28"/>
+                <w14:shadow w14:blurRad="38100" w14:dist="19050" w14:dir="2700000" w14:sx="100000" w14:sy="100000" w14:kx="0" w14:ky="0" w14:algn="tl">
+                  <w14:schemeClr w14:val="dk1">
+                    <w14:alpha w14:val="60000"/>
+                  </w14:schemeClr>
+                </w14:shadow>
+                <w14:textOutline w14:w="0" w14:cap="flat" w14:cmpd="sng" w14:algn="ctr">
+                  <w14:noFill/>
+                  <w14:prstDash w14:val="solid"/>
+                  <w14:round/>
+                </w14:textOutline>
+              </w:rPr>
+            </w:pPr>
+          </w:p>
+          <w:p>
+            <w:pPr>
+              <w:pStyle w:val="ListParagraph"/>
+              <w:numPr>
+                <w:ilvl w:val="0"/>
+                <w:numId w:val="28"/>
+              </w:numPr>
+              <w:rPr>
+                <w:rStyle w:val="IntenseEmphasis"/>
+                <w:rFonts w:eastAsia="Calibri Light"/>
+                <w:b w:val="0"/>
+                <w:bCs w:val="0"/>
+                <w:i w:val="0"/>
+                <w:iCs w:val="0"/>
+                <w:color w:val="000000" w:themeColor="text1"/>
+                <w:sz w:val="28"/>
+                <w:szCs w:val="28"/>
+                <w14:shadow w14:blurRad="38100" w14:dist="19050" w14:dir="2700000" w14:sx="100000" w14:sy="100000" w14:kx="0" w14:ky="0" w14:algn="tl">
+                  <w14:schemeClr w14:val="dk1">
+                    <w14:alpha w14:val="60000"/>
+                  </w14:schemeClr>
+                </w14:shadow>
+                <w14:textOutline w14:w="0" w14:cap="flat" w14:cmpd="sng" w14:algn="ctr">
+                  <w14:noFill/>
+                  <w14:prstDash w14:val="solid"/>
+                  <w14:round/>
+                </w14:textOutline>
+              </w:rPr>
+            </w:pPr>
+            <w:r>
+              <w:rPr>
+                <w:rStyle w:val="IntenseEmphasis"/>
+                <w:rFonts w:eastAsia="Calibri Light"/>
+                <w:b w:val="0"/>
+                <w:bCs w:val="0"/>
+                <w:i w:val="0"/>
+                <w:iCs w:val="0"/>
+                <w:color w:val="000000" w:themeColor="text1"/>
+                <w:sz w:val="28"/>
+                <w:szCs w:val="28"/>
+                <w14:shadow w14:blurRad="38100" w14:dist="19050" w14:dir="2700000" w14:sx="100000" w14:sy="100000" w14:kx="0" w14:ky="0" w14:algn="tl">
+                  <w14:schemeClr w14:val="dk1">
+                    <w14:alpha w14:val="60000"/>
+                  </w14:schemeClr>
+                </w14:shadow>
+                <w14:textOutline w14:w="0" w14:cap="flat" w14:cmpd="sng" w14:algn="ctr">
+                  <w14:noFill/>
+                  <w14:prstDash w14:val="solid"/>
+                  <w14:round/>
+                </w14:textOutline>
+              </w:rPr>
+              <w:t>Professional</w:t>
+            </w:r>
+            <w:r>
+              <w:rPr>
+                <w:rStyle w:val="IntenseEmphasis"/>
+                <w:rFonts w:eastAsia="Calibri Light"/>
+                <w:b w:val="0"/>
+                <w:bCs w:val="0"/>
+                <w:i w:val="0"/>
+                <w:iCs w:val="0"/>
+                <w:color w:val="000000" w:themeColor="text1"/>
+                <w:sz w:val="28"/>
+                <w:szCs w:val="28"/>
+                <w14:shadow w14:blurRad="38100" w14:dist="19050" w14:dir="2700000" w14:sx="100000" w14:sy="100000" w14:kx="0" w14:ky="0" w14:algn="tl">
+                  <w14:schemeClr w14:val="dk1">
+                    <w14:alpha w14:val="60000"/>
+                  </w14:schemeClr>
+                </w14:shadow>
+                <w14:textOutline w14:w="0" w14:cap="flat" w14:cmpd="sng" w14:algn="ctr">
+                  <w14:noFill/>
+                  <w14:prstDash w14:val="solid"/>
+                  <w14:round/>
+                </w14:textOutline>
+              </w:rPr>
+              <w:t xml:space="preserve"> </w:t>
+            </w:r>
+            <w:r>
+              <w:rPr>
+                <w:rStyle w:val="IntenseEmphasis"/>
+                <w:rFonts w:eastAsia="Calibri Light"/>
+                <w:b w:val="0"/>
+                <w:bCs w:val="0"/>
+                <w:i w:val="0"/>
+                <w:iCs w:val="0"/>
+                <w:color w:val="000000" w:themeColor="text1"/>
+                <w:sz w:val="28"/>
+                <w:szCs w:val="28"/>
+                <w14:shadow w14:blurRad="38100" w14:dist="19050" w14:dir="2700000" w14:sx="100000" w14:sy="100000" w14:kx="0" w14:ky="0" w14:algn="tl">
+                  <w14:schemeClr w14:val="dk1">
+                    <w14:alpha w14:val="60000"/>
+                  </w14:schemeClr>
+                </w14:shadow>
+                <w14:textOutline w14:w="0" w14:cap="flat" w14:cmpd="sng" w14:algn="ctr">
+                  <w14:noFill/>
+                  <w14:prstDash w14:val="solid"/>
+                  <w14:round/>
+                </w14:textOutline>
+              </w:rPr>
+              <w:t>Microphones</w:t>
+            </w:r>
+          </w:p>
+          <w:p>
+            <w:pPr>
+              <w:rPr>
+                <w:rStyle w:val="IntenseEmphasis"/>
+                <w:rFonts w:eastAsia="Calibri Light"/>
+                <w:b w:val="0"/>
+                <w:bCs w:val="0"/>
+                <w:i w:val="0"/>
+                <w:iCs w:val="0"/>
+                <w:color w:val="000000" w:themeColor="text1"/>
+                <w:sz w:val="28"/>
+                <w:szCs w:val="28"/>
+                <w14:shadow w14:blurRad="38100" w14:dist="19050" w14:dir="2700000" w14:sx="100000" w14:sy="100000" w14:kx="0" w14:ky="0" w14:algn="tl">
+                  <w14:schemeClr w14:val="dk1">
+                    <w14:alpha w14:val="60000"/>
+                  </w14:schemeClr>
+                </w14:shadow>
+                <w14:textOutline w14:w="0" w14:cap="flat" w14:cmpd="sng" w14:algn="ctr">
+                  <w14:noFill/>
+                  <w14:prstDash w14:val="solid"/>
+                  <w14:round/>
+                </w14:textOutline>
+              </w:rPr>
+            </w:pPr>
+          </w:p>
+          <w:p>
+            <w:pPr>
+              <w:pStyle w:val="ListParagraph"/>
+              <w:numPr>
+                <w:ilvl w:val="0"/>
+                <w:numId w:val="28"/>
+              </w:numPr>
+              <w:rPr>
+                <w:rStyle w:val="IntenseEmphasis"/>
+                <w:rFonts w:eastAsia="Calibri Light"/>
+                <w:b w:val="0"/>
+                <w:bCs w:val="0"/>
+                <w:i w:val="0"/>
+                <w:iCs w:val="0"/>
+                <w:color w:val="000000" w:themeColor="text1"/>
+                <w:sz w:val="28"/>
+                <w:szCs w:val="28"/>
+                <w14:shadow w14:blurRad="38100" w14:dist="19050" w14:dir="2700000" w14:sx="100000" w14:sy="100000" w14:kx="0" w14:ky="0" w14:algn="tl">
+                  <w14:schemeClr w14:val="dk1">
+                    <w14:alpha w14:val="60000"/>
+                  </w14:schemeClr>
+                </w14:shadow>
+                <w14:textOutline w14:w="0" w14:cap="flat" w14:cmpd="sng" w14:algn="ctr">
+                  <w14:noFill/>
+                  <w14:prstDash w14:val="solid"/>
+                  <w14:round/>
+                </w14:textOutline>
+              </w:rPr>
+            </w:pPr>
+            <w:r>
+              <w:rPr>
+                <w:rStyle w:val="IntenseEmphasis"/>
+                <w:rFonts w:eastAsia="Calibri Light"/>
+                <w:b w:val="0"/>
+                <w:bCs w:val="0"/>
+                <w:i w:val="0"/>
+                <w:iCs w:val="0"/>
+                <w:color w:val="000000" w:themeColor="text1"/>
+                <w:sz w:val="28"/>
+                <w:szCs w:val="28"/>
+                <w14:shadow w14:blurRad="38100" w14:dist="19050" w14:dir="2700000" w14:sx="100000" w14:sy="100000" w14:kx="0" w14:ky="0" w14:algn="tl">
+                  <w14:schemeClr w14:val="dk1">
+                    <w14:alpha w14:val="60000"/>
+                  </w14:schemeClr>
+                </w14:shadow>
+                <w14:textOutline w14:w="0" w14:cap="flat" w14:cmpd="sng" w14:algn="ctr">
+                  <w14:noFill/>
+                  <w14:prstDash w14:val="solid"/>
+                  <w14:round/>
+                </w14:textOutline>
+              </w:rPr>
               <w:t>Sharpy Lights Heavy Setup [On Stage Above Concrete Stage]</w:t>
             </w:r>
           </w:p>
@@ -4971,31 +6296,7 @@
                 <w:sz w:val="28"/>
                 <w:szCs w:val="28"/>
               </w:rPr>
-              <w:t xml:space="preserve"> </w:t>
-            </w:r>
-            <w:r>
-              <w:rPr>
-                <w:rStyle w:val="IntenseEmphasis"/>
-                <w:rFonts w:eastAsia="Calibri Light"/>
-                <w:i w:val="0"/>
-                <w:iCs w:val="0"/>
-                <w:color w:val="ED7D31" w:themeColor="accent2"/>
-                <w:sz w:val="28"/>
-                <w:szCs w:val="28"/>
-              </w:rPr>
-              <w:t>For Jaimala</w:t>
-            </w:r>
-            <w:r>
-              <w:rPr>
-                <w:rStyle w:val="IntenseEmphasis"/>
-                <w:rFonts w:eastAsia="Calibri Light"/>
-                <w:i w:val="0"/>
-                <w:iCs w:val="0"/>
-                <w:color w:val="ED7D31" w:themeColor="accent2"/>
-                <w:sz w:val="28"/>
-                <w:szCs w:val="28"/>
-              </w:rPr>
-              <w:t xml:space="preserve"> </w:t>
+              <w:t xml:space="preserve"> For Jaimala </w:t>
             </w:r>
           </w:p>
           <w:p>
@@ -5145,19 +6446,7 @@
                 <w:sz w:val="28"/>
                 <w:szCs w:val="28"/>
               </w:rPr>
-              <w:t xml:space="preserve"> For </w:t>
-            </w:r>
-            <w:r>
-              <w:rPr>
-                <w:rStyle w:val="IntenseEmphasis"/>
-                <w:rFonts w:eastAsia="Calibri Light"/>
-                <w:i w:val="0"/>
-                <w:iCs w:val="0"/>
-                <w:color w:val="ED7D31" w:themeColor="accent2"/>
-                <w:sz w:val="28"/>
-                <w:szCs w:val="28"/>
-              </w:rPr>
-              <w:t>Evening</w:t>
+              <w:t xml:space="preserve"> For Evening</w:t>
             </w:r>
           </w:p>
           <w:p>
@@ -9292,6 +10581,7 @@
   <w:style w:type="character" w:default="1" w:styleId="DefaultParagraphFont">
     <w:name w:val="Default Paragraph Font"/>
     <w:uiPriority w:val="1"/>
+    <w:semiHidden/>
     <w:unhideWhenUsed/>
   </w:style>
   <w:style w:type="table" w:default="1" w:styleId="TableNormal">

--- a/Quotations/27_28_December/Quotation Without Budget.docx
+++ b/Quotations/27_28_December/Quotation Without Budget.docx
@@ -587,16 +587,7 @@
                   <w14:round/>
                 </w14:textOutline>
               </w:rPr>
-              <w:t>W</w:t>
-            </w:r>
-            <w:r>
-              <w:rPr>
-                <w:rFonts w:ascii="Abadi" w:eastAsiaTheme="majorEastAsia" w:hAnsi="Abadi" w:cs="ADLaM Display"/>
-                <w:color w:val="385623" w:themeColor="accent6" w:themeShade="80"/>
-                <w:sz w:val="36"/>
-                <w:szCs w:val="36"/>
-              </w:rPr>
-              <w:t>elcome</w:t>
+              <w:t>Diwan-E-Aam</w:t>
             </w:r>
             <w:r>
               <w:rPr>

--- a/Quotations/27_28_December/Quotation Without Budget.docx
+++ b/Quotations/27_28_December/Quotation Without Budget.docx
@@ -799,6 +799,32 @@
               </w:rPr>
               <w:t xml:space="preserve">Sound Setup </w:t>
             </w:r>
+            <w:r>
+              <w:rPr>
+                <w:rStyle w:val="IntenseEmphasis"/>
+                <w:rFonts w:eastAsia="Calibri Light"/>
+                <w:b w:val="0"/>
+                <w:bCs w:val="0"/>
+                <w:i w:val="0"/>
+                <w:iCs w:val="0"/>
+                <w:sz w:val="28"/>
+                <w:szCs w:val="28"/>
+              </w:rPr>
+              <w:t>[</w:t>
+            </w:r>
+            <w:r>
+              <w:rPr>
+                <w:rStyle w:val="IntenseEmphasis"/>
+                <w:rFonts w:eastAsia="Calibri Light"/>
+                <w:b w:val="0"/>
+                <w:bCs w:val="0"/>
+                <w:i w:val="0"/>
+                <w:iCs w:val="0"/>
+                <w:sz w:val="28"/>
+                <w:szCs w:val="28"/>
+              </w:rPr>
+              <w:t>RCF Monitors]</w:t>
+            </w:r>
           </w:p>
           <w:p>
             <w:pPr>
@@ -1566,6 +1592,55 @@
               </w:rPr>
               <w:t>Sound Setup</w:t>
             </w:r>
+            <w:r>
+              <w:rPr>
+                <w:rStyle w:val="IntenseEmphasis"/>
+                <w:rFonts w:eastAsia="Calibri Light"/>
+                <w:b w:val="0"/>
+                <w:bCs w:val="0"/>
+                <w:i w:val="0"/>
+                <w:iCs w:val="0"/>
+                <w:color w:val="000000" w:themeColor="text1"/>
+                <w:sz w:val="28"/>
+                <w:szCs w:val="28"/>
+                <w14:shadow w14:blurRad="38100" w14:dist="19050" w14:dir="2700000" w14:sx="100000" w14:sy="100000" w14:kx="0" w14:ky="0" w14:algn="tl">
+                  <w14:schemeClr w14:val="dk1">
+                    <w14:alpha w14:val="60000"/>
+                  </w14:schemeClr>
+                </w14:shadow>
+                <w14:textOutline w14:w="0" w14:cap="flat" w14:cmpd="sng" w14:algn="ctr">
+                  <w14:noFill/>
+                  <w14:prstDash w14:val="solid"/>
+                  <w14:round/>
+                </w14:textOutline>
+              </w:rPr>
+              <w:t xml:space="preserve"> – </w:t>
+            </w:r>
+            <w:r>
+              <w:rPr>
+                <w:rStyle w:val="IntenseEmphasis"/>
+                <w:rFonts w:eastAsia="Calibri Light"/>
+                <w:b w:val="0"/>
+                <w:bCs w:val="0"/>
+                <w:i w:val="0"/>
+                <w:iCs w:val="0"/>
+                <w:color w:val="000000" w:themeColor="text1"/>
+                <w:sz w:val="28"/>
+                <w:szCs w:val="28"/>
+                <w:highlight w:val="yellow"/>
+                <w14:shadow w14:blurRad="38100" w14:dist="19050" w14:dir="2700000" w14:sx="100000" w14:sy="100000" w14:kx="0" w14:ky="0" w14:algn="tl">
+                  <w14:schemeClr w14:val="dk1">
+                    <w14:alpha w14:val="60000"/>
+                  </w14:schemeClr>
+                </w14:shadow>
+                <w14:textOutline w14:w="0" w14:cap="flat" w14:cmpd="sng" w14:algn="ctr">
+                  <w14:noFill/>
+                  <w14:prstDash w14:val="solid"/>
+                  <w14:round/>
+                </w14:textOutline>
+              </w:rPr>
+              <w:t>JBL VTX A8 Series</w:t>
+            </w:r>
           </w:p>
           <w:p>
             <w:pPr>
@@ -1614,7 +1689,199 @@
                   <w14:round/>
                 </w14:textOutline>
               </w:rPr>
-              <w:t>(Line Array, Bases &amp; Monitors)</w:t>
+              <w:t>(</w:t>
+            </w:r>
+            <w:r>
+              <w:rPr>
+                <w:rStyle w:val="IntenseEmphasis"/>
+                <w:rFonts w:eastAsia="Calibri Light"/>
+                <w:b w:val="0"/>
+                <w:bCs w:val="0"/>
+                <w:i w:val="0"/>
+                <w:iCs w:val="0"/>
+                <w:color w:val="000000" w:themeColor="text1"/>
+                <w:sz w:val="28"/>
+                <w:szCs w:val="28"/>
+                <w14:shadow w14:blurRad="38100" w14:dist="19050" w14:dir="2700000" w14:sx="100000" w14:sy="100000" w14:kx="0" w14:ky="0" w14:algn="tl">
+                  <w14:schemeClr w14:val="dk1">
+                    <w14:alpha w14:val="60000"/>
+                  </w14:schemeClr>
+                </w14:shadow>
+                <w14:textOutline w14:w="0" w14:cap="flat" w14:cmpd="sng" w14:algn="ctr">
+                  <w14:noFill/>
+                  <w14:prstDash w14:val="solid"/>
+                  <w14:round/>
+                </w14:textOutline>
+              </w:rPr>
+              <w:t xml:space="preserve">12 </w:t>
+            </w:r>
+            <w:r>
+              <w:rPr>
+                <w:rStyle w:val="IntenseEmphasis"/>
+                <w:rFonts w:eastAsia="Calibri Light"/>
+                <w:b w:val="0"/>
+                <w:bCs w:val="0"/>
+                <w:i w:val="0"/>
+                <w:iCs w:val="0"/>
+                <w:color w:val="000000" w:themeColor="text1"/>
+                <w:sz w:val="28"/>
+                <w:szCs w:val="28"/>
+                <w14:shadow w14:blurRad="38100" w14:dist="19050" w14:dir="2700000" w14:sx="100000" w14:sy="100000" w14:kx="0" w14:ky="0" w14:algn="tl">
+                  <w14:schemeClr w14:val="dk1">
+                    <w14:alpha w14:val="60000"/>
+                  </w14:schemeClr>
+                </w14:shadow>
+                <w14:textOutline w14:w="0" w14:cap="flat" w14:cmpd="sng" w14:algn="ctr">
+                  <w14:noFill/>
+                  <w14:prstDash w14:val="solid"/>
+                  <w14:round/>
+                </w14:textOutline>
+              </w:rPr>
+              <w:t xml:space="preserve">Line </w:t>
+            </w:r>
+            <w:r>
+              <w:rPr>
+                <w:rStyle w:val="IntenseEmphasis"/>
+                <w:rFonts w:eastAsia="Calibri Light"/>
+                <w:b w:val="0"/>
+                <w:bCs w:val="0"/>
+                <w:i w:val="0"/>
+                <w:iCs w:val="0"/>
+                <w:color w:val="000000" w:themeColor="text1"/>
+                <w:sz w:val="28"/>
+                <w:szCs w:val="28"/>
+                <w14:shadow w14:blurRad="38100" w14:dist="19050" w14:dir="2700000" w14:sx="100000" w14:sy="100000" w14:kx="0" w14:ky="0" w14:algn="tl">
+                  <w14:schemeClr w14:val="dk1">
+                    <w14:alpha w14:val="60000"/>
+                  </w14:schemeClr>
+                </w14:shadow>
+                <w14:textOutline w14:w="0" w14:cap="flat" w14:cmpd="sng" w14:algn="ctr">
+                  <w14:noFill/>
+                  <w14:prstDash w14:val="solid"/>
+                  <w14:round/>
+                </w14:textOutline>
+              </w:rPr>
+              <w:t>Array,</w:t>
+            </w:r>
+            <w:r>
+              <w:rPr>
+                <w:rStyle w:val="IntenseEmphasis"/>
+                <w:rFonts w:eastAsia="Calibri Light"/>
+                <w:b w:val="0"/>
+                <w:bCs w:val="0"/>
+                <w:i w:val="0"/>
+                <w:iCs w:val="0"/>
+                <w:color w:val="000000" w:themeColor="text1"/>
+                <w:sz w:val="28"/>
+                <w:szCs w:val="28"/>
+                <w14:shadow w14:blurRad="38100" w14:dist="19050" w14:dir="2700000" w14:sx="100000" w14:sy="100000" w14:kx="0" w14:ky="0" w14:algn="tl">
+                  <w14:schemeClr w14:val="dk1">
+                    <w14:alpha w14:val="60000"/>
+                  </w14:schemeClr>
+                </w14:shadow>
+                <w14:textOutline w14:w="0" w14:cap="flat" w14:cmpd="sng" w14:algn="ctr">
+                  <w14:noFill/>
+                  <w14:prstDash w14:val="solid"/>
+                  <w14:round/>
+                </w14:textOutline>
+              </w:rPr>
+              <w:t xml:space="preserve"> </w:t>
+            </w:r>
+            <w:r>
+              <w:rPr>
+                <w:rStyle w:val="IntenseEmphasis"/>
+                <w:rFonts w:eastAsia="Calibri Light"/>
+                <w:b w:val="0"/>
+                <w:bCs w:val="0"/>
+                <w:i w:val="0"/>
+                <w:iCs w:val="0"/>
+                <w:color w:val="000000" w:themeColor="text1"/>
+                <w:sz w:val="28"/>
+                <w:szCs w:val="28"/>
+                <w14:shadow w14:blurRad="38100" w14:dist="19050" w14:dir="2700000" w14:sx="100000" w14:sy="100000" w14:kx="0" w14:ky="0" w14:algn="tl">
+                  <w14:schemeClr w14:val="dk1">
+                    <w14:alpha w14:val="60000"/>
+                  </w14:schemeClr>
+                </w14:shadow>
+                <w14:textOutline w14:w="0" w14:cap="flat" w14:cmpd="sng" w14:algn="ctr">
+                  <w14:noFill/>
+                  <w14:prstDash w14:val="solid"/>
+                  <w14:round/>
+                </w14:textOutline>
+              </w:rPr>
+              <w:t xml:space="preserve">6 </w:t>
+            </w:r>
+            <w:r>
+              <w:rPr>
+                <w:rStyle w:val="IntenseEmphasis"/>
+                <w:rFonts w:eastAsia="Calibri Light"/>
+                <w:b w:val="0"/>
+                <w:bCs w:val="0"/>
+                <w:i w:val="0"/>
+                <w:iCs w:val="0"/>
+                <w:color w:val="000000" w:themeColor="text1"/>
+                <w:sz w:val="28"/>
+                <w:szCs w:val="28"/>
+                <w14:shadow w14:blurRad="38100" w14:dist="19050" w14:dir="2700000" w14:sx="100000" w14:sy="100000" w14:kx="0" w14:ky="0" w14:algn="tl">
+                  <w14:schemeClr w14:val="dk1">
+                    <w14:alpha w14:val="60000"/>
+                  </w14:schemeClr>
+                </w14:shadow>
+                <w14:textOutline w14:w="0" w14:cap="flat" w14:cmpd="sng" w14:algn="ctr">
+                  <w14:noFill/>
+                  <w14:prstDash w14:val="solid"/>
+                  <w14:round/>
+                </w14:textOutline>
+              </w:rPr>
+              <w:t xml:space="preserve">Bases&amp; </w:t>
+            </w:r>
+            <w:r>
+              <w:rPr>
+                <w:rStyle w:val="IntenseEmphasis"/>
+                <w:rFonts w:eastAsia="Calibri Light"/>
+                <w:b w:val="0"/>
+                <w:bCs w:val="0"/>
+                <w:i w:val="0"/>
+                <w:iCs w:val="0"/>
+                <w:color w:val="000000" w:themeColor="text1"/>
+                <w:sz w:val="28"/>
+                <w:szCs w:val="28"/>
+                <w14:shadow w14:blurRad="38100" w14:dist="19050" w14:dir="2700000" w14:sx="100000" w14:sy="100000" w14:kx="0" w14:ky="0" w14:algn="tl">
+                  <w14:schemeClr w14:val="dk1">
+                    <w14:alpha w14:val="60000"/>
+                  </w14:schemeClr>
+                </w14:shadow>
+                <w14:textOutline w14:w="0" w14:cap="flat" w14:cmpd="sng" w14:algn="ctr">
+                  <w14:noFill/>
+                  <w14:prstDash w14:val="solid"/>
+                  <w14:round/>
+                </w14:textOutline>
+              </w:rPr>
+              <w:t xml:space="preserve">6 </w:t>
+            </w:r>
+            <w:r>
+              <w:rPr>
+                <w:rStyle w:val="IntenseEmphasis"/>
+                <w:rFonts w:eastAsia="Calibri Light"/>
+                <w:b w:val="0"/>
+                <w:bCs w:val="0"/>
+                <w:i w:val="0"/>
+                <w:iCs w:val="0"/>
+                <w:color w:val="000000" w:themeColor="text1"/>
+                <w:sz w:val="28"/>
+                <w:szCs w:val="28"/>
+                <w14:shadow w14:blurRad="38100" w14:dist="19050" w14:dir="2700000" w14:sx="100000" w14:sy="100000" w14:kx="0" w14:ky="0" w14:algn="tl">
+                  <w14:schemeClr w14:val="dk1">
+                    <w14:alpha w14:val="60000"/>
+                  </w14:schemeClr>
+                </w14:shadow>
+                <w14:textOutline w14:w="0" w14:cap="flat" w14:cmpd="sng" w14:algn="ctr">
+                  <w14:noFill/>
+                  <w14:prstDash w14:val="solid"/>
+                  <w14:round/>
+                </w14:textOutline>
+              </w:rPr>
+              <w:t>Monitors)</w:t>
             </w:r>
           </w:p>
           <w:p>
@@ -1693,7 +1960,127 @@
                   <w14:round/>
                 </w14:textOutline>
               </w:rPr>
-              <w:t>Sharpy Lights &amp; Led Lights</w:t>
+              <w:t>Sharpy Lights</w:t>
+            </w:r>
+            <w:r>
+              <w:rPr>
+                <w:rStyle w:val="IntenseEmphasis"/>
+                <w:rFonts w:eastAsia="Calibri Light"/>
+                <w:b w:val="0"/>
+                <w:bCs w:val="0"/>
+                <w:i w:val="0"/>
+                <w:iCs w:val="0"/>
+                <w:color w:val="000000" w:themeColor="text1"/>
+                <w:sz w:val="28"/>
+                <w:szCs w:val="28"/>
+                <w14:shadow w14:blurRad="38100" w14:dist="19050" w14:dir="2700000" w14:sx="100000" w14:sy="100000" w14:kx="0" w14:ky="0" w14:algn="tl">
+                  <w14:schemeClr w14:val="dk1">
+                    <w14:alpha w14:val="60000"/>
+                  </w14:schemeClr>
+                </w14:shadow>
+                <w14:textOutline w14:w="0" w14:cap="flat" w14:cmpd="sng" w14:algn="ctr">
+                  <w14:noFill/>
+                  <w14:prstDash w14:val="solid"/>
+                  <w14:round/>
+                </w14:textOutline>
+              </w:rPr>
+              <w:t xml:space="preserve">[20], </w:t>
+            </w:r>
+            <w:r>
+              <w:rPr>
+                <w:rStyle w:val="IntenseEmphasis"/>
+                <w:rFonts w:eastAsia="Calibri Light"/>
+                <w:b w:val="0"/>
+                <w:bCs w:val="0"/>
+                <w:i w:val="0"/>
+                <w:iCs w:val="0"/>
+                <w:color w:val="000000" w:themeColor="text1"/>
+                <w:sz w:val="28"/>
+                <w:szCs w:val="28"/>
+                <w14:shadow w14:blurRad="38100" w14:dist="19050" w14:dir="2700000" w14:sx="100000" w14:sy="100000" w14:kx="0" w14:ky="0" w14:algn="tl">
+                  <w14:schemeClr w14:val="dk1">
+                    <w14:alpha w14:val="60000"/>
+                  </w14:schemeClr>
+                </w14:shadow>
+                <w14:textOutline w14:w="0" w14:cap="flat" w14:cmpd="sng" w14:algn="ctr">
+                  <w14:noFill/>
+                  <w14:prstDash w14:val="solid"/>
+                  <w14:round/>
+                </w14:textOutline>
+              </w:rPr>
+              <w:t>Led Lights</w:t>
+            </w:r>
+            <w:r>
+              <w:rPr>
+                <w:rStyle w:val="IntenseEmphasis"/>
+                <w:rFonts w:eastAsia="Calibri Light"/>
+                <w:b w:val="0"/>
+                <w:bCs w:val="0"/>
+                <w:i w:val="0"/>
+                <w:iCs w:val="0"/>
+                <w:color w:val="000000" w:themeColor="text1"/>
+                <w:sz w:val="28"/>
+                <w:szCs w:val="28"/>
+                <w14:shadow w14:blurRad="38100" w14:dist="19050" w14:dir="2700000" w14:sx="100000" w14:sy="100000" w14:kx="0" w14:ky="0" w14:algn="tl">
+                  <w14:schemeClr w14:val="dk1">
+                    <w14:alpha w14:val="60000"/>
+                  </w14:schemeClr>
+                </w14:shadow>
+                <w14:textOutline w14:w="0" w14:cap="flat" w14:cmpd="sng" w14:algn="ctr">
+                  <w14:noFill/>
+                  <w14:prstDash w14:val="solid"/>
+                  <w14:round/>
+                </w14:textOutline>
+              </w:rPr>
+              <w:t>[20] &amp; Blinders</w:t>
+            </w:r>
+            <w:r>
+              <w:rPr>
+                <w:rStyle w:val="IntenseEmphasis"/>
+                <w:rFonts w:eastAsia="Calibri Light"/>
+                <w:b w:val="0"/>
+                <w:bCs w:val="0"/>
+                <w:i w:val="0"/>
+                <w:iCs w:val="0"/>
+                <w:color w:val="000000" w:themeColor="text1"/>
+                <w:sz w:val="28"/>
+                <w:szCs w:val="28"/>
+                <w14:shadow w14:blurRad="38100" w14:dist="19050" w14:dir="2700000" w14:sx="100000" w14:sy="100000" w14:kx="0" w14:ky="0" w14:algn="tl">
+                  <w14:schemeClr w14:val="dk1">
+                    <w14:alpha w14:val="60000"/>
+                  </w14:schemeClr>
+                </w14:shadow>
+                <w14:textOutline w14:w="0" w14:cap="flat" w14:cmpd="sng" w14:algn="ctr">
+                  <w14:noFill/>
+                  <w14:prstDash w14:val="solid"/>
+                  <w14:round/>
+                </w14:textOutline>
+              </w:rPr>
+              <w:t xml:space="preserve"> &amp; Flushers</w:t>
+            </w:r>
+            <w:r>
+              <w:rPr>
+                <w:rStyle w:val="IntenseEmphasis"/>
+                <w:rFonts w:eastAsia="Calibri Light"/>
+                <w:b w:val="0"/>
+                <w:bCs w:val="0"/>
+                <w:i w:val="0"/>
+                <w:iCs w:val="0"/>
+                <w:color w:val="000000" w:themeColor="text1"/>
+                <w:sz w:val="28"/>
+                <w:szCs w:val="28"/>
+                <w14:shadow w14:blurRad="38100" w14:dist="19050" w14:dir="2700000" w14:sx="100000" w14:sy="100000" w14:kx="0" w14:ky="0" w14:algn="tl">
+                  <w14:schemeClr w14:val="dk1">
+                    <w14:alpha w14:val="60000"/>
+                  </w14:schemeClr>
+                </w14:shadow>
+                <w14:textOutline w14:w="0" w14:cap="flat" w14:cmpd="sng" w14:algn="ctr">
+                  <w14:noFill/>
+                  <w14:prstDash w14:val="solid"/>
+                  <w14:round/>
+                </w14:textOutline>
+              </w:rPr>
+              <w:t xml:space="preserve"> </w:t>
             </w:r>
           </w:p>
           <w:p>
@@ -1796,7 +2183,82 @@
                   <w14:round/>
                 </w14:textOutline>
               </w:rPr>
-              <w:t xml:space="preserve"> [2]</w:t>
+              <w:t xml:space="preserve"> </w:t>
+            </w:r>
+            <w:r>
+              <w:rPr>
+                <w:rStyle w:val="IntenseEmphasis"/>
+                <w:rFonts w:eastAsia="Calibri Light"/>
+                <w:b w:val="0"/>
+                <w:bCs w:val="0"/>
+                <w:i w:val="0"/>
+                <w:iCs w:val="0"/>
+                <w:color w:val="000000" w:themeColor="text1"/>
+                <w:sz w:val="28"/>
+                <w:szCs w:val="28"/>
+                <w:highlight w:val="yellow"/>
+                <w14:shadow w14:blurRad="38100" w14:dist="19050" w14:dir="2700000" w14:sx="100000" w14:sy="100000" w14:kx="0" w14:ky="0" w14:algn="tl">
+                  <w14:schemeClr w14:val="dk1">
+                    <w14:alpha w14:val="60000"/>
+                  </w14:schemeClr>
+                </w14:shadow>
+                <w14:textOutline w14:w="0" w14:cap="flat" w14:cmpd="sng" w14:algn="ctr">
+                  <w14:noFill/>
+                  <w14:prstDash w14:val="solid"/>
+                  <w14:round/>
+                </w14:textOutline>
+              </w:rPr>
+              <w:t>[Shure</w:t>
+            </w:r>
+            <w:r>
+              <w:rPr>
+                <w:rStyle w:val="IntenseEmphasis"/>
+                <w:rFonts w:eastAsia="Calibri Light"/>
+                <w:b w:val="0"/>
+                <w:bCs w:val="0"/>
+                <w:i w:val="0"/>
+                <w:iCs w:val="0"/>
+                <w:color w:val="000000" w:themeColor="text1"/>
+                <w:sz w:val="28"/>
+                <w:szCs w:val="28"/>
+                <w:highlight w:val="yellow"/>
+                <w14:shadow w14:blurRad="38100" w14:dist="19050" w14:dir="2700000" w14:sx="100000" w14:sy="100000" w14:kx="0" w14:ky="0" w14:algn="tl">
+                  <w14:schemeClr w14:val="dk1">
+                    <w14:alpha w14:val="60000"/>
+                  </w14:schemeClr>
+                </w14:shadow>
+                <w14:textOutline w14:w="0" w14:cap="flat" w14:cmpd="sng" w14:algn="ctr">
+                  <w14:noFill/>
+                  <w14:prstDash w14:val="solid"/>
+                  <w14:round/>
+                </w14:textOutline>
+              </w:rPr>
+              <w:t xml:space="preserve"> Axient &amp; Sennheiser 6000</w:t>
+            </w:r>
+            <w:r>
+              <w:rPr>
+                <w:rStyle w:val="IntenseEmphasis"/>
+                <w:rFonts w:eastAsia="Calibri Light"/>
+                <w:b w:val="0"/>
+                <w:bCs w:val="0"/>
+                <w:i w:val="0"/>
+                <w:iCs w:val="0"/>
+                <w:color w:val="000000" w:themeColor="text1"/>
+                <w:sz w:val="28"/>
+                <w:szCs w:val="28"/>
+                <w:highlight w:val="yellow"/>
+                <w14:shadow w14:blurRad="38100" w14:dist="19050" w14:dir="2700000" w14:sx="100000" w14:sy="100000" w14:kx="0" w14:ky="0" w14:algn="tl">
+                  <w14:schemeClr w14:val="dk1">
+                    <w14:alpha w14:val="60000"/>
+                  </w14:schemeClr>
+                </w14:shadow>
+                <w14:textOutline w14:w="0" w14:cap="flat" w14:cmpd="sng" w14:algn="ctr">
+                  <w14:noFill/>
+                  <w14:prstDash w14:val="solid"/>
+                  <w14:round/>
+                </w14:textOutline>
+              </w:rPr>
+              <w:t>]</w:t>
             </w:r>
           </w:p>
           <w:p>
@@ -1994,6 +2456,79 @@
                 </w14:textOutline>
               </w:rPr>
               <w:t>Sound Mixer</w:t>
+            </w:r>
+            <w:r>
+              <w:rPr>
+                <w:rStyle w:val="IntenseEmphasis"/>
+                <w:rFonts w:eastAsia="Calibri Light"/>
+                <w:b w:val="0"/>
+                <w:bCs w:val="0"/>
+                <w:i w:val="0"/>
+                <w:iCs w:val="0"/>
+                <w:color w:val="000000" w:themeColor="text1"/>
+                <w:sz w:val="28"/>
+                <w:szCs w:val="28"/>
+                <w14:shadow w14:blurRad="38100" w14:dist="19050" w14:dir="2700000" w14:sx="100000" w14:sy="100000" w14:kx="0" w14:ky="0" w14:algn="tl">
+                  <w14:schemeClr w14:val="dk1">
+                    <w14:alpha w14:val="60000"/>
+                  </w14:schemeClr>
+                </w14:shadow>
+                <w14:textOutline w14:w="0" w14:cap="flat" w14:cmpd="sng" w14:algn="ctr">
+                  <w14:noFill/>
+                  <w14:prstDash w14:val="solid"/>
+                  <w14:round/>
+                </w14:textOutline>
+              </w:rPr>
+              <w:t xml:space="preserve"> </w:t>
+            </w:r>
+            <w:r>
+              <w:rPr>
+                <w:rStyle w:val="IntenseEmphasis"/>
+                <w:rFonts w:eastAsia="Calibri Light"/>
+                <w:b w:val="0"/>
+                <w:bCs w:val="0"/>
+                <w:i w:val="0"/>
+                <w:iCs w:val="0"/>
+                <w:color w:val="000000" w:themeColor="text1"/>
+                <w:sz w:val="28"/>
+                <w:szCs w:val="28"/>
+                <w14:shadow w14:blurRad="38100" w14:dist="19050" w14:dir="2700000" w14:sx="100000" w14:sy="100000" w14:kx="0" w14:ky="0" w14:algn="tl">
+                  <w14:schemeClr w14:val="dk1">
+                    <w14:alpha w14:val="60000"/>
+                  </w14:schemeClr>
+                </w14:shadow>
+                <w14:textOutline w14:w="0" w14:cap="flat" w14:cmpd="sng" w14:algn="ctr">
+                  <w14:noFill/>
+                  <w14:prstDash w14:val="solid"/>
+                  <w14:round/>
+                </w14:textOutline>
+              </w:rPr>
+              <w:t xml:space="preserve">- </w:t>
+            </w:r>
+            <w:r>
+              <w:rPr>
+                <w:rStyle w:val="IntenseEmphasis"/>
+                <w:rFonts w:eastAsia="Calibri Light"/>
+                <w:b w:val="0"/>
+                <w:bCs w:val="0"/>
+                <w:i w:val="0"/>
+                <w:iCs w:val="0"/>
+                <w:color w:val="000000" w:themeColor="text1"/>
+                <w:sz w:val="28"/>
+                <w:szCs w:val="28"/>
+                <w:highlight w:val="yellow"/>
+                <w14:shadow w14:blurRad="38100" w14:dist="19050" w14:dir="2700000" w14:sx="100000" w14:sy="100000" w14:kx="0" w14:ky="0" w14:algn="tl">
+                  <w14:schemeClr w14:val="dk1">
+                    <w14:alpha w14:val="60000"/>
+                  </w14:schemeClr>
+                </w14:shadow>
+                <w14:textOutline w14:w="0" w14:cap="flat" w14:cmpd="sng" w14:algn="ctr">
+                  <w14:noFill/>
+                  <w14:prstDash w14:val="solid"/>
+                  <w14:round/>
+                </w14:textOutline>
+              </w:rPr>
+              <w:t>Allen Heath DLive</w:t>
             </w:r>
           </w:p>
           <w:p>
@@ -2315,7 +2850,55 @@
                   <w14:round/>
                 </w14:textOutline>
               </w:rPr>
-              <w:t>Stage Platform [32x16] &amp; Ramp [8x8] With Stairs &amp; Carpet [Red]</w:t>
+              <w:t>Stage Platform [32x</w:t>
+            </w:r>
+            <w:r>
+              <w:rPr>
+                <w:rStyle w:val="IntenseEmphasis"/>
+                <w:rFonts w:eastAsia="Calibri Light"/>
+                <w:b w:val="0"/>
+                <w:bCs w:val="0"/>
+                <w:i w:val="0"/>
+                <w:iCs w:val="0"/>
+                <w:color w:val="000000" w:themeColor="text1"/>
+                <w:sz w:val="28"/>
+                <w:szCs w:val="28"/>
+                <w14:shadow w14:blurRad="38100" w14:dist="19050" w14:dir="2700000" w14:sx="100000" w14:sy="100000" w14:kx="0" w14:ky="0" w14:algn="tl">
+                  <w14:schemeClr w14:val="dk1">
+                    <w14:alpha w14:val="60000"/>
+                  </w14:schemeClr>
+                </w14:shadow>
+                <w14:textOutline w14:w="0" w14:cap="flat" w14:cmpd="sng" w14:algn="ctr">
+                  <w14:noFill/>
+                  <w14:prstDash w14:val="solid"/>
+                  <w14:round/>
+                </w14:textOutline>
+              </w:rPr>
+              <w:t>20</w:t>
+            </w:r>
+            <w:r>
+              <w:rPr>
+                <w:rStyle w:val="IntenseEmphasis"/>
+                <w:rFonts w:eastAsia="Calibri Light"/>
+                <w:b w:val="0"/>
+                <w:bCs w:val="0"/>
+                <w:i w:val="0"/>
+                <w:iCs w:val="0"/>
+                <w:color w:val="000000" w:themeColor="text1"/>
+                <w:sz w:val="28"/>
+                <w:szCs w:val="28"/>
+                <w14:shadow w14:blurRad="38100" w14:dist="19050" w14:dir="2700000" w14:sx="100000" w14:sy="100000" w14:kx="0" w14:ky="0" w14:algn="tl">
+                  <w14:schemeClr w14:val="dk1">
+                    <w14:alpha w14:val="60000"/>
+                  </w14:schemeClr>
+                </w14:shadow>
+                <w14:textOutline w14:w="0" w14:cap="flat" w14:cmpd="sng" w14:algn="ctr">
+                  <w14:noFill/>
+                  <w14:prstDash w14:val="solid"/>
+                  <w14:round/>
+                </w14:textOutline>
+              </w:rPr>
+              <w:t>] &amp; Ramp [8x8] With Stairs &amp; Carpet [Red]</w:t>
             </w:r>
           </w:p>
         </w:tc>
@@ -2406,6 +2989,30 @@
               </w:rPr>
               <w:t xml:space="preserve">2 Pole Truss </w:t>
             </w:r>
+            <w:r>
+              <w:rPr>
+                <w:rStyle w:val="IntenseEmphasis"/>
+                <w:rFonts w:eastAsia="Calibri Light"/>
+                <w:b w:val="0"/>
+                <w:bCs w:val="0"/>
+                <w:i w:val="0"/>
+                <w:iCs w:val="0"/>
+                <w:color w:val="000000" w:themeColor="text1"/>
+                <w:sz w:val="28"/>
+                <w:szCs w:val="28"/>
+                <w14:shadow w14:blurRad="38100" w14:dist="19050" w14:dir="2700000" w14:sx="100000" w14:sy="100000" w14:kx="0" w14:ky="0" w14:algn="tl">
+                  <w14:schemeClr w14:val="dk1">
+                    <w14:alpha w14:val="60000"/>
+                  </w14:schemeClr>
+                </w14:shadow>
+                <w14:textOutline w14:w="0" w14:cap="flat" w14:cmpd="sng" w14:algn="ctr">
+                  <w14:noFill/>
+                  <w14:prstDash w14:val="solid"/>
+                  <w14:round/>
+                </w14:textOutline>
+              </w:rPr>
+              <w:t xml:space="preserve">With Masking </w:t>
+            </w:r>
           </w:p>
         </w:tc>
       </w:tr>
@@ -2482,6 +3089,7 @@
                 <w:color w:val="000000" w:themeColor="text1"/>
                 <w:sz w:val="28"/>
                 <w:szCs w:val="28"/>
+                <w:highlight w:val="yellow"/>
                 <w14:shadow w14:blurRad="38100" w14:dist="19050" w14:dir="2700000" w14:sx="100000" w14:sy="100000" w14:kx="0" w14:ky="0" w14:algn="tl">
                   <w14:schemeClr w14:val="dk1">
                     <w14:alpha w14:val="60000"/>
@@ -2582,7 +3190,55 @@
                   <w14:round/>
                 </w14:textOutline>
               </w:rPr>
-              <w:t>Led Wall [Center &amp; Front Facing Of Stage &amp; Ramp]</w:t>
+              <w:t xml:space="preserve">Led </w:t>
+            </w:r>
+            <w:r>
+              <w:rPr>
+                <w:rStyle w:val="IntenseEmphasis"/>
+                <w:rFonts w:eastAsia="Calibri Light"/>
+                <w:b w:val="0"/>
+                <w:bCs w:val="0"/>
+                <w:i w:val="0"/>
+                <w:iCs w:val="0"/>
+                <w:color w:val="000000" w:themeColor="text1"/>
+                <w:sz w:val="28"/>
+                <w:szCs w:val="28"/>
+                <w14:shadow w14:blurRad="38100" w14:dist="19050" w14:dir="2700000" w14:sx="100000" w14:sy="100000" w14:kx="0" w14:ky="0" w14:algn="tl">
+                  <w14:schemeClr w14:val="dk1">
+                    <w14:alpha w14:val="60000"/>
+                  </w14:schemeClr>
+                </w14:shadow>
+                <w14:textOutline w14:w="0" w14:cap="flat" w14:cmpd="sng" w14:algn="ctr">
+                  <w14:noFill/>
+                  <w14:prstDash w14:val="solid"/>
+                  <w14:round/>
+                </w14:textOutline>
+              </w:rPr>
+              <w:t>Screens</w:t>
+            </w:r>
+            <w:r>
+              <w:rPr>
+                <w:rStyle w:val="IntenseEmphasis"/>
+                <w:rFonts w:eastAsia="Calibri Light"/>
+                <w:b w:val="0"/>
+                <w:bCs w:val="0"/>
+                <w:i w:val="0"/>
+                <w:iCs w:val="0"/>
+                <w:color w:val="000000" w:themeColor="text1"/>
+                <w:sz w:val="28"/>
+                <w:szCs w:val="28"/>
+                <w14:shadow w14:blurRad="38100" w14:dist="19050" w14:dir="2700000" w14:sx="100000" w14:sy="100000" w14:kx="0" w14:ky="0" w14:algn="tl">
+                  <w14:schemeClr w14:val="dk1">
+                    <w14:alpha w14:val="60000"/>
+                  </w14:schemeClr>
+                </w14:shadow>
+                <w14:textOutline w14:w="0" w14:cap="flat" w14:cmpd="sng" w14:algn="ctr">
+                  <w14:noFill/>
+                  <w14:prstDash w14:val="solid"/>
+                  <w14:round/>
+                </w14:textOutline>
+              </w:rPr>
+              <w:t xml:space="preserve"> [Center &amp; Front Facing Of Stage &amp; Ramp]</w:t>
             </w:r>
           </w:p>
         </w:tc>
@@ -3516,27 +4172,7 @@
                   <w14:round/>
                 </w14:textOutline>
               </w:rPr>
-              <w:t>09</w:t>
-            </w:r>
-            <w:r>
-              <w:rPr>
-                <w:rFonts w:ascii="Abadi" w:eastAsiaTheme="majorEastAsia" w:hAnsi="Abadi" w:cs="ADLaM Display"/>
-                <w:bCs/>
-                <w:color w:val="385623" w:themeColor="accent6" w:themeShade="80"/>
-                <w:sz w:val="36"/>
-                <w:szCs w:val="36"/>
-                <w14:shadow w14:blurRad="38100" w14:dist="19050" w14:dir="2700000" w14:sx="100000" w14:sy="100000" w14:kx="0" w14:ky="0" w14:algn="tl">
-                  <w14:schemeClr w14:val="dk1">
-                    <w14:alpha w14:val="60000"/>
-                  </w14:schemeClr>
-                </w14:shadow>
-                <w14:textOutline w14:w="0" w14:cap="flat" w14:cmpd="sng" w14:algn="ctr">
-                  <w14:noFill/>
-                  <w14:prstDash w14:val="solid"/>
-                  <w14:round/>
-                </w14:textOutline>
-              </w:rPr>
-              <w:t>:00 AM</w:t>
+              <w:t>09:00 AM</w:t>
             </w:r>
           </w:p>
         </w:tc>
@@ -3636,6 +4272,128 @@
               </w:rPr>
               <w:t>Sound Setup</w:t>
             </w:r>
+            <w:r>
+              <w:rPr>
+                <w:rStyle w:val="IntenseEmphasis"/>
+                <w:rFonts w:eastAsia="Calibri Light"/>
+                <w:b w:val="0"/>
+                <w:bCs w:val="0"/>
+                <w:i w:val="0"/>
+                <w:iCs w:val="0"/>
+                <w:color w:val="000000" w:themeColor="text1"/>
+                <w:sz w:val="28"/>
+                <w:szCs w:val="28"/>
+                <w14:shadow w14:blurRad="38100" w14:dist="19050" w14:dir="2700000" w14:sx="100000" w14:sy="100000" w14:kx="0" w14:ky="0" w14:algn="tl">
+                  <w14:schemeClr w14:val="dk1">
+                    <w14:alpha w14:val="60000"/>
+                  </w14:schemeClr>
+                </w14:shadow>
+                <w14:textOutline w14:w="0" w14:cap="flat" w14:cmpd="sng" w14:algn="ctr">
+                  <w14:noFill/>
+                  <w14:prstDash w14:val="solid"/>
+                  <w14:round/>
+                </w14:textOutline>
+              </w:rPr>
+              <w:t xml:space="preserve"> – [</w:t>
+            </w:r>
+            <w:r>
+              <w:rPr>
+                <w:rStyle w:val="IntenseEmphasis"/>
+                <w:rFonts w:eastAsia="Calibri Light"/>
+                <w:b w:val="0"/>
+                <w:bCs w:val="0"/>
+                <w:i w:val="0"/>
+                <w:iCs w:val="0"/>
+                <w:color w:val="000000" w:themeColor="text1"/>
+                <w:sz w:val="28"/>
+                <w:szCs w:val="28"/>
+                <w:highlight w:val="yellow"/>
+                <w14:shadow w14:blurRad="38100" w14:dist="19050" w14:dir="2700000" w14:sx="100000" w14:sy="100000" w14:kx="0" w14:ky="0" w14:algn="tl">
+                  <w14:schemeClr w14:val="dk1">
+                    <w14:alpha w14:val="60000"/>
+                  </w14:schemeClr>
+                </w14:shadow>
+                <w14:textOutline w14:w="0" w14:cap="flat" w14:cmpd="sng" w14:algn="ctr">
+                  <w14:noFill/>
+                  <w14:prstDash w14:val="solid"/>
+                  <w14:round/>
+                </w14:textOutline>
+              </w:rPr>
+              <w:t>D&amp;B</w:t>
+            </w:r>
+            <w:r>
+              <w:rPr>
+                <w:rStyle w:val="IntenseEmphasis"/>
+                <w:rFonts w:eastAsia="Calibri Light"/>
+                <w:b w:val="0"/>
+                <w:bCs w:val="0"/>
+                <w:i w:val="0"/>
+                <w:iCs w:val="0"/>
+                <w:color w:val="000000" w:themeColor="text1"/>
+                <w:sz w:val="28"/>
+                <w:szCs w:val="28"/>
+                <w14:shadow w14:blurRad="38100" w14:dist="19050" w14:dir="2700000" w14:sx="100000" w14:sy="100000" w14:kx="0" w14:ky="0" w14:algn="tl">
+                  <w14:schemeClr w14:val="dk1">
+                    <w14:alpha w14:val="60000"/>
+                  </w14:schemeClr>
+                </w14:shadow>
+                <w14:textOutline w14:w="0" w14:cap="flat" w14:cmpd="sng" w14:algn="ctr">
+                  <w14:noFill/>
+                  <w14:prstDash w14:val="solid"/>
+                  <w14:round/>
+                </w14:textOutline>
+              </w:rPr>
+              <w:t xml:space="preserve"> Or </w:t>
+            </w:r>
+            <w:r>
+              <w:rPr>
+                <w:rStyle w:val="IntenseEmphasis"/>
+                <w:rFonts w:eastAsia="Calibri Light"/>
+                <w:b w:val="0"/>
+                <w:bCs w:val="0"/>
+                <w:i w:val="0"/>
+                <w:iCs w:val="0"/>
+                <w:color w:val="000000" w:themeColor="text1"/>
+                <w:sz w:val="28"/>
+                <w:szCs w:val="28"/>
+                <w:highlight w:val="yellow"/>
+                <w14:shadow w14:blurRad="38100" w14:dist="19050" w14:dir="2700000" w14:sx="100000" w14:sy="100000" w14:kx="0" w14:ky="0" w14:algn="tl">
+                  <w14:schemeClr w14:val="dk1">
+                    <w14:alpha w14:val="60000"/>
+                  </w14:schemeClr>
+                </w14:shadow>
+                <w14:textOutline w14:w="0" w14:cap="flat" w14:cmpd="sng" w14:algn="ctr">
+                  <w14:noFill/>
+                  <w14:prstDash w14:val="solid"/>
+                  <w14:round/>
+                </w14:textOutline>
+              </w:rPr>
+              <w:t>JBL VTX A8 Series</w:t>
+            </w:r>
+            <w:r>
+              <w:rPr>
+                <w:rStyle w:val="IntenseEmphasis"/>
+                <w:rFonts w:eastAsia="Calibri Light"/>
+                <w:b w:val="0"/>
+                <w:bCs w:val="0"/>
+                <w:i w:val="0"/>
+                <w:iCs w:val="0"/>
+                <w:color w:val="000000" w:themeColor="text1"/>
+                <w:sz w:val="28"/>
+                <w:szCs w:val="28"/>
+                <w14:shadow w14:blurRad="38100" w14:dist="19050" w14:dir="2700000" w14:sx="100000" w14:sy="100000" w14:kx="0" w14:ky="0" w14:algn="tl">
+                  <w14:schemeClr w14:val="dk1">
+                    <w14:alpha w14:val="60000"/>
+                  </w14:schemeClr>
+                </w14:shadow>
+                <w14:textOutline w14:w="0" w14:cap="flat" w14:cmpd="sng" w14:algn="ctr">
+                  <w14:noFill/>
+                  <w14:prstDash w14:val="solid"/>
+                  <w14:round/>
+                </w14:textOutline>
+              </w:rPr>
+              <w:t>]</w:t>
+            </w:r>
           </w:p>
           <w:p>
             <w:pPr>
@@ -3684,7 +4442,151 @@
                   <w14:round/>
                 </w14:textOutline>
               </w:rPr>
-              <w:t>(Line Array, Bases &amp; Monitors)</w:t>
+              <w:t>(</w:t>
+            </w:r>
+            <w:r>
+              <w:rPr>
+                <w:rStyle w:val="IntenseEmphasis"/>
+                <w:rFonts w:eastAsia="Calibri Light"/>
+                <w:b w:val="0"/>
+                <w:bCs w:val="0"/>
+                <w:i w:val="0"/>
+                <w:iCs w:val="0"/>
+                <w:color w:val="000000" w:themeColor="text1"/>
+                <w:sz w:val="28"/>
+                <w:szCs w:val="28"/>
+                <w14:shadow w14:blurRad="38100" w14:dist="19050" w14:dir="2700000" w14:sx="100000" w14:sy="100000" w14:kx="0" w14:ky="0" w14:algn="tl">
+                  <w14:schemeClr w14:val="dk1">
+                    <w14:alpha w14:val="60000"/>
+                  </w14:schemeClr>
+                </w14:shadow>
+                <w14:textOutline w14:w="0" w14:cap="flat" w14:cmpd="sng" w14:algn="ctr">
+                  <w14:noFill/>
+                  <w14:prstDash w14:val="solid"/>
+                  <w14:round/>
+                </w14:textOutline>
+              </w:rPr>
+              <w:t xml:space="preserve">8 </w:t>
+            </w:r>
+            <w:r>
+              <w:rPr>
+                <w:rStyle w:val="IntenseEmphasis"/>
+                <w:rFonts w:eastAsia="Calibri Light"/>
+                <w:b w:val="0"/>
+                <w:bCs w:val="0"/>
+                <w:i w:val="0"/>
+                <w:iCs w:val="0"/>
+                <w:color w:val="000000" w:themeColor="text1"/>
+                <w:sz w:val="28"/>
+                <w:szCs w:val="28"/>
+                <w14:shadow w14:blurRad="38100" w14:dist="19050" w14:dir="2700000" w14:sx="100000" w14:sy="100000" w14:kx="0" w14:ky="0" w14:algn="tl">
+                  <w14:schemeClr w14:val="dk1">
+                    <w14:alpha w14:val="60000"/>
+                  </w14:schemeClr>
+                </w14:shadow>
+                <w14:textOutline w14:w="0" w14:cap="flat" w14:cmpd="sng" w14:algn="ctr">
+                  <w14:noFill/>
+                  <w14:prstDash w14:val="solid"/>
+                  <w14:round/>
+                </w14:textOutline>
+              </w:rPr>
+              <w:t xml:space="preserve">Line Array, </w:t>
+            </w:r>
+            <w:r>
+              <w:rPr>
+                <w:rStyle w:val="IntenseEmphasis"/>
+                <w:rFonts w:eastAsia="Calibri Light"/>
+                <w:b w:val="0"/>
+                <w:bCs w:val="0"/>
+                <w:i w:val="0"/>
+                <w:iCs w:val="0"/>
+                <w:color w:val="000000" w:themeColor="text1"/>
+                <w:sz w:val="28"/>
+                <w:szCs w:val="28"/>
+                <w14:shadow w14:blurRad="38100" w14:dist="19050" w14:dir="2700000" w14:sx="100000" w14:sy="100000" w14:kx="0" w14:ky="0" w14:algn="tl">
+                  <w14:schemeClr w14:val="dk1">
+                    <w14:alpha w14:val="60000"/>
+                  </w14:schemeClr>
+                </w14:shadow>
+                <w14:textOutline w14:w="0" w14:cap="flat" w14:cmpd="sng" w14:algn="ctr">
+                  <w14:noFill/>
+                  <w14:prstDash w14:val="solid"/>
+                  <w14:round/>
+                </w14:textOutline>
+              </w:rPr>
+              <w:t xml:space="preserve">4 </w:t>
+            </w:r>
+            <w:r>
+              <w:rPr>
+                <w:rStyle w:val="IntenseEmphasis"/>
+                <w:rFonts w:eastAsia="Calibri Light"/>
+                <w:b w:val="0"/>
+                <w:bCs w:val="0"/>
+                <w:i w:val="0"/>
+                <w:iCs w:val="0"/>
+                <w:color w:val="000000" w:themeColor="text1"/>
+                <w:sz w:val="28"/>
+                <w:szCs w:val="28"/>
+                <w14:shadow w14:blurRad="38100" w14:dist="19050" w14:dir="2700000" w14:sx="100000" w14:sy="100000" w14:kx="0" w14:ky="0" w14:algn="tl">
+                  <w14:schemeClr w14:val="dk1">
+                    <w14:alpha w14:val="60000"/>
+                  </w14:schemeClr>
+                </w14:shadow>
+                <w14:textOutline w14:w="0" w14:cap="flat" w14:cmpd="sng" w14:algn="ctr">
+                  <w14:noFill/>
+                  <w14:prstDash w14:val="solid"/>
+                  <w14:round/>
+                </w14:textOutline>
+              </w:rPr>
+              <w:t xml:space="preserve">Bases &amp; </w:t>
+            </w:r>
+            <w:r>
+              <w:rPr>
+                <w:rStyle w:val="IntenseEmphasis"/>
+                <w:rFonts w:eastAsia="Calibri Light"/>
+                <w:b w:val="0"/>
+                <w:bCs w:val="0"/>
+                <w:i w:val="0"/>
+                <w:iCs w:val="0"/>
+                <w:color w:val="000000" w:themeColor="text1"/>
+                <w:sz w:val="28"/>
+                <w:szCs w:val="28"/>
+                <w14:shadow w14:blurRad="38100" w14:dist="19050" w14:dir="2700000" w14:sx="100000" w14:sy="100000" w14:kx="0" w14:ky="0" w14:algn="tl">
+                  <w14:schemeClr w14:val="dk1">
+                    <w14:alpha w14:val="60000"/>
+                  </w14:schemeClr>
+                </w14:shadow>
+                <w14:textOutline w14:w="0" w14:cap="flat" w14:cmpd="sng" w14:algn="ctr">
+                  <w14:noFill/>
+                  <w14:prstDash w14:val="solid"/>
+                  <w14:round/>
+                </w14:textOutline>
+              </w:rPr>
+              <w:t xml:space="preserve">2 </w:t>
+            </w:r>
+            <w:r>
+              <w:rPr>
+                <w:rStyle w:val="IntenseEmphasis"/>
+                <w:rFonts w:eastAsia="Calibri Light"/>
+                <w:b w:val="0"/>
+                <w:bCs w:val="0"/>
+                <w:i w:val="0"/>
+                <w:iCs w:val="0"/>
+                <w:color w:val="000000" w:themeColor="text1"/>
+                <w:sz w:val="28"/>
+                <w:szCs w:val="28"/>
+                <w14:shadow w14:blurRad="38100" w14:dist="19050" w14:dir="2700000" w14:sx="100000" w14:sy="100000" w14:kx="0" w14:ky="0" w14:algn="tl">
+                  <w14:schemeClr w14:val="dk1">
+                    <w14:alpha w14:val="60000"/>
+                  </w14:schemeClr>
+                </w14:shadow>
+                <w14:textOutline w14:w="0" w14:cap="flat" w14:cmpd="sng" w14:algn="ctr">
+                  <w14:noFill/>
+                  <w14:prstDash w14:val="solid"/>
+                  <w14:round/>
+                </w14:textOutline>
+              </w:rPr>
+              <w:t>Monitors)</w:t>
             </w:r>
           </w:p>
           <w:p>
@@ -3813,6 +4715,105 @@
               </w:rPr>
               <w:t>Microphones</w:t>
             </w:r>
+            <w:r>
+              <w:rPr>
+                <w:rStyle w:val="IntenseEmphasis"/>
+                <w:rFonts w:eastAsia="Calibri Light"/>
+                <w:b w:val="0"/>
+                <w:bCs w:val="0"/>
+                <w:i w:val="0"/>
+                <w:iCs w:val="0"/>
+                <w:color w:val="000000" w:themeColor="text1"/>
+                <w:sz w:val="28"/>
+                <w:szCs w:val="28"/>
+                <w14:shadow w14:blurRad="38100" w14:dist="19050" w14:dir="2700000" w14:sx="100000" w14:sy="100000" w14:kx="0" w14:ky="0" w14:algn="tl">
+                  <w14:schemeClr w14:val="dk1">
+                    <w14:alpha w14:val="60000"/>
+                  </w14:schemeClr>
+                </w14:shadow>
+                <w14:textOutline w14:w="0" w14:cap="flat" w14:cmpd="sng" w14:algn="ctr">
+                  <w14:noFill/>
+                  <w14:prstDash w14:val="solid"/>
+                  <w14:round/>
+                </w14:textOutline>
+              </w:rPr>
+              <w:t xml:space="preserve"> </w:t>
+            </w:r>
+            <w:r>
+              <w:rPr>
+                <w:rStyle w:val="IntenseEmphasis"/>
+                <w:rFonts w:eastAsia="Calibri Light"/>
+                <w:b w:val="0"/>
+                <w:bCs w:val="0"/>
+                <w:i w:val="0"/>
+                <w:iCs w:val="0"/>
+                <w:color w:val="000000" w:themeColor="text1"/>
+                <w:sz w:val="28"/>
+                <w:szCs w:val="28"/>
+                <w:highlight w:val="yellow"/>
+                <w14:shadow w14:blurRad="38100" w14:dist="19050" w14:dir="2700000" w14:sx="100000" w14:sy="100000" w14:kx="0" w14:ky="0" w14:algn="tl">
+                  <w14:schemeClr w14:val="dk1">
+                    <w14:alpha w14:val="60000"/>
+                  </w14:schemeClr>
+                </w14:shadow>
+                <w14:textOutline w14:w="0" w14:cap="flat" w14:cmpd="sng" w14:algn="ctr">
+                  <w14:noFill/>
+                  <w14:prstDash w14:val="solid"/>
+                  <w14:round/>
+                </w14:textOutline>
+              </w:rPr>
+              <w:t>[Shure</w:t>
+            </w:r>
+            <w:r>
+              <w:rPr>
+                <w:rStyle w:val="IntenseEmphasis"/>
+                <w:rFonts w:eastAsia="Calibri Light"/>
+                <w:b w:val="0"/>
+                <w:bCs w:val="0"/>
+                <w:i w:val="0"/>
+                <w:iCs w:val="0"/>
+                <w:color w:val="000000" w:themeColor="text1"/>
+                <w:sz w:val="28"/>
+                <w:szCs w:val="28"/>
+                <w:highlight w:val="yellow"/>
+                <w14:shadow w14:blurRad="38100" w14:dist="19050" w14:dir="2700000" w14:sx="100000" w14:sy="100000" w14:kx="0" w14:ky="0" w14:algn="tl">
+                  <w14:schemeClr w14:val="dk1">
+                    <w14:alpha w14:val="60000"/>
+                  </w14:schemeClr>
+                </w14:shadow>
+                <w14:textOutline w14:w="0" w14:cap="flat" w14:cmpd="sng" w14:algn="ctr">
+                  <w14:noFill/>
+                  <w14:prstDash w14:val="solid"/>
+                  <w14:round/>
+                </w14:textOutline>
+              </w:rPr>
+              <w:t xml:space="preserve"> Axient &amp; Sennheiser 6000</w:t>
+            </w:r>
+            <w:r>
+              <w:rPr>
+                <w:rStyle w:val="IntenseEmphasis"/>
+                <w:rFonts w:eastAsia="Calibri Light"/>
+                <w:b w:val="0"/>
+                <w:bCs w:val="0"/>
+                <w:i w:val="0"/>
+                <w:iCs w:val="0"/>
+                <w:color w:val="000000" w:themeColor="text1"/>
+                <w:sz w:val="28"/>
+                <w:szCs w:val="28"/>
+                <w:highlight w:val="yellow"/>
+                <w14:shadow w14:blurRad="38100" w14:dist="19050" w14:dir="2700000" w14:sx="100000" w14:sy="100000" w14:kx="0" w14:ky="0" w14:algn="tl">
+                  <w14:schemeClr w14:val="dk1">
+                    <w14:alpha w14:val="60000"/>
+                  </w14:schemeClr>
+                </w14:shadow>
+                <w14:textOutline w14:w="0" w14:cap="flat" w14:cmpd="sng" w14:algn="ctr">
+                  <w14:noFill/>
+                  <w14:prstDash w14:val="solid"/>
+                  <w14:round/>
+                </w14:textOutline>
+              </w:rPr>
+              <w:t>]</w:t>
+            </w:r>
           </w:p>
           <w:p>
             <w:pPr>
@@ -3914,31 +4915,7 @@
                   <w14:round/>
                 </w14:textOutline>
               </w:rPr>
-              <w:t>16x</w:t>
-            </w:r>
-            <w:r>
-              <w:rPr>
-                <w:rStyle w:val="IntenseEmphasis"/>
-                <w:rFonts w:eastAsia="Calibri Light"/>
-                <w:b w:val="0"/>
-                <w:bCs w:val="0"/>
-                <w:i w:val="0"/>
-                <w:iCs w:val="0"/>
-                <w:color w:val="000000" w:themeColor="text1"/>
-                <w:sz w:val="28"/>
-                <w:szCs w:val="28"/>
-                <w14:shadow w14:blurRad="38100" w14:dist="19050" w14:dir="2700000" w14:sx="100000" w14:sy="100000" w14:kx="0" w14:ky="0" w14:algn="tl">
-                  <w14:schemeClr w14:val="dk1">
-                    <w14:alpha w14:val="60000"/>
-                  </w14:schemeClr>
-                </w14:shadow>
-                <w14:textOutline w14:w="0" w14:cap="flat" w14:cmpd="sng" w14:algn="ctr">
-                  <w14:noFill/>
-                  <w14:prstDash w14:val="solid"/>
-                  <w14:round/>
-                </w14:textOutline>
-              </w:rPr>
-              <w:t>16</w:t>
+              <w:t>16x16</w:t>
             </w:r>
             <w:r>
               <w:rPr>
@@ -4147,6 +5124,79 @@
                 </w14:textOutline>
               </w:rPr>
               <w:t>Sound Mixer</w:t>
+            </w:r>
+            <w:r>
+              <w:rPr>
+                <w:rStyle w:val="IntenseEmphasis"/>
+                <w:rFonts w:eastAsia="Calibri Light"/>
+                <w:b w:val="0"/>
+                <w:bCs w:val="0"/>
+                <w:i w:val="0"/>
+                <w:iCs w:val="0"/>
+                <w:color w:val="000000" w:themeColor="text1"/>
+                <w:sz w:val="28"/>
+                <w:szCs w:val="28"/>
+                <w14:shadow w14:blurRad="38100" w14:dist="19050" w14:dir="2700000" w14:sx="100000" w14:sy="100000" w14:kx="0" w14:ky="0" w14:algn="tl">
+                  <w14:schemeClr w14:val="dk1">
+                    <w14:alpha w14:val="60000"/>
+                  </w14:schemeClr>
+                </w14:shadow>
+                <w14:textOutline w14:w="0" w14:cap="flat" w14:cmpd="sng" w14:algn="ctr">
+                  <w14:noFill/>
+                  <w14:prstDash w14:val="solid"/>
+                  <w14:round/>
+                </w14:textOutline>
+              </w:rPr>
+              <w:t xml:space="preserve"> – [</w:t>
+            </w:r>
+            <w:r>
+              <w:rPr>
+                <w:rStyle w:val="IntenseEmphasis"/>
+                <w:rFonts w:eastAsia="Calibri Light"/>
+                <w:b w:val="0"/>
+                <w:bCs w:val="0"/>
+                <w:i w:val="0"/>
+                <w:iCs w:val="0"/>
+                <w:color w:val="000000" w:themeColor="text1"/>
+                <w:sz w:val="28"/>
+                <w:szCs w:val="28"/>
+                <w:highlight w:val="yellow"/>
+                <w14:shadow w14:blurRad="38100" w14:dist="19050" w14:dir="2700000" w14:sx="100000" w14:sy="100000" w14:kx="0" w14:ky="0" w14:algn="tl">
+                  <w14:schemeClr w14:val="dk1">
+                    <w14:alpha w14:val="60000"/>
+                  </w14:schemeClr>
+                </w14:shadow>
+                <w14:textOutline w14:w="0" w14:cap="flat" w14:cmpd="sng" w14:algn="ctr">
+                  <w14:noFill/>
+                  <w14:prstDash w14:val="solid"/>
+                  <w14:round/>
+                </w14:textOutline>
+              </w:rPr>
+              <w:t>Allen Heath SQ7</w:t>
+            </w:r>
+            <w:r>
+              <w:rPr>
+                <w:rStyle w:val="IntenseEmphasis"/>
+                <w:rFonts w:eastAsia="Calibri Light"/>
+                <w:b w:val="0"/>
+                <w:bCs w:val="0"/>
+                <w:i w:val="0"/>
+                <w:iCs w:val="0"/>
+                <w:color w:val="000000" w:themeColor="text1"/>
+                <w:sz w:val="28"/>
+                <w:szCs w:val="28"/>
+                <w14:shadow w14:blurRad="38100" w14:dist="19050" w14:dir="2700000" w14:sx="100000" w14:sy="100000" w14:kx="0" w14:ky="0" w14:algn="tl">
+                  <w14:schemeClr w14:val="dk1">
+                    <w14:alpha w14:val="60000"/>
+                  </w14:schemeClr>
+                </w14:shadow>
+                <w14:textOutline w14:w="0" w14:cap="flat" w14:cmpd="sng" w14:algn="ctr">
+                  <w14:noFill/>
+                  <w14:prstDash w14:val="solid"/>
+                  <w14:round/>
+                </w14:textOutline>
+              </w:rPr>
+              <w:t>]</w:t>
             </w:r>
           </w:p>
           <w:p>
@@ -5109,6 +6159,55 @@
               </w:rPr>
               <w:t>Sound Setup</w:t>
             </w:r>
+            <w:r>
+              <w:rPr>
+                <w:rStyle w:val="IntenseEmphasis"/>
+                <w:rFonts w:eastAsia="Calibri Light"/>
+                <w:b w:val="0"/>
+                <w:bCs w:val="0"/>
+                <w:i w:val="0"/>
+                <w:iCs w:val="0"/>
+                <w:color w:val="000000" w:themeColor="text1"/>
+                <w:sz w:val="28"/>
+                <w:szCs w:val="28"/>
+                <w14:shadow w14:blurRad="38100" w14:dist="19050" w14:dir="2700000" w14:sx="100000" w14:sy="100000" w14:kx="0" w14:ky="0" w14:algn="tl">
+                  <w14:schemeClr w14:val="dk1">
+                    <w14:alpha w14:val="60000"/>
+                  </w14:schemeClr>
+                </w14:shadow>
+                <w14:textOutline w14:w="0" w14:cap="flat" w14:cmpd="sng" w14:algn="ctr">
+                  <w14:noFill/>
+                  <w14:prstDash w14:val="solid"/>
+                  <w14:round/>
+                </w14:textOutline>
+              </w:rPr>
+              <w:t xml:space="preserve">- </w:t>
+            </w:r>
+            <w:r>
+              <w:rPr>
+                <w:rStyle w:val="IntenseEmphasis"/>
+                <w:rFonts w:eastAsia="Calibri Light"/>
+                <w:b w:val="0"/>
+                <w:bCs w:val="0"/>
+                <w:i w:val="0"/>
+                <w:iCs w:val="0"/>
+                <w:color w:val="000000" w:themeColor="text1"/>
+                <w:sz w:val="28"/>
+                <w:szCs w:val="28"/>
+                <w:highlight w:val="yellow"/>
+                <w14:shadow w14:blurRad="38100" w14:dist="19050" w14:dir="2700000" w14:sx="100000" w14:sy="100000" w14:kx="0" w14:ky="0" w14:algn="tl">
+                  <w14:schemeClr w14:val="dk1">
+                    <w14:alpha w14:val="60000"/>
+                  </w14:schemeClr>
+                </w14:shadow>
+                <w14:textOutline w14:w="0" w14:cap="flat" w14:cmpd="sng" w14:algn="ctr">
+                  <w14:noFill/>
+                  <w14:prstDash w14:val="solid"/>
+                  <w14:round/>
+                </w14:textOutline>
+              </w:rPr>
+              <w:t>JBL VTX A8 Series</w:t>
+            </w:r>
           </w:p>
           <w:p>
             <w:pPr>
@@ -5157,7 +6256,151 @@
                   <w14:round/>
                 </w14:textOutline>
               </w:rPr>
-              <w:t>(Line Array, Bases &amp; Monitors)</w:t>
+              <w:t>(</w:t>
+            </w:r>
+            <w:r>
+              <w:rPr>
+                <w:rStyle w:val="IntenseEmphasis"/>
+                <w:rFonts w:eastAsia="Calibri Light"/>
+                <w:b w:val="0"/>
+                <w:bCs w:val="0"/>
+                <w:i w:val="0"/>
+                <w:iCs w:val="0"/>
+                <w:color w:val="000000" w:themeColor="text1"/>
+                <w:sz w:val="28"/>
+                <w:szCs w:val="28"/>
+                <w14:shadow w14:blurRad="38100" w14:dist="19050" w14:dir="2700000" w14:sx="100000" w14:sy="100000" w14:kx="0" w14:ky="0" w14:algn="tl">
+                  <w14:schemeClr w14:val="dk1">
+                    <w14:alpha w14:val="60000"/>
+                  </w14:schemeClr>
+                </w14:shadow>
+                <w14:textOutline w14:w="0" w14:cap="flat" w14:cmpd="sng" w14:algn="ctr">
+                  <w14:noFill/>
+                  <w14:prstDash w14:val="solid"/>
+                  <w14:round/>
+                </w14:textOutline>
+              </w:rPr>
+              <w:t xml:space="preserve">12 </w:t>
+            </w:r>
+            <w:r>
+              <w:rPr>
+                <w:rStyle w:val="IntenseEmphasis"/>
+                <w:rFonts w:eastAsia="Calibri Light"/>
+                <w:b w:val="0"/>
+                <w:bCs w:val="0"/>
+                <w:i w:val="0"/>
+                <w:iCs w:val="0"/>
+                <w:color w:val="000000" w:themeColor="text1"/>
+                <w:sz w:val="28"/>
+                <w:szCs w:val="28"/>
+                <w14:shadow w14:blurRad="38100" w14:dist="19050" w14:dir="2700000" w14:sx="100000" w14:sy="100000" w14:kx="0" w14:ky="0" w14:algn="tl">
+                  <w14:schemeClr w14:val="dk1">
+                    <w14:alpha w14:val="60000"/>
+                  </w14:schemeClr>
+                </w14:shadow>
+                <w14:textOutline w14:w="0" w14:cap="flat" w14:cmpd="sng" w14:algn="ctr">
+                  <w14:noFill/>
+                  <w14:prstDash w14:val="solid"/>
+                  <w14:round/>
+                </w14:textOutline>
+              </w:rPr>
+              <w:t xml:space="preserve">Line Array, </w:t>
+            </w:r>
+            <w:r>
+              <w:rPr>
+                <w:rStyle w:val="IntenseEmphasis"/>
+                <w:rFonts w:eastAsia="Calibri Light"/>
+                <w:b w:val="0"/>
+                <w:bCs w:val="0"/>
+                <w:i w:val="0"/>
+                <w:iCs w:val="0"/>
+                <w:color w:val="000000" w:themeColor="text1"/>
+                <w:sz w:val="28"/>
+                <w:szCs w:val="28"/>
+                <w14:shadow w14:blurRad="38100" w14:dist="19050" w14:dir="2700000" w14:sx="100000" w14:sy="100000" w14:kx="0" w14:ky="0" w14:algn="tl">
+                  <w14:schemeClr w14:val="dk1">
+                    <w14:alpha w14:val="60000"/>
+                  </w14:schemeClr>
+                </w14:shadow>
+                <w14:textOutline w14:w="0" w14:cap="flat" w14:cmpd="sng" w14:algn="ctr">
+                  <w14:noFill/>
+                  <w14:prstDash w14:val="solid"/>
+                  <w14:round/>
+                </w14:textOutline>
+              </w:rPr>
+              <w:t xml:space="preserve">6 </w:t>
+            </w:r>
+            <w:r>
+              <w:rPr>
+                <w:rStyle w:val="IntenseEmphasis"/>
+                <w:rFonts w:eastAsia="Calibri Light"/>
+                <w:b w:val="0"/>
+                <w:bCs w:val="0"/>
+                <w:i w:val="0"/>
+                <w:iCs w:val="0"/>
+                <w:color w:val="000000" w:themeColor="text1"/>
+                <w:sz w:val="28"/>
+                <w:szCs w:val="28"/>
+                <w14:shadow w14:blurRad="38100" w14:dist="19050" w14:dir="2700000" w14:sx="100000" w14:sy="100000" w14:kx="0" w14:ky="0" w14:algn="tl">
+                  <w14:schemeClr w14:val="dk1">
+                    <w14:alpha w14:val="60000"/>
+                  </w14:schemeClr>
+                </w14:shadow>
+                <w14:textOutline w14:w="0" w14:cap="flat" w14:cmpd="sng" w14:algn="ctr">
+                  <w14:noFill/>
+                  <w14:prstDash w14:val="solid"/>
+                  <w14:round/>
+                </w14:textOutline>
+              </w:rPr>
+              <w:t xml:space="preserve">Bases &amp; </w:t>
+            </w:r>
+            <w:r>
+              <w:rPr>
+                <w:rStyle w:val="IntenseEmphasis"/>
+                <w:rFonts w:eastAsia="Calibri Light"/>
+                <w:b w:val="0"/>
+                <w:bCs w:val="0"/>
+                <w:i w:val="0"/>
+                <w:iCs w:val="0"/>
+                <w:color w:val="000000" w:themeColor="text1"/>
+                <w:sz w:val="28"/>
+                <w:szCs w:val="28"/>
+                <w14:shadow w14:blurRad="38100" w14:dist="19050" w14:dir="2700000" w14:sx="100000" w14:sy="100000" w14:kx="0" w14:ky="0" w14:algn="tl">
+                  <w14:schemeClr w14:val="dk1">
+                    <w14:alpha w14:val="60000"/>
+                  </w14:schemeClr>
+                </w14:shadow>
+                <w14:textOutline w14:w="0" w14:cap="flat" w14:cmpd="sng" w14:algn="ctr">
+                  <w14:noFill/>
+                  <w14:prstDash w14:val="solid"/>
+                  <w14:round/>
+                </w14:textOutline>
+              </w:rPr>
+              <w:t xml:space="preserve">6 </w:t>
+            </w:r>
+            <w:r>
+              <w:rPr>
+                <w:rStyle w:val="IntenseEmphasis"/>
+                <w:rFonts w:eastAsia="Calibri Light"/>
+                <w:b w:val="0"/>
+                <w:bCs w:val="0"/>
+                <w:i w:val="0"/>
+                <w:iCs w:val="0"/>
+                <w:color w:val="000000" w:themeColor="text1"/>
+                <w:sz w:val="28"/>
+                <w:szCs w:val="28"/>
+                <w14:shadow w14:blurRad="38100" w14:dist="19050" w14:dir="2700000" w14:sx="100000" w14:sy="100000" w14:kx="0" w14:ky="0" w14:algn="tl">
+                  <w14:schemeClr w14:val="dk1">
+                    <w14:alpha w14:val="60000"/>
+                  </w14:schemeClr>
+                </w14:shadow>
+                <w14:textOutline w14:w="0" w14:cap="flat" w14:cmpd="sng" w14:algn="ctr">
+                  <w14:noFill/>
+                  <w14:prstDash w14:val="solid"/>
+                  <w14:round/>
+                </w14:textOutline>
+              </w:rPr>
+              <w:t>Monitors)</w:t>
             </w:r>
           </w:p>
           <w:p>
@@ -5286,6 +6529,105 @@
               </w:rPr>
               <w:t>Microphones</w:t>
             </w:r>
+            <w:r>
+              <w:rPr>
+                <w:rStyle w:val="IntenseEmphasis"/>
+                <w:rFonts w:eastAsia="Calibri Light"/>
+                <w:b w:val="0"/>
+                <w:bCs w:val="0"/>
+                <w:i w:val="0"/>
+                <w:iCs w:val="0"/>
+                <w:color w:val="000000" w:themeColor="text1"/>
+                <w:sz w:val="28"/>
+                <w:szCs w:val="28"/>
+                <w14:shadow w14:blurRad="38100" w14:dist="19050" w14:dir="2700000" w14:sx="100000" w14:sy="100000" w14:kx="0" w14:ky="0" w14:algn="tl">
+                  <w14:schemeClr w14:val="dk1">
+                    <w14:alpha w14:val="60000"/>
+                  </w14:schemeClr>
+                </w14:shadow>
+                <w14:textOutline w14:w="0" w14:cap="flat" w14:cmpd="sng" w14:algn="ctr">
+                  <w14:noFill/>
+                  <w14:prstDash w14:val="solid"/>
+                  <w14:round/>
+                </w14:textOutline>
+              </w:rPr>
+              <w:t xml:space="preserve"> </w:t>
+            </w:r>
+            <w:r>
+              <w:rPr>
+                <w:rStyle w:val="IntenseEmphasis"/>
+                <w:rFonts w:eastAsia="Calibri Light"/>
+                <w:b w:val="0"/>
+                <w:bCs w:val="0"/>
+                <w:i w:val="0"/>
+                <w:iCs w:val="0"/>
+                <w:color w:val="000000" w:themeColor="text1"/>
+                <w:sz w:val="28"/>
+                <w:szCs w:val="28"/>
+                <w:highlight w:val="yellow"/>
+                <w14:shadow w14:blurRad="38100" w14:dist="19050" w14:dir="2700000" w14:sx="100000" w14:sy="100000" w14:kx="0" w14:ky="0" w14:algn="tl">
+                  <w14:schemeClr w14:val="dk1">
+                    <w14:alpha w14:val="60000"/>
+                  </w14:schemeClr>
+                </w14:shadow>
+                <w14:textOutline w14:w="0" w14:cap="flat" w14:cmpd="sng" w14:algn="ctr">
+                  <w14:noFill/>
+                  <w14:prstDash w14:val="solid"/>
+                  <w14:round/>
+                </w14:textOutline>
+              </w:rPr>
+              <w:t>[Shure</w:t>
+            </w:r>
+            <w:r>
+              <w:rPr>
+                <w:rStyle w:val="IntenseEmphasis"/>
+                <w:rFonts w:eastAsia="Calibri Light"/>
+                <w:b w:val="0"/>
+                <w:bCs w:val="0"/>
+                <w:i w:val="0"/>
+                <w:iCs w:val="0"/>
+                <w:color w:val="000000" w:themeColor="text1"/>
+                <w:sz w:val="28"/>
+                <w:szCs w:val="28"/>
+                <w:highlight w:val="yellow"/>
+                <w14:shadow w14:blurRad="38100" w14:dist="19050" w14:dir="2700000" w14:sx="100000" w14:sy="100000" w14:kx="0" w14:ky="0" w14:algn="tl">
+                  <w14:schemeClr w14:val="dk1">
+                    <w14:alpha w14:val="60000"/>
+                  </w14:schemeClr>
+                </w14:shadow>
+                <w14:textOutline w14:w="0" w14:cap="flat" w14:cmpd="sng" w14:algn="ctr">
+                  <w14:noFill/>
+                  <w14:prstDash w14:val="solid"/>
+                  <w14:round/>
+                </w14:textOutline>
+              </w:rPr>
+              <w:t xml:space="preserve"> Axient &amp; Sennheiser 6000</w:t>
+            </w:r>
+            <w:r>
+              <w:rPr>
+                <w:rStyle w:val="IntenseEmphasis"/>
+                <w:rFonts w:eastAsia="Calibri Light"/>
+                <w:b w:val="0"/>
+                <w:bCs w:val="0"/>
+                <w:i w:val="0"/>
+                <w:iCs w:val="0"/>
+                <w:color w:val="000000" w:themeColor="text1"/>
+                <w:sz w:val="28"/>
+                <w:szCs w:val="28"/>
+                <w:highlight w:val="yellow"/>
+                <w14:shadow w14:blurRad="38100" w14:dist="19050" w14:dir="2700000" w14:sx="100000" w14:sy="100000" w14:kx="0" w14:ky="0" w14:algn="tl">
+                  <w14:schemeClr w14:val="dk1">
+                    <w14:alpha w14:val="60000"/>
+                  </w14:schemeClr>
+                </w14:shadow>
+                <w14:textOutline w14:w="0" w14:cap="flat" w14:cmpd="sng" w14:algn="ctr">
+                  <w14:noFill/>
+                  <w14:prstDash w14:val="solid"/>
+                  <w14:round/>
+                </w14:textOutline>
+              </w:rPr>
+              <w:t>]</w:t>
+            </w:r>
           </w:p>
           <w:p>
             <w:pPr>
@@ -5699,6 +7041,79 @@
                 </w14:textOutline>
               </w:rPr>
               <w:t>Sound Mixer</w:t>
+            </w:r>
+            <w:r>
+              <w:rPr>
+                <w:rStyle w:val="IntenseEmphasis"/>
+                <w:rFonts w:eastAsia="Calibri Light"/>
+                <w:b w:val="0"/>
+                <w:bCs w:val="0"/>
+                <w:i w:val="0"/>
+                <w:iCs w:val="0"/>
+                <w:color w:val="000000" w:themeColor="text1"/>
+                <w:sz w:val="28"/>
+                <w:szCs w:val="28"/>
+                <w14:shadow w14:blurRad="38100" w14:dist="19050" w14:dir="2700000" w14:sx="100000" w14:sy="100000" w14:kx="0" w14:ky="0" w14:algn="tl">
+                  <w14:schemeClr w14:val="dk1">
+                    <w14:alpha w14:val="60000"/>
+                  </w14:schemeClr>
+                </w14:shadow>
+                <w14:textOutline w14:w="0" w14:cap="flat" w14:cmpd="sng" w14:algn="ctr">
+                  <w14:noFill/>
+                  <w14:prstDash w14:val="solid"/>
+                  <w14:round/>
+                </w14:textOutline>
+              </w:rPr>
+              <w:t xml:space="preserve"> -</w:t>
+            </w:r>
+            <w:r>
+              <w:rPr>
+                <w:rStyle w:val="IntenseEmphasis"/>
+                <w:rFonts w:eastAsia="Calibri Light"/>
+                <w:b w:val="0"/>
+                <w:bCs w:val="0"/>
+                <w:i w:val="0"/>
+                <w:iCs w:val="0"/>
+                <w:color w:val="000000" w:themeColor="text1"/>
+                <w:sz w:val="28"/>
+                <w:szCs w:val="28"/>
+                <w14:shadow w14:blurRad="38100" w14:dist="19050" w14:dir="2700000" w14:sx="100000" w14:sy="100000" w14:kx="0" w14:ky="0" w14:algn="tl">
+                  <w14:schemeClr w14:val="dk1">
+                    <w14:alpha w14:val="60000"/>
+                  </w14:schemeClr>
+                </w14:shadow>
+                <w14:textOutline w14:w="0" w14:cap="flat" w14:cmpd="sng" w14:algn="ctr">
+                  <w14:noFill/>
+                  <w14:prstDash w14:val="solid"/>
+                  <w14:round/>
+                </w14:textOutline>
+              </w:rPr>
+              <w:t xml:space="preserve"> </w:t>
+            </w:r>
+            <w:r>
+              <w:rPr>
+                <w:rStyle w:val="IntenseEmphasis"/>
+                <w:rFonts w:eastAsia="Calibri Light"/>
+                <w:b w:val="0"/>
+                <w:bCs w:val="0"/>
+                <w:i w:val="0"/>
+                <w:iCs w:val="0"/>
+                <w:color w:val="000000" w:themeColor="text1"/>
+                <w:sz w:val="28"/>
+                <w:szCs w:val="28"/>
+                <w:highlight w:val="yellow"/>
+                <w14:shadow w14:blurRad="38100" w14:dist="19050" w14:dir="2700000" w14:sx="100000" w14:sy="100000" w14:kx="0" w14:ky="0" w14:algn="tl">
+                  <w14:schemeClr w14:val="dk1">
+                    <w14:alpha w14:val="60000"/>
+                  </w14:schemeClr>
+                </w14:shadow>
+                <w14:textOutline w14:w="0" w14:cap="flat" w14:cmpd="sng" w14:algn="ctr">
+                  <w14:noFill/>
+                  <w14:prstDash w14:val="solid"/>
+                  <w14:round/>
+                </w14:textOutline>
+              </w:rPr>
+              <w:t>Allen Heath DLive</w:t>
             </w:r>
           </w:p>
           <w:p>
@@ -5917,7 +7332,55 @@
                   <w14:round/>
                 </w14:textOutline>
               </w:rPr>
-              <w:t xml:space="preserve"> Walls [600 Sq. F</w:t>
+              <w:t xml:space="preserve"> </w:t>
+            </w:r>
+            <w:r>
+              <w:rPr>
+                <w:rStyle w:val="IntenseEmphasis"/>
+                <w:rFonts w:eastAsia="Calibri Light"/>
+                <w:b w:val="0"/>
+                <w:bCs w:val="0"/>
+                <w:i w:val="0"/>
+                <w:iCs w:val="0"/>
+                <w:color w:val="000000" w:themeColor="text1"/>
+                <w:sz w:val="28"/>
+                <w:szCs w:val="28"/>
+                <w14:shadow w14:blurRad="38100" w14:dist="19050" w14:dir="2700000" w14:sx="100000" w14:sy="100000" w14:kx="0" w14:ky="0" w14:algn="tl">
+                  <w14:schemeClr w14:val="dk1">
+                    <w14:alpha w14:val="60000"/>
+                  </w14:schemeClr>
+                </w14:shadow>
+                <w14:textOutline w14:w="0" w14:cap="flat" w14:cmpd="sng" w14:algn="ctr">
+                  <w14:noFill/>
+                  <w14:prstDash w14:val="solid"/>
+                  <w14:round/>
+                </w14:textOutline>
+              </w:rPr>
+              <w:t>Screens</w:t>
+            </w:r>
+            <w:r>
+              <w:rPr>
+                <w:rStyle w:val="IntenseEmphasis"/>
+                <w:rFonts w:eastAsia="Calibri Light"/>
+                <w:b w:val="0"/>
+                <w:bCs w:val="0"/>
+                <w:i w:val="0"/>
+                <w:iCs w:val="0"/>
+                <w:color w:val="000000" w:themeColor="text1"/>
+                <w:sz w:val="28"/>
+                <w:szCs w:val="28"/>
+                <w14:shadow w14:blurRad="38100" w14:dist="19050" w14:dir="2700000" w14:sx="100000" w14:sy="100000" w14:kx="0" w14:ky="0" w14:algn="tl">
+                  <w14:schemeClr w14:val="dk1">
+                    <w14:alpha w14:val="60000"/>
+                  </w14:schemeClr>
+                </w14:shadow>
+                <w14:textOutline w14:w="0" w14:cap="flat" w14:cmpd="sng" w14:algn="ctr">
+                  <w14:noFill/>
+                  <w14:prstDash w14:val="solid"/>
+                  <w14:round/>
+                </w14:textOutline>
+              </w:rPr>
+              <w:t xml:space="preserve"> [600 Sq. F</w:t>
             </w:r>
             <w:r>
               <w:rPr>

--- a/Quotations/27_28_December/Quotation Without Budget.docx
+++ b/Quotations/27_28_December/Quotation Without Budget.docx
@@ -3730,7 +3730,55 @@
                   <w14:round/>
                 </w14:textOutline>
               </w:rPr>
-              <w:t xml:space="preserve">Led Screens [600 </w:t>
+              <w:t>Led Screens [</w:t>
+            </w:r>
+            <w:r>
+              <w:rPr>
+                <w:rStyle w:val="IntenseEmphasis"/>
+                <w:rFonts w:eastAsia="Calibri Light"/>
+                <w:b w:val="0"/>
+                <w:bCs w:val="0"/>
+                <w:i w:val="0"/>
+                <w:iCs w:val="0"/>
+                <w:color w:val="000000" w:themeColor="text1"/>
+                <w:sz w:val="28"/>
+                <w:szCs w:val="28"/>
+                <w14:shadow w14:blurRad="38100" w14:dist="19050" w14:dir="2700000" w14:sx="100000" w14:sy="100000" w14:kx="0" w14:ky="0" w14:algn="tl">
+                  <w14:schemeClr w14:val="dk1">
+                    <w14:alpha w14:val="60000"/>
+                  </w14:schemeClr>
+                </w14:shadow>
+                <w14:textOutline w14:w="0" w14:cap="flat" w14:cmpd="sng" w14:algn="ctr">
+                  <w14:noFill/>
+                  <w14:prstDash w14:val="solid"/>
+                  <w14:round/>
+                </w14:textOutline>
+              </w:rPr>
+              <w:t>45</w:t>
+            </w:r>
+            <w:r>
+              <w:rPr>
+                <w:rStyle w:val="IntenseEmphasis"/>
+                <w:rFonts w:eastAsia="Calibri Light"/>
+                <w:b w:val="0"/>
+                <w:bCs w:val="0"/>
+                <w:i w:val="0"/>
+                <w:iCs w:val="0"/>
+                <w:color w:val="000000" w:themeColor="text1"/>
+                <w:sz w:val="28"/>
+                <w:szCs w:val="28"/>
+                <w14:shadow w14:blurRad="38100" w14:dist="19050" w14:dir="2700000" w14:sx="100000" w14:sy="100000" w14:kx="0" w14:ky="0" w14:algn="tl">
+                  <w14:schemeClr w14:val="dk1">
+                    <w14:alpha w14:val="60000"/>
+                  </w14:schemeClr>
+                </w14:shadow>
+                <w14:textOutline w14:w="0" w14:cap="flat" w14:cmpd="sng" w14:algn="ctr">
+                  <w14:noFill/>
+                  <w14:prstDash w14:val="solid"/>
+                  <w14:round/>
+                </w14:textOutline>
+              </w:rPr>
+              <w:t xml:space="preserve">0 </w:t>
             </w:r>
             <w:proofErr w:type="spellStart"/>
             <w:r>
@@ -3950,249 +3998,6 @@
                   <w14:round/>
                 </w14:textOutline>
               </w:rPr>
-              <w:t xml:space="preserve">Professional </w:t>
-            </w:r>
-            <w:r>
-              <w:rPr>
-                <w:rStyle w:val="IntenseEmphasis"/>
-                <w:rFonts w:eastAsia="Calibri Light"/>
-                <w:b w:val="0"/>
-                <w:bCs w:val="0"/>
-                <w:i w:val="0"/>
-                <w:iCs w:val="0"/>
-                <w:color w:val="000000" w:themeColor="text1"/>
-                <w:sz w:val="28"/>
-                <w:szCs w:val="28"/>
-                <w14:shadow w14:blurRad="38100" w14:dist="19050" w14:dir="2700000" w14:sx="100000" w14:sy="100000" w14:kx="0" w14:ky="0" w14:algn="tl">
-                  <w14:schemeClr w14:val="dk1">
-                    <w14:alpha w14:val="60000"/>
-                  </w14:schemeClr>
-                </w14:shadow>
-                <w14:textOutline w14:w="0" w14:cap="flat" w14:cmpd="sng" w14:algn="ctr">
-                  <w14:noFill/>
-                  <w14:prstDash w14:val="solid"/>
-                  <w14:round/>
-                </w14:textOutline>
-              </w:rPr>
-              <w:t>Anchor</w:t>
-            </w:r>
-            <w:r>
-              <w:rPr>
-                <w:rStyle w:val="IntenseEmphasis"/>
-                <w:rFonts w:eastAsia="Calibri Light"/>
-                <w:b w:val="0"/>
-                <w:bCs w:val="0"/>
-                <w:i w:val="0"/>
-                <w:iCs w:val="0"/>
-                <w:color w:val="000000" w:themeColor="text1"/>
-                <w:sz w:val="28"/>
-                <w:szCs w:val="28"/>
-                <w14:shadow w14:blurRad="38100" w14:dist="19050" w14:dir="2700000" w14:sx="100000" w14:sy="100000" w14:kx="0" w14:ky="0" w14:algn="tl">
-                  <w14:schemeClr w14:val="dk1">
-                    <w14:alpha w14:val="60000"/>
-                  </w14:schemeClr>
-                </w14:shadow>
-                <w14:textOutline w14:w="0" w14:cap="flat" w14:cmpd="sng" w14:algn="ctr">
-                  <w14:noFill/>
-                  <w14:prstDash w14:val="solid"/>
-                  <w14:round/>
-                </w14:textOutline>
-              </w:rPr>
-              <w:t xml:space="preserve"> </w:t>
-            </w:r>
-            <w:r>
-              <w:rPr>
-                <w:rStyle w:val="IntenseEmphasis"/>
-                <w:rFonts w:eastAsia="Calibri Light"/>
-                <w:b w:val="0"/>
-                <w:bCs w:val="0"/>
-                <w:i w:val="0"/>
-                <w:iCs w:val="0"/>
-                <w:color w:val="000000" w:themeColor="text1"/>
-                <w:sz w:val="28"/>
-                <w:szCs w:val="28"/>
-                <w:highlight w:val="yellow"/>
-                <w14:shadow w14:blurRad="38100" w14:dist="19050" w14:dir="2700000" w14:sx="100000" w14:sy="100000" w14:kx="0" w14:ky="0" w14:algn="tl">
-                  <w14:schemeClr w14:val="dk1">
-                    <w14:alpha w14:val="60000"/>
-                  </w14:schemeClr>
-                </w14:shadow>
-                <w14:textOutline w14:w="0" w14:cap="flat" w14:cmpd="sng" w14:algn="ctr">
-                  <w14:noFill/>
-                  <w14:prstDash w14:val="solid"/>
-                  <w14:round/>
-                </w14:textOutline>
-              </w:rPr>
-              <w:t>[Shared Link on the last page]</w:t>
-            </w:r>
-          </w:p>
-        </w:tc>
-        <w:tc>
-          <w:tcPr>
-            <w:tcW w:w="2613" w:type="dxa"/>
-          </w:tcPr>
-          <w:p>
-            <w:pPr>
-              <w:jc w:val="center"/>
-              <w:rPr>
-                <w:rStyle w:val="IntenseEmphasis"/>
-                <w:rFonts w:eastAsia="Calibri Light"/>
-                <w:b w:val="0"/>
-                <w:bCs w:val="0"/>
-                <w:i w:val="0"/>
-                <w:iCs w:val="0"/>
-                <w:color w:val="000000" w:themeColor="text1"/>
-                <w:sz w:val="28"/>
-                <w:szCs w:val="28"/>
-                <w14:shadow w14:blurRad="38100" w14:dist="19050" w14:dir="2700000" w14:sx="100000" w14:sy="100000" w14:kx="0" w14:ky="0" w14:algn="tl">
-                  <w14:schemeClr w14:val="dk1">
-                    <w14:alpha w14:val="60000"/>
-                  </w14:schemeClr>
-                </w14:shadow>
-                <w14:textOutline w14:w="0" w14:cap="flat" w14:cmpd="sng" w14:algn="ctr">
-                  <w14:noFill/>
-                  <w14:prstDash w14:val="solid"/>
-                  <w14:round/>
-                </w14:textOutline>
-              </w:rPr>
-            </w:pPr>
-          </w:p>
-          <w:p>
-            <w:pPr>
-              <w:jc w:val="center"/>
-              <w:rPr>
-                <w:rStyle w:val="IntenseEmphasis"/>
-                <w:rFonts w:eastAsia="Calibri Light"/>
-                <w:b w:val="0"/>
-                <w:bCs w:val="0"/>
-                <w:i w:val="0"/>
-                <w:iCs w:val="0"/>
-                <w:color w:val="000000" w:themeColor="text1"/>
-                <w:sz w:val="28"/>
-                <w:szCs w:val="28"/>
-                <w14:shadow w14:blurRad="38100" w14:dist="19050" w14:dir="2700000" w14:sx="100000" w14:sy="100000" w14:kx="0" w14:ky="0" w14:algn="tl">
-                  <w14:schemeClr w14:val="dk1">
-                    <w14:alpha w14:val="60000"/>
-                  </w14:schemeClr>
-                </w14:shadow>
-                <w14:textOutline w14:w="0" w14:cap="flat" w14:cmpd="sng" w14:algn="ctr">
-                  <w14:noFill/>
-                  <w14:prstDash w14:val="solid"/>
-                  <w14:round/>
-                </w14:textOutline>
-              </w:rPr>
-            </w:pPr>
-            <w:r>
-              <w:rPr>
-                <w:rStyle w:val="IntenseEmphasis"/>
-                <w:rFonts w:eastAsia="Calibri Light"/>
-                <w:b w:val="0"/>
-                <w:bCs w:val="0"/>
-                <w:i w:val="0"/>
-                <w:iCs w:val="0"/>
-                <w:color w:val="000000" w:themeColor="text1"/>
-                <w:sz w:val="28"/>
-                <w:szCs w:val="28"/>
-                <w14:shadow w14:blurRad="38100" w14:dist="19050" w14:dir="2700000" w14:sx="100000" w14:sy="100000" w14:kx="0" w14:ky="0" w14:algn="tl">
-                  <w14:schemeClr w14:val="dk1">
-                    <w14:alpha w14:val="60000"/>
-                  </w14:schemeClr>
-                </w14:shadow>
-                <w14:textOutline w14:w="0" w14:cap="flat" w14:cmpd="sng" w14:algn="ctr">
-                  <w14:noFill/>
-                  <w14:prstDash w14:val="solid"/>
-                  <w14:round/>
-                </w14:textOutline>
-              </w:rPr>
-              <w:t>30,000 /-</w:t>
-            </w:r>
-          </w:p>
-        </w:tc>
-      </w:tr>
-      <w:tr>
-        <w:trPr>
-          <w:trHeight w:val="908"/>
-        </w:trPr>
-        <w:tc>
-          <w:tcPr>
-            <w:tcW w:w="6745" w:type="dxa"/>
-          </w:tcPr>
-          <w:p>
-            <w:pPr>
-              <w:rPr>
-                <w:rStyle w:val="IntenseEmphasis"/>
-                <w:rFonts w:eastAsia="Calibri Light"/>
-                <w:b w:val="0"/>
-                <w:bCs w:val="0"/>
-                <w:i w:val="0"/>
-                <w:iCs w:val="0"/>
-                <w:color w:val="000000" w:themeColor="text1"/>
-                <w:sz w:val="28"/>
-                <w:szCs w:val="28"/>
-                <w14:shadow w14:blurRad="38100" w14:dist="19050" w14:dir="2700000" w14:sx="100000" w14:sy="100000" w14:kx="0" w14:ky="0" w14:algn="tl">
-                  <w14:schemeClr w14:val="dk1">
-                    <w14:alpha w14:val="60000"/>
-                  </w14:schemeClr>
-                </w14:shadow>
-                <w14:textOutline w14:w="0" w14:cap="flat" w14:cmpd="sng" w14:algn="ctr">
-                  <w14:noFill/>
-                  <w14:prstDash w14:val="solid"/>
-                  <w14:round/>
-                </w14:textOutline>
-              </w:rPr>
-            </w:pPr>
-          </w:p>
-          <w:p>
-            <w:pPr>
-              <w:pStyle w:val="ListParagraph"/>
-              <w:numPr>
-                <w:ilvl w:val="0"/>
-                <w:numId w:val="21"/>
-              </w:numPr>
-              <w:rPr>
-                <w:rStyle w:val="IntenseEmphasis"/>
-                <w:rFonts w:eastAsia="Calibri Light"/>
-                <w:b w:val="0"/>
-                <w:bCs w:val="0"/>
-                <w:i w:val="0"/>
-                <w:iCs w:val="0"/>
-                <w:color w:val="000000" w:themeColor="text1"/>
-                <w:sz w:val="28"/>
-                <w:szCs w:val="28"/>
-                <w14:shadow w14:blurRad="38100" w14:dist="19050" w14:dir="2700000" w14:sx="100000" w14:sy="100000" w14:kx="0" w14:ky="0" w14:algn="tl">
-                  <w14:schemeClr w14:val="dk1">
-                    <w14:alpha w14:val="60000"/>
-                  </w14:schemeClr>
-                </w14:shadow>
-                <w14:textOutline w14:w="0" w14:cap="flat" w14:cmpd="sng" w14:algn="ctr">
-                  <w14:noFill/>
-                  <w14:prstDash w14:val="solid"/>
-                  <w14:round/>
-                </w14:textOutline>
-              </w:rPr>
-            </w:pPr>
-            <w:r>
-              <w:rPr>
-                <w:rStyle w:val="IntenseEmphasis"/>
-                <w:rFonts w:eastAsia="Calibri Light"/>
-                <w:b w:val="0"/>
-                <w:bCs w:val="0"/>
-                <w:i w:val="0"/>
-                <w:iCs w:val="0"/>
-                <w:color w:val="000000" w:themeColor="text1"/>
-                <w:sz w:val="28"/>
-                <w:szCs w:val="28"/>
-                <w14:shadow w14:blurRad="38100" w14:dist="19050" w14:dir="2700000" w14:sx="100000" w14:sy="100000" w14:kx="0" w14:ky="0" w14:algn="tl">
-                  <w14:schemeClr w14:val="dk1">
-                    <w14:alpha w14:val="60000"/>
-                  </w14:schemeClr>
-                </w14:shadow>
-                <w14:textOutline w14:w="0" w14:cap="flat" w14:cmpd="sng" w14:algn="ctr">
-                  <w14:noFill/>
-                  <w14:prstDash w14:val="solid"/>
-                  <w14:round/>
-                </w14:textOutline>
-              </w:rPr>
               <w:t>Genset &amp; Maintenance</w:t>
             </w:r>
           </w:p>
@@ -4513,30 +4318,6 @@
                 </w14:textOutline>
               </w:rPr>
             </w:pPr>
-            <w:r>
-              <w:rPr>
-                <w:rStyle w:val="IntenseEmphasis"/>
-                <w:rFonts w:eastAsia="Calibri Light"/>
-                <w:b w:val="0"/>
-                <w:bCs w:val="0"/>
-                <w:i w:val="0"/>
-                <w:iCs w:val="0"/>
-                <w:color w:val="000000" w:themeColor="text1"/>
-                <w:sz w:val="28"/>
-                <w:szCs w:val="28"/>
-                <w14:shadow w14:blurRad="38100" w14:dist="19050" w14:dir="2700000" w14:sx="100000" w14:sy="100000" w14:kx="0" w14:ky="0" w14:algn="tl">
-                  <w14:schemeClr w14:val="dk1">
-                    <w14:alpha w14:val="60000"/>
-                  </w14:schemeClr>
-                </w14:shadow>
-                <w14:textOutline w14:w="0" w14:cap="flat" w14:cmpd="sng" w14:algn="ctr">
-                  <w14:noFill/>
-                  <w14:prstDash w14:val="solid"/>
-                  <w14:round/>
-                </w14:textOutline>
-              </w:rPr>
-              <w:t xml:space="preserve">Bubble Machine </w:t>
-            </w:r>
             <w:proofErr w:type="gramStart"/>
             <w:r>
               <w:rPr>
@@ -4560,31 +4341,57 @@
                   <w14:round/>
                 </w14:textOutline>
               </w:rPr>
-              <w:t xml:space="preserve">   </w:t>
-            </w:r>
-            <w:r>
-              <w:rPr>
-                <w:rStyle w:val="IntenseEmphasis"/>
-                <w:rFonts w:eastAsia="Calibri Light"/>
-                <w:b w:val="0"/>
-                <w:bCs w:val="0"/>
-                <w:i w:val="0"/>
-                <w:iCs w:val="0"/>
-                <w:color w:val="000000" w:themeColor="text1"/>
-                <w:sz w:val="28"/>
-                <w:szCs w:val="28"/>
-                <w14:shadow w14:blurRad="38100" w14:dist="19050" w14:dir="2700000" w14:sx="100000" w14:sy="100000" w14:kx="0" w14:ky="0" w14:algn="tl">
-                  <w14:schemeClr w14:val="dk1">
-                    <w14:alpha w14:val="60000"/>
-                  </w14:schemeClr>
-                </w14:shadow>
-                <w14:textOutline w14:w="0" w14:cap="flat" w14:cmpd="sng" w14:algn="ctr">
-                  <w14:noFill/>
-                  <w14:prstDash w14:val="solid"/>
-                  <w14:round/>
-                </w14:textOutline>
-              </w:rPr>
-              <w:t>[</w:t>
+              <w:t>Smoke</w:t>
+            </w:r>
+            <w:proofErr w:type="gramEnd"/>
+            <w:r>
+              <w:rPr>
+                <w:rStyle w:val="IntenseEmphasis"/>
+                <w:rFonts w:eastAsia="Calibri Light"/>
+                <w:b w:val="0"/>
+                <w:bCs w:val="0"/>
+                <w:i w:val="0"/>
+                <w:iCs w:val="0"/>
+                <w:color w:val="000000" w:themeColor="text1"/>
+                <w:sz w:val="28"/>
+                <w:szCs w:val="28"/>
+                <w14:shadow w14:blurRad="38100" w14:dist="19050" w14:dir="2700000" w14:sx="100000" w14:sy="100000" w14:kx="0" w14:ky="0" w14:algn="tl">
+                  <w14:schemeClr w14:val="dk1">
+                    <w14:alpha w14:val="60000"/>
+                  </w14:schemeClr>
+                </w14:shadow>
+                <w14:textOutline w14:w="0" w14:cap="flat" w14:cmpd="sng" w14:algn="ctr">
+                  <w14:noFill/>
+                  <w14:prstDash w14:val="solid"/>
+                  <w14:round/>
+                </w14:textOutline>
+              </w:rPr>
+              <w:t xml:space="preserve"> Machine </w:t>
+            </w:r>
+            <w:proofErr w:type="gramStart"/>
+            <w:r>
+              <w:rPr>
+                <w:rStyle w:val="IntenseEmphasis"/>
+                <w:rFonts w:eastAsia="Calibri Light"/>
+                <w:b w:val="0"/>
+                <w:bCs w:val="0"/>
+                <w:i w:val="0"/>
+                <w:iCs w:val="0"/>
+                <w:color w:val="000000" w:themeColor="text1"/>
+                <w:sz w:val="28"/>
+                <w:szCs w:val="28"/>
+                <w14:shadow w14:blurRad="38100" w14:dist="19050" w14:dir="2700000" w14:sx="100000" w14:sy="100000" w14:kx="0" w14:ky="0" w14:algn="tl">
+                  <w14:schemeClr w14:val="dk1">
+                    <w14:alpha w14:val="60000"/>
+                  </w14:schemeClr>
+                </w14:shadow>
+                <w14:textOutline w14:w="0" w14:cap="flat" w14:cmpd="sng" w14:algn="ctr">
+                  <w14:noFill/>
+                  <w14:prstDash w14:val="solid"/>
+                  <w14:round/>
+                </w14:textOutline>
+              </w:rPr>
+              <w:t xml:space="preserve">   [</w:t>
             </w:r>
             <w:proofErr w:type="gramEnd"/>
             <w:r>
@@ -4641,136 +4448,6 @@
                 </w14:textOutline>
               </w:rPr>
             </w:pPr>
-            <w:proofErr w:type="gramStart"/>
-            <w:r>
-              <w:rPr>
-                <w:rStyle w:val="IntenseEmphasis"/>
-                <w:rFonts w:eastAsia="Calibri Light"/>
-                <w:b w:val="0"/>
-                <w:bCs w:val="0"/>
-                <w:i w:val="0"/>
-                <w:iCs w:val="0"/>
-                <w:color w:val="000000" w:themeColor="text1"/>
-                <w:sz w:val="28"/>
-                <w:szCs w:val="28"/>
-                <w14:shadow w14:blurRad="38100" w14:dist="19050" w14:dir="2700000" w14:sx="100000" w14:sy="100000" w14:kx="0" w14:ky="0" w14:algn="tl">
-                  <w14:schemeClr w14:val="dk1">
-                    <w14:alpha w14:val="60000"/>
-                  </w14:schemeClr>
-                </w14:shadow>
-                <w14:textOutline w14:w="0" w14:cap="flat" w14:cmpd="sng" w14:algn="ctr">
-                  <w14:noFill/>
-                  <w14:prstDash w14:val="solid"/>
-                  <w14:round/>
-                </w14:textOutline>
-              </w:rPr>
-              <w:t>Smoke</w:t>
-            </w:r>
-            <w:proofErr w:type="gramEnd"/>
-            <w:r>
-              <w:rPr>
-                <w:rStyle w:val="IntenseEmphasis"/>
-                <w:rFonts w:eastAsia="Calibri Light"/>
-                <w:b w:val="0"/>
-                <w:bCs w:val="0"/>
-                <w:i w:val="0"/>
-                <w:iCs w:val="0"/>
-                <w:color w:val="000000" w:themeColor="text1"/>
-                <w:sz w:val="28"/>
-                <w:szCs w:val="28"/>
-                <w14:shadow w14:blurRad="38100" w14:dist="19050" w14:dir="2700000" w14:sx="100000" w14:sy="100000" w14:kx="0" w14:ky="0" w14:algn="tl">
-                  <w14:schemeClr w14:val="dk1">
-                    <w14:alpha w14:val="60000"/>
-                  </w14:schemeClr>
-                </w14:shadow>
-                <w14:textOutline w14:w="0" w14:cap="flat" w14:cmpd="sng" w14:algn="ctr">
-                  <w14:noFill/>
-                  <w14:prstDash w14:val="solid"/>
-                  <w14:round/>
-                </w14:textOutline>
-              </w:rPr>
-              <w:t xml:space="preserve"> Machine </w:t>
-            </w:r>
-            <w:proofErr w:type="gramStart"/>
-            <w:r>
-              <w:rPr>
-                <w:rStyle w:val="IntenseEmphasis"/>
-                <w:rFonts w:eastAsia="Calibri Light"/>
-                <w:b w:val="0"/>
-                <w:bCs w:val="0"/>
-                <w:i w:val="0"/>
-                <w:iCs w:val="0"/>
-                <w:color w:val="000000" w:themeColor="text1"/>
-                <w:sz w:val="28"/>
-                <w:szCs w:val="28"/>
-                <w14:shadow w14:blurRad="38100" w14:dist="19050" w14:dir="2700000" w14:sx="100000" w14:sy="100000" w14:kx="0" w14:ky="0" w14:algn="tl">
-                  <w14:schemeClr w14:val="dk1">
-                    <w14:alpha w14:val="60000"/>
-                  </w14:schemeClr>
-                </w14:shadow>
-                <w14:textOutline w14:w="0" w14:cap="flat" w14:cmpd="sng" w14:algn="ctr">
-                  <w14:noFill/>
-                  <w14:prstDash w14:val="solid"/>
-                  <w14:round/>
-                </w14:textOutline>
-              </w:rPr>
-              <w:t xml:space="preserve">   [</w:t>
-            </w:r>
-            <w:proofErr w:type="gramEnd"/>
-            <w:r>
-              <w:rPr>
-                <w:rStyle w:val="IntenseEmphasis"/>
-                <w:rFonts w:eastAsia="Calibri Light"/>
-                <w:b w:val="0"/>
-                <w:bCs w:val="0"/>
-                <w:i w:val="0"/>
-                <w:iCs w:val="0"/>
-                <w:color w:val="000000" w:themeColor="text1"/>
-                <w:sz w:val="28"/>
-                <w:szCs w:val="28"/>
-                <w14:shadow w14:blurRad="38100" w14:dist="19050" w14:dir="2700000" w14:sx="100000" w14:sy="100000" w14:kx="0" w14:ky="0" w14:algn="tl">
-                  <w14:schemeClr w14:val="dk1">
-                    <w14:alpha w14:val="60000"/>
-                  </w14:schemeClr>
-                </w14:shadow>
-                <w14:textOutline w14:w="0" w14:cap="flat" w14:cmpd="sng" w14:algn="ctr">
-                  <w14:noFill/>
-                  <w14:prstDash w14:val="solid"/>
-                  <w14:round/>
-                </w14:textOutline>
-              </w:rPr>
-              <w:t>Multiple Times]</w:t>
-            </w:r>
-          </w:p>
-          <w:p>
-            <w:pPr>
-              <w:pStyle w:val="ListParagraph"/>
-              <w:numPr>
-                <w:ilvl w:val="0"/>
-                <w:numId w:val="27"/>
-              </w:numPr>
-              <w:rPr>
-                <w:rStyle w:val="IntenseEmphasis"/>
-                <w:rFonts w:eastAsia="Calibri Light"/>
-                <w:b w:val="0"/>
-                <w:bCs w:val="0"/>
-                <w:i w:val="0"/>
-                <w:iCs w:val="0"/>
-                <w:color w:val="000000" w:themeColor="text1"/>
-                <w:sz w:val="28"/>
-                <w:szCs w:val="28"/>
-                <w14:shadow w14:blurRad="38100" w14:dist="19050" w14:dir="2700000" w14:sx="100000" w14:sy="100000" w14:kx="0" w14:ky="0" w14:algn="tl">
-                  <w14:schemeClr w14:val="dk1">
-                    <w14:alpha w14:val="60000"/>
-                  </w14:schemeClr>
-                </w14:shadow>
-                <w14:textOutline w14:w="0" w14:cap="flat" w14:cmpd="sng" w14:algn="ctr">
-                  <w14:noFill/>
-                  <w14:prstDash w14:val="solid"/>
-                  <w14:round/>
-                </w14:textOutline>
-              </w:rPr>
-            </w:pPr>
             <w:r>
               <w:rPr>
                 <w:rStyle w:val="IntenseEmphasis"/>
@@ -5026,56 +4703,6 @@
                 </w14:textOutline>
               </w:rPr>
               <w:t>25,000 /-</w:t>
-            </w:r>
-          </w:p>
-          <w:p>
-            <w:pPr>
-              <w:jc w:val="center"/>
-              <w:rPr>
-                <w:rStyle w:val="IntenseEmphasis"/>
-                <w:rFonts w:eastAsia="Calibri Light"/>
-                <w:b w:val="0"/>
-                <w:bCs w:val="0"/>
-                <w:i w:val="0"/>
-                <w:iCs w:val="0"/>
-                <w:color w:val="000000" w:themeColor="text1"/>
-                <w:sz w:val="28"/>
-                <w:szCs w:val="28"/>
-                <w14:shadow w14:blurRad="38100" w14:dist="19050" w14:dir="2700000" w14:sx="100000" w14:sy="100000" w14:kx="0" w14:ky="0" w14:algn="tl">
-                  <w14:schemeClr w14:val="dk1">
-                    <w14:alpha w14:val="60000"/>
-                  </w14:schemeClr>
-                </w14:shadow>
-                <w14:textOutline w14:w="0" w14:cap="flat" w14:cmpd="sng" w14:algn="ctr">
-                  <w14:noFill/>
-                  <w14:prstDash w14:val="solid"/>
-                  <w14:round/>
-                </w14:textOutline>
-              </w:rPr>
-            </w:pPr>
-            <w:r>
-              <w:rPr>
-                <w:rStyle w:val="IntenseEmphasis"/>
-                <w:rFonts w:eastAsia="Calibri Light"/>
-                <w:b w:val="0"/>
-                <w:bCs w:val="0"/>
-                <w:i w:val="0"/>
-                <w:iCs w:val="0"/>
-                <w:color w:val="000000" w:themeColor="text1"/>
-                <w:sz w:val="28"/>
-                <w:szCs w:val="28"/>
-                <w14:shadow w14:blurRad="38100" w14:dist="19050" w14:dir="2700000" w14:sx="100000" w14:sy="100000" w14:kx="0" w14:ky="0" w14:algn="tl">
-                  <w14:schemeClr w14:val="dk1">
-                    <w14:alpha w14:val="60000"/>
-                  </w14:schemeClr>
-                </w14:shadow>
-                <w14:textOutline w14:w="0" w14:cap="flat" w14:cmpd="sng" w14:algn="ctr">
-                  <w14:noFill/>
-                  <w14:prstDash w14:val="solid"/>
-                  <w14:round/>
-                </w14:textOutline>
-              </w:rPr>
-              <w:t>20,000 /-</w:t>
             </w:r>
           </w:p>
           <w:p>
@@ -7136,200 +6763,6 @@
                   <w14:round/>
                 </w14:textOutline>
               </w:rPr>
-              <w:t xml:space="preserve">Professional </w:t>
-            </w:r>
-            <w:r>
-              <w:rPr>
-                <w:rStyle w:val="IntenseEmphasis"/>
-                <w:rFonts w:eastAsia="Calibri Light"/>
-                <w:b w:val="0"/>
-                <w:bCs w:val="0"/>
-                <w:i w:val="0"/>
-                <w:iCs w:val="0"/>
-                <w:color w:val="000000" w:themeColor="text1"/>
-                <w:sz w:val="28"/>
-                <w:szCs w:val="28"/>
-                <w14:shadow w14:blurRad="38100" w14:dist="19050" w14:dir="2700000" w14:sx="100000" w14:sy="100000" w14:kx="0" w14:ky="0" w14:algn="tl">
-                  <w14:schemeClr w14:val="dk1">
-                    <w14:alpha w14:val="60000"/>
-                  </w14:schemeClr>
-                </w14:shadow>
-                <w14:textOutline w14:w="0" w14:cap="flat" w14:cmpd="sng" w14:algn="ctr">
-                  <w14:noFill/>
-                  <w14:prstDash w14:val="solid"/>
-                  <w14:round/>
-                </w14:textOutline>
-              </w:rPr>
-              <w:t>Anchor</w:t>
-            </w:r>
-          </w:p>
-        </w:tc>
-        <w:tc>
-          <w:tcPr>
-            <w:tcW w:w="2613" w:type="dxa"/>
-          </w:tcPr>
-          <w:p>
-            <w:pPr>
-              <w:jc w:val="center"/>
-              <w:rPr>
-                <w:rStyle w:val="IntenseEmphasis"/>
-                <w:rFonts w:eastAsia="Calibri Light"/>
-                <w:b w:val="0"/>
-                <w:bCs w:val="0"/>
-                <w:i w:val="0"/>
-                <w:iCs w:val="0"/>
-                <w:color w:val="000000" w:themeColor="text1"/>
-                <w:sz w:val="28"/>
-                <w:szCs w:val="28"/>
-                <w14:shadow w14:blurRad="38100" w14:dist="19050" w14:dir="2700000" w14:sx="100000" w14:sy="100000" w14:kx="0" w14:ky="0" w14:algn="tl">
-                  <w14:schemeClr w14:val="dk1">
-                    <w14:alpha w14:val="60000"/>
-                  </w14:schemeClr>
-                </w14:shadow>
-                <w14:textOutline w14:w="0" w14:cap="flat" w14:cmpd="sng" w14:algn="ctr">
-                  <w14:noFill/>
-                  <w14:prstDash w14:val="solid"/>
-                  <w14:round/>
-                </w14:textOutline>
-              </w:rPr>
-            </w:pPr>
-          </w:p>
-          <w:p>
-            <w:pPr>
-              <w:jc w:val="center"/>
-              <w:rPr>
-                <w:rStyle w:val="IntenseEmphasis"/>
-                <w:rFonts w:eastAsia="Calibri Light"/>
-                <w:b w:val="0"/>
-                <w:bCs w:val="0"/>
-                <w:i w:val="0"/>
-                <w:iCs w:val="0"/>
-                <w:color w:val="000000" w:themeColor="text1"/>
-                <w:sz w:val="28"/>
-                <w:szCs w:val="28"/>
-                <w14:shadow w14:blurRad="38100" w14:dist="19050" w14:dir="2700000" w14:sx="100000" w14:sy="100000" w14:kx="0" w14:ky="0" w14:algn="tl">
-                  <w14:schemeClr w14:val="dk1">
-                    <w14:alpha w14:val="60000"/>
-                  </w14:schemeClr>
-                </w14:shadow>
-                <w14:textOutline w14:w="0" w14:cap="flat" w14:cmpd="sng" w14:algn="ctr">
-                  <w14:noFill/>
-                  <w14:prstDash w14:val="solid"/>
-                  <w14:round/>
-                </w14:textOutline>
-              </w:rPr>
-            </w:pPr>
-            <w:r>
-              <w:rPr>
-                <w:rStyle w:val="IntenseEmphasis"/>
-                <w:rFonts w:eastAsia="Calibri Light"/>
-                <w:b w:val="0"/>
-                <w:bCs w:val="0"/>
-                <w:i w:val="0"/>
-                <w:iCs w:val="0"/>
-                <w:color w:val="000000" w:themeColor="text1"/>
-                <w:sz w:val="28"/>
-                <w:szCs w:val="28"/>
-                <w14:shadow w14:blurRad="38100" w14:dist="19050" w14:dir="2700000" w14:sx="100000" w14:sy="100000" w14:kx="0" w14:ky="0" w14:algn="tl">
-                  <w14:schemeClr w14:val="dk1">
-                    <w14:alpha w14:val="60000"/>
-                  </w14:schemeClr>
-                </w14:shadow>
-                <w14:textOutline w14:w="0" w14:cap="flat" w14:cmpd="sng" w14:algn="ctr">
-                  <w14:noFill/>
-                  <w14:prstDash w14:val="solid"/>
-                  <w14:round/>
-                </w14:textOutline>
-              </w:rPr>
-              <w:t>30,000 /-</w:t>
-            </w:r>
-          </w:p>
-        </w:tc>
-      </w:tr>
-      <w:tr>
-        <w:trPr>
-          <w:trHeight w:val="863"/>
-        </w:trPr>
-        <w:tc>
-          <w:tcPr>
-            <w:tcW w:w="6745" w:type="dxa"/>
-          </w:tcPr>
-          <w:p>
-            <w:pPr>
-              <w:rPr>
-                <w:rStyle w:val="IntenseEmphasis"/>
-                <w:rFonts w:eastAsia="Calibri Light"/>
-                <w:b w:val="0"/>
-                <w:bCs w:val="0"/>
-                <w:i w:val="0"/>
-                <w:iCs w:val="0"/>
-                <w:color w:val="000000" w:themeColor="text1"/>
-                <w:sz w:val="28"/>
-                <w:szCs w:val="28"/>
-                <w14:shadow w14:blurRad="38100" w14:dist="19050" w14:dir="2700000" w14:sx="100000" w14:sy="100000" w14:kx="0" w14:ky="0" w14:algn="tl">
-                  <w14:schemeClr w14:val="dk1">
-                    <w14:alpha w14:val="60000"/>
-                  </w14:schemeClr>
-                </w14:shadow>
-                <w14:textOutline w14:w="0" w14:cap="flat" w14:cmpd="sng" w14:algn="ctr">
-                  <w14:noFill/>
-                  <w14:prstDash w14:val="solid"/>
-                  <w14:round/>
-                </w14:textOutline>
-              </w:rPr>
-            </w:pPr>
-          </w:p>
-          <w:p>
-            <w:pPr>
-              <w:pStyle w:val="ListParagraph"/>
-              <w:numPr>
-                <w:ilvl w:val="0"/>
-                <w:numId w:val="28"/>
-              </w:numPr>
-              <w:rPr>
-                <w:rStyle w:val="IntenseEmphasis"/>
-                <w:rFonts w:eastAsia="Calibri Light"/>
-                <w:b w:val="0"/>
-                <w:bCs w:val="0"/>
-                <w:i w:val="0"/>
-                <w:iCs w:val="0"/>
-                <w:color w:val="000000" w:themeColor="text1"/>
-                <w:sz w:val="28"/>
-                <w:szCs w:val="28"/>
-                <w14:shadow w14:blurRad="38100" w14:dist="19050" w14:dir="2700000" w14:sx="100000" w14:sy="100000" w14:kx="0" w14:ky="0" w14:algn="tl">
-                  <w14:schemeClr w14:val="dk1">
-                    <w14:alpha w14:val="60000"/>
-                  </w14:schemeClr>
-                </w14:shadow>
-                <w14:textOutline w14:w="0" w14:cap="flat" w14:cmpd="sng" w14:algn="ctr">
-                  <w14:noFill/>
-                  <w14:prstDash w14:val="solid"/>
-                  <w14:round/>
-                </w14:textOutline>
-              </w:rPr>
-            </w:pPr>
-            <w:r>
-              <w:rPr>
-                <w:rStyle w:val="IntenseEmphasis"/>
-                <w:rFonts w:eastAsia="Calibri Light"/>
-                <w:b w:val="0"/>
-                <w:bCs w:val="0"/>
-                <w:i w:val="0"/>
-                <w:iCs w:val="0"/>
-                <w:color w:val="000000" w:themeColor="text1"/>
-                <w:sz w:val="28"/>
-                <w:szCs w:val="28"/>
-                <w14:shadow w14:blurRad="38100" w14:dist="19050" w14:dir="2700000" w14:sx="100000" w14:sy="100000" w14:kx="0" w14:ky="0" w14:algn="tl">
-                  <w14:schemeClr w14:val="dk1">
-                    <w14:alpha w14:val="60000"/>
-                  </w14:schemeClr>
-                </w14:shadow>
-                <w14:textOutline w14:w="0" w14:cap="flat" w14:cmpd="sng" w14:algn="ctr">
-                  <w14:noFill/>
-                  <w14:prstDash w14:val="solid"/>
-                  <w14:round/>
-                </w14:textOutline>
-              </w:rPr>
               <w:t>Genset &amp; Maintenance</w:t>
             </w:r>
           </w:p>
@@ -7569,55 +7002,7 @@
                   <w14:round/>
                 </w14:textOutline>
               </w:rPr>
-              <w:t>Color Guns (</w:t>
-            </w:r>
-            <w:r>
-              <w:rPr>
-                <w:rStyle w:val="IntenseEmphasis"/>
-                <w:rFonts w:eastAsia="Calibri Light"/>
-                <w:b w:val="0"/>
-                <w:bCs w:val="0"/>
-                <w:i w:val="0"/>
-                <w:iCs w:val="0"/>
-                <w:color w:val="000000" w:themeColor="text1"/>
-                <w:sz w:val="28"/>
-                <w:szCs w:val="28"/>
-                <w14:shadow w14:blurRad="38100" w14:dist="19050" w14:dir="2700000" w14:sx="100000" w14:sy="100000" w14:kx="0" w14:ky="0" w14:algn="tl">
-                  <w14:schemeClr w14:val="dk1">
-                    <w14:alpha w14:val="60000"/>
-                  </w14:schemeClr>
-                </w14:shadow>
-                <w14:textOutline w14:w="0" w14:cap="flat" w14:cmpd="sng" w14:algn="ctr">
-                  <w14:noFill/>
-                  <w14:prstDash w14:val="solid"/>
-                  <w14:round/>
-                </w14:textOutline>
-              </w:rPr>
-              <w:t>10</w:t>
-            </w:r>
-            <w:r>
-              <w:rPr>
-                <w:rStyle w:val="IntenseEmphasis"/>
-                <w:rFonts w:eastAsia="Calibri Light"/>
-                <w:b w:val="0"/>
-                <w:bCs w:val="0"/>
-                <w:i w:val="0"/>
-                <w:iCs w:val="0"/>
-                <w:color w:val="000000" w:themeColor="text1"/>
-                <w:sz w:val="28"/>
-                <w:szCs w:val="28"/>
-                <w14:shadow w14:blurRad="38100" w14:dist="19050" w14:dir="2700000" w14:sx="100000" w14:sy="100000" w14:kx="0" w14:ky="0" w14:algn="tl">
-                  <w14:schemeClr w14:val="dk1">
-                    <w14:alpha w14:val="60000"/>
-                  </w14:schemeClr>
-                </w14:shadow>
-                <w14:textOutline w14:w="0" w14:cap="flat" w14:cmpd="sng" w14:algn="ctr">
-                  <w14:noFill/>
-                  <w14:prstDash w14:val="solid"/>
-                  <w14:round/>
-                </w14:textOutline>
-              </w:rPr>
-              <w:t>)</w:t>
+              <w:t>Color Guns (10)</w:t>
             </w:r>
           </w:p>
           <w:p>
@@ -7920,6 +7305,7 @@
                   <w14:round/>
                 </w14:textOutline>
               </w:rPr>
+              <w:lastRenderedPageBreak/>
               <w:t xml:space="preserve">Date </w:t>
             </w:r>
             <w:r>
@@ -10375,200 +9761,6 @@
                 </w14:textOutline>
               </w:rPr>
               <w:t>45,000 /-</w:t>
-            </w:r>
-          </w:p>
-        </w:tc>
-      </w:tr>
-      <w:tr>
-        <w:trPr>
-          <w:trHeight w:val="863"/>
-        </w:trPr>
-        <w:tc>
-          <w:tcPr>
-            <w:tcW w:w="6745" w:type="dxa"/>
-          </w:tcPr>
-          <w:p>
-            <w:pPr>
-              <w:rPr>
-                <w:rStyle w:val="IntenseEmphasis"/>
-                <w:rFonts w:eastAsia="Calibri Light"/>
-                <w:b w:val="0"/>
-                <w:bCs w:val="0"/>
-                <w:i w:val="0"/>
-                <w:iCs w:val="0"/>
-                <w:color w:val="000000" w:themeColor="text1"/>
-                <w:sz w:val="28"/>
-                <w:szCs w:val="28"/>
-                <w14:shadow w14:blurRad="38100" w14:dist="19050" w14:dir="2700000" w14:sx="100000" w14:sy="100000" w14:kx="0" w14:ky="0" w14:algn="tl">
-                  <w14:schemeClr w14:val="dk1">
-                    <w14:alpha w14:val="60000"/>
-                  </w14:schemeClr>
-                </w14:shadow>
-                <w14:textOutline w14:w="0" w14:cap="flat" w14:cmpd="sng" w14:algn="ctr">
-                  <w14:noFill/>
-                  <w14:prstDash w14:val="solid"/>
-                  <w14:round/>
-                </w14:textOutline>
-              </w:rPr>
-            </w:pPr>
-          </w:p>
-          <w:p>
-            <w:pPr>
-              <w:pStyle w:val="ListParagraph"/>
-              <w:numPr>
-                <w:ilvl w:val="0"/>
-                <w:numId w:val="28"/>
-              </w:numPr>
-              <w:rPr>
-                <w:rStyle w:val="IntenseEmphasis"/>
-                <w:rFonts w:eastAsia="Calibri Light"/>
-                <w:b w:val="0"/>
-                <w:bCs w:val="0"/>
-                <w:i w:val="0"/>
-                <w:iCs w:val="0"/>
-                <w:color w:val="000000" w:themeColor="text1"/>
-                <w:sz w:val="28"/>
-                <w:szCs w:val="28"/>
-                <w14:shadow w14:blurRad="38100" w14:dist="19050" w14:dir="2700000" w14:sx="100000" w14:sy="100000" w14:kx="0" w14:ky="0" w14:algn="tl">
-                  <w14:schemeClr w14:val="dk1">
-                    <w14:alpha w14:val="60000"/>
-                  </w14:schemeClr>
-                </w14:shadow>
-                <w14:textOutline w14:w="0" w14:cap="flat" w14:cmpd="sng" w14:algn="ctr">
-                  <w14:noFill/>
-                  <w14:prstDash w14:val="solid"/>
-                  <w14:round/>
-                </w14:textOutline>
-              </w:rPr>
-            </w:pPr>
-            <w:r>
-              <w:rPr>
-                <w:rStyle w:val="IntenseEmphasis"/>
-                <w:rFonts w:eastAsia="Calibri Light"/>
-                <w:b w:val="0"/>
-                <w:bCs w:val="0"/>
-                <w:i w:val="0"/>
-                <w:iCs w:val="0"/>
-                <w:color w:val="000000" w:themeColor="text1"/>
-                <w:sz w:val="28"/>
-                <w:szCs w:val="28"/>
-                <w14:shadow w14:blurRad="38100" w14:dist="19050" w14:dir="2700000" w14:sx="100000" w14:sy="100000" w14:kx="0" w14:ky="0" w14:algn="tl">
-                  <w14:schemeClr w14:val="dk1">
-                    <w14:alpha w14:val="60000"/>
-                  </w14:schemeClr>
-                </w14:shadow>
-                <w14:textOutline w14:w="0" w14:cap="flat" w14:cmpd="sng" w14:algn="ctr">
-                  <w14:noFill/>
-                  <w14:prstDash w14:val="solid"/>
-                  <w14:round/>
-                </w14:textOutline>
-              </w:rPr>
-              <w:t xml:space="preserve">Professional </w:t>
-            </w:r>
-            <w:r>
-              <w:rPr>
-                <w:rStyle w:val="IntenseEmphasis"/>
-                <w:rFonts w:eastAsia="Calibri Light"/>
-                <w:b w:val="0"/>
-                <w:bCs w:val="0"/>
-                <w:i w:val="0"/>
-                <w:iCs w:val="0"/>
-                <w:color w:val="000000" w:themeColor="text1"/>
-                <w:sz w:val="28"/>
-                <w:szCs w:val="28"/>
-                <w14:shadow w14:blurRad="38100" w14:dist="19050" w14:dir="2700000" w14:sx="100000" w14:sy="100000" w14:kx="0" w14:ky="0" w14:algn="tl">
-                  <w14:schemeClr w14:val="dk1">
-                    <w14:alpha w14:val="60000"/>
-                  </w14:schemeClr>
-                </w14:shadow>
-                <w14:textOutline w14:w="0" w14:cap="flat" w14:cmpd="sng" w14:algn="ctr">
-                  <w14:noFill/>
-                  <w14:prstDash w14:val="solid"/>
-                  <w14:round/>
-                </w14:textOutline>
-              </w:rPr>
-              <w:t xml:space="preserve">Anchor </w:t>
-            </w:r>
-          </w:p>
-        </w:tc>
-        <w:tc>
-          <w:tcPr>
-            <w:tcW w:w="2613" w:type="dxa"/>
-          </w:tcPr>
-          <w:p>
-            <w:pPr>
-              <w:jc w:val="center"/>
-              <w:rPr>
-                <w:rStyle w:val="IntenseEmphasis"/>
-                <w:rFonts w:eastAsia="Calibri Light"/>
-                <w:b w:val="0"/>
-                <w:bCs w:val="0"/>
-                <w:i w:val="0"/>
-                <w:iCs w:val="0"/>
-                <w:color w:val="000000" w:themeColor="text1"/>
-                <w:sz w:val="28"/>
-                <w:szCs w:val="28"/>
-                <w14:shadow w14:blurRad="38100" w14:dist="19050" w14:dir="2700000" w14:sx="100000" w14:sy="100000" w14:kx="0" w14:ky="0" w14:algn="tl">
-                  <w14:schemeClr w14:val="dk1">
-                    <w14:alpha w14:val="60000"/>
-                  </w14:schemeClr>
-                </w14:shadow>
-                <w14:textOutline w14:w="0" w14:cap="flat" w14:cmpd="sng" w14:algn="ctr">
-                  <w14:noFill/>
-                  <w14:prstDash w14:val="solid"/>
-                  <w14:round/>
-                </w14:textOutline>
-              </w:rPr>
-            </w:pPr>
-          </w:p>
-          <w:p>
-            <w:pPr>
-              <w:jc w:val="center"/>
-              <w:rPr>
-                <w:rStyle w:val="IntenseEmphasis"/>
-                <w:rFonts w:eastAsia="Calibri Light"/>
-                <w:b w:val="0"/>
-                <w:bCs w:val="0"/>
-                <w:i w:val="0"/>
-                <w:iCs w:val="0"/>
-                <w:color w:val="000000" w:themeColor="text1"/>
-                <w:sz w:val="28"/>
-                <w:szCs w:val="28"/>
-                <w14:shadow w14:blurRad="38100" w14:dist="19050" w14:dir="2700000" w14:sx="100000" w14:sy="100000" w14:kx="0" w14:ky="0" w14:algn="tl">
-                  <w14:schemeClr w14:val="dk1">
-                    <w14:alpha w14:val="60000"/>
-                  </w14:schemeClr>
-                </w14:shadow>
-                <w14:textOutline w14:w="0" w14:cap="flat" w14:cmpd="sng" w14:algn="ctr">
-                  <w14:noFill/>
-                  <w14:prstDash w14:val="solid"/>
-                  <w14:round/>
-                </w14:textOutline>
-              </w:rPr>
-            </w:pPr>
-            <w:r>
-              <w:rPr>
-                <w:rStyle w:val="IntenseEmphasis"/>
-                <w:rFonts w:eastAsia="Calibri Light"/>
-                <w:b w:val="0"/>
-                <w:bCs w:val="0"/>
-                <w:i w:val="0"/>
-                <w:iCs w:val="0"/>
-                <w:color w:val="000000" w:themeColor="text1"/>
-                <w:sz w:val="28"/>
-                <w:szCs w:val="28"/>
-                <w14:shadow w14:blurRad="38100" w14:dist="19050" w14:dir="2700000" w14:sx="100000" w14:sy="100000" w14:kx="0" w14:ky="0" w14:algn="tl">
-                  <w14:schemeClr w14:val="dk1">
-                    <w14:alpha w14:val="60000"/>
-                  </w14:schemeClr>
-                </w14:shadow>
-                <w14:textOutline w14:w="0" w14:cap="flat" w14:cmpd="sng" w14:algn="ctr">
-                  <w14:noFill/>
-                  <w14:prstDash w14:val="solid"/>
-                  <w14:round/>
-                </w14:textOutline>
-              </w:rPr>
-              <w:t>30,000 /-</w:t>
             </w:r>
           </w:p>
         </w:tc>
